--- a/フォルダ比較自動化ツール_運用マニュアル.docx
+++ b/フォルダ比較自動化ツール_運用マニュアル.docx
@@ -288,7 +288,7 @@
                 <w:sz w:val="19"/>
                 <w:szCs w:val="19"/>
               </w:rPr>
-              <w:t xml:space="preserve">第1.0版</w:t>
+              <w:t xml:space="preserve">第1.1版</w:t>
             </w:r>
           </w:p>
         </w:tc>
@@ -344,7 +344,117 @@
                 <w:sz w:val="19"/>
                 <w:szCs w:val="19"/>
               </w:rPr>
-              <w:t xml:space="preserve">2026年10月8日</w:t>
+              <w:t xml:space="preserve">2026年10月8日（第1.0版）</w:t>
+            </w:r>
+          </w:p>
+        </w:tc>
+      </w:tr>
+      <w:tr>
+        <w:tc>
+          <w:tcPr>
+            <w:tcW w:type="dxa" w:w="2410"/>
+            <w:tcBorders>
+              <w:top w:val="single" w:color="A6A6A6" w:sz="4"/>
+              <w:left w:val="single" w:color="A6A6A6" w:sz="4"/>
+              <w:bottom w:val="single" w:color="A6A6A6" w:sz="4"/>
+              <w:right w:val="single" w:color="A6A6A6" w:sz="4"/>
+            </w:tcBorders>
+            <w:tcMar>
+              <w:top w:type="dxa" w:w="60"/>
+              <w:left w:type="dxa" w:w="100"/>
+              <w:bottom w:type="dxa" w:w="60"/>
+              <w:right w:type="dxa" w:w="100"/>
+            </w:tcMar>
+          </w:tcPr>
+          <w:p>
+            <w:r>
+              <w:rPr>
+                <w:sz w:val="19"/>
+                <w:szCs w:val="19"/>
+              </w:rPr>
+              <w:t xml:space="preserve">改訂日</w:t>
+            </w:r>
+          </w:p>
+        </w:tc>
+        <w:tc>
+          <w:tcPr>
+            <w:tcW w:type="dxa" w:w="7228"/>
+            <w:tcBorders>
+              <w:top w:val="single" w:color="A6A6A6" w:sz="4"/>
+              <w:left w:val="single" w:color="A6A6A6" w:sz="4"/>
+              <w:bottom w:val="single" w:color="A6A6A6" w:sz="4"/>
+              <w:right w:val="single" w:color="A6A6A6" w:sz="4"/>
+            </w:tcBorders>
+            <w:tcMar>
+              <w:top w:type="dxa" w:w="60"/>
+              <w:left w:type="dxa" w:w="100"/>
+              <w:bottom w:type="dxa" w:w="60"/>
+              <w:right w:type="dxa" w:w="100"/>
+            </w:tcMar>
+          </w:tcPr>
+          <w:p>
+            <w:r>
+              <w:rPr>
+                <w:sz w:val="19"/>
+                <w:szCs w:val="19"/>
+              </w:rPr>
+              <w:t xml:space="preserve">2026年10月9日（第1.1版）</w:t>
+            </w:r>
+          </w:p>
+        </w:tc>
+      </w:tr>
+      <w:tr>
+        <w:tc>
+          <w:tcPr>
+            <w:tcW w:type="dxa" w:w="2410"/>
+            <w:tcBorders>
+              <w:top w:val="single" w:color="A6A6A6" w:sz="4"/>
+              <w:left w:val="single" w:color="A6A6A6" w:sz="4"/>
+              <w:bottom w:val="single" w:color="A6A6A6" w:sz="4"/>
+              <w:right w:val="single" w:color="A6A6A6" w:sz="4"/>
+            </w:tcBorders>
+            <w:shd w:fill="F2F6FA" w:color="auto" w:val="clear"/>
+            <w:tcMar>
+              <w:top w:type="dxa" w:w="60"/>
+              <w:left w:type="dxa" w:w="100"/>
+              <w:bottom w:type="dxa" w:w="60"/>
+              <w:right w:type="dxa" w:w="100"/>
+            </w:tcMar>
+          </w:tcPr>
+          <w:p>
+            <w:r>
+              <w:rPr>
+                <w:sz w:val="19"/>
+                <w:szCs w:val="19"/>
+              </w:rPr>
+              <w:t xml:space="preserve">対応スクリプト</w:t>
+            </w:r>
+          </w:p>
+        </w:tc>
+        <w:tc>
+          <w:tcPr>
+            <w:tcW w:type="dxa" w:w="7228"/>
+            <w:tcBorders>
+              <w:top w:val="single" w:color="A6A6A6" w:sz="4"/>
+              <w:left w:val="single" w:color="A6A6A6" w:sz="4"/>
+              <w:bottom w:val="single" w:color="A6A6A6" w:sz="4"/>
+              <w:right w:val="single" w:color="A6A6A6" w:sz="4"/>
+            </w:tcBorders>
+            <w:shd w:fill="F2F6FA" w:color="auto" w:val="clear"/>
+            <w:tcMar>
+              <w:top w:type="dxa" w:w="60"/>
+              <w:left w:type="dxa" w:w="100"/>
+              <w:bottom w:type="dxa" w:w="60"/>
+              <w:right w:type="dxa" w:w="100"/>
+            </w:tcMar>
+          </w:tcPr>
+          <w:p>
+            <w:r>
+              <w:rPr>
+                <w:sz w:val="19"/>
+                <w:szCs w:val="19"/>
+              </w:rPr>
+              <w:t xml:space="preserve">Invoke-FolderCompare.ps1（2026/10/08 修正版：ファイル単位エラー記録対応）※ 1.5 参照</w:t>
             </w:r>
           </w:p>
         </w:tc>
@@ -1236,7 +1346,7 @@
                 <w:sz w:val="19"/>
                 <w:szCs w:val="19"/>
               </w:rPr>
-              <w:t xml:space="preserve">Windows PowerShell 5.1 以降（PowerShell 7 でも動作）</w:t>
+              <w:t xml:space="preserve">Windows PowerShell 5.1（推奨・標準搭載）。PowerShell 7 でも動作しますが、出力 CSV が BOM なしになります（下記注意参照）</w:t>
             </w:r>
           </w:p>
         </w:tc>
@@ -1363,6 +1473,69 @@
                 <w:szCs w:val="19"/>
               </w:rPr>
               <w:t xml:space="preserve">比較対象フォルダの読み取り権限、出力先フォルダの書き込み権限</w:t>
+            </w:r>
+          </w:p>
+        </w:tc>
+      </w:tr>
+    </w:tbl>
+    <w:p>
+      <w:pPr>
+        <w:spacing w:after="120"/>
+      </w:pPr>
+    </w:p>
+    <w:tbl>
+      <w:tblPr>
+        <w:tblW w:type="dxa" w:w="9638"/>
+        <w:tblBorders>
+          <w:top w:val="single" w:color="auto" w:sz="4"/>
+          <w:left w:val="single" w:color="auto" w:sz="4"/>
+          <w:bottom w:val="single" w:color="auto" w:sz="4"/>
+          <w:right w:val="single" w:color="auto" w:sz="4"/>
+          <w:insideH w:val="single" w:color="auto" w:sz="4"/>
+          <w:insideV w:val="single" w:color="auto" w:sz="4"/>
+        </w:tblBorders>
+      </w:tblPr>
+      <w:tblGrid>
+        <w:gridCol w:w="9638"/>
+      </w:tblGrid>
+      <w:tr>
+        <w:tc>
+          <w:tcPr>
+            <w:tcW w:type="dxa" w:w="9638"/>
+            <w:tcBorders>
+              <w:top w:val="none" w:color="FFFFFF" w:sz="0"/>
+              <w:left w:val="single" w:color="C0392B" w:sz="24"/>
+              <w:bottom w:val="none" w:color="FFFFFF" w:sz="0"/>
+              <w:right w:val="none" w:color="FFFFFF" w:sz="0"/>
+            </w:tcBorders>
+            <w:shd w:fill="FDECEA" w:color="auto" w:val="clear"/>
+            <w:tcMar>
+              <w:top w:type="dxa" w:w="80"/>
+              <w:left w:type="dxa" w:w="160"/>
+              <w:bottom w:type="dxa" w:w="80"/>
+              <w:right w:type="dxa" w:w="120"/>
+            </w:tcMar>
+          </w:tcPr>
+          <w:p>
+            <w:r>
+              <w:rPr>
+                <w:b/>
+                <w:bCs/>
+              </w:rPr>
+              <w:t xml:space="preserve">注意  </w:t>
+            </w:r>
+            <w:r>
+              <w:t xml:space="preserve">出力される CSV（summary.csv／_files.csv）は、Windows PowerShell 5.1 で実行した場合のみ UTF-8（BOM付き）になり、Excel でそのまま開けます。PowerShell 7（pwsh.exe）で実行すると BOM なしとなり、Excel で直接開くと文字化けします。実行には必ず </w:t>
+            </w:r>
+            <w:r>
+              <w:rPr>
+                <w:rFonts w:ascii="Consolas" w:eastAsia="Meiryo UI" w:hAnsi="Consolas"/>
+                <w:color w:val="A31515"/>
+              </w:rPr>
+              <w:t xml:space="preserve">powershell.exe</w:t>
+            </w:r>
+            <w:r>
+              <w:t xml:space="preserve">（5.1）を使用してください。</w:t>
             </w:r>
           </w:p>
         </w:tc>
@@ -1769,11 +1942,10 @@
     </w:p>
     <w:p>
       <w:pPr>
-        <w:pStyle w:val="Heading1"/>
-        <w:pageBreakBefore/>
-      </w:pPr>
-      <w:r>
-        <w:t xml:space="preserve">2. 処理の流れ</w:t>
+        <w:pStyle w:val="Heading2"/>
+      </w:pPr>
+      <w:r>
+        <w:t xml:space="preserve">1.5 スクリプトの版の確認</w:t>
       </w:r>
     </w:p>
     <w:p>
@@ -1781,7 +1953,7 @@
         <w:spacing w:after="120"/>
       </w:pPr>
       <w:r>
-        <w:t xml:space="preserve">スクリプトは次の順序で処理を行います。ジョブ（フォルダ組）単位でエラーが起きても、次のジョブの処理は継続します。</w:t>
+        <w:t xml:space="preserve">現行のスクリプトにはバージョン番号の記載がありません。本マニュアルが対応するスクリプトであることは、次の2点で確認してください。</w:t>
       </w:r>
     </w:p>
     <w:p>
@@ -1795,23 +1967,33 @@
       </w:pPr>
       <w:r>
         <w:rPr>
-          <w:b/>
-          <w:bCs/>
+          <w:rFonts w:ascii="Consolas" w:eastAsia="Meiryo UI" w:hAnsi="Consolas"/>
+          <w:color w:val="A31515"/>
         </w:rPr>
-        <w:t xml:space="preserve">設定ファイルの読み込み</w:t>
-      </w:r>
-      <w:r>
-        <w:t xml:space="preserve">：</w:t>
+        <w:t xml:space="preserve">compare.log</w:t>
+      </w:r>
+      <w:r>
+        <w:t xml:space="preserve"> に </w:t>
       </w:r>
       <w:r>
         <w:rPr>
           <w:rFonts w:ascii="Consolas" w:eastAsia="Meiryo UI" w:hAnsi="Consolas"/>
           <w:color w:val="A31515"/>
         </w:rPr>
-        <w:t xml:space="preserve">compare-config.json</w:t>
-      </w:r>
-      <w:r>
-        <w:t xml:space="preserve"> を UTF-8 で読み込みます。</w:t>
+        <w:t xml:space="preserve">PowerShell:</w:t>
+      </w:r>
+      <w:r>
+        <w:t xml:space="preserve"> の行と </w:t>
+      </w:r>
+      <w:r>
+        <w:rPr>
+          <w:rFonts w:ascii="Consolas" w:eastAsia="Meiryo UI" w:hAnsi="Consolas"/>
+          <w:color w:val="A31515"/>
+        </w:rPr>
+        <w:t xml:space="preserve">Files: Left n / Right n</w:t>
+      </w:r>
+      <w:r>
+        <w:t xml:space="preserve"> の行が出力されること（2026/10/08 修正版で追加された出力）</w:t>
       </w:r>
     </w:p>
     <w:p>
@@ -1824,291 +2006,7 @@
         <w:spacing w:after="60"/>
       </w:pPr>
       <w:r>
-        <w:rPr>
-          <w:b/>
-          <w:bCs/>
-        </w:rPr>
-        <w:t xml:space="preserve">出力フォルダの作成</w:t>
-      </w:r>
-      <w:r>
-        <w:t xml:space="preserve">：</w:t>
-      </w:r>
-      <w:r>
-        <w:rPr>
-          <w:rFonts w:ascii="Consolas" w:eastAsia="Meiryo UI" w:hAnsi="Consolas"/>
-          <w:color w:val="A31515"/>
-        </w:rPr>
-        <w:t xml:space="preserve">outputRoot\yyyyMMdd_HHmmss\</w:t>
-      </w:r>
-      <w:r>
-        <w:t xml:space="preserve"> を作成し、ログの記録を開始します。</w:t>
-      </w:r>
-    </w:p>
-    <w:p>
-      <w:pPr>
-        <w:pStyle w:val="ListParagraph"/>
-        <w:numPr>
-          <w:ilvl w:val="0"/>
-          <w:numId w:val="2"/>
-        </w:numPr>
-        <w:spacing w:after="60"/>
-      </w:pPr>
-      <w:r>
-        <w:rPr>
-          <w:b/>
-          <w:bCs/>
-        </w:rPr>
-        <w:t xml:space="preserve">WinMerge の確認</w:t>
-      </w:r>
-      <w:r>
-        <w:t xml:space="preserve">：WinMergeU.exe の場所とバージョンを確認します。</w:t>
-      </w:r>
-    </w:p>
-    <w:p>
-      <w:pPr>
-        <w:pStyle w:val="ListParagraph"/>
-        <w:numPr>
-          <w:ilvl w:val="0"/>
-          <w:numId w:val="2"/>
-        </w:numPr>
-        <w:spacing w:after="60"/>
-      </w:pPr>
-      <w:r>
-        <w:rPr>
-          <w:b/>
-          <w:bCs/>
-        </w:rPr>
-        <w:t xml:space="preserve">二重起動チェック</w:t>
-      </w:r>
-      <w:r>
-        <w:t xml:space="preserve">：別のプロセスで実行中の場合はエラー終了します。</w:t>
-      </w:r>
-    </w:p>
-    <w:p>
-      <w:pPr>
-        <w:pStyle w:val="ListParagraph"/>
-        <w:numPr>
-          <w:ilvl w:val="0"/>
-          <w:numId w:val="2"/>
-        </w:numPr>
-        <w:spacing w:after="60"/>
-      </w:pPr>
-      <w:r>
-        <w:rPr>
-          <w:b/>
-          <w:bCs/>
-        </w:rPr>
-        <w:t xml:space="preserve">ジョブごとの比較</w:t>
-      </w:r>
-      <w:r>
-        <w:t xml:space="preserve">（</w:t>
-      </w:r>
-      <w:r>
-        <w:rPr>
-          <w:rFonts w:ascii="Consolas" w:eastAsia="Meiryo UI" w:hAnsi="Consolas"/>
-          <w:color w:val="A31515"/>
-        </w:rPr>
-        <w:t xml:space="preserve">jobs</w:t>
-      </w:r>
-      <w:r>
-        <w:t xml:space="preserve"> の件数分繰り返し）</w:t>
-      </w:r>
-    </w:p>
-    <w:p>
-      <w:pPr>
-        <w:pStyle w:val="ListParagraph"/>
-        <w:numPr>
-          <w:ilvl w:val="1"/>
-          <w:numId w:val="3"/>
-        </w:numPr>
-        <w:spacing w:after="60"/>
-      </w:pPr>
-      <w:r>
-        <w:t xml:space="preserve">左右フォルダの存在確認</w:t>
-      </w:r>
-    </w:p>
-    <w:p>
-      <w:pPr>
-        <w:pStyle w:val="ListParagraph"/>
-        <w:numPr>
-          <w:ilvl w:val="1"/>
-          <w:numId w:val="3"/>
-        </w:numPr>
-        <w:spacing w:after="60"/>
-      </w:pPr>
-      <w:r>
-        <w:t xml:space="preserve">WinMerge によるレポート出力（</w:t>
-      </w:r>
-      <w:r>
-        <w:rPr>
-          <w:rFonts w:ascii="Consolas" w:eastAsia="Meiryo UI" w:hAnsi="Consolas"/>
-          <w:color w:val="A31515"/>
-        </w:rPr>
-        <w:t xml:space="preserve">reportFormats</w:t>
-      </w:r>
-      <w:r>
-        <w:t xml:space="preserve"> の形式ごと）</w:t>
-      </w:r>
-    </w:p>
-    <w:p>
-      <w:pPr>
-        <w:pStyle w:val="ListParagraph"/>
-        <w:numPr>
-          <w:ilvl w:val="1"/>
-          <w:numId w:val="3"/>
-        </w:numPr>
-        <w:spacing w:after="60"/>
-      </w:pPr>
-      <w:r>
-        <w:t xml:space="preserve">ハッシュによる差分判定と、全ファイル一覧 CSV の出力</w:t>
-      </w:r>
-    </w:p>
-    <w:p>
-      <w:pPr>
-        <w:pStyle w:val="ListParagraph"/>
-        <w:numPr>
-          <w:ilvl w:val="0"/>
-          <w:numId w:val="4"/>
-        </w:numPr>
-        <w:spacing w:after="60"/>
-      </w:pPr>
-      <w:r>
-        <w:rPr>
-          <w:b/>
-          <w:bCs/>
-        </w:rPr>
-        <w:t xml:space="preserve">サマリ出力</w:t>
-      </w:r>
-      <w:r>
-        <w:t xml:space="preserve">：全ジョブの結果を </w:t>
-      </w:r>
-      <w:r>
-        <w:rPr>
-          <w:rFonts w:ascii="Consolas" w:eastAsia="Meiryo UI" w:hAnsi="Consolas"/>
-          <w:color w:val="A31515"/>
-        </w:rPr>
-        <w:t xml:space="preserve">summary.csv</w:t>
-      </w:r>
-      <w:r>
-        <w:t xml:space="preserve"> に出力します。</w:t>
-      </w:r>
-    </w:p>
-    <w:p>
-      <w:pPr>
-        <w:pStyle w:val="ListParagraph"/>
-        <w:numPr>
-          <w:ilvl w:val="0"/>
-          <w:numId w:val="4"/>
-        </w:numPr>
-        <w:spacing w:after="60"/>
-      </w:pPr>
-      <w:r>
-        <w:rPr>
-          <w:b/>
-          <w:bCs/>
-        </w:rPr>
-        <w:t xml:space="preserve">古いレポートの削除</w:t>
-      </w:r>
-      <w:r>
-        <w:t xml:space="preserve">：</w:t>
-      </w:r>
-      <w:r>
-        <w:rPr>
-          <w:rFonts w:ascii="Consolas" w:eastAsia="Meiryo UI" w:hAnsi="Consolas"/>
-          <w:color w:val="A31515"/>
-        </w:rPr>
-        <w:t xml:space="preserve">retentionDays</w:t>
-      </w:r>
-      <w:r>
-        <w:t xml:space="preserve"> を超えた出力フォルダを削除します。</w:t>
-      </w:r>
-    </w:p>
-    <w:p>
-      <w:pPr>
-        <w:pStyle w:val="ListParagraph"/>
-        <w:numPr>
-          <w:ilvl w:val="0"/>
-          <w:numId w:val="4"/>
-        </w:numPr>
-        <w:spacing w:after="60"/>
-      </w:pPr>
-      <w:r>
-        <w:rPr>
-          <w:b/>
-          <w:bCs/>
-        </w:rPr>
-        <w:t xml:space="preserve">終了</w:t>
-      </w:r>
-      <w:r>
-        <w:t xml:space="preserve">：終了コード（0／1／2）を返します。</w:t>
-      </w:r>
-    </w:p>
-    <w:p>
-      <w:pPr>
-        <w:pStyle w:val="Heading1"/>
-        <w:pageBreakBefore/>
-      </w:pPr>
-      <w:r>
-        <w:t xml:space="preserve">3. 導入手順</w:t>
-      </w:r>
-    </w:p>
-    <w:p>
-      <w:pPr>
-        <w:pStyle w:val="Heading2"/>
-      </w:pPr>
-      <w:r>
-        <w:t xml:space="preserve">3.1 ファイルの配置</w:t>
-      </w:r>
-    </w:p>
-    <w:p>
-      <w:pPr>
-        <w:spacing w:after="120"/>
-      </w:pPr>
-      <w:r>
-        <w:rPr>
-          <w:rFonts w:ascii="Consolas" w:eastAsia="Meiryo UI" w:hAnsi="Consolas"/>
-          <w:color w:val="A31515"/>
-        </w:rPr>
-        <w:t xml:space="preserve">Invoke-FolderCompare.ps1</w:t>
-      </w:r>
-      <w:r>
-        <w:t xml:space="preserve"> と </w:t>
-      </w:r>
-      <w:r>
-        <w:rPr>
-          <w:rFonts w:ascii="Consolas" w:eastAsia="Meiryo UI" w:hAnsi="Consolas"/>
-          <w:color w:val="A31515"/>
-        </w:rPr>
-        <w:t xml:space="preserve">compare-config.json</w:t>
-      </w:r>
-      <w:r>
-        <w:t xml:space="preserve"> を同じフォルダに配置します（本書では </w:t>
-      </w:r>
-      <w:r>
-        <w:rPr>
-          <w:rFonts w:ascii="Consolas" w:eastAsia="Meiryo UI" w:hAnsi="Consolas"/>
-          <w:color w:val="A31515"/>
-        </w:rPr>
-        <w:t xml:space="preserve">C:\tools\</w:t>
-      </w:r>
-      <w:r>
-        <w:t xml:space="preserve"> を例とします）。</w:t>
-      </w:r>
-    </w:p>
-    <w:p>
-      <w:pPr>
-        <w:pStyle w:val="Heading2"/>
-      </w:pPr>
-      <w:r>
-        <w:t xml:space="preserve">3.2 WinMerge の確認</w:t>
-      </w:r>
-    </w:p>
-    <w:p>
-      <w:pPr>
-        <w:spacing w:after="120"/>
-      </w:pPr>
-      <w:r>
-        <w:t xml:space="preserve">WinMerge がインストールされていることを確認します。通常は次の場所にあります。</w:t>
+        <w:t xml:space="preserve">配置したスクリプトの SHA256 ハッシュ値が、管理台帳（10.2 参照）に記録した値と一致すること</w:t>
       </w:r>
     </w:p>
     <w:tbl>
@@ -2145,6 +2043,18 @@
             </w:tcMar>
           </w:tcPr>
           <w:p>
+            <w:r>
+              <w:rPr>
+                <w:b/>
+                <w:bCs/>
+                <w:color w:val="595959"/>
+                <w:sz w:val="17"/>
+                <w:szCs w:val="17"/>
+              </w:rPr>
+              <w:t xml:space="preserve">ハッシュ値の確認（コマンドプロンプト）</w:t>
+            </w:r>
+          </w:p>
+          <w:p>
             <w:pPr>
               <w:spacing w:after="0" w:line="260"/>
             </w:pPr>
@@ -2154,7 +2064,7 @@
                 <w:sz w:val="17"/>
                 <w:szCs w:val="17"/>
               </w:rPr>
-              <w:t xml:space="preserve">C:\Program Files\WinMerge\WinMergeU.exe</w:t>
+              <w:t xml:space="preserve">certutil -hashfile C:\tools\Invoke-FolderCompare.ps1 SHA256</w:t>
             </w:r>
           </w:p>
         </w:tc>
@@ -2164,63 +2074,6 @@
       <w:pPr>
         <w:spacing w:after="120"/>
       </w:pPr>
-    </w:p>
-    <w:p>
-      <w:pPr>
-        <w:spacing w:after="120"/>
-      </w:pPr>
-      <w:r>
-        <w:t xml:space="preserve">バージョンは、エクスプローラーで WinMergeU.exe を右クリック →［プロパティ］→［詳細］で確認できます。2.16 以降であることを確認してください。</w:t>
-      </w:r>
-    </w:p>
-    <w:p>
-      <w:pPr>
-        <w:pStyle w:val="Heading2"/>
-      </w:pPr>
-      <w:r>
-        <w:t xml:space="preserve">3.3 設定ファイルの作成</w:t>
-      </w:r>
-    </w:p>
-    <w:p>
-      <w:pPr>
-        <w:spacing w:after="120"/>
-      </w:pPr>
-      <w:r>
-        <w:rPr>
-          <w:rFonts w:ascii="Consolas" w:eastAsia="Meiryo UI" w:hAnsi="Consolas"/>
-          <w:color w:val="A31515"/>
-        </w:rPr>
-        <w:t xml:space="preserve">compare-config.json</w:t>
-      </w:r>
-      <w:r>
-        <w:t xml:space="preserve"> を VS Code やメモ帳で開き、出力先と比較対象を環境に合わせて編集します。項目の詳細は「5. 設定ファイル」を参照してください。</w:t>
-      </w:r>
-    </w:p>
-    <w:p>
-      <w:pPr>
-        <w:pStyle w:val="Heading2"/>
-      </w:pPr>
-      <w:r>
-        <w:t xml:space="preserve">3.4 事前確認（-WhatIf）</w:t>
-      </w:r>
-    </w:p>
-    <w:p>
-      <w:pPr>
-        <w:spacing w:after="120"/>
-      </w:pPr>
-      <w:r>
-        <w:t xml:space="preserve">最初は </w:t>
-      </w:r>
-      <w:r>
-        <w:rPr>
-          <w:rFonts w:ascii="Consolas" w:eastAsia="Meiryo UI" w:hAnsi="Consolas"/>
-          <w:color w:val="A31515"/>
-        </w:rPr>
-        <w:t xml:space="preserve">-WhatIf</w:t>
-      </w:r>
-      <w:r>
-        <w:t xml:space="preserve"> を付けて実行し、設定が正しいか確認します。WinMerge は起動せず、ハッシュ判定・ファイル一覧・ログのみ出力されます。</w:t>
-      </w:r>
     </w:p>
     <w:tbl>
       <w:tblPr>
@@ -2242,16 +2095,16 @@
           <w:tcPr>
             <w:tcW w:type="dxa" w:w="9638"/>
             <w:tcBorders>
-              <w:top w:val="single" w:color="A6A6A6" w:sz="4"/>
-              <w:left w:val="single" w:color="2E75B6" w:sz="24"/>
-              <w:bottom w:val="single" w:color="A6A6A6" w:sz="4"/>
-              <w:right w:val="single" w:color="A6A6A6" w:sz="4"/>
-            </w:tcBorders>
-            <w:shd w:fill="F5F5F5" w:color="auto" w:val="clear"/>
-            <w:tcMar>
-              <w:top w:type="dxa" w:w="100"/>
+              <w:top w:val="none" w:color="FFFFFF" w:sz="0"/>
+              <w:left w:val="single" w:color="C9A100" w:sz="24"/>
+              <w:bottom w:val="none" w:color="FFFFFF" w:sz="0"/>
+              <w:right w:val="none" w:color="FFFFFF" w:sz="0"/>
+            </w:tcBorders>
+            <w:shd w:fill="FFF4CE" w:color="auto" w:val="clear"/>
+            <w:tcMar>
+              <w:top w:type="dxa" w:w="80"/>
               <w:left w:type="dxa" w:w="160"/>
-              <w:bottom w:type="dxa" w:w="100"/>
+              <w:bottom w:type="dxa" w:w="80"/>
               <w:right w:type="dxa" w:w="120"/>
             </w:tcMar>
           </w:tcPr>
@@ -2260,24 +2113,11 @@
               <w:rPr>
                 <w:b/>
                 <w:bCs/>
-                <w:color w:val="595959"/>
-                <w:sz w:val="17"/>
-                <w:szCs w:val="17"/>
-              </w:rPr>
-              <w:t xml:space="preserve">コマンドプロンプト</w:t>
-            </w:r>
-          </w:p>
-          <w:p>
-            <w:pPr>
-              <w:spacing w:after="0" w:line="260"/>
-            </w:pPr>
-            <w:r>
-              <w:rPr>
-                <w:rFonts w:ascii="Consolas" w:eastAsia="MS Gothic" w:hAnsi="Consolas"/>
-                <w:sz w:val="17"/>
-                <w:szCs w:val="17"/>
-              </w:rPr>
-              <w:t xml:space="preserve">powershell.exe -NoProfile -ExecutionPolicy Bypass -File C:\tools\Invoke-FolderCompare.ps1 -WhatIf</w:t>
+              </w:rPr>
+              <w:t xml:space="preserve">補足  </w:t>
+            </w:r>
+            <w:r>
+              <w:t xml:space="preserve">スクリプトを更新した場合は、ハッシュ値を管理台帳に記録し直し、本マニュアルの改訂履歴に反映してください。</w:t>
             </w:r>
           </w:p>
         </w:tc>
@@ -2290,10 +2130,19 @@
     </w:p>
     <w:p>
       <w:pPr>
+        <w:pStyle w:val="Heading1"/>
+        <w:pageBreakBefore/>
+      </w:pPr>
+      <w:r>
+        <w:t xml:space="preserve">2. 処理の流れ</w:t>
+      </w:r>
+    </w:p>
+    <w:p>
+      <w:pPr>
         <w:spacing w:after="120"/>
       </w:pPr>
       <w:r>
-        <w:t xml:space="preserve">確認ポイント：</w:t>
+        <w:t xml:space="preserve">スクリプトは次の順序で処理を行います。ジョブ（フォルダ組）単位でエラーが起きても、次のジョブの処理は継続します。</w:t>
       </w:r>
     </w:p>
     <w:p>
@@ -2307,33 +2156,23 @@
       </w:pPr>
       <w:r>
         <w:rPr>
-          <w:rFonts w:ascii="Consolas" w:eastAsia="Meiryo UI" w:hAnsi="Consolas"/>
-          <w:color w:val="A31515"/>
+          <w:b/>
+          <w:bCs/>
         </w:rPr>
-        <w:t xml:space="preserve">compare.log</w:t>
-      </w:r>
-      <w:r>
-        <w:t xml:space="preserve"> に </w:t>
+        <w:t xml:space="preserve">設定ファイルの読み込み</w:t>
+      </w:r>
+      <w:r>
+        <w:t xml:space="preserve">：</w:t>
       </w:r>
       <w:r>
         <w:rPr>
           <w:rFonts w:ascii="Consolas" w:eastAsia="Meiryo UI" w:hAnsi="Consolas"/>
           <w:color w:val="A31515"/>
         </w:rPr>
-        <w:t xml:space="preserve">FATAL</w:t>
-      </w:r>
-      <w:r>
-        <w:t xml:space="preserve"> や </w:t>
-      </w:r>
-      <w:r>
-        <w:rPr>
-          <w:rFonts w:ascii="Consolas" w:eastAsia="Meiryo UI" w:hAnsi="Consolas"/>
-          <w:color w:val="A31515"/>
-        </w:rPr>
-        <w:t xml:space="preserve">Folder not found</w:t>
-      </w:r>
-      <w:r>
-        <w:t xml:space="preserve"> が出ていないこと</w:t>
+        <w:t xml:space="preserve">compare-config.json</w:t>
+      </w:r>
+      <w:r>
+        <w:t xml:space="preserve"> を UTF-8 で読み込みます。</w:t>
       </w:r>
     </w:p>
     <w:p>
@@ -2347,13 +2186,23 @@
       </w:pPr>
       <w:r>
         <w:rPr>
+          <w:b/>
+          <w:bCs/>
+        </w:rPr>
+        <w:t xml:space="preserve">出力フォルダの作成</w:t>
+      </w:r>
+      <w:r>
+        <w:t xml:space="preserve">：</w:t>
+      </w:r>
+      <w:r>
+        <w:rPr>
           <w:rFonts w:ascii="Consolas" w:eastAsia="Meiryo UI" w:hAnsi="Consolas"/>
           <w:color w:val="A31515"/>
         </w:rPr>
-        <w:t xml:space="preserve">Files: Left nn / Right nn</w:t>
-      </w:r>
-      <w:r>
-        <w:t xml:space="preserve"> の件数が想定どおりであること</w:t>
+        <w:t xml:space="preserve">outputRoot\yyyyMMdd_HHmmss\</w:t>
+      </w:r>
+      <w:r>
+        <w:t xml:space="preserve"> を作成し、ログの記録を開始します。</w:t>
       </w:r>
     </w:p>
     <w:p>
@@ -2367,6 +2216,628 @@
       </w:pPr>
       <w:r>
         <w:rPr>
+          <w:b/>
+          <w:bCs/>
+        </w:rPr>
+        <w:t xml:space="preserve">WinMerge の確認</w:t>
+      </w:r>
+      <w:r>
+        <w:t xml:space="preserve">：WinMergeU.exe の場所とバージョンを確認します。</w:t>
+      </w:r>
+    </w:p>
+    <w:p>
+      <w:pPr>
+        <w:pStyle w:val="ListParagraph"/>
+        <w:numPr>
+          <w:ilvl w:val="0"/>
+          <w:numId w:val="3"/>
+        </w:numPr>
+        <w:spacing w:after="60"/>
+      </w:pPr>
+      <w:r>
+        <w:rPr>
+          <w:b/>
+          <w:bCs/>
+        </w:rPr>
+        <w:t xml:space="preserve">二重起動チェック</w:t>
+      </w:r>
+      <w:r>
+        <w:t xml:space="preserve">：別のプロセスで実行中の場合はエラー終了します。</w:t>
+      </w:r>
+    </w:p>
+    <w:p>
+      <w:pPr>
+        <w:pStyle w:val="ListParagraph"/>
+        <w:numPr>
+          <w:ilvl w:val="0"/>
+          <w:numId w:val="3"/>
+        </w:numPr>
+        <w:spacing w:after="60"/>
+      </w:pPr>
+      <w:r>
+        <w:rPr>
+          <w:b/>
+          <w:bCs/>
+        </w:rPr>
+        <w:t xml:space="preserve">ジョブごとの比較</w:t>
+      </w:r>
+      <w:r>
+        <w:t xml:space="preserve">（</w:t>
+      </w:r>
+      <w:r>
+        <w:rPr>
+          <w:rFonts w:ascii="Consolas" w:eastAsia="Meiryo UI" w:hAnsi="Consolas"/>
+          <w:color w:val="A31515"/>
+        </w:rPr>
+        <w:t xml:space="preserve">jobs</w:t>
+      </w:r>
+      <w:r>
+        <w:t xml:space="preserve"> の件数分繰り返し）</w:t>
+      </w:r>
+    </w:p>
+    <w:p>
+      <w:pPr>
+        <w:pStyle w:val="ListParagraph"/>
+        <w:numPr>
+          <w:ilvl w:val="1"/>
+          <w:numId w:val="2"/>
+        </w:numPr>
+        <w:spacing w:after="60"/>
+      </w:pPr>
+      <w:r>
+        <w:t xml:space="preserve">左右フォルダの存在確認</w:t>
+      </w:r>
+    </w:p>
+    <w:p>
+      <w:pPr>
+        <w:pStyle w:val="ListParagraph"/>
+        <w:numPr>
+          <w:ilvl w:val="1"/>
+          <w:numId w:val="2"/>
+        </w:numPr>
+        <w:spacing w:after="60"/>
+      </w:pPr>
+      <w:r>
+        <w:t xml:space="preserve">WinMerge によるレポート出力（</w:t>
+      </w:r>
+      <w:r>
+        <w:rPr>
+          <w:rFonts w:ascii="Consolas" w:eastAsia="Meiryo UI" w:hAnsi="Consolas"/>
+          <w:color w:val="A31515"/>
+        </w:rPr>
+        <w:t xml:space="preserve">reportFormats</w:t>
+      </w:r>
+      <w:r>
+        <w:t xml:space="preserve"> の形式ごと）</w:t>
+      </w:r>
+    </w:p>
+    <w:p>
+      <w:pPr>
+        <w:pStyle w:val="ListParagraph"/>
+        <w:numPr>
+          <w:ilvl w:val="1"/>
+          <w:numId w:val="2"/>
+        </w:numPr>
+        <w:spacing w:after="60"/>
+      </w:pPr>
+      <w:r>
+        <w:t xml:space="preserve">ハッシュによる差分判定と、全ファイル一覧 CSV の出力</w:t>
+      </w:r>
+    </w:p>
+    <w:p>
+      <w:pPr>
+        <w:pStyle w:val="ListParagraph"/>
+        <w:numPr>
+          <w:ilvl w:val="0"/>
+          <w:numId w:val="4"/>
+        </w:numPr>
+        <w:spacing w:after="60"/>
+      </w:pPr>
+      <w:r>
+        <w:rPr>
+          <w:b/>
+          <w:bCs/>
+        </w:rPr>
+        <w:t xml:space="preserve">サマリ出力</w:t>
+      </w:r>
+      <w:r>
+        <w:t xml:space="preserve">：全ジョブの結果を </w:t>
+      </w:r>
+      <w:r>
+        <w:rPr>
+          <w:rFonts w:ascii="Consolas" w:eastAsia="Meiryo UI" w:hAnsi="Consolas"/>
+          <w:color w:val="A31515"/>
+        </w:rPr>
+        <w:t xml:space="preserve">summary.csv</w:t>
+      </w:r>
+      <w:r>
+        <w:t xml:space="preserve"> に出力します。</w:t>
+      </w:r>
+    </w:p>
+    <w:p>
+      <w:pPr>
+        <w:pStyle w:val="ListParagraph"/>
+        <w:numPr>
+          <w:ilvl w:val="0"/>
+          <w:numId w:val="4"/>
+        </w:numPr>
+        <w:spacing w:after="60"/>
+      </w:pPr>
+      <w:r>
+        <w:rPr>
+          <w:b/>
+          <w:bCs/>
+        </w:rPr>
+        <w:t xml:space="preserve">古いレポートの削除</w:t>
+      </w:r>
+      <w:r>
+        <w:t xml:space="preserve">：</w:t>
+      </w:r>
+      <w:r>
+        <w:rPr>
+          <w:rFonts w:ascii="Consolas" w:eastAsia="Meiryo UI" w:hAnsi="Consolas"/>
+          <w:color w:val="A31515"/>
+        </w:rPr>
+        <w:t xml:space="preserve">retentionDays</w:t>
+      </w:r>
+      <w:r>
+        <w:t xml:space="preserve"> を超えた出力フォルダを削除します（-WhatIf 時は削除しません）。</w:t>
+      </w:r>
+    </w:p>
+    <w:p>
+      <w:pPr>
+        <w:pStyle w:val="ListParagraph"/>
+        <w:numPr>
+          <w:ilvl w:val="0"/>
+          <w:numId w:val="4"/>
+        </w:numPr>
+        <w:spacing w:after="60"/>
+      </w:pPr>
+      <w:r>
+        <w:rPr>
+          <w:b/>
+          <w:bCs/>
+        </w:rPr>
+        <w:t xml:space="preserve">終了</w:t>
+      </w:r>
+      <w:r>
+        <w:t xml:space="preserve">：終了コード（0／1／2）を返します。</w:t>
+      </w:r>
+    </w:p>
+    <w:p>
+      <w:pPr>
+        <w:pStyle w:val="Heading1"/>
+        <w:pageBreakBefore/>
+      </w:pPr>
+      <w:r>
+        <w:t xml:space="preserve">3. 導入手順</w:t>
+      </w:r>
+    </w:p>
+    <w:p>
+      <w:pPr>
+        <w:pStyle w:val="Heading2"/>
+      </w:pPr>
+      <w:r>
+        <w:t xml:space="preserve">3.1 ファイルの配置</w:t>
+      </w:r>
+    </w:p>
+    <w:p>
+      <w:pPr>
+        <w:spacing w:after="120"/>
+      </w:pPr>
+      <w:r>
+        <w:rPr>
+          <w:rFonts w:ascii="Consolas" w:eastAsia="Meiryo UI" w:hAnsi="Consolas"/>
+          <w:color w:val="A31515"/>
+        </w:rPr>
+        <w:t xml:space="preserve">Invoke-FolderCompare.ps1</w:t>
+      </w:r>
+      <w:r>
+        <w:t xml:space="preserve"> と </w:t>
+      </w:r>
+      <w:r>
+        <w:rPr>
+          <w:rFonts w:ascii="Consolas" w:eastAsia="Meiryo UI" w:hAnsi="Consolas"/>
+          <w:color w:val="A31515"/>
+        </w:rPr>
+        <w:t xml:space="preserve">compare-config.json</w:t>
+      </w:r>
+      <w:r>
+        <w:t xml:space="preserve"> を同じフォルダに配置します（本書では </w:t>
+      </w:r>
+      <w:r>
+        <w:rPr>
+          <w:rFonts w:ascii="Consolas" w:eastAsia="Meiryo UI" w:hAnsi="Consolas"/>
+          <w:color w:val="A31515"/>
+        </w:rPr>
+        <w:t xml:space="preserve">C:\tools\</w:t>
+      </w:r>
+      <w:r>
+        <w:t xml:space="preserve"> を例とします）。</w:t>
+      </w:r>
+    </w:p>
+    <w:p>
+      <w:pPr>
+        <w:spacing w:after="120"/>
+      </w:pPr>
+      <w:r>
+        <w:t xml:space="preserve">インターネット（メール添付・Web・Teams 等）から取得したスクリプトは、Windows によって実行がブロックされる場合があります。配置後、次のいずれかでブロックを解除してください。</w:t>
+      </w:r>
+    </w:p>
+    <w:p>
+      <w:pPr>
+        <w:pStyle w:val="ListParagraph"/>
+        <w:numPr>
+          <w:ilvl w:val="0"/>
+          <w:numId w:val="2"/>
+        </w:numPr>
+        <w:spacing w:after="60"/>
+      </w:pPr>
+      <w:r>
+        <w:t xml:space="preserve">エクスプローラーで </w:t>
+      </w:r>
+      <w:r>
+        <w:rPr>
+          <w:rFonts w:ascii="Consolas" w:eastAsia="Meiryo UI" w:hAnsi="Consolas"/>
+          <w:color w:val="A31515"/>
+        </w:rPr>
+        <w:t xml:space="preserve">Invoke-FolderCompare.ps1</w:t>
+      </w:r>
+      <w:r>
+        <w:t xml:space="preserve"> を右クリック →［プロパティ］→［全般］タブ下部の［許可する］にチェック →［OK］</w:t>
+      </w:r>
+    </w:p>
+    <w:p>
+      <w:pPr>
+        <w:pStyle w:val="ListParagraph"/>
+        <w:numPr>
+          <w:ilvl w:val="0"/>
+          <w:numId w:val="2"/>
+        </w:numPr>
+        <w:spacing w:after="60"/>
+      </w:pPr>
+      <w:r>
+        <w:t xml:space="preserve">または、次のコマンドを実行</w:t>
+      </w:r>
+    </w:p>
+    <w:tbl>
+      <w:tblPr>
+        <w:tblW w:type="dxa" w:w="9638"/>
+        <w:tblBorders>
+          <w:top w:val="single" w:color="auto" w:sz="4"/>
+          <w:left w:val="single" w:color="auto" w:sz="4"/>
+          <w:bottom w:val="single" w:color="auto" w:sz="4"/>
+          <w:right w:val="single" w:color="auto" w:sz="4"/>
+          <w:insideH w:val="single" w:color="auto" w:sz="4"/>
+          <w:insideV w:val="single" w:color="auto" w:sz="4"/>
+        </w:tblBorders>
+      </w:tblPr>
+      <w:tblGrid>
+        <w:gridCol w:w="9638"/>
+      </w:tblGrid>
+      <w:tr>
+        <w:tc>
+          <w:tcPr>
+            <w:tcW w:type="dxa" w:w="9638"/>
+            <w:tcBorders>
+              <w:top w:val="single" w:color="A6A6A6" w:sz="4"/>
+              <w:left w:val="single" w:color="2E75B6" w:sz="24"/>
+              <w:bottom w:val="single" w:color="A6A6A6" w:sz="4"/>
+              <w:right w:val="single" w:color="A6A6A6" w:sz="4"/>
+            </w:tcBorders>
+            <w:shd w:fill="F5F5F5" w:color="auto" w:val="clear"/>
+            <w:tcMar>
+              <w:top w:type="dxa" w:w="100"/>
+              <w:left w:type="dxa" w:w="160"/>
+              <w:bottom w:type="dxa" w:w="100"/>
+              <w:right w:type="dxa" w:w="120"/>
+            </w:tcMar>
+          </w:tcPr>
+          <w:p>
+            <w:r>
+              <w:rPr>
+                <w:b/>
+                <w:bCs/>
+                <w:color w:val="595959"/>
+                <w:sz w:val="17"/>
+                <w:szCs w:val="17"/>
+              </w:rPr>
+              <w:t xml:space="preserve">コマンドプロンプト</w:t>
+            </w:r>
+          </w:p>
+          <w:p>
+            <w:pPr>
+              <w:spacing w:after="0" w:line="260"/>
+            </w:pPr>
+            <w:r>
+              <w:rPr>
+                <w:rFonts w:ascii="Consolas" w:eastAsia="MS Gothic" w:hAnsi="Consolas"/>
+                <w:sz w:val="17"/>
+                <w:szCs w:val="17"/>
+              </w:rPr>
+              <w:t xml:space="preserve">powershell.exe -NoProfile -Command "Unblock-File -LiteralPath C:\tools\Invoke-FolderCompare.ps1"</w:t>
+            </w:r>
+          </w:p>
+        </w:tc>
+      </w:tr>
+    </w:tbl>
+    <w:p>
+      <w:pPr>
+        <w:spacing w:after="120"/>
+      </w:pPr>
+    </w:p>
+    <w:p>
+      <w:pPr>
+        <w:pStyle w:val="Heading2"/>
+      </w:pPr>
+      <w:r>
+        <w:t xml:space="preserve">3.2 WinMerge の確認</w:t>
+      </w:r>
+    </w:p>
+    <w:p>
+      <w:pPr>
+        <w:spacing w:after="120"/>
+      </w:pPr>
+      <w:r>
+        <w:t xml:space="preserve">WinMerge がインストールされていることを確認します。通常は次の場所にあります。</w:t>
+      </w:r>
+    </w:p>
+    <w:tbl>
+      <w:tblPr>
+        <w:tblW w:type="dxa" w:w="9638"/>
+        <w:tblBorders>
+          <w:top w:val="single" w:color="auto" w:sz="4"/>
+          <w:left w:val="single" w:color="auto" w:sz="4"/>
+          <w:bottom w:val="single" w:color="auto" w:sz="4"/>
+          <w:right w:val="single" w:color="auto" w:sz="4"/>
+          <w:insideH w:val="single" w:color="auto" w:sz="4"/>
+          <w:insideV w:val="single" w:color="auto" w:sz="4"/>
+        </w:tblBorders>
+      </w:tblPr>
+      <w:tblGrid>
+        <w:gridCol w:w="9638"/>
+      </w:tblGrid>
+      <w:tr>
+        <w:tc>
+          <w:tcPr>
+            <w:tcW w:type="dxa" w:w="9638"/>
+            <w:tcBorders>
+              <w:top w:val="single" w:color="A6A6A6" w:sz="4"/>
+              <w:left w:val="single" w:color="2E75B6" w:sz="24"/>
+              <w:bottom w:val="single" w:color="A6A6A6" w:sz="4"/>
+              <w:right w:val="single" w:color="A6A6A6" w:sz="4"/>
+            </w:tcBorders>
+            <w:shd w:fill="F5F5F5" w:color="auto" w:val="clear"/>
+            <w:tcMar>
+              <w:top w:type="dxa" w:w="100"/>
+              <w:left w:type="dxa" w:w="160"/>
+              <w:bottom w:type="dxa" w:w="100"/>
+              <w:right w:type="dxa" w:w="120"/>
+            </w:tcMar>
+          </w:tcPr>
+          <w:p>
+            <w:pPr>
+              <w:spacing w:after="0" w:line="260"/>
+            </w:pPr>
+            <w:r>
+              <w:rPr>
+                <w:rFonts w:ascii="Consolas" w:eastAsia="MS Gothic" w:hAnsi="Consolas"/>
+                <w:sz w:val="17"/>
+                <w:szCs w:val="17"/>
+              </w:rPr>
+              <w:t xml:space="preserve">C:\Program Files\WinMerge\WinMergeU.exe</w:t>
+            </w:r>
+          </w:p>
+        </w:tc>
+      </w:tr>
+    </w:tbl>
+    <w:p>
+      <w:pPr>
+        <w:spacing w:after="120"/>
+      </w:pPr>
+    </w:p>
+    <w:p>
+      <w:pPr>
+        <w:spacing w:after="120"/>
+      </w:pPr>
+      <w:r>
+        <w:t xml:space="preserve">バージョンは、エクスプローラーで WinMergeU.exe を右クリック →［プロパティ］→［詳細］で確認できます。2.16 以降であることを確認してください。</w:t>
+      </w:r>
+    </w:p>
+    <w:p>
+      <w:pPr>
+        <w:pStyle w:val="Heading2"/>
+      </w:pPr>
+      <w:r>
+        <w:t xml:space="preserve">3.3 設定ファイルの作成</w:t>
+      </w:r>
+    </w:p>
+    <w:p>
+      <w:pPr>
+        <w:spacing w:after="120"/>
+      </w:pPr>
+      <w:r>
+        <w:rPr>
+          <w:rFonts w:ascii="Consolas" w:eastAsia="Meiryo UI" w:hAnsi="Consolas"/>
+          <w:color w:val="A31515"/>
+        </w:rPr>
+        <w:t xml:space="preserve">compare-config.json</w:t>
+      </w:r>
+      <w:r>
+        <w:t xml:space="preserve"> を VS Code やメモ帳で開き、出力先と比較対象を環境に合わせて編集します。項目の詳細は「5. 設定ファイル」を参照してください。</w:t>
+      </w:r>
+    </w:p>
+    <w:p>
+      <w:pPr>
+        <w:pStyle w:val="Heading2"/>
+      </w:pPr>
+      <w:r>
+        <w:t xml:space="preserve">3.4 事前確認（-WhatIf）</w:t>
+      </w:r>
+    </w:p>
+    <w:p>
+      <w:pPr>
+        <w:spacing w:after="120"/>
+      </w:pPr>
+      <w:r>
+        <w:t xml:space="preserve">最初は </w:t>
+      </w:r>
+      <w:r>
+        <w:rPr>
+          <w:rFonts w:ascii="Consolas" w:eastAsia="Meiryo UI" w:hAnsi="Consolas"/>
+          <w:color w:val="A31515"/>
+        </w:rPr>
+        <w:t xml:space="preserve">-WhatIf</w:t>
+      </w:r>
+      <w:r>
+        <w:t xml:space="preserve"> を付けて実行し、設定が正しいか確認します。WinMerge は起動せず、ハッシュ判定・ファイル一覧・ログのみ出力されます。</w:t>
+      </w:r>
+    </w:p>
+    <w:tbl>
+      <w:tblPr>
+        <w:tblW w:type="dxa" w:w="9638"/>
+        <w:tblBorders>
+          <w:top w:val="single" w:color="auto" w:sz="4"/>
+          <w:left w:val="single" w:color="auto" w:sz="4"/>
+          <w:bottom w:val="single" w:color="auto" w:sz="4"/>
+          <w:right w:val="single" w:color="auto" w:sz="4"/>
+          <w:insideH w:val="single" w:color="auto" w:sz="4"/>
+          <w:insideV w:val="single" w:color="auto" w:sz="4"/>
+        </w:tblBorders>
+      </w:tblPr>
+      <w:tblGrid>
+        <w:gridCol w:w="9638"/>
+      </w:tblGrid>
+      <w:tr>
+        <w:tc>
+          <w:tcPr>
+            <w:tcW w:type="dxa" w:w="9638"/>
+            <w:tcBorders>
+              <w:top w:val="single" w:color="A6A6A6" w:sz="4"/>
+              <w:left w:val="single" w:color="2E75B6" w:sz="24"/>
+              <w:bottom w:val="single" w:color="A6A6A6" w:sz="4"/>
+              <w:right w:val="single" w:color="A6A6A6" w:sz="4"/>
+            </w:tcBorders>
+            <w:shd w:fill="F5F5F5" w:color="auto" w:val="clear"/>
+            <w:tcMar>
+              <w:top w:type="dxa" w:w="100"/>
+              <w:left w:type="dxa" w:w="160"/>
+              <w:bottom w:type="dxa" w:w="100"/>
+              <w:right w:type="dxa" w:w="120"/>
+            </w:tcMar>
+          </w:tcPr>
+          <w:p>
+            <w:r>
+              <w:rPr>
+                <w:b/>
+                <w:bCs/>
+                <w:color w:val="595959"/>
+                <w:sz w:val="17"/>
+                <w:szCs w:val="17"/>
+              </w:rPr>
+              <w:t xml:space="preserve">コマンドプロンプト</w:t>
+            </w:r>
+          </w:p>
+          <w:p>
+            <w:pPr>
+              <w:spacing w:after="0" w:line="260"/>
+            </w:pPr>
+            <w:r>
+              <w:rPr>
+                <w:rFonts w:ascii="Consolas" w:eastAsia="MS Gothic" w:hAnsi="Consolas"/>
+                <w:sz w:val="17"/>
+                <w:szCs w:val="17"/>
+              </w:rPr>
+              <w:t xml:space="preserve">powershell.exe -NoProfile -ExecutionPolicy Bypass -File C:\tools\Invoke-FolderCompare.ps1 -WhatIf</w:t>
+            </w:r>
+          </w:p>
+        </w:tc>
+      </w:tr>
+    </w:tbl>
+    <w:p>
+      <w:pPr>
+        <w:spacing w:after="120"/>
+      </w:pPr>
+    </w:p>
+    <w:p>
+      <w:pPr>
+        <w:spacing w:after="120"/>
+      </w:pPr>
+      <w:r>
+        <w:t xml:space="preserve">確認ポイント：</w:t>
+      </w:r>
+    </w:p>
+    <w:p>
+      <w:pPr>
+        <w:pStyle w:val="ListParagraph"/>
+        <w:numPr>
+          <w:ilvl w:val="0"/>
+          <w:numId w:val="2"/>
+        </w:numPr>
+        <w:spacing w:after="60"/>
+      </w:pPr>
+      <w:r>
+        <w:rPr>
+          <w:rFonts w:ascii="Consolas" w:eastAsia="Meiryo UI" w:hAnsi="Consolas"/>
+          <w:color w:val="A31515"/>
+        </w:rPr>
+        <w:t xml:space="preserve">compare.log</w:t>
+      </w:r>
+      <w:r>
+        <w:t xml:space="preserve"> に </w:t>
+      </w:r>
+      <w:r>
+        <w:rPr>
+          <w:rFonts w:ascii="Consolas" w:eastAsia="Meiryo UI" w:hAnsi="Consolas"/>
+          <w:color w:val="A31515"/>
+        </w:rPr>
+        <w:t xml:space="preserve">FATAL</w:t>
+      </w:r>
+      <w:r>
+        <w:t xml:space="preserve"> や </w:t>
+      </w:r>
+      <w:r>
+        <w:rPr>
+          <w:rFonts w:ascii="Consolas" w:eastAsia="Meiryo UI" w:hAnsi="Consolas"/>
+          <w:color w:val="A31515"/>
+        </w:rPr>
+        <w:t xml:space="preserve">Folder not found</w:t>
+      </w:r>
+      <w:r>
+        <w:t xml:space="preserve"> が出ていないこと</w:t>
+      </w:r>
+    </w:p>
+    <w:p>
+      <w:pPr>
+        <w:pStyle w:val="ListParagraph"/>
+        <w:numPr>
+          <w:ilvl w:val="0"/>
+          <w:numId w:val="2"/>
+        </w:numPr>
+        <w:spacing w:after="60"/>
+      </w:pPr>
+      <w:r>
+        <w:rPr>
+          <w:rFonts w:ascii="Consolas" w:eastAsia="Meiryo UI" w:hAnsi="Consolas"/>
+          <w:color w:val="A31515"/>
+        </w:rPr>
+        <w:t xml:space="preserve">Files: Left nn / Right nn</w:t>
+      </w:r>
+      <w:r>
+        <w:t xml:space="preserve"> の件数が想定どおりであること</w:t>
+      </w:r>
+    </w:p>
+    <w:p>
+      <w:pPr>
+        <w:pStyle w:val="ListParagraph"/>
+        <w:numPr>
+          <w:ilvl w:val="0"/>
+          <w:numId w:val="2"/>
+        </w:numPr>
+        <w:spacing w:after="60"/>
+      </w:pPr>
+      <w:r>
+        <w:rPr>
           <w:rFonts w:ascii="Consolas" w:eastAsia="Meiryo UI" w:hAnsi="Consolas"/>
           <w:color w:val="A31515"/>
         </w:rPr>
@@ -2375,6 +2846,99 @@
       <w:r>
         <w:t xml:space="preserve"> に比較対象のファイルが列挙されていること</w:t>
       </w:r>
+    </w:p>
+    <w:p>
+      <w:pPr>
+        <w:pStyle w:val="ListParagraph"/>
+        <w:numPr>
+          <w:ilvl w:val="0"/>
+          <w:numId w:val="2"/>
+        </w:numPr>
+        <w:spacing w:after="60"/>
+      </w:pPr>
+      <w:r>
+        <w:rPr>
+          <w:rFonts w:ascii="Consolas" w:eastAsia="Meiryo UI" w:hAnsi="Consolas"/>
+          <w:color w:val="A31515"/>
+        </w:rPr>
+        <w:t xml:space="preserve">compare.log</w:t>
+      </w:r>
+      <w:r>
+        <w:t xml:space="preserve"> に </w:t>
+      </w:r>
+      <w:r>
+        <w:rPr>
+          <w:rFonts w:ascii="Consolas" w:eastAsia="Meiryo UI" w:hAnsi="Consolas"/>
+          <w:color w:val="A31515"/>
+        </w:rPr>
+        <w:t xml:space="preserve">WARN</w:t>
+      </w:r>
+      <w:r>
+        <w:t xml:space="preserve"> の行（</w:t>
+      </w:r>
+      <w:r>
+        <w:rPr>
+          <w:rFonts w:ascii="Consolas" w:eastAsia="Meiryo UI" w:hAnsi="Consolas"/>
+          <w:color w:val="A31515"/>
+        </w:rPr>
+        <w:t xml:space="preserve">Cannot read folder</w:t>
+      </w:r>
+      <w:r>
+        <w:t xml:space="preserve"> 等）が出ていないこと</w:t>
+      </w:r>
+    </w:p>
+    <w:tbl>
+      <w:tblPr>
+        <w:tblW w:type="dxa" w:w="9638"/>
+        <w:tblBorders>
+          <w:top w:val="single" w:color="auto" w:sz="4"/>
+          <w:left w:val="single" w:color="auto" w:sz="4"/>
+          <w:bottom w:val="single" w:color="auto" w:sz="4"/>
+          <w:right w:val="single" w:color="auto" w:sz="4"/>
+          <w:insideH w:val="single" w:color="auto" w:sz="4"/>
+          <w:insideV w:val="single" w:color="auto" w:sz="4"/>
+        </w:tblBorders>
+      </w:tblPr>
+      <w:tblGrid>
+        <w:gridCol w:w="9638"/>
+      </w:tblGrid>
+      <w:tr>
+        <w:tc>
+          <w:tcPr>
+            <w:tcW w:type="dxa" w:w="9638"/>
+            <w:tcBorders>
+              <w:top w:val="none" w:color="FFFFFF" w:sz="0"/>
+              <w:left w:val="single" w:color="C9A100" w:sz="24"/>
+              <w:bottom w:val="none" w:color="FFFFFF" w:sz="0"/>
+              <w:right w:val="none" w:color="FFFFFF" w:sz="0"/>
+            </w:tcBorders>
+            <w:shd w:fill="FFF4CE" w:color="auto" w:val="clear"/>
+            <w:tcMar>
+              <w:top w:type="dxa" w:w="80"/>
+              <w:left w:type="dxa" w:w="160"/>
+              <w:bottom w:type="dxa" w:w="80"/>
+              <w:right w:type="dxa" w:w="120"/>
+            </w:tcMar>
+          </w:tcPr>
+          <w:p>
+            <w:r>
+              <w:rPr>
+                <w:b/>
+                <w:bCs/>
+              </w:rPr>
+              <w:t xml:space="preserve">補足  </w:t>
+            </w:r>
+            <w:r>
+              <w:t xml:space="preserve">-WhatIf では WinMerge の起動と古いレポートの削除を行いません。ハッシュ判定は実際に行うため、Box のファイルは読み込み（ダウンロード）が発生します。</w:t>
+            </w:r>
+          </w:p>
+        </w:tc>
+      </w:tr>
+    </w:tbl>
+    <w:p>
+      <w:pPr>
+        <w:spacing w:after="120"/>
+      </w:pPr>
     </w:p>
     <w:p>
       <w:pPr>
@@ -2804,6 +3368,478 @@
             </w:r>
             <w:r>
               <w:t xml:space="preserve">WinMerge は画面を持つアプリケーションのため、ログオフ状態では正常に動作しないことがあります。また、Box Drive のフォルダはログオン中のユーザーでしか参照できません。</w:t>
+            </w:r>
+          </w:p>
+        </w:tc>
+      </w:tr>
+    </w:tbl>
+    <w:p>
+      <w:pPr>
+        <w:spacing w:after="120"/>
+      </w:pPr>
+    </w:p>
+    <w:p>
+      <w:pPr>
+        <w:pStyle w:val="Heading3"/>
+      </w:pPr>
+      <w:r>
+        <w:t xml:space="preserve">タスクスケジューラでの結果の見え方</w:t>
+      </w:r>
+    </w:p>
+    <w:p>
+      <w:pPr>
+        <w:spacing w:after="120"/>
+      </w:pPr>
+      <w:r>
+        <w:t xml:space="preserve">タスクスケジューラの［前回の実行結果］には、スクリプトの終了コードが表示されます。差分ありの「1」は処理の失敗ではありません。</w:t>
+      </w:r>
+    </w:p>
+    <w:tbl>
+      <w:tblPr>
+        <w:tblW w:type="dxa" w:w="9638"/>
+        <w:tblBorders>
+          <w:top w:val="single" w:color="auto" w:sz="4"/>
+          <w:left w:val="single" w:color="auto" w:sz="4"/>
+          <w:bottom w:val="single" w:color="auto" w:sz="4"/>
+          <w:right w:val="single" w:color="auto" w:sz="4"/>
+          <w:insideH w:val="single" w:color="auto" w:sz="4"/>
+          <w:insideV w:val="single" w:color="auto" w:sz="4"/>
+        </w:tblBorders>
+      </w:tblPr>
+      <w:tblGrid>
+        <w:gridCol w:w="4096"/>
+        <w:gridCol w:w="1446"/>
+        <w:gridCol w:w="4096"/>
+      </w:tblGrid>
+      <w:tr>
+        <w:trPr>
+          <w:tblHeader/>
+        </w:trPr>
+        <w:tc>
+          <w:tcPr>
+            <w:tcW w:type="dxa" w:w="4096"/>
+            <w:tcBorders>
+              <w:top w:val="single" w:color="A6A6A6" w:sz="4"/>
+              <w:left w:val="single" w:color="A6A6A6" w:sz="4"/>
+              <w:bottom w:val="single" w:color="A6A6A6" w:sz="4"/>
+              <w:right w:val="single" w:color="A6A6A6" w:sz="4"/>
+            </w:tcBorders>
+            <w:shd w:fill="1F4E79" w:color="auto" w:val="clear"/>
+            <w:tcMar>
+              <w:top w:type="dxa" w:w="60"/>
+              <w:left w:type="dxa" w:w="100"/>
+              <w:bottom w:type="dxa" w:w="60"/>
+              <w:right w:type="dxa" w:w="100"/>
+            </w:tcMar>
+          </w:tcPr>
+          <w:p>
+            <w:r>
+              <w:rPr>
+                <w:b/>
+                <w:bCs/>
+                <w:color w:val="FFFFFF"/>
+                <w:sz w:val="19"/>
+                <w:szCs w:val="19"/>
+              </w:rPr>
+              <w:t xml:space="preserve">前回の実行結果の表示</w:t>
+            </w:r>
+          </w:p>
+        </w:tc>
+        <w:tc>
+          <w:tcPr>
+            <w:tcW w:type="dxa" w:w="1446"/>
+            <w:tcBorders>
+              <w:top w:val="single" w:color="A6A6A6" w:sz="4"/>
+              <w:left w:val="single" w:color="A6A6A6" w:sz="4"/>
+              <w:bottom w:val="single" w:color="A6A6A6" w:sz="4"/>
+              <w:right w:val="single" w:color="A6A6A6" w:sz="4"/>
+            </w:tcBorders>
+            <w:shd w:fill="1F4E79" w:color="auto" w:val="clear"/>
+            <w:tcMar>
+              <w:top w:type="dxa" w:w="60"/>
+              <w:left w:type="dxa" w:w="100"/>
+              <w:bottom w:type="dxa" w:w="60"/>
+              <w:right w:type="dxa" w:w="100"/>
+            </w:tcMar>
+          </w:tcPr>
+          <w:p>
+            <w:r>
+              <w:rPr>
+                <w:b/>
+                <w:bCs/>
+                <w:color w:val="FFFFFF"/>
+                <w:sz w:val="19"/>
+                <w:szCs w:val="19"/>
+              </w:rPr>
+              <w:t xml:space="preserve">終了コード</w:t>
+            </w:r>
+          </w:p>
+        </w:tc>
+        <w:tc>
+          <w:tcPr>
+            <w:tcW w:type="dxa" w:w="4096"/>
+            <w:tcBorders>
+              <w:top w:val="single" w:color="A6A6A6" w:sz="4"/>
+              <w:left w:val="single" w:color="A6A6A6" w:sz="4"/>
+              <w:bottom w:val="single" w:color="A6A6A6" w:sz="4"/>
+              <w:right w:val="single" w:color="A6A6A6" w:sz="4"/>
+            </w:tcBorders>
+            <w:shd w:fill="1F4E79" w:color="auto" w:val="clear"/>
+            <w:tcMar>
+              <w:top w:type="dxa" w:w="60"/>
+              <w:left w:type="dxa" w:w="100"/>
+              <w:bottom w:type="dxa" w:w="60"/>
+              <w:right w:type="dxa" w:w="100"/>
+            </w:tcMar>
+          </w:tcPr>
+          <w:p>
+            <w:r>
+              <w:rPr>
+                <w:b/>
+                <w:bCs/>
+                <w:color w:val="FFFFFF"/>
+                <w:sz w:val="19"/>
+                <w:szCs w:val="19"/>
+              </w:rPr>
+              <w:t xml:space="preserve">意味</w:t>
+            </w:r>
+          </w:p>
+        </w:tc>
+      </w:tr>
+      <w:tr>
+        <w:tc>
+          <w:tcPr>
+            <w:tcW w:type="dxa" w:w="4096"/>
+            <w:tcBorders>
+              <w:top w:val="single" w:color="A6A6A6" w:sz="4"/>
+              <w:left w:val="single" w:color="A6A6A6" w:sz="4"/>
+              <w:bottom w:val="single" w:color="A6A6A6" w:sz="4"/>
+              <w:right w:val="single" w:color="A6A6A6" w:sz="4"/>
+            </w:tcBorders>
+            <w:tcMar>
+              <w:top w:type="dxa" w:w="60"/>
+              <w:left w:type="dxa" w:w="100"/>
+              <w:bottom w:type="dxa" w:w="60"/>
+              <w:right w:type="dxa" w:w="100"/>
+            </w:tcMar>
+          </w:tcPr>
+          <w:p>
+            <w:r>
+              <w:rPr>
+                <w:sz w:val="19"/>
+                <w:szCs w:val="19"/>
+              </w:rPr>
+              <w:t xml:space="preserve">この操作を正しく終了しました。(0x0)</w:t>
+            </w:r>
+          </w:p>
+        </w:tc>
+        <w:tc>
+          <w:tcPr>
+            <w:tcW w:type="dxa" w:w="1446"/>
+            <w:tcBorders>
+              <w:top w:val="single" w:color="A6A6A6" w:sz="4"/>
+              <w:left w:val="single" w:color="A6A6A6" w:sz="4"/>
+              <w:bottom w:val="single" w:color="A6A6A6" w:sz="4"/>
+              <w:right w:val="single" w:color="A6A6A6" w:sz="4"/>
+            </w:tcBorders>
+            <w:tcMar>
+              <w:top w:type="dxa" w:w="60"/>
+              <w:left w:type="dxa" w:w="100"/>
+              <w:bottom w:type="dxa" w:w="60"/>
+              <w:right w:type="dxa" w:w="100"/>
+            </w:tcMar>
+          </w:tcPr>
+          <w:p>
+            <w:r>
+              <w:rPr>
+                <w:sz w:val="19"/>
+                <w:szCs w:val="19"/>
+              </w:rPr>
+              <w:t xml:space="preserve">0</w:t>
+            </w:r>
+          </w:p>
+        </w:tc>
+        <w:tc>
+          <w:tcPr>
+            <w:tcW w:type="dxa" w:w="4096"/>
+            <w:tcBorders>
+              <w:top w:val="single" w:color="A6A6A6" w:sz="4"/>
+              <w:left w:val="single" w:color="A6A6A6" w:sz="4"/>
+              <w:bottom w:val="single" w:color="A6A6A6" w:sz="4"/>
+              <w:right w:val="single" w:color="A6A6A6" w:sz="4"/>
+            </w:tcBorders>
+            <w:tcMar>
+              <w:top w:type="dxa" w:w="60"/>
+              <w:left w:type="dxa" w:w="100"/>
+              <w:bottom w:type="dxa" w:w="60"/>
+              <w:right w:type="dxa" w:w="100"/>
+            </w:tcMar>
+          </w:tcPr>
+          <w:p>
+            <w:r>
+              <w:rPr>
+                <w:sz w:val="19"/>
+                <w:szCs w:val="19"/>
+              </w:rPr>
+              <w:t xml:space="preserve">差分なし（正常）</w:t>
+            </w:r>
+          </w:p>
+        </w:tc>
+      </w:tr>
+      <w:tr>
+        <w:tc>
+          <w:tcPr>
+            <w:tcW w:type="dxa" w:w="4096"/>
+            <w:tcBorders>
+              <w:top w:val="single" w:color="A6A6A6" w:sz="4"/>
+              <w:left w:val="single" w:color="A6A6A6" w:sz="4"/>
+              <w:bottom w:val="single" w:color="A6A6A6" w:sz="4"/>
+              <w:right w:val="single" w:color="A6A6A6" w:sz="4"/>
+            </w:tcBorders>
+            <w:shd w:fill="F2F6FA" w:color="auto" w:val="clear"/>
+            <w:tcMar>
+              <w:top w:type="dxa" w:w="60"/>
+              <w:left w:type="dxa" w:w="100"/>
+              <w:bottom w:type="dxa" w:w="60"/>
+              <w:right w:type="dxa" w:w="100"/>
+            </w:tcMar>
+          </w:tcPr>
+          <w:p>
+            <w:r>
+              <w:rPr>
+                <w:sz w:val="19"/>
+                <w:szCs w:val="19"/>
+              </w:rPr>
+              <w:t xml:space="preserve">(0x1)</w:t>
+            </w:r>
+          </w:p>
+        </w:tc>
+        <w:tc>
+          <w:tcPr>
+            <w:tcW w:type="dxa" w:w="1446"/>
+            <w:tcBorders>
+              <w:top w:val="single" w:color="A6A6A6" w:sz="4"/>
+              <w:left w:val="single" w:color="A6A6A6" w:sz="4"/>
+              <w:bottom w:val="single" w:color="A6A6A6" w:sz="4"/>
+              <w:right w:val="single" w:color="A6A6A6" w:sz="4"/>
+            </w:tcBorders>
+            <w:shd w:fill="F2F6FA" w:color="auto" w:val="clear"/>
+            <w:tcMar>
+              <w:top w:type="dxa" w:w="60"/>
+              <w:left w:type="dxa" w:w="100"/>
+              <w:bottom w:type="dxa" w:w="60"/>
+              <w:right w:type="dxa" w:w="100"/>
+            </w:tcMar>
+          </w:tcPr>
+          <w:p>
+            <w:r>
+              <w:rPr>
+                <w:sz w:val="19"/>
+                <w:szCs w:val="19"/>
+              </w:rPr>
+              <w:t xml:space="preserve">1</w:t>
+            </w:r>
+          </w:p>
+        </w:tc>
+        <w:tc>
+          <w:tcPr>
+            <w:tcW w:type="dxa" w:w="4096"/>
+            <w:tcBorders>
+              <w:top w:val="single" w:color="A6A6A6" w:sz="4"/>
+              <w:left w:val="single" w:color="A6A6A6" w:sz="4"/>
+              <w:bottom w:val="single" w:color="A6A6A6" w:sz="4"/>
+              <w:right w:val="single" w:color="A6A6A6" w:sz="4"/>
+            </w:tcBorders>
+            <w:shd w:fill="F2F6FA" w:color="auto" w:val="clear"/>
+            <w:tcMar>
+              <w:top w:type="dxa" w:w="60"/>
+              <w:left w:type="dxa" w:w="100"/>
+              <w:bottom w:type="dxa" w:w="60"/>
+              <w:right w:type="dxa" w:w="100"/>
+            </w:tcMar>
+          </w:tcPr>
+          <w:p>
+            <w:r>
+              <w:rPr>
+                <w:sz w:val="19"/>
+                <w:szCs w:val="19"/>
+              </w:rPr>
+              <w:t xml:space="preserve">差分あり（処理は正常。結果の確認が必要）</w:t>
+            </w:r>
+          </w:p>
+        </w:tc>
+      </w:tr>
+      <w:tr>
+        <w:tc>
+          <w:tcPr>
+            <w:tcW w:type="dxa" w:w="4096"/>
+            <w:tcBorders>
+              <w:top w:val="single" w:color="A6A6A6" w:sz="4"/>
+              <w:left w:val="single" w:color="A6A6A6" w:sz="4"/>
+              <w:bottom w:val="single" w:color="A6A6A6" w:sz="4"/>
+              <w:right w:val="single" w:color="A6A6A6" w:sz="4"/>
+            </w:tcBorders>
+            <w:tcMar>
+              <w:top w:type="dxa" w:w="60"/>
+              <w:left w:type="dxa" w:w="100"/>
+              <w:bottom w:type="dxa" w:w="60"/>
+              <w:right w:type="dxa" w:w="100"/>
+            </w:tcMar>
+          </w:tcPr>
+          <w:p>
+            <w:r>
+              <w:rPr>
+                <w:sz w:val="19"/>
+                <w:szCs w:val="19"/>
+              </w:rPr>
+              <w:t xml:space="preserve">(0x2)</w:t>
+            </w:r>
+          </w:p>
+        </w:tc>
+        <w:tc>
+          <w:tcPr>
+            <w:tcW w:type="dxa" w:w="1446"/>
+            <w:tcBorders>
+              <w:top w:val="single" w:color="A6A6A6" w:sz="4"/>
+              <w:left w:val="single" w:color="A6A6A6" w:sz="4"/>
+              <w:bottom w:val="single" w:color="A6A6A6" w:sz="4"/>
+              <w:right w:val="single" w:color="A6A6A6" w:sz="4"/>
+            </w:tcBorders>
+            <w:tcMar>
+              <w:top w:type="dxa" w:w="60"/>
+              <w:left w:type="dxa" w:w="100"/>
+              <w:bottom w:type="dxa" w:w="60"/>
+              <w:right w:type="dxa" w:w="100"/>
+            </w:tcMar>
+          </w:tcPr>
+          <w:p>
+            <w:r>
+              <w:rPr>
+                <w:sz w:val="19"/>
+                <w:szCs w:val="19"/>
+              </w:rPr>
+              <w:t xml:space="preserve">2</w:t>
+            </w:r>
+          </w:p>
+        </w:tc>
+        <w:tc>
+          <w:tcPr>
+            <w:tcW w:type="dxa" w:w="4096"/>
+            <w:tcBorders>
+              <w:top w:val="single" w:color="A6A6A6" w:sz="4"/>
+              <w:left w:val="single" w:color="A6A6A6" w:sz="4"/>
+              <w:bottom w:val="single" w:color="A6A6A6" w:sz="4"/>
+              <w:right w:val="single" w:color="A6A6A6" w:sz="4"/>
+            </w:tcBorders>
+            <w:tcMar>
+              <w:top w:type="dxa" w:w="60"/>
+              <w:left w:type="dxa" w:w="100"/>
+              <w:bottom w:type="dxa" w:w="60"/>
+              <w:right w:type="dxa" w:w="100"/>
+            </w:tcMar>
+          </w:tcPr>
+          <w:p>
+            <w:r>
+              <w:rPr>
+                <w:sz w:val="19"/>
+                <w:szCs w:val="19"/>
+              </w:rPr>
+              <w:t xml:space="preserve">エラーあり（compare.log を確認）</w:t>
+            </w:r>
+          </w:p>
+        </w:tc>
+      </w:tr>
+    </w:tbl>
+    <w:p>
+      <w:pPr>
+        <w:spacing w:after="120"/>
+      </w:pPr>
+    </w:p>
+    <w:p>
+      <w:pPr>
+        <w:pStyle w:val="Heading3"/>
+      </w:pPr>
+      <w:r>
+        <w:t xml:space="preserve">複数のタスクを登録する場合</w:t>
+      </w:r>
+    </w:p>
+    <w:p>
+      <w:pPr>
+        <w:spacing w:after="120"/>
+      </w:pPr>
+      <w:r>
+        <w:t xml:space="preserve">二重起動防止は、設定ファイルが異なっていても働きます（同じ PC 上で本スクリプトは同時に1つしか実行できません）。設定ファイルごとに複数のタスクを登録する場合は、前のタスクが終わる時刻を見込んで開始時刻をずらしてください。</w:t>
+      </w:r>
+    </w:p>
+    <w:tbl>
+      <w:tblPr>
+        <w:tblW w:type="dxa" w:w="9638"/>
+        <w:tblBorders>
+          <w:top w:val="single" w:color="auto" w:sz="4"/>
+          <w:left w:val="single" w:color="auto" w:sz="4"/>
+          <w:bottom w:val="single" w:color="auto" w:sz="4"/>
+          <w:right w:val="single" w:color="auto" w:sz="4"/>
+          <w:insideH w:val="single" w:color="auto" w:sz="4"/>
+          <w:insideV w:val="single" w:color="auto" w:sz="4"/>
+        </w:tblBorders>
+      </w:tblPr>
+      <w:tblGrid>
+        <w:gridCol w:w="9638"/>
+      </w:tblGrid>
+      <w:tr>
+        <w:tc>
+          <w:tcPr>
+            <w:tcW w:type="dxa" w:w="9638"/>
+            <w:tcBorders>
+              <w:top w:val="single" w:color="A6A6A6" w:sz="4"/>
+              <w:left w:val="single" w:color="2E75B6" w:sz="24"/>
+              <w:bottom w:val="single" w:color="A6A6A6" w:sz="4"/>
+              <w:right w:val="single" w:color="A6A6A6" w:sz="4"/>
+            </w:tcBorders>
+            <w:shd w:fill="F5F5F5" w:color="auto" w:val="clear"/>
+            <w:tcMar>
+              <w:top w:type="dxa" w:w="100"/>
+              <w:left w:type="dxa" w:w="160"/>
+              <w:bottom w:type="dxa" w:w="100"/>
+              <w:right w:type="dxa" w:w="120"/>
+            </w:tcMar>
+          </w:tcPr>
+          <w:p>
+            <w:r>
+              <w:rPr>
+                <w:b/>
+                <w:bCs/>
+                <w:color w:val="595959"/>
+                <w:sz w:val="17"/>
+                <w:szCs w:val="17"/>
+              </w:rPr>
+              <w:t xml:space="preserve">登録例</w:t>
+            </w:r>
+          </w:p>
+          <w:p>
+            <w:pPr>
+              <w:spacing w:after="0" w:line="260"/>
+            </w:pPr>
+            <w:r>
+              <w:rPr>
+                <w:rFonts w:ascii="Consolas" w:eastAsia="MS Gothic" w:hAnsi="Consolas"/>
+                <w:sz w:val="17"/>
+                <w:szCs w:val="17"/>
+              </w:rPr>
+              <w:t xml:space="preserve">タスク1：フォルダ比較_基本設計  毎日 8:00  -ConfigPath C:\tools\config_basic-design.json</w:t>
+            </w:r>
+          </w:p>
+          <w:p>
+            <w:pPr>
+              <w:spacing w:after="0" w:line="260"/>
+            </w:pPr>
+            <w:r>
+              <w:rPr>
+                <w:rFonts w:ascii="Consolas" w:eastAsia="MS Gothic" w:hAnsi="Consolas"/>
+                <w:sz w:val="17"/>
+                <w:szCs w:val="17"/>
+              </w:rPr>
+              <w:t xml:space="preserve">タスク2：フォルダ比較_詳細設計  毎日 8:30  -ConfigPath C:\tools\config_detail-design.json</w:t>
             </w:r>
           </w:p>
         </w:tc>
@@ -3612,7 +4648,7 @@
                 <w:sz w:val="19"/>
                 <w:szCs w:val="19"/>
               </w:rPr>
-              <w:t xml:space="preserve">事前確認モード。WinMerge を起動しません。ハッシュ判定・ファイル一覧・サマリ・ログは出力します。</w:t>
+              <w:t xml:space="preserve">事前確認モード。WinMerge の起動と古いレポートの削除を行いません。ハッシュ判定・ファイル一覧・サマリ・ログは出力します。</w:t>
             </w:r>
           </w:p>
         </w:tc>
@@ -4186,6 +5222,530 @@
                 <w:szCs w:val="19"/>
               </w:rPr>
               <w:t xml:space="preserve">設定ファイルの誤り、フォルダが存在しない、WinMerge の失敗、読み取れないファイルがある、など</w:t>
+            </w:r>
+          </w:p>
+        </w:tc>
+      </w:tr>
+    </w:tbl>
+    <w:p>
+      <w:pPr>
+        <w:spacing w:after="120"/>
+      </w:pPr>
+    </w:p>
+    <w:tbl>
+      <w:tblPr>
+        <w:tblW w:type="dxa" w:w="9638"/>
+        <w:tblBorders>
+          <w:top w:val="single" w:color="auto" w:sz="4"/>
+          <w:left w:val="single" w:color="auto" w:sz="4"/>
+          <w:bottom w:val="single" w:color="auto" w:sz="4"/>
+          <w:right w:val="single" w:color="auto" w:sz="4"/>
+          <w:insideH w:val="single" w:color="auto" w:sz="4"/>
+          <w:insideV w:val="single" w:color="auto" w:sz="4"/>
+        </w:tblBorders>
+      </w:tblPr>
+      <w:tblGrid>
+        <w:gridCol w:w="9638"/>
+      </w:tblGrid>
+      <w:tr>
+        <w:tc>
+          <w:tcPr>
+            <w:tcW w:type="dxa" w:w="9638"/>
+            <w:tcBorders>
+              <w:top w:val="none" w:color="FFFFFF" w:sz="0"/>
+              <w:left w:val="single" w:color="C0392B" w:sz="24"/>
+              <w:bottom w:val="none" w:color="FFFFFF" w:sz="0"/>
+              <w:right w:val="none" w:color="FFFFFF" w:sz="0"/>
+            </w:tcBorders>
+            <w:shd w:fill="FDECEA" w:color="auto" w:val="clear"/>
+            <w:tcMar>
+              <w:top w:type="dxa" w:w="80"/>
+              <w:left w:type="dxa" w:w="160"/>
+              <w:bottom w:type="dxa" w:w="80"/>
+              <w:right w:type="dxa" w:w="120"/>
+            </w:tcMar>
+          </w:tcPr>
+          <w:p>
+            <w:r>
+              <w:rPr>
+                <w:b/>
+                <w:bCs/>
+              </w:rPr>
+              <w:t xml:space="preserve">注意  </w:t>
+            </w:r>
+            <w:r>
+              <w:t xml:space="preserve">次の場合は、終了コードだけでは結果を正しく判断できません。必ず summary.csv と compare.log も確認してください。</w:t>
+            </w:r>
+          </w:p>
+        </w:tc>
+      </w:tr>
+    </w:tbl>
+    <w:p>
+      <w:pPr>
+        <w:spacing w:after="120"/>
+      </w:pPr>
+    </w:p>
+    <w:tbl>
+      <w:tblPr>
+        <w:tblW w:type="dxa" w:w="9638"/>
+        <w:tblBorders>
+          <w:top w:val="single" w:color="auto" w:sz="4"/>
+          <w:left w:val="single" w:color="auto" w:sz="4"/>
+          <w:bottom w:val="single" w:color="auto" w:sz="4"/>
+          <w:right w:val="single" w:color="auto" w:sz="4"/>
+          <w:insideH w:val="single" w:color="auto" w:sz="4"/>
+          <w:insideV w:val="single" w:color="auto" w:sz="4"/>
+        </w:tblBorders>
+      </w:tblPr>
+      <w:tblGrid>
+        <w:gridCol w:w="2891"/>
+        <w:gridCol w:w="1325"/>
+        <w:gridCol w:w="2891"/>
+        <w:gridCol w:w="2531"/>
+      </w:tblGrid>
+      <w:tr>
+        <w:trPr>
+          <w:tblHeader/>
+        </w:trPr>
+        <w:tc>
+          <w:tcPr>
+            <w:tcW w:type="dxa" w:w="2891"/>
+            <w:tcBorders>
+              <w:top w:val="single" w:color="A6A6A6" w:sz="4"/>
+              <w:left w:val="single" w:color="A6A6A6" w:sz="4"/>
+              <w:bottom w:val="single" w:color="A6A6A6" w:sz="4"/>
+              <w:right w:val="single" w:color="A6A6A6" w:sz="4"/>
+            </w:tcBorders>
+            <w:shd w:fill="1F4E79" w:color="auto" w:val="clear"/>
+            <w:tcMar>
+              <w:top w:type="dxa" w:w="60"/>
+              <w:left w:type="dxa" w:w="100"/>
+              <w:bottom w:type="dxa" w:w="60"/>
+              <w:right w:type="dxa" w:w="100"/>
+            </w:tcMar>
+          </w:tcPr>
+          <w:p>
+            <w:r>
+              <w:rPr>
+                <w:b/>
+                <w:bCs/>
+                <w:color w:val="FFFFFF"/>
+                <w:sz w:val="19"/>
+                <w:szCs w:val="19"/>
+              </w:rPr>
+              <w:t xml:space="preserve">ケース</w:t>
+            </w:r>
+          </w:p>
+        </w:tc>
+        <w:tc>
+          <w:tcPr>
+            <w:tcW w:type="dxa" w:w="1325"/>
+            <w:tcBorders>
+              <w:top w:val="single" w:color="A6A6A6" w:sz="4"/>
+              <w:left w:val="single" w:color="A6A6A6" w:sz="4"/>
+              <w:bottom w:val="single" w:color="A6A6A6" w:sz="4"/>
+              <w:right w:val="single" w:color="A6A6A6" w:sz="4"/>
+            </w:tcBorders>
+            <w:shd w:fill="1F4E79" w:color="auto" w:val="clear"/>
+            <w:tcMar>
+              <w:top w:type="dxa" w:w="60"/>
+              <w:left w:type="dxa" w:w="100"/>
+              <w:bottom w:type="dxa" w:w="60"/>
+              <w:right w:type="dxa" w:w="100"/>
+            </w:tcMar>
+          </w:tcPr>
+          <w:p>
+            <w:r>
+              <w:rPr>
+                <w:b/>
+                <w:bCs/>
+                <w:color w:val="FFFFFF"/>
+                <w:sz w:val="19"/>
+                <w:szCs w:val="19"/>
+              </w:rPr>
+              <w:t xml:space="preserve">終了コード</w:t>
+            </w:r>
+          </w:p>
+        </w:tc>
+        <w:tc>
+          <w:tcPr>
+            <w:tcW w:type="dxa" w:w="2891"/>
+            <w:tcBorders>
+              <w:top w:val="single" w:color="A6A6A6" w:sz="4"/>
+              <w:left w:val="single" w:color="A6A6A6" w:sz="4"/>
+              <w:bottom w:val="single" w:color="A6A6A6" w:sz="4"/>
+              <w:right w:val="single" w:color="A6A6A6" w:sz="4"/>
+            </w:tcBorders>
+            <w:shd w:fill="1F4E79" w:color="auto" w:val="clear"/>
+            <w:tcMar>
+              <w:top w:type="dxa" w:w="60"/>
+              <w:left w:type="dxa" w:w="100"/>
+              <w:bottom w:type="dxa" w:w="60"/>
+              <w:right w:type="dxa" w:w="100"/>
+            </w:tcMar>
+          </w:tcPr>
+          <w:p>
+            <w:r>
+              <w:rPr>
+                <w:b/>
+                <w:bCs/>
+                <w:color w:val="FFFFFF"/>
+                <w:sz w:val="19"/>
+                <w:szCs w:val="19"/>
+              </w:rPr>
+              <w:t xml:space="preserve">summary.csv の表示</w:t>
+            </w:r>
+          </w:p>
+        </w:tc>
+        <w:tc>
+          <w:tcPr>
+            <w:tcW w:type="dxa" w:w="2531"/>
+            <w:tcBorders>
+              <w:top w:val="single" w:color="A6A6A6" w:sz="4"/>
+              <w:left w:val="single" w:color="A6A6A6" w:sz="4"/>
+              <w:bottom w:val="single" w:color="A6A6A6" w:sz="4"/>
+              <w:right w:val="single" w:color="A6A6A6" w:sz="4"/>
+            </w:tcBorders>
+            <w:shd w:fill="1F4E79" w:color="auto" w:val="clear"/>
+            <w:tcMar>
+              <w:top w:type="dxa" w:w="60"/>
+              <w:left w:type="dxa" w:w="100"/>
+              <w:bottom w:type="dxa" w:w="60"/>
+              <w:right w:type="dxa" w:w="100"/>
+            </w:tcMar>
+          </w:tcPr>
+          <w:p>
+            <w:r>
+              <w:rPr>
+                <w:b/>
+                <w:bCs/>
+                <w:color w:val="FFFFFF"/>
+                <w:sz w:val="19"/>
+                <w:szCs w:val="19"/>
+              </w:rPr>
+              <w:t xml:space="preserve">確認方法</w:t>
+            </w:r>
+          </w:p>
+        </w:tc>
+      </w:tr>
+      <w:tr>
+        <w:tc>
+          <w:tcPr>
+            <w:tcW w:type="dxa" w:w="2891"/>
+            <w:tcBorders>
+              <w:top w:val="single" w:color="A6A6A6" w:sz="4"/>
+              <w:left w:val="single" w:color="A6A6A6" w:sz="4"/>
+              <w:bottom w:val="single" w:color="A6A6A6" w:sz="4"/>
+              <w:right w:val="single" w:color="A6A6A6" w:sz="4"/>
+            </w:tcBorders>
+            <w:tcMar>
+              <w:top w:type="dxa" w:w="60"/>
+              <w:left w:type="dxa" w:w="100"/>
+              <w:bottom w:type="dxa" w:w="60"/>
+              <w:right w:type="dxa" w:w="100"/>
+            </w:tcMar>
+          </w:tcPr>
+          <w:p>
+            <w:r>
+              <w:rPr>
+                <w:sz w:val="19"/>
+                <w:szCs w:val="19"/>
+              </w:rPr>
+              <w:t xml:space="preserve">hashCheck=false で差分がある</w:t>
+            </w:r>
+          </w:p>
+        </w:tc>
+        <w:tc>
+          <w:tcPr>
+            <w:tcW w:type="dxa" w:w="1325"/>
+            <w:tcBorders>
+              <w:top w:val="single" w:color="A6A6A6" w:sz="4"/>
+              <w:left w:val="single" w:color="A6A6A6" w:sz="4"/>
+              <w:bottom w:val="single" w:color="A6A6A6" w:sz="4"/>
+              <w:right w:val="single" w:color="A6A6A6" w:sz="4"/>
+            </w:tcBorders>
+            <w:tcMar>
+              <w:top w:type="dxa" w:w="60"/>
+              <w:left w:type="dxa" w:w="100"/>
+              <w:bottom w:type="dxa" w:w="60"/>
+              <w:right w:type="dxa" w:w="100"/>
+            </w:tcMar>
+          </w:tcPr>
+          <w:p>
+            <w:r>
+              <w:rPr>
+                <w:sz w:val="19"/>
+                <w:szCs w:val="19"/>
+              </w:rPr>
+              <w:t xml:space="preserve">0</w:t>
+            </w:r>
+          </w:p>
+        </w:tc>
+        <w:tc>
+          <w:tcPr>
+            <w:tcW w:type="dxa" w:w="2891"/>
+            <w:tcBorders>
+              <w:top w:val="single" w:color="A6A6A6" w:sz="4"/>
+              <w:left w:val="single" w:color="A6A6A6" w:sz="4"/>
+              <w:bottom w:val="single" w:color="A6A6A6" w:sz="4"/>
+              <w:right w:val="single" w:color="A6A6A6" w:sz="4"/>
+            </w:tcBorders>
+            <w:tcMar>
+              <w:top w:type="dxa" w:w="60"/>
+              <w:left w:type="dxa" w:w="100"/>
+              <w:bottom w:type="dxa" w:w="60"/>
+              <w:right w:type="dxa" w:w="100"/>
+            </w:tcMar>
+          </w:tcPr>
+          <w:p>
+            <w:r>
+              <w:rPr>
+                <w:sz w:val="19"/>
+                <w:szCs w:val="19"/>
+              </w:rPr>
+              <w:t xml:space="preserve">Result=REPORT_ONLY</w:t>
+            </w:r>
+          </w:p>
+        </w:tc>
+        <w:tc>
+          <w:tcPr>
+            <w:tcW w:type="dxa" w:w="2531"/>
+            <w:tcBorders>
+              <w:top w:val="single" w:color="A6A6A6" w:sz="4"/>
+              <w:left w:val="single" w:color="A6A6A6" w:sz="4"/>
+              <w:bottom w:val="single" w:color="A6A6A6" w:sz="4"/>
+              <w:right w:val="single" w:color="A6A6A6" w:sz="4"/>
+            </w:tcBorders>
+            <w:tcMar>
+              <w:top w:type="dxa" w:w="60"/>
+              <w:left w:type="dxa" w:w="100"/>
+              <w:bottom w:type="dxa" w:w="60"/>
+              <w:right w:type="dxa" w:w="100"/>
+            </w:tcMar>
+          </w:tcPr>
+          <w:p>
+            <w:r>
+              <w:rPr>
+                <w:sz w:val="19"/>
+                <w:szCs w:val="19"/>
+              </w:rPr>
+              <w:t xml:space="preserve">差分判定を行わないため常に 0。WinMerge レポートで確認</w:t>
+            </w:r>
+          </w:p>
+        </w:tc>
+      </w:tr>
+      <w:tr>
+        <w:tc>
+          <w:tcPr>
+            <w:tcW w:type="dxa" w:w="2891"/>
+            <w:tcBorders>
+              <w:top w:val="single" w:color="A6A6A6" w:sz="4"/>
+              <w:left w:val="single" w:color="A6A6A6" w:sz="4"/>
+              <w:bottom w:val="single" w:color="A6A6A6" w:sz="4"/>
+              <w:right w:val="single" w:color="A6A6A6" w:sz="4"/>
+            </w:tcBorders>
+            <w:shd w:fill="F2F6FA" w:color="auto" w:val="clear"/>
+            <w:tcMar>
+              <w:top w:type="dxa" w:w="60"/>
+              <w:left w:type="dxa" w:w="100"/>
+              <w:bottom w:type="dxa" w:w="60"/>
+              <w:right w:type="dxa" w:w="100"/>
+            </w:tcMar>
+          </w:tcPr>
+          <w:p>
+            <w:r>
+              <w:rPr>
+                <w:sz w:val="19"/>
+                <w:szCs w:val="19"/>
+              </w:rPr>
+              <w:t xml:space="preserve">WinMerge が失敗し、ハッシュ判定は成功</w:t>
+            </w:r>
+          </w:p>
+        </w:tc>
+        <w:tc>
+          <w:tcPr>
+            <w:tcW w:type="dxa" w:w="1325"/>
+            <w:tcBorders>
+              <w:top w:val="single" w:color="A6A6A6" w:sz="4"/>
+              <w:left w:val="single" w:color="A6A6A6" w:sz="4"/>
+              <w:bottom w:val="single" w:color="A6A6A6" w:sz="4"/>
+              <w:right w:val="single" w:color="A6A6A6" w:sz="4"/>
+            </w:tcBorders>
+            <w:shd w:fill="F2F6FA" w:color="auto" w:val="clear"/>
+            <w:tcMar>
+              <w:top w:type="dxa" w:w="60"/>
+              <w:left w:type="dxa" w:w="100"/>
+              <w:bottom w:type="dxa" w:w="60"/>
+              <w:right w:type="dxa" w:w="100"/>
+            </w:tcMar>
+          </w:tcPr>
+          <w:p>
+            <w:r>
+              <w:rPr>
+                <w:sz w:val="19"/>
+                <w:szCs w:val="19"/>
+              </w:rPr>
+              <w:t xml:space="preserve">2</w:t>
+            </w:r>
+          </w:p>
+        </w:tc>
+        <w:tc>
+          <w:tcPr>
+            <w:tcW w:type="dxa" w:w="2891"/>
+            <w:tcBorders>
+              <w:top w:val="single" w:color="A6A6A6" w:sz="4"/>
+              <w:left w:val="single" w:color="A6A6A6" w:sz="4"/>
+              <w:bottom w:val="single" w:color="A6A6A6" w:sz="4"/>
+              <w:right w:val="single" w:color="A6A6A6" w:sz="4"/>
+            </w:tcBorders>
+            <w:shd w:fill="F2F6FA" w:color="auto" w:val="clear"/>
+            <w:tcMar>
+              <w:top w:type="dxa" w:w="60"/>
+              <w:left w:type="dxa" w:w="100"/>
+              <w:bottom w:type="dxa" w:w="60"/>
+              <w:right w:type="dxa" w:w="100"/>
+            </w:tcMar>
+          </w:tcPr>
+          <w:p>
+            <w:r>
+              <w:rPr>
+                <w:sz w:val="19"/>
+                <w:szCs w:val="19"/>
+              </w:rPr>
+              <w:t xml:space="preserve">Result=SAME／DIFF のまま、Message に「WinMerge: …」</w:t>
+            </w:r>
+          </w:p>
+        </w:tc>
+        <w:tc>
+          <w:tcPr>
+            <w:tcW w:type="dxa" w:w="2531"/>
+            <w:tcBorders>
+              <w:top w:val="single" w:color="A6A6A6" w:sz="4"/>
+              <w:left w:val="single" w:color="A6A6A6" w:sz="4"/>
+              <w:bottom w:val="single" w:color="A6A6A6" w:sz="4"/>
+              <w:right w:val="single" w:color="A6A6A6" w:sz="4"/>
+            </w:tcBorders>
+            <w:shd w:fill="F2F6FA" w:color="auto" w:val="clear"/>
+            <w:tcMar>
+              <w:top w:type="dxa" w:w="60"/>
+              <w:left w:type="dxa" w:w="100"/>
+              <w:bottom w:type="dxa" w:w="60"/>
+              <w:right w:type="dxa" w:w="100"/>
+            </w:tcMar>
+          </w:tcPr>
+          <w:p>
+            <w:r>
+              <w:rPr>
+                <w:sz w:val="19"/>
+                <w:szCs w:val="19"/>
+              </w:rPr>
+              <w:t xml:space="preserve">Message 列と compare.log の WinMerge ERROR を確認</w:t>
+            </w:r>
+          </w:p>
+        </w:tc>
+      </w:tr>
+      <w:tr>
+        <w:tc>
+          <w:tcPr>
+            <w:tcW w:type="dxa" w:w="2891"/>
+            <w:tcBorders>
+              <w:top w:val="single" w:color="A6A6A6" w:sz="4"/>
+              <w:left w:val="single" w:color="A6A6A6" w:sz="4"/>
+              <w:bottom w:val="single" w:color="A6A6A6" w:sz="4"/>
+              <w:right w:val="single" w:color="A6A6A6" w:sz="4"/>
+            </w:tcBorders>
+            <w:tcMar>
+              <w:top w:type="dxa" w:w="60"/>
+              <w:left w:type="dxa" w:w="100"/>
+              <w:bottom w:type="dxa" w:w="60"/>
+              <w:right w:type="dxa" w:w="100"/>
+            </w:tcMar>
+          </w:tcPr>
+          <w:p>
+            <w:r>
+              <w:rPr>
+                <w:sz w:val="19"/>
+                <w:szCs w:val="19"/>
+              </w:rPr>
+              <w:t xml:space="preserve">サブフォルダが読めなかった（WARN: Cannot read folder）</w:t>
+            </w:r>
+          </w:p>
+        </w:tc>
+        <w:tc>
+          <w:tcPr>
+            <w:tcW w:type="dxa" w:w="1325"/>
+            <w:tcBorders>
+              <w:top w:val="single" w:color="A6A6A6" w:sz="4"/>
+              <w:left w:val="single" w:color="A6A6A6" w:sz="4"/>
+              <w:bottom w:val="single" w:color="A6A6A6" w:sz="4"/>
+              <w:right w:val="single" w:color="A6A6A6" w:sz="4"/>
+            </w:tcBorders>
+            <w:tcMar>
+              <w:top w:type="dxa" w:w="60"/>
+              <w:left w:type="dxa" w:w="100"/>
+              <w:bottom w:type="dxa" w:w="60"/>
+              <w:right w:type="dxa" w:w="100"/>
+            </w:tcMar>
+          </w:tcPr>
+          <w:p>
+            <w:r>
+              <w:rPr>
+                <w:sz w:val="19"/>
+                <w:szCs w:val="19"/>
+              </w:rPr>
+              <w:t xml:space="preserve">0 または 1</w:t>
+            </w:r>
+          </w:p>
+        </w:tc>
+        <w:tc>
+          <w:tcPr>
+            <w:tcW w:type="dxa" w:w="2891"/>
+            <w:tcBorders>
+              <w:top w:val="single" w:color="A6A6A6" w:sz="4"/>
+              <w:left w:val="single" w:color="A6A6A6" w:sz="4"/>
+              <w:bottom w:val="single" w:color="A6A6A6" w:sz="4"/>
+              <w:right w:val="single" w:color="A6A6A6" w:sz="4"/>
+            </w:tcBorders>
+            <w:tcMar>
+              <w:top w:type="dxa" w:w="60"/>
+              <w:left w:type="dxa" w:w="100"/>
+              <w:bottom w:type="dxa" w:w="60"/>
+              <w:right w:type="dxa" w:w="100"/>
+            </w:tcMar>
+          </w:tcPr>
+          <w:p>
+            <w:r>
+              <w:rPr>
+                <w:sz w:val="19"/>
+                <w:szCs w:val="19"/>
+              </w:rPr>
+              <w:t xml:space="preserve">Result=SAME／DIFF（読めなかったフォルダは件数に含まれない）</w:t>
+            </w:r>
+          </w:p>
+        </w:tc>
+        <w:tc>
+          <w:tcPr>
+            <w:tcW w:type="dxa" w:w="2531"/>
+            <w:tcBorders>
+              <w:top w:val="single" w:color="A6A6A6" w:sz="4"/>
+              <w:left w:val="single" w:color="A6A6A6" w:sz="4"/>
+              <w:bottom w:val="single" w:color="A6A6A6" w:sz="4"/>
+              <w:right w:val="single" w:color="A6A6A6" w:sz="4"/>
+            </w:tcBorders>
+            <w:tcMar>
+              <w:top w:type="dxa" w:w="60"/>
+              <w:left w:type="dxa" w:w="100"/>
+              <w:bottom w:type="dxa" w:w="60"/>
+              <w:right w:type="dxa" w:w="100"/>
+            </w:tcMar>
+          </w:tcPr>
+          <w:p>
+            <w:r>
+              <w:rPr>
+                <w:sz w:val="19"/>
+                <w:szCs w:val="19"/>
+              </w:rPr>
+              <w:t xml:space="preserve">compare.log の WARN を確認（8.1 参照）</w:t>
             </w:r>
           </w:p>
         </w:tc>
@@ -5943,6 +7503,22 @@
               </w:rPr>
               <w:t xml:space="preserve">ジョブ名。出力ファイル名に使われます（ファイル名に使えない文字は「_」に置換）。</w:t>
             </w:r>
+            <w:r>
+              <w:rPr>
+                <w:b/>
+                <w:bCs/>
+                <w:sz w:val="19"/>
+                <w:szCs w:val="19"/>
+              </w:rPr>
+              <w:t xml:space="preserve">ジョブ間で重複しない名前にしてください</w:t>
+            </w:r>
+            <w:r>
+              <w:rPr>
+                <w:sz w:val="19"/>
+                <w:szCs w:val="19"/>
+              </w:rPr>
+              <w:t xml:space="preserve">（下記注意参照）。</w:t>
+            </w:r>
           </w:p>
         </w:tc>
       </w:tr>
@@ -7049,11 +8625,11 @@
             <w:tcW w:type="dxa" w:w="9638"/>
             <w:tcBorders>
               <w:top w:val="none" w:color="FFFFFF" w:sz="0"/>
-              <w:left w:val="single" w:color="2E8B57" w:sz="24"/>
+              <w:left w:val="single" w:color="C0392B" w:sz="24"/>
               <w:bottom w:val="none" w:color="FFFFFF" w:sz="0"/>
               <w:right w:val="none" w:color="FFFFFF" w:sz="0"/>
             </w:tcBorders>
-            <w:shd w:fill="E8F4EA" w:color="auto" w:val="clear"/>
+            <w:shd w:fill="FDECEA" w:color="auto" w:val="clear"/>
             <w:tcMar>
               <w:top w:type="dxa" w:w="80"/>
               <w:left w:type="dxa" w:w="160"/>
@@ -7067,37 +8643,10 @@
                 <w:b/>
                 <w:bCs/>
               </w:rPr>
-              <w:t xml:space="preserve">ポイント  </w:t>
-            </w:r>
-            <w:r>
-              <w:rPr>
-                <w:rFonts w:ascii="Consolas" w:eastAsia="Meiryo UI" w:hAnsi="Consolas"/>
-                <w:color w:val="A31515"/>
-              </w:rPr>
-              <w:t xml:space="preserve">filter</w:t>
-            </w:r>
-            <w:r>
-              <w:t xml:space="preserve"> は WinMerge レポート用、</w:t>
-            </w:r>
-            <w:r>
-              <w:rPr>
-                <w:rFonts w:ascii="Consolas" w:eastAsia="Meiryo UI" w:hAnsi="Consolas"/>
-                <w:color w:val="A31515"/>
-              </w:rPr>
-              <w:t xml:space="preserve">include</w:t>
-            </w:r>
-            <w:r>
-              <w:t xml:space="preserve">／</w:t>
-            </w:r>
-            <w:r>
-              <w:rPr>
-                <w:rFonts w:ascii="Consolas" w:eastAsia="Meiryo UI" w:hAnsi="Consolas"/>
-                <w:color w:val="A31515"/>
-              </w:rPr>
-              <w:t xml:space="preserve">exclude</w:t>
-            </w:r>
-            <w:r>
-              <w:t xml:space="preserve"> はハッシュ判定用で、別々に効きます。両者の対象がずれるとレポートと判定結果の件数が合わなくなるため、同じ条件にそろえてください。</w:t>
+              <w:t xml:space="preserve">注意  </w:t>
+            </w:r>
+            <w:r>
+              <w:t xml:space="preserve">同じ name のジョブ、またはファイル名に使えない文字（\ / : * ? " &lt; &gt; |）を「_」に置き換えた結果が同じになるジョブがあると、出力ファイルが上書きされ、先のジョブの結果が失われます。例：「設計書:画面」と「設計書_画面」は同じ出力名になります。</w:t>
             </w:r>
           </w:p>
         </w:tc>
@@ -7113,7 +8662,42 @@
         <w:pStyle w:val="Heading3"/>
       </w:pPr>
       <w:r>
-        <w:t xml:space="preserve">パターンの書き方（include／exclude）</w:t>
+        <w:t xml:space="preserve">filter と include／exclude の関係</w:t>
+      </w:r>
+    </w:p>
+    <w:p>
+      <w:pPr>
+        <w:spacing w:after="120"/>
+      </w:pPr>
+      <w:r>
+        <w:rPr>
+          <w:rFonts w:ascii="Consolas" w:eastAsia="Meiryo UI" w:hAnsi="Consolas"/>
+          <w:color w:val="A31515"/>
+        </w:rPr>
+        <w:t xml:space="preserve">filter</w:t>
+      </w:r>
+      <w:r>
+        <w:t xml:space="preserve"> は WinMerge レポート用、</w:t>
+      </w:r>
+      <w:r>
+        <w:rPr>
+          <w:rFonts w:ascii="Consolas" w:eastAsia="Meiryo UI" w:hAnsi="Consolas"/>
+          <w:color w:val="A31515"/>
+        </w:rPr>
+        <w:t xml:space="preserve">include</w:t>
+      </w:r>
+      <w:r>
+        <w:t xml:space="preserve">／</w:t>
+      </w:r>
+      <w:r>
+        <w:rPr>
+          <w:rFonts w:ascii="Consolas" w:eastAsia="Meiryo UI" w:hAnsi="Consolas"/>
+          <w:color w:val="A31515"/>
+        </w:rPr>
+        <w:t xml:space="preserve">exclude</w:t>
+      </w:r>
+      <w:r>
+        <w:t xml:space="preserve"> はハッシュ判定用で、別々に効きます。</w:t>
       </w:r>
     </w:p>
     <w:tbl>
@@ -7130,9 +8714,8 @@
       </w:tblPr>
       <w:tblGrid>
         <w:gridCol w:w="1687"/>
-        <w:gridCol w:w="2410"/>
-        <w:gridCol w:w="2169"/>
-        <w:gridCol w:w="3372"/>
+        <w:gridCol w:w="3855"/>
+        <w:gridCol w:w="4096"/>
       </w:tblGrid>
       <w:tr>
         <w:trPr>
@@ -7164,13 +8747,13 @@
                 <w:sz w:val="19"/>
                 <w:szCs w:val="19"/>
               </w:rPr>
-              <w:t xml:space="preserve">記号</w:t>
-            </w:r>
-          </w:p>
-        </w:tc>
-        <w:tc>
-          <w:tcPr>
-            <w:tcW w:type="dxa" w:w="2410"/>
+              <w:t xml:space="preserve">項目</w:t>
+            </w:r>
+          </w:p>
+        </w:tc>
+        <w:tc>
+          <w:tcPr>
+            <w:tcW w:type="dxa" w:w="3855"/>
             <w:tcBorders>
               <w:top w:val="single" w:color="A6A6A6" w:sz="4"/>
               <w:left w:val="single" w:color="A6A6A6" w:sz="4"/>
@@ -7194,13 +8777,13 @@
                 <w:sz w:val="19"/>
                 <w:szCs w:val="19"/>
               </w:rPr>
-              <w:t xml:space="preserve">意味</w:t>
-            </w:r>
-          </w:p>
-        </w:tc>
-        <w:tc>
-          <w:tcPr>
-            <w:tcW w:type="dxa" w:w="2169"/>
+              <w:t xml:space="preserve">適用先</w:t>
+            </w:r>
+          </w:p>
+        </w:tc>
+        <w:tc>
+          <w:tcPr>
+            <w:tcW w:type="dxa" w:w="4096"/>
             <w:tcBorders>
               <w:top w:val="single" w:color="A6A6A6" w:sz="4"/>
               <w:left w:val="single" w:color="A6A6A6" w:sz="4"/>
@@ -7224,13 +8807,416 @@
                 <w:sz w:val="19"/>
                 <w:szCs w:val="19"/>
               </w:rPr>
-              <w:t xml:space="preserve">例</w:t>
-            </w:r>
-          </w:p>
-        </w:tc>
-        <w:tc>
-          <w:tcPr>
-            <w:tcW w:type="dxa" w:w="3372"/>
+              <w:t xml:space="preserve">指定できる条件</w:t>
+            </w:r>
+          </w:p>
+        </w:tc>
+      </w:tr>
+      <w:tr>
+        <w:tc>
+          <w:tcPr>
+            <w:tcW w:type="dxa" w:w="1687"/>
+            <w:tcBorders>
+              <w:top w:val="single" w:color="A6A6A6" w:sz="4"/>
+              <w:left w:val="single" w:color="A6A6A6" w:sz="4"/>
+              <w:bottom w:val="single" w:color="A6A6A6" w:sz="4"/>
+              <w:right w:val="single" w:color="A6A6A6" w:sz="4"/>
+            </w:tcBorders>
+            <w:tcMar>
+              <w:top w:type="dxa" w:w="60"/>
+              <w:left w:type="dxa" w:w="100"/>
+              <w:bottom w:type="dxa" w:w="60"/>
+              <w:right w:type="dxa" w:w="100"/>
+            </w:tcMar>
+          </w:tcPr>
+          <w:p>
+            <w:r>
+              <w:rPr>
+                <w:sz w:val="19"/>
+                <w:szCs w:val="19"/>
+              </w:rPr>
+              <w:t xml:space="preserve">filter</w:t>
+            </w:r>
+          </w:p>
+        </w:tc>
+        <w:tc>
+          <w:tcPr>
+            <w:tcW w:type="dxa" w:w="3855"/>
+            <w:tcBorders>
+              <w:top w:val="single" w:color="A6A6A6" w:sz="4"/>
+              <w:left w:val="single" w:color="A6A6A6" w:sz="4"/>
+              <w:bottom w:val="single" w:color="A6A6A6" w:sz="4"/>
+              <w:right w:val="single" w:color="A6A6A6" w:sz="4"/>
+            </w:tcBorders>
+            <w:tcMar>
+              <w:top w:type="dxa" w:w="60"/>
+              <w:left w:type="dxa" w:w="100"/>
+              <w:bottom w:type="dxa" w:w="60"/>
+              <w:right w:type="dxa" w:w="100"/>
+            </w:tcMar>
+          </w:tcPr>
+          <w:p>
+            <w:r>
+              <w:rPr>
+                <w:sz w:val="19"/>
+                <w:szCs w:val="19"/>
+              </w:rPr>
+              <w:t xml:space="preserve">WinMerge レポート（.html／.csv）</w:t>
+            </w:r>
+          </w:p>
+        </w:tc>
+        <w:tc>
+          <w:tcPr>
+            <w:tcW w:type="dxa" w:w="4096"/>
+            <w:tcBorders>
+              <w:top w:val="single" w:color="A6A6A6" w:sz="4"/>
+              <w:left w:val="single" w:color="A6A6A6" w:sz="4"/>
+              <w:bottom w:val="single" w:color="A6A6A6" w:sz="4"/>
+              <w:right w:val="single" w:color="A6A6A6" w:sz="4"/>
+            </w:tcBorders>
+            <w:tcMar>
+              <w:top w:type="dxa" w:w="60"/>
+              <w:left w:type="dxa" w:w="100"/>
+              <w:bottom w:type="dxa" w:w="60"/>
+              <w:right w:type="dxa" w:w="100"/>
+            </w:tcMar>
+          </w:tcPr>
+          <w:p>
+            <w:r>
+              <w:rPr>
+                <w:sz w:val="19"/>
+                <w:szCs w:val="19"/>
+              </w:rPr>
+              <w:t xml:space="preserve">対象とするファイル名パターンのみ（除外条件は指定不可）</w:t>
+            </w:r>
+          </w:p>
+        </w:tc>
+      </w:tr>
+      <w:tr>
+        <w:tc>
+          <w:tcPr>
+            <w:tcW w:type="dxa" w:w="1687"/>
+            <w:tcBorders>
+              <w:top w:val="single" w:color="A6A6A6" w:sz="4"/>
+              <w:left w:val="single" w:color="A6A6A6" w:sz="4"/>
+              <w:bottom w:val="single" w:color="A6A6A6" w:sz="4"/>
+              <w:right w:val="single" w:color="A6A6A6" w:sz="4"/>
+            </w:tcBorders>
+            <w:shd w:fill="F2F6FA" w:color="auto" w:val="clear"/>
+            <w:tcMar>
+              <w:top w:type="dxa" w:w="60"/>
+              <w:left w:type="dxa" w:w="100"/>
+              <w:bottom w:type="dxa" w:w="60"/>
+              <w:right w:type="dxa" w:w="100"/>
+            </w:tcMar>
+          </w:tcPr>
+          <w:p>
+            <w:r>
+              <w:rPr>
+                <w:sz w:val="19"/>
+                <w:szCs w:val="19"/>
+              </w:rPr>
+              <w:t xml:space="preserve">include</w:t>
+            </w:r>
+          </w:p>
+        </w:tc>
+        <w:tc>
+          <w:tcPr>
+            <w:tcW w:type="dxa" w:w="3855"/>
+            <w:tcBorders>
+              <w:top w:val="single" w:color="A6A6A6" w:sz="4"/>
+              <w:left w:val="single" w:color="A6A6A6" w:sz="4"/>
+              <w:bottom w:val="single" w:color="A6A6A6" w:sz="4"/>
+              <w:right w:val="single" w:color="A6A6A6" w:sz="4"/>
+            </w:tcBorders>
+            <w:shd w:fill="F2F6FA" w:color="auto" w:val="clear"/>
+            <w:tcMar>
+              <w:top w:type="dxa" w:w="60"/>
+              <w:left w:type="dxa" w:w="100"/>
+              <w:bottom w:type="dxa" w:w="60"/>
+              <w:right w:type="dxa" w:w="100"/>
+            </w:tcMar>
+          </w:tcPr>
+          <w:p>
+            <w:r>
+              <w:rPr>
+                <w:sz w:val="19"/>
+                <w:szCs w:val="19"/>
+              </w:rPr>
+              <w:t xml:space="preserve">ハッシュ判定（_files.csv・summary.csv）</w:t>
+            </w:r>
+          </w:p>
+        </w:tc>
+        <w:tc>
+          <w:tcPr>
+            <w:tcW w:type="dxa" w:w="4096"/>
+            <w:tcBorders>
+              <w:top w:val="single" w:color="A6A6A6" w:sz="4"/>
+              <w:left w:val="single" w:color="A6A6A6" w:sz="4"/>
+              <w:bottom w:val="single" w:color="A6A6A6" w:sz="4"/>
+              <w:right w:val="single" w:color="A6A6A6" w:sz="4"/>
+            </w:tcBorders>
+            <w:shd w:fill="F2F6FA" w:color="auto" w:val="clear"/>
+            <w:tcMar>
+              <w:top w:type="dxa" w:w="60"/>
+              <w:left w:type="dxa" w:w="100"/>
+              <w:bottom w:type="dxa" w:w="60"/>
+              <w:right w:type="dxa" w:w="100"/>
+            </w:tcMar>
+          </w:tcPr>
+          <w:p>
+            <w:r>
+              <w:rPr>
+                <w:sz w:val="19"/>
+                <w:szCs w:val="19"/>
+              </w:rPr>
+              <w:t xml:space="preserve">対象とするファイル名パターン</w:t>
+            </w:r>
+          </w:p>
+        </w:tc>
+      </w:tr>
+      <w:tr>
+        <w:tc>
+          <w:tcPr>
+            <w:tcW w:type="dxa" w:w="1687"/>
+            <w:tcBorders>
+              <w:top w:val="single" w:color="A6A6A6" w:sz="4"/>
+              <w:left w:val="single" w:color="A6A6A6" w:sz="4"/>
+              <w:bottom w:val="single" w:color="A6A6A6" w:sz="4"/>
+              <w:right w:val="single" w:color="A6A6A6" w:sz="4"/>
+            </w:tcBorders>
+            <w:tcMar>
+              <w:top w:type="dxa" w:w="60"/>
+              <w:left w:type="dxa" w:w="100"/>
+              <w:bottom w:type="dxa" w:w="60"/>
+              <w:right w:type="dxa" w:w="100"/>
+            </w:tcMar>
+          </w:tcPr>
+          <w:p>
+            <w:r>
+              <w:rPr>
+                <w:sz w:val="19"/>
+                <w:szCs w:val="19"/>
+              </w:rPr>
+              <w:t xml:space="preserve">exclude</w:t>
+            </w:r>
+          </w:p>
+        </w:tc>
+        <w:tc>
+          <w:tcPr>
+            <w:tcW w:type="dxa" w:w="3855"/>
+            <w:tcBorders>
+              <w:top w:val="single" w:color="A6A6A6" w:sz="4"/>
+              <w:left w:val="single" w:color="A6A6A6" w:sz="4"/>
+              <w:bottom w:val="single" w:color="A6A6A6" w:sz="4"/>
+              <w:right w:val="single" w:color="A6A6A6" w:sz="4"/>
+            </w:tcBorders>
+            <w:tcMar>
+              <w:top w:type="dxa" w:w="60"/>
+              <w:left w:type="dxa" w:w="100"/>
+              <w:bottom w:type="dxa" w:w="60"/>
+              <w:right w:type="dxa" w:w="100"/>
+            </w:tcMar>
+          </w:tcPr>
+          <w:p>
+            <w:r>
+              <w:rPr>
+                <w:sz w:val="19"/>
+                <w:szCs w:val="19"/>
+              </w:rPr>
+              <w:t xml:space="preserve">ハッシュ判定（_files.csv・summary.csv）</w:t>
+            </w:r>
+          </w:p>
+        </w:tc>
+        <w:tc>
+          <w:tcPr>
+            <w:tcW w:type="dxa" w:w="4096"/>
+            <w:tcBorders>
+              <w:top w:val="single" w:color="A6A6A6" w:sz="4"/>
+              <w:left w:val="single" w:color="A6A6A6" w:sz="4"/>
+              <w:bottom w:val="single" w:color="A6A6A6" w:sz="4"/>
+              <w:right w:val="single" w:color="A6A6A6" w:sz="4"/>
+            </w:tcBorders>
+            <w:tcMar>
+              <w:top w:type="dxa" w:w="60"/>
+              <w:left w:type="dxa" w:w="100"/>
+              <w:bottom w:type="dxa" w:w="60"/>
+              <w:right w:type="dxa" w:w="100"/>
+            </w:tcMar>
+          </w:tcPr>
+          <w:p>
+            <w:r>
+              <w:rPr>
+                <w:sz w:val="19"/>
+                <w:szCs w:val="19"/>
+              </w:rPr>
+              <w:t xml:space="preserve">除外するファイル名・相対パスのパターン</w:t>
+            </w:r>
+          </w:p>
+        </w:tc>
+      </w:tr>
+    </w:tbl>
+    <w:p>
+      <w:pPr>
+        <w:spacing w:after="120"/>
+      </w:pPr>
+    </w:p>
+    <w:tbl>
+      <w:tblPr>
+        <w:tblW w:type="dxa" w:w="9638"/>
+        <w:tblBorders>
+          <w:top w:val="single" w:color="auto" w:sz="4"/>
+          <w:left w:val="single" w:color="auto" w:sz="4"/>
+          <w:bottom w:val="single" w:color="auto" w:sz="4"/>
+          <w:right w:val="single" w:color="auto" w:sz="4"/>
+          <w:insideH w:val="single" w:color="auto" w:sz="4"/>
+          <w:insideV w:val="single" w:color="auto" w:sz="4"/>
+        </w:tblBorders>
+      </w:tblPr>
+      <w:tblGrid>
+        <w:gridCol w:w="9638"/>
+      </w:tblGrid>
+      <w:tr>
+        <w:tc>
+          <w:tcPr>
+            <w:tcW w:type="dxa" w:w="9638"/>
+            <w:tcBorders>
+              <w:top w:val="none" w:color="FFFFFF" w:sz="0"/>
+              <w:left w:val="single" w:color="C9A100" w:sz="24"/>
+              <w:bottom w:val="none" w:color="FFFFFF" w:sz="0"/>
+              <w:right w:val="none" w:color="FFFFFF" w:sz="0"/>
+            </w:tcBorders>
+            <w:shd w:fill="FFF4CE" w:color="auto" w:val="clear"/>
+            <w:tcMar>
+              <w:top w:type="dxa" w:w="80"/>
+              <w:left w:type="dxa" w:w="160"/>
+              <w:bottom w:type="dxa" w:w="80"/>
+              <w:right w:type="dxa" w:w="120"/>
+            </w:tcMar>
+          </w:tcPr>
+          <w:p>
+            <w:r>
+              <w:rPr>
+                <w:b/>
+                <w:bCs/>
+              </w:rPr>
+              <w:t xml:space="preserve">補足  </w:t>
+            </w:r>
+            <w:r>
+              <w:rPr>
+                <w:rFonts w:ascii="Consolas" w:eastAsia="Meiryo UI" w:hAnsi="Consolas"/>
+                <w:color w:val="A31515"/>
+              </w:rPr>
+              <w:t xml:space="preserve">filter</w:t>
+            </w:r>
+            <w:r>
+              <w:t xml:space="preserve"> には除外条件を書けないため、</w:t>
+            </w:r>
+            <w:r>
+              <w:rPr>
+                <w:rFonts w:ascii="Consolas" w:eastAsia="Meiryo UI" w:hAnsi="Consolas"/>
+                <w:color w:val="A31515"/>
+              </w:rPr>
+              <w:t xml:space="preserve">exclude</w:t>
+            </w:r>
+            <w:r>
+              <w:t xml:space="preserve"> で除外したファイル（Office の一時ファイル </w:t>
+            </w:r>
+            <w:r>
+              <w:rPr>
+                <w:rFonts w:ascii="Consolas" w:eastAsia="Meiryo UI" w:hAnsi="Consolas"/>
+                <w:color w:val="A31515"/>
+              </w:rPr>
+              <w:t xml:space="preserve">~$*</w:t>
+            </w:r>
+            <w:r>
+              <w:t xml:space="preserve">、Thumbs.db など）も WinMerge レポートには表示されます。そのため、WinMerge レポートと _files.csv の件数は一致しないことがあります。</w:t>
+            </w:r>
+            <w:r>
+              <w:rPr>
+                <w:b/>
+                <w:bCs/>
+              </w:rPr>
+              <w:t xml:space="preserve">ファイル数・判定結果は _files.csv を正としてください。</w:t>
+            </w:r>
+          </w:p>
+        </w:tc>
+      </w:tr>
+    </w:tbl>
+    <w:p>
+      <w:pPr>
+        <w:spacing w:after="120"/>
+      </w:pPr>
+    </w:p>
+    <w:p>
+      <w:pPr>
+        <w:pStyle w:val="Heading3"/>
+      </w:pPr>
+      <w:r>
+        <w:t xml:space="preserve">パターンの書き方（include／exclude）</w:t>
+      </w:r>
+    </w:p>
+    <w:p>
+      <w:pPr>
+        <w:spacing w:after="120"/>
+      </w:pPr>
+      <w:r>
+        <w:rPr>
+          <w:rFonts w:ascii="Consolas" w:eastAsia="Meiryo UI" w:hAnsi="Consolas"/>
+          <w:color w:val="A31515"/>
+        </w:rPr>
+        <w:t xml:space="preserve">include</w:t>
+      </w:r>
+      <w:r>
+        <w:t xml:space="preserve"> はファイル名のみと照合します。</w:t>
+      </w:r>
+      <w:r>
+        <w:rPr>
+          <w:rFonts w:ascii="Consolas" w:eastAsia="Meiryo UI" w:hAnsi="Consolas"/>
+          <w:color w:val="A31515"/>
+        </w:rPr>
+        <w:t xml:space="preserve">exclude</w:t>
+      </w:r>
+      <w:r>
+        <w:t xml:space="preserve"> はファイル名と相対パスの両方と照合するため、フォルダ単位の除外は </w:t>
+      </w:r>
+      <w:r>
+        <w:rPr>
+          <w:rFonts w:ascii="Consolas" w:eastAsia="Meiryo UI" w:hAnsi="Consolas"/>
+          <w:color w:val="A31515"/>
+        </w:rPr>
+        <w:t xml:space="preserve">exclude</w:t>
+      </w:r>
+      <w:r>
+        <w:t xml:space="preserve"> でのみ指定できます。</w:t>
+      </w:r>
+    </w:p>
+    <w:tbl>
+      <w:tblPr>
+        <w:tblW w:type="dxa" w:w="9638"/>
+        <w:tblBorders>
+          <w:top w:val="single" w:color="auto" w:sz="4"/>
+          <w:left w:val="single" w:color="auto" w:sz="4"/>
+          <w:bottom w:val="single" w:color="auto" w:sz="4"/>
+          <w:right w:val="single" w:color="auto" w:sz="4"/>
+          <w:insideH w:val="single" w:color="auto" w:sz="4"/>
+          <w:insideV w:val="single" w:color="auto" w:sz="4"/>
+        </w:tblBorders>
+      </w:tblPr>
+      <w:tblGrid>
+        <w:gridCol w:w="1566"/>
+        <w:gridCol w:w="2048"/>
+        <w:gridCol w:w="1687"/>
+        <w:gridCol w:w="2650"/>
+        <w:gridCol w:w="1687"/>
+      </w:tblGrid>
+      <w:tr>
+        <w:trPr>
+          <w:tblHeader/>
+        </w:trPr>
+        <w:tc>
+          <w:tcPr>
+            <w:tcW w:type="dxa" w:w="1566"/>
             <w:tcBorders>
               <w:top w:val="single" w:color="A6A6A6" w:sz="4"/>
               <w:left w:val="single" w:color="A6A6A6" w:sz="4"/>
@@ -7254,12 +9240,100 @@
                 <w:sz w:val="19"/>
                 <w:szCs w:val="19"/>
               </w:rPr>
+              <w:t xml:space="preserve">記号</w:t>
+            </w:r>
+          </w:p>
+        </w:tc>
+        <w:tc>
+          <w:tcPr>
+            <w:tcW w:type="dxa" w:w="2048"/>
+            <w:tcBorders>
+              <w:top w:val="single" w:color="A6A6A6" w:sz="4"/>
+              <w:left w:val="single" w:color="A6A6A6" w:sz="4"/>
+              <w:bottom w:val="single" w:color="A6A6A6" w:sz="4"/>
+              <w:right w:val="single" w:color="A6A6A6" w:sz="4"/>
+            </w:tcBorders>
+            <w:shd w:fill="1F4E79" w:color="auto" w:val="clear"/>
+            <w:tcMar>
+              <w:top w:type="dxa" w:w="60"/>
+              <w:left w:type="dxa" w:w="100"/>
+              <w:bottom w:type="dxa" w:w="60"/>
+              <w:right w:type="dxa" w:w="100"/>
+            </w:tcMar>
+          </w:tcPr>
+          <w:p>
+            <w:r>
+              <w:rPr>
+                <w:b/>
+                <w:bCs/>
+                <w:color w:val="FFFFFF"/>
+                <w:sz w:val="19"/>
+                <w:szCs w:val="19"/>
+              </w:rPr>
+              <w:t xml:space="preserve">意味</w:t>
+            </w:r>
+          </w:p>
+        </w:tc>
+        <w:tc>
+          <w:tcPr>
+            <w:tcW w:type="dxa" w:w="1687"/>
+            <w:tcBorders>
+              <w:top w:val="single" w:color="A6A6A6" w:sz="4"/>
+              <w:left w:val="single" w:color="A6A6A6" w:sz="4"/>
+              <w:bottom w:val="single" w:color="A6A6A6" w:sz="4"/>
+              <w:right w:val="single" w:color="A6A6A6" w:sz="4"/>
+            </w:tcBorders>
+            <w:shd w:fill="1F4E79" w:color="auto" w:val="clear"/>
+            <w:tcMar>
+              <w:top w:type="dxa" w:w="60"/>
+              <w:left w:type="dxa" w:w="100"/>
+              <w:bottom w:type="dxa" w:w="60"/>
+              <w:right w:type="dxa" w:w="100"/>
+            </w:tcMar>
+          </w:tcPr>
+          <w:p>
+            <w:r>
+              <w:rPr>
+                <w:b/>
+                <w:bCs/>
+                <w:color w:val="FFFFFF"/>
+                <w:sz w:val="19"/>
+                <w:szCs w:val="19"/>
+              </w:rPr>
+              <w:t xml:space="preserve">例</w:t>
+            </w:r>
+          </w:p>
+        </w:tc>
+        <w:tc>
+          <w:tcPr>
+            <w:tcW w:type="dxa" w:w="2650"/>
+            <w:tcBorders>
+              <w:top w:val="single" w:color="A6A6A6" w:sz="4"/>
+              <w:left w:val="single" w:color="A6A6A6" w:sz="4"/>
+              <w:bottom w:val="single" w:color="A6A6A6" w:sz="4"/>
+              <w:right w:val="single" w:color="A6A6A6" w:sz="4"/>
+            </w:tcBorders>
+            <w:shd w:fill="1F4E79" w:color="auto" w:val="clear"/>
+            <w:tcMar>
+              <w:top w:type="dxa" w:w="60"/>
+              <w:left w:type="dxa" w:w="100"/>
+              <w:bottom w:type="dxa" w:w="60"/>
+              <w:right w:type="dxa" w:w="100"/>
+            </w:tcMar>
+          </w:tcPr>
+          <w:p>
+            <w:r>
+              <w:rPr>
+                <w:b/>
+                <w:bCs/>
+                <w:color w:val="FFFFFF"/>
+                <w:sz w:val="19"/>
+                <w:szCs w:val="19"/>
+              </w:rPr>
               <w:t xml:space="preserve">一致する例</w:t>
             </w:r>
           </w:p>
         </w:tc>
-      </w:tr>
-      <w:tr>
         <w:tc>
           <w:tcPr>
             <w:tcW w:type="dxa" w:w="1687"/>
@@ -7269,6 +9343,38 @@
               <w:bottom w:val="single" w:color="A6A6A6" w:sz="4"/>
               <w:right w:val="single" w:color="A6A6A6" w:sz="4"/>
             </w:tcBorders>
+            <w:shd w:fill="1F4E79" w:color="auto" w:val="clear"/>
+            <w:tcMar>
+              <w:top w:type="dxa" w:w="60"/>
+              <w:left w:type="dxa" w:w="100"/>
+              <w:bottom w:type="dxa" w:w="60"/>
+              <w:right w:type="dxa" w:w="100"/>
+            </w:tcMar>
+          </w:tcPr>
+          <w:p>
+            <w:r>
+              <w:rPr>
+                <w:b/>
+                <w:bCs/>
+                <w:color w:val="FFFFFF"/>
+                <w:sz w:val="19"/>
+                <w:szCs w:val="19"/>
+              </w:rPr>
+              <w:t xml:space="preserve">使える項目</w:t>
+            </w:r>
+          </w:p>
+        </w:tc>
+      </w:tr>
+      <w:tr>
+        <w:tc>
+          <w:tcPr>
+            <w:tcW w:type="dxa" w:w="1566"/>
+            <w:tcBorders>
+              <w:top w:val="single" w:color="A6A6A6" w:sz="4"/>
+              <w:left w:val="single" w:color="A6A6A6" w:sz="4"/>
+              <w:bottom w:val="single" w:color="A6A6A6" w:sz="4"/>
+              <w:right w:val="single" w:color="A6A6A6" w:sz="4"/>
+            </w:tcBorders>
             <w:tcMar>
               <w:top w:type="dxa" w:w="60"/>
               <w:left w:type="dxa" w:w="100"/>
@@ -7288,7 +9394,7 @@
         </w:tc>
         <w:tc>
           <w:tcPr>
-            <w:tcW w:type="dxa" w:w="2410"/>
+            <w:tcW w:type="dxa" w:w="2048"/>
             <w:tcBorders>
               <w:top w:val="single" w:color="A6A6A6" w:sz="4"/>
               <w:left w:val="single" w:color="A6A6A6" w:sz="4"/>
@@ -7314,7 +9420,7 @@
         </w:tc>
         <w:tc>
           <w:tcPr>
-            <w:tcW w:type="dxa" w:w="2169"/>
+            <w:tcW w:type="dxa" w:w="1687"/>
             <w:tcBorders>
               <w:top w:val="single" w:color="A6A6A6" w:sz="4"/>
               <w:left w:val="single" w:color="A6A6A6" w:sz="4"/>
@@ -7340,7 +9446,7 @@
         </w:tc>
         <w:tc>
           <w:tcPr>
-            <w:tcW w:type="dxa" w:w="3372"/>
+            <w:tcW w:type="dxa" w:w="2650"/>
             <w:tcBorders>
               <w:top w:val="single" w:color="A6A6A6" w:sz="4"/>
               <w:left w:val="single" w:color="A6A6A6" w:sz="4"/>
@@ -7364,8 +9470,6 @@
             </w:r>
           </w:p>
         </w:tc>
-      </w:tr>
-      <w:tr>
         <w:tc>
           <w:tcPr>
             <w:tcW w:type="dxa" w:w="1687"/>
@@ -7375,6 +9479,34 @@
               <w:bottom w:val="single" w:color="A6A6A6" w:sz="4"/>
               <w:right w:val="single" w:color="A6A6A6" w:sz="4"/>
             </w:tcBorders>
+            <w:tcMar>
+              <w:top w:type="dxa" w:w="60"/>
+              <w:left w:type="dxa" w:w="100"/>
+              <w:bottom w:type="dxa" w:w="60"/>
+              <w:right w:type="dxa" w:w="100"/>
+            </w:tcMar>
+          </w:tcPr>
+          <w:p>
+            <w:r>
+              <w:rPr>
+                <w:sz w:val="19"/>
+                <w:szCs w:val="19"/>
+              </w:rPr>
+              <w:t xml:space="preserve">include／exclude</w:t>
+            </w:r>
+          </w:p>
+        </w:tc>
+      </w:tr>
+      <w:tr>
+        <w:tc>
+          <w:tcPr>
+            <w:tcW w:type="dxa" w:w="1566"/>
+            <w:tcBorders>
+              <w:top w:val="single" w:color="A6A6A6" w:sz="4"/>
+              <w:left w:val="single" w:color="A6A6A6" w:sz="4"/>
+              <w:bottom w:val="single" w:color="A6A6A6" w:sz="4"/>
+              <w:right w:val="single" w:color="A6A6A6" w:sz="4"/>
+            </w:tcBorders>
             <w:shd w:fill="F2F6FA" w:color="auto" w:val="clear"/>
             <w:tcMar>
               <w:top w:type="dxa" w:w="60"/>
@@ -7395,7 +9527,7 @@
         </w:tc>
         <w:tc>
           <w:tcPr>
-            <w:tcW w:type="dxa" w:w="2410"/>
+            <w:tcW w:type="dxa" w:w="2048"/>
             <w:tcBorders>
               <w:top w:val="single" w:color="A6A6A6" w:sz="4"/>
               <w:left w:val="single" w:color="A6A6A6" w:sz="4"/>
@@ -7422,7 +9554,7 @@
         </w:tc>
         <w:tc>
           <w:tcPr>
-            <w:tcW w:type="dxa" w:w="2169"/>
+            <w:tcW w:type="dxa" w:w="1687"/>
             <w:tcBorders>
               <w:top w:val="single" w:color="A6A6A6" w:sz="4"/>
               <w:left w:val="single" w:color="A6A6A6" w:sz="4"/>
@@ -7449,7 +9581,7 @@
         </w:tc>
         <w:tc>
           <w:tcPr>
-            <w:tcW w:type="dxa" w:w="3372"/>
+            <w:tcW w:type="dxa" w:w="2650"/>
             <w:tcBorders>
               <w:top w:val="single" w:color="A6A6A6" w:sz="4"/>
               <w:left w:val="single" w:color="A6A6A6" w:sz="4"/>
@@ -7474,8 +9606,6 @@
             </w:r>
           </w:p>
         </w:tc>
-      </w:tr>
-      <w:tr>
         <w:tc>
           <w:tcPr>
             <w:tcW w:type="dxa" w:w="1687"/>
@@ -7485,6 +9615,35 @@
               <w:bottom w:val="single" w:color="A6A6A6" w:sz="4"/>
               <w:right w:val="single" w:color="A6A6A6" w:sz="4"/>
             </w:tcBorders>
+            <w:shd w:fill="F2F6FA" w:color="auto" w:val="clear"/>
+            <w:tcMar>
+              <w:top w:type="dxa" w:w="60"/>
+              <w:left w:type="dxa" w:w="100"/>
+              <w:bottom w:type="dxa" w:w="60"/>
+              <w:right w:type="dxa" w:w="100"/>
+            </w:tcMar>
+          </w:tcPr>
+          <w:p>
+            <w:r>
+              <w:rPr>
+                <w:sz w:val="19"/>
+                <w:szCs w:val="19"/>
+              </w:rPr>
+              <w:t xml:space="preserve">include／exclude</w:t>
+            </w:r>
+          </w:p>
+        </w:tc>
+      </w:tr>
+      <w:tr>
+        <w:tc>
+          <w:tcPr>
+            <w:tcW w:type="dxa" w:w="1566"/>
+            <w:tcBorders>
+              <w:top w:val="single" w:color="A6A6A6" w:sz="4"/>
+              <w:left w:val="single" w:color="A6A6A6" w:sz="4"/>
+              <w:bottom w:val="single" w:color="A6A6A6" w:sz="4"/>
+              <w:right w:val="single" w:color="A6A6A6" w:sz="4"/>
+            </w:tcBorders>
             <w:tcMar>
               <w:top w:type="dxa" w:w="60"/>
               <w:left w:type="dxa" w:w="100"/>
@@ -7504,7 +9663,7 @@
         </w:tc>
         <w:tc>
           <w:tcPr>
-            <w:tcW w:type="dxa" w:w="2410"/>
+            <w:tcW w:type="dxa" w:w="2048"/>
             <w:tcBorders>
               <w:top w:val="single" w:color="A6A6A6" w:sz="4"/>
               <w:left w:val="single" w:color="A6A6A6" w:sz="4"/>
@@ -7530,7 +9689,7 @@
         </w:tc>
         <w:tc>
           <w:tcPr>
-            <w:tcW w:type="dxa" w:w="2169"/>
+            <w:tcW w:type="dxa" w:w="1687"/>
             <w:tcBorders>
               <w:top w:val="single" w:color="A6A6A6" w:sz="4"/>
               <w:left w:val="single" w:color="A6A6A6" w:sz="4"/>
@@ -7556,7 +9715,7 @@
         </w:tc>
         <w:tc>
           <w:tcPr>
-            <w:tcW w:type="dxa" w:w="3372"/>
+            <w:tcW w:type="dxa" w:w="2650"/>
             <w:tcBorders>
               <w:top w:val="single" w:color="A6A6A6" w:sz="4"/>
               <w:left w:val="single" w:color="A6A6A6" w:sz="4"/>
@@ -7580,8 +9739,6 @@
             </w:r>
           </w:p>
         </w:tc>
-      </w:tr>
-      <w:tr>
         <w:tc>
           <w:tcPr>
             <w:tcW w:type="dxa" w:w="1687"/>
@@ -7591,6 +9748,34 @@
               <w:bottom w:val="single" w:color="A6A6A6" w:sz="4"/>
               <w:right w:val="single" w:color="A6A6A6" w:sz="4"/>
             </w:tcBorders>
+            <w:tcMar>
+              <w:top w:type="dxa" w:w="60"/>
+              <w:left w:type="dxa" w:w="100"/>
+              <w:bottom w:type="dxa" w:w="60"/>
+              <w:right w:type="dxa" w:w="100"/>
+            </w:tcMar>
+          </w:tcPr>
+          <w:p>
+            <w:r>
+              <w:rPr>
+                <w:sz w:val="19"/>
+                <w:szCs w:val="19"/>
+              </w:rPr>
+              <w:t xml:space="preserve">exclude</w:t>
+            </w:r>
+          </w:p>
+        </w:tc>
+      </w:tr>
+      <w:tr>
+        <w:tc>
+          <w:tcPr>
+            <w:tcW w:type="dxa" w:w="1566"/>
+            <w:tcBorders>
+              <w:top w:val="single" w:color="A6A6A6" w:sz="4"/>
+              <w:left w:val="single" w:color="A6A6A6" w:sz="4"/>
+              <w:bottom w:val="single" w:color="A6A6A6" w:sz="4"/>
+              <w:right w:val="single" w:color="A6A6A6" w:sz="4"/>
+            </w:tcBorders>
             <w:shd w:fill="F2F6FA" w:color="auto" w:val="clear"/>
             <w:tcMar>
               <w:top w:type="dxa" w:w="60"/>
@@ -7605,20 +9790,155 @@
                 <w:sz w:val="19"/>
                 <w:szCs w:val="19"/>
               </w:rPr>
+              <w:t xml:space="preserve">ファイル名</w:t>
+            </w:r>
+          </w:p>
+        </w:tc>
+        <w:tc>
+          <w:tcPr>
+            <w:tcW w:type="dxa" w:w="2048"/>
+            <w:tcBorders>
+              <w:top w:val="single" w:color="A6A6A6" w:sz="4"/>
+              <w:left w:val="single" w:color="A6A6A6" w:sz="4"/>
+              <w:bottom w:val="single" w:color="A6A6A6" w:sz="4"/>
+              <w:right w:val="single" w:color="A6A6A6" w:sz="4"/>
+            </w:tcBorders>
+            <w:shd w:fill="F2F6FA" w:color="auto" w:val="clear"/>
+            <w:tcMar>
+              <w:top w:type="dxa" w:w="60"/>
+              <w:left w:type="dxa" w:w="100"/>
+              <w:bottom w:type="dxa" w:w="60"/>
+              <w:right w:type="dxa" w:w="100"/>
+            </w:tcMar>
+          </w:tcPr>
+          <w:p>
+            <w:r>
+              <w:rPr>
+                <w:sz w:val="19"/>
+                <w:szCs w:val="19"/>
+              </w:rPr>
+              <w:t xml:space="preserve">特定のファイル</w:t>
+            </w:r>
+          </w:p>
+        </w:tc>
+        <w:tc>
+          <w:tcPr>
+            <w:tcW w:type="dxa" w:w="1687"/>
+            <w:tcBorders>
+              <w:top w:val="single" w:color="A6A6A6" w:sz="4"/>
+              <w:left w:val="single" w:color="A6A6A6" w:sz="4"/>
+              <w:bottom w:val="single" w:color="A6A6A6" w:sz="4"/>
+              <w:right w:val="single" w:color="A6A6A6" w:sz="4"/>
+            </w:tcBorders>
+            <w:shd w:fill="F2F6FA" w:color="auto" w:val="clear"/>
+            <w:tcMar>
+              <w:top w:type="dxa" w:w="60"/>
+              <w:left w:type="dxa" w:w="100"/>
+              <w:bottom w:type="dxa" w:w="60"/>
+              <w:right w:type="dxa" w:w="100"/>
+            </w:tcMar>
+          </w:tcPr>
+          <w:p>
+            <w:r>
+              <w:rPr>
+                <w:sz w:val="19"/>
+                <w:szCs w:val="19"/>
+              </w:rPr>
+              <w:t xml:space="preserve">Thumbs.db</w:t>
+            </w:r>
+          </w:p>
+        </w:tc>
+        <w:tc>
+          <w:tcPr>
+            <w:tcW w:type="dxa" w:w="2650"/>
+            <w:tcBorders>
+              <w:top w:val="single" w:color="A6A6A6" w:sz="4"/>
+              <w:left w:val="single" w:color="A6A6A6" w:sz="4"/>
+              <w:bottom w:val="single" w:color="A6A6A6" w:sz="4"/>
+              <w:right w:val="single" w:color="A6A6A6" w:sz="4"/>
+            </w:tcBorders>
+            <w:shd w:fill="F2F6FA" w:color="auto" w:val="clear"/>
+            <w:tcMar>
+              <w:top w:type="dxa" w:w="60"/>
+              <w:left w:type="dxa" w:w="100"/>
+              <w:bottom w:type="dxa" w:w="60"/>
+              <w:right w:type="dxa" w:w="100"/>
+            </w:tcMar>
+          </w:tcPr>
+          <w:p>
+            <w:r>
+              <w:rPr>
+                <w:sz w:val="19"/>
+                <w:szCs w:val="19"/>
+              </w:rPr>
+              <w:t xml:space="preserve">Thumbs.db（全フォルダ）</w:t>
+            </w:r>
+          </w:p>
+        </w:tc>
+        <w:tc>
+          <w:tcPr>
+            <w:tcW w:type="dxa" w:w="1687"/>
+            <w:tcBorders>
+              <w:top w:val="single" w:color="A6A6A6" w:sz="4"/>
+              <w:left w:val="single" w:color="A6A6A6" w:sz="4"/>
+              <w:bottom w:val="single" w:color="A6A6A6" w:sz="4"/>
+              <w:right w:val="single" w:color="A6A6A6" w:sz="4"/>
+            </w:tcBorders>
+            <w:shd w:fill="F2F6FA" w:color="auto" w:val="clear"/>
+            <w:tcMar>
+              <w:top w:type="dxa" w:w="60"/>
+              <w:left w:type="dxa" w:w="100"/>
+              <w:bottom w:type="dxa" w:w="60"/>
+              <w:right w:type="dxa" w:w="100"/>
+            </w:tcMar>
+          </w:tcPr>
+          <w:p>
+            <w:r>
+              <w:rPr>
+                <w:sz w:val="19"/>
+                <w:szCs w:val="19"/>
+              </w:rPr>
+              <w:t xml:space="preserve">exclude</w:t>
+            </w:r>
+          </w:p>
+        </w:tc>
+      </w:tr>
+      <w:tr>
+        <w:tc>
+          <w:tcPr>
+            <w:tcW w:type="dxa" w:w="1566"/>
+            <w:tcBorders>
+              <w:top w:val="single" w:color="A6A6A6" w:sz="4"/>
+              <w:left w:val="single" w:color="A6A6A6" w:sz="4"/>
+              <w:bottom w:val="single" w:color="A6A6A6" w:sz="4"/>
+              <w:right w:val="single" w:color="A6A6A6" w:sz="4"/>
+            </w:tcBorders>
+            <w:tcMar>
+              <w:top w:type="dxa" w:w="60"/>
+              <w:left w:type="dxa" w:w="100"/>
+              <w:bottom w:type="dxa" w:w="60"/>
+              <w:right w:type="dxa" w:w="100"/>
+            </w:tcMar>
+          </w:tcPr>
+          <w:p>
+            <w:r>
+              <w:rPr>
+                <w:sz w:val="19"/>
+                <w:szCs w:val="19"/>
+              </w:rPr>
               <w:t xml:space="preserve">フォルダ名\*</w:t>
             </w:r>
           </w:p>
         </w:tc>
         <w:tc>
           <w:tcPr>
-            <w:tcW w:type="dxa" w:w="2410"/>
-            <w:tcBorders>
-              <w:top w:val="single" w:color="A6A6A6" w:sz="4"/>
-              <w:left w:val="single" w:color="A6A6A6" w:sz="4"/>
-              <w:bottom w:val="single" w:color="A6A6A6" w:sz="4"/>
-              <w:right w:val="single" w:color="A6A6A6" w:sz="4"/>
-            </w:tcBorders>
-            <w:shd w:fill="F2F6FA" w:color="auto" w:val="clear"/>
+            <w:tcW w:type="dxa" w:w="2048"/>
+            <w:tcBorders>
+              <w:top w:val="single" w:color="A6A6A6" w:sz="4"/>
+              <w:left w:val="single" w:color="A6A6A6" w:sz="4"/>
+              <w:bottom w:val="single" w:color="A6A6A6" w:sz="4"/>
+              <w:right w:val="single" w:color="A6A6A6" w:sz="4"/>
+            </w:tcBorders>
             <w:tcMar>
               <w:top w:type="dxa" w:w="60"/>
               <w:left w:type="dxa" w:w="100"/>
@@ -7638,14 +9958,13 @@
         </w:tc>
         <w:tc>
           <w:tcPr>
-            <w:tcW w:type="dxa" w:w="2169"/>
-            <w:tcBorders>
-              <w:top w:val="single" w:color="A6A6A6" w:sz="4"/>
-              <w:left w:val="single" w:color="A6A6A6" w:sz="4"/>
-              <w:bottom w:val="single" w:color="A6A6A6" w:sz="4"/>
-              <w:right w:val="single" w:color="A6A6A6" w:sz="4"/>
-            </w:tcBorders>
-            <w:shd w:fill="F2F6FA" w:color="auto" w:val="clear"/>
+            <w:tcW w:type="dxa" w:w="1687"/>
+            <w:tcBorders>
+              <w:top w:val="single" w:color="A6A6A6" w:sz="4"/>
+              <w:left w:val="single" w:color="A6A6A6" w:sz="4"/>
+              <w:bottom w:val="single" w:color="A6A6A6" w:sz="4"/>
+              <w:right w:val="single" w:color="A6A6A6" w:sz="4"/>
+            </w:tcBorders>
             <w:tcMar>
               <w:top w:type="dxa" w:w="60"/>
               <w:left w:type="dxa" w:w="100"/>
@@ -7665,14 +9984,13 @@
         </w:tc>
         <w:tc>
           <w:tcPr>
-            <w:tcW w:type="dxa" w:w="3372"/>
-            <w:tcBorders>
-              <w:top w:val="single" w:color="A6A6A6" w:sz="4"/>
-              <w:left w:val="single" w:color="A6A6A6" w:sz="4"/>
-              <w:bottom w:val="single" w:color="A6A6A6" w:sz="4"/>
-              <w:right w:val="single" w:color="A6A6A6" w:sz="4"/>
-            </w:tcBorders>
-            <w:shd w:fill="F2F6FA" w:color="auto" w:val="clear"/>
+            <w:tcW w:type="dxa" w:w="2650"/>
+            <w:tcBorders>
+              <w:top w:val="single" w:color="A6A6A6" w:sz="4"/>
+              <w:left w:val="single" w:color="A6A6A6" w:sz="4"/>
+              <w:bottom w:val="single" w:color="A6A6A6" w:sz="4"/>
+              <w:right w:val="single" w:color="A6A6A6" w:sz="4"/>
+            </w:tcBorders>
             <w:tcMar>
               <w:top w:type="dxa" w:w="60"/>
               <w:left w:type="dxa" w:w="100"/>
@@ -7687,6 +10005,32 @@
                 <w:szCs w:val="19"/>
               </w:rPr>
               <w:t xml:space="preserve">.git\config</w:t>
+            </w:r>
+          </w:p>
+        </w:tc>
+        <w:tc>
+          <w:tcPr>
+            <w:tcW w:type="dxa" w:w="1687"/>
+            <w:tcBorders>
+              <w:top w:val="single" w:color="A6A6A6" w:sz="4"/>
+              <w:left w:val="single" w:color="A6A6A6" w:sz="4"/>
+              <w:bottom w:val="single" w:color="A6A6A6" w:sz="4"/>
+              <w:right w:val="single" w:color="A6A6A6" w:sz="4"/>
+            </w:tcBorders>
+            <w:tcMar>
+              <w:top w:type="dxa" w:w="60"/>
+              <w:left w:type="dxa" w:w="100"/>
+              <w:bottom w:type="dxa" w:w="60"/>
+              <w:right w:type="dxa" w:w="100"/>
+            </w:tcMar>
+          </w:tcPr>
+          <w:p>
+            <w:r>
+              <w:rPr>
+                <w:sz w:val="19"/>
+                <w:szCs w:val="19"/>
+              </w:rPr>
+              <w:t xml:space="preserve">exclude のみ</w:t>
             </w:r>
           </w:p>
         </w:tc>
@@ -7696,6 +10040,132 @@
       <w:pPr>
         <w:spacing w:after="120"/>
       </w:pPr>
+    </w:p>
+    <w:tbl>
+      <w:tblPr>
+        <w:tblW w:type="dxa" w:w="9638"/>
+        <w:tblBorders>
+          <w:top w:val="single" w:color="auto" w:sz="4"/>
+          <w:left w:val="single" w:color="auto" w:sz="4"/>
+          <w:bottom w:val="single" w:color="auto" w:sz="4"/>
+          <w:right w:val="single" w:color="auto" w:sz="4"/>
+          <w:insideH w:val="single" w:color="auto" w:sz="4"/>
+          <w:insideV w:val="single" w:color="auto" w:sz="4"/>
+        </w:tblBorders>
+      </w:tblPr>
+      <w:tblGrid>
+        <w:gridCol w:w="9638"/>
+      </w:tblGrid>
+      <w:tr>
+        <w:tc>
+          <w:tcPr>
+            <w:tcW w:type="dxa" w:w="9638"/>
+            <w:tcBorders>
+              <w:top w:val="none" w:color="FFFFFF" w:sz="0"/>
+              <w:left w:val="single" w:color="C9A100" w:sz="24"/>
+              <w:bottom w:val="none" w:color="FFFFFF" w:sz="0"/>
+              <w:right w:val="none" w:color="FFFFFF" w:sz="0"/>
+            </w:tcBorders>
+            <w:shd w:fill="FFF4CE" w:color="auto" w:val="clear"/>
+            <w:tcMar>
+              <w:top w:type="dxa" w:w="80"/>
+              <w:left w:type="dxa" w:w="160"/>
+              <w:bottom w:type="dxa" w:w="80"/>
+              <w:right w:type="dxa" w:w="120"/>
+            </w:tcMar>
+          </w:tcPr>
+          <w:p>
+            <w:r>
+              <w:rPr>
+                <w:b/>
+                <w:bCs/>
+              </w:rPr>
+              <w:t xml:space="preserve">補足  </w:t>
+            </w:r>
+            <w:r>
+              <w:rPr>
+                <w:rFonts w:ascii="Consolas" w:eastAsia="Meiryo UI" w:hAnsi="Consolas"/>
+                <w:color w:val="A31515"/>
+              </w:rPr>
+              <w:t xml:space="preserve">.git\\*</w:t>
+            </w:r>
+            <w:r>
+              <w:t xml:space="preserve"> は JSON 上の表記です（実際のパターンは </w:t>
+            </w:r>
+            <w:r>
+              <w:rPr>
+                <w:rFonts w:ascii="Consolas" w:eastAsia="Meiryo UI" w:hAnsi="Consolas"/>
+                <w:color w:val="A31515"/>
+              </w:rPr>
+              <w:t xml:space="preserve">.git\*</w:t>
+            </w:r>
+            <w:r>
+              <w:t xml:space="preserve">）。フォルダ指定のパターンは </w:t>
+            </w:r>
+            <w:r>
+              <w:rPr>
+                <w:rFonts w:ascii="Consolas" w:eastAsia="Meiryo UI" w:hAnsi="Consolas"/>
+                <w:color w:val="A31515"/>
+              </w:rPr>
+              <w:t xml:space="preserve">include</w:t>
+            </w:r>
+            <w:r>
+              <w:t xml:space="preserve"> に書いても一致しません。</w:t>
+            </w:r>
+          </w:p>
+        </w:tc>
+      </w:tr>
+    </w:tbl>
+    <w:p>
+      <w:pPr>
+        <w:spacing w:after="120"/>
+      </w:pPr>
+    </w:p>
+    <w:p>
+      <w:pPr>
+        <w:pStyle w:val="Heading3"/>
+      </w:pPr>
+      <w:r>
+        <w:t xml:space="preserve">隠しファイル・システムファイルの扱い</w:t>
+      </w:r>
+    </w:p>
+    <w:p>
+      <w:pPr>
+        <w:spacing w:after="120"/>
+      </w:pPr>
+      <w:r>
+        <w:t xml:space="preserve">本ツールは隠しファイル・システムファイルも比較対象にします。Windows が自動生成する </w:t>
+      </w:r>
+      <w:r>
+        <w:rPr>
+          <w:rFonts w:ascii="Consolas" w:eastAsia="Meiryo UI" w:hAnsi="Consolas"/>
+          <w:color w:val="A31515"/>
+        </w:rPr>
+        <w:t xml:space="preserve">Thumbs.db</w:t>
+      </w:r>
+      <w:r>
+        <w:t xml:space="preserve">（サムネイル）や </w:t>
+      </w:r>
+      <w:r>
+        <w:rPr>
+          <w:rFonts w:ascii="Consolas" w:eastAsia="Meiryo UI" w:hAnsi="Consolas"/>
+          <w:color w:val="A31515"/>
+        </w:rPr>
+        <w:t xml:space="preserve">desktop.ini</w:t>
+      </w:r>
+      <w:r>
+        <w:t xml:space="preserve">（フォルダ表示設定）が片側にだけあると LeftOnly／RightOnly として表示されるため、</w:t>
+      </w:r>
+      <w:r>
+        <w:rPr>
+          <w:rFonts w:ascii="Consolas" w:eastAsia="Meiryo UI" w:hAnsi="Consolas"/>
+          <w:color w:val="A31515"/>
+        </w:rPr>
+        <w:t xml:space="preserve">exclude</w:t>
+      </w:r>
+      <w:r>
+        <w:t xml:space="preserve"> に指定することを推奨します（5.5 のサンプル参照）。</w:t>
+      </w:r>
     </w:p>
     <w:p>
       <w:pPr>
@@ -8438,7 +10908,7 @@
                 <w:sz w:val="17"/>
                 <w:szCs w:val="17"/>
               </w:rPr>
-              <w:t xml:space="preserve">      "exclude": ["~$*", "*.tmp", ".git\\*"]</w:t>
+              <w:t xml:space="preserve">      "exclude": ["~$*", "*.tmp", "Thumbs.db", "desktop.ini", ".git\\*"]</w:t>
             </w:r>
           </w:p>
           <w:p>
@@ -8584,7 +11054,7 @@
         <w:spacing w:after="120"/>
       </w:pPr>
       <w:r>
-        <w:t xml:space="preserve">2つ目のジョブのように、省略した項目は既定値（サブフォルダを含む・全ファイル対象）で動作します。</w:t>
+        <w:t xml:space="preserve">2つ目のジョブのように、省略した項目は既定値（サブフォルダを含む・全ファイル対象・除外なし）で動作します。この場合 Thumbs.db 等も比較対象になるため、実運用では1つ目のジョブのように exclude を指定することを推奨します。</w:t>
       </w:r>
     </w:p>
     <w:p>
@@ -9522,7 +11992,7 @@
               <w:t xml:space="preserve">ポイント  </w:t>
             </w:r>
             <w:r>
-              <w:t xml:space="preserve">結果の確認は、①summary.csv でジョブ全体の結果を見る → ②差分・エラーがあるジョブの _files.csv で対象ファイルを特定する → ③必要に応じて HTML レポートで中身を確認する、の順に行うと効率的です。CSV はすべて UTF-8（BOM付き）のため、Excel でそのまま開けます。</w:t>
+              <w:t xml:space="preserve">結果の確認は、①summary.csv でジョブ全体の結果を見る → ②差分・エラーがあるジョブの _files.csv で対象ファイルを特定する → ③必要に応じて HTML レポートで中身を確認する、の順に行うと効率的です。summary.csv／_files.csv は、Windows PowerShell 5.1 で実行した場合 UTF-8（BOM付き）で出力され、Excel でそのまま開けます（1.3 注意参照）。</w:t>
             </w:r>
           </w:p>
         </w:tc>
@@ -11546,6 +14016,14 @@
       </w:pPr>
       <w:r>
         <w:t xml:space="preserve">Result（判定結果）の値</w:t>
+      </w:r>
+    </w:p>
+    <w:p>
+      <w:pPr>
+        <w:spacing w:after="120"/>
+      </w:pPr>
+      <w:r>
+        <w:t xml:space="preserve">Result はハッシュ判定の結果を表します。WinMerge のレポート出力に失敗しても Result は SAME／DIFF のままとなり、Message 列に「WinMerge: …」と記録されます（終了コードは 2）。Message 列が空でない行は必ず確認してください。</w:t>
       </w:r>
     </w:p>
     <w:tbl>
@@ -12035,7 +14513,7 @@
                 <w:sz w:val="19"/>
                 <w:szCs w:val="19"/>
               </w:rPr>
-              <w:t xml:space="preserve">hashCheck=false のため判定していない</w:t>
+              <w:t xml:space="preserve">hashCheck=false のため判定していない（差分があっても終了コードは 0）</w:t>
             </w:r>
           </w:p>
         </w:tc>
@@ -14621,7 +17099,7 @@
         <w:pageBreakBefore/>
       </w:pPr>
       <w:r>
-        <w:t xml:space="preserve">7. 運用手順</w:t>
+        <w:t xml:space="preserve">7. 処理時間とリソース</w:t>
       </w:r>
     </w:p>
     <w:p>
@@ -14629,7 +17107,538 @@
         <w:pStyle w:val="Heading2"/>
       </w:pPr>
       <w:r>
-        <w:t xml:space="preserve">7.1 日常の確認手順</w:t>
+        <w:t xml:space="preserve">7.1 処理時間の目安</w:t>
+      </w:r>
+    </w:p>
+    <w:p>
+      <w:pPr>
+        <w:spacing w:after="120"/>
+      </w:pPr>
+      <w:r>
+        <w:t xml:space="preserve">1ジョブあたりの処理時間は、おおむね次の合計になります。</w:t>
+      </w:r>
+    </w:p>
+    <w:tbl>
+      <w:tblPr>
+        <w:tblW w:type="dxa" w:w="9638"/>
+        <w:tblBorders>
+          <w:top w:val="single" w:color="auto" w:sz="4"/>
+          <w:left w:val="single" w:color="auto" w:sz="4"/>
+          <w:bottom w:val="single" w:color="auto" w:sz="4"/>
+          <w:right w:val="single" w:color="auto" w:sz="4"/>
+          <w:insideH w:val="single" w:color="auto" w:sz="4"/>
+          <w:insideV w:val="single" w:color="auto" w:sz="4"/>
+        </w:tblBorders>
+      </w:tblPr>
+      <w:tblGrid>
+        <w:gridCol w:w="9638"/>
+      </w:tblGrid>
+      <w:tr>
+        <w:tc>
+          <w:tcPr>
+            <w:tcW w:type="dxa" w:w="9638"/>
+            <w:tcBorders>
+              <w:top w:val="single" w:color="A6A6A6" w:sz="4"/>
+              <w:left w:val="single" w:color="2E75B6" w:sz="24"/>
+              <w:bottom w:val="single" w:color="A6A6A6" w:sz="4"/>
+              <w:right w:val="single" w:color="A6A6A6" w:sz="4"/>
+            </w:tcBorders>
+            <w:shd w:fill="F5F5F5" w:color="auto" w:val="clear"/>
+            <w:tcMar>
+              <w:top w:type="dxa" w:w="100"/>
+              <w:left w:type="dxa" w:w="160"/>
+              <w:bottom w:type="dxa" w:w="100"/>
+              <w:right w:type="dxa" w:w="120"/>
+            </w:tcMar>
+          </w:tcPr>
+          <w:p>
+            <w:pPr>
+              <w:spacing w:after="0" w:line="260"/>
+            </w:pPr>
+            <w:r>
+              <w:rPr>
+                <w:rFonts w:ascii="Consolas" w:eastAsia="MS Gothic" w:hAnsi="Consolas"/>
+                <w:sz w:val="17"/>
+                <w:szCs w:val="17"/>
+              </w:rPr>
+              <w:t xml:space="preserve">処理時間 ＝ WinMerge の比較時間 × レポート形式の数（reportFormats）</w:t>
+            </w:r>
+          </w:p>
+          <w:p>
+            <w:pPr>
+              <w:spacing w:after="0" w:line="260"/>
+            </w:pPr>
+            <w:r>
+              <w:rPr>
+                <w:rFonts w:ascii="Consolas" w:eastAsia="MS Gothic" w:hAnsi="Consolas"/>
+                <w:sz w:val="17"/>
+                <w:szCs w:val="17"/>
+              </w:rPr>
+              <w:t xml:space="preserve">          ＋ ハッシュ判定の時間（左右のファイルの読み込み）</w:t>
+            </w:r>
+          </w:p>
+        </w:tc>
+      </w:tr>
+    </w:tbl>
+    <w:p>
+      <w:pPr>
+        <w:spacing w:after="120"/>
+      </w:pPr>
+    </w:p>
+    <w:p>
+      <w:pPr>
+        <w:pStyle w:val="ListParagraph"/>
+        <w:numPr>
+          <w:ilvl w:val="0"/>
+          <w:numId w:val="2"/>
+        </w:numPr>
+        <w:spacing w:after="60"/>
+      </w:pPr>
+      <w:r>
+        <w:t xml:space="preserve">WinMerge はレポート形式ごとに1回ずつ実行されます。</w:t>
+      </w:r>
+      <w:r>
+        <w:rPr>
+          <w:rFonts w:ascii="Consolas" w:eastAsia="Meiryo UI" w:hAnsi="Consolas"/>
+          <w:color w:val="A31515"/>
+        </w:rPr>
+        <w:t xml:space="preserve">["html", "csv"]</w:t>
+      </w:r>
+      <w:r>
+        <w:t xml:space="preserve"> の場合はフォルダ比較を2回行うため、WinMerge 部分の時間は約2倍になります。</w:t>
+      </w:r>
+    </w:p>
+    <w:p>
+      <w:pPr>
+        <w:pStyle w:val="ListParagraph"/>
+        <w:numPr>
+          <w:ilvl w:val="0"/>
+          <w:numId w:val="2"/>
+        </w:numPr>
+        <w:spacing w:after="60"/>
+      </w:pPr>
+      <w:r>
+        <w:rPr>
+          <w:rFonts w:ascii="Consolas" w:eastAsia="Meiryo UI" w:hAnsi="Consolas"/>
+          <w:color w:val="A31515"/>
+        </w:rPr>
+        <w:t xml:space="preserve">timeoutSec</w:t>
+      </w:r>
+      <w:r>
+        <w:t xml:space="preserve"> は WinMerge 1回ごとに適用されます。1ジョブ全体の上限ではありません。例：timeoutSec=1800、形式2つの場合、WinMerge 部分だけで最大60分かかることがあります。</w:t>
+      </w:r>
+    </w:p>
+    <w:p>
+      <w:pPr>
+        <w:pStyle w:val="ListParagraph"/>
+        <w:numPr>
+          <w:ilvl w:val="0"/>
+          <w:numId w:val="2"/>
+        </w:numPr>
+        <w:spacing w:after="60"/>
+      </w:pPr>
+      <w:r>
+        <w:t xml:space="preserve">ハッシュ判定は、サイズが同じファイルのみ左右とも全体を読み込みます。</w:t>
+      </w:r>
+    </w:p>
+    <w:tbl>
+      <w:tblPr>
+        <w:tblW w:type="dxa" w:w="9638"/>
+        <w:tblBorders>
+          <w:top w:val="single" w:color="auto" w:sz="4"/>
+          <w:left w:val="single" w:color="auto" w:sz="4"/>
+          <w:bottom w:val="single" w:color="auto" w:sz="4"/>
+          <w:right w:val="single" w:color="auto" w:sz="4"/>
+          <w:insideH w:val="single" w:color="auto" w:sz="4"/>
+          <w:insideV w:val="single" w:color="auto" w:sz="4"/>
+        </w:tblBorders>
+      </w:tblPr>
+      <w:tblGrid>
+        <w:gridCol w:w="9638"/>
+      </w:tblGrid>
+      <w:tr>
+        <w:tc>
+          <w:tcPr>
+            <w:tcW w:type="dxa" w:w="9638"/>
+            <w:tcBorders>
+              <w:top w:val="none" w:color="FFFFFF" w:sz="0"/>
+              <w:left w:val="single" w:color="2E8B57" w:sz="24"/>
+              <w:bottom w:val="none" w:color="FFFFFF" w:sz="0"/>
+              <w:right w:val="none" w:color="FFFFFF" w:sz="0"/>
+            </w:tcBorders>
+            <w:shd w:fill="E8F4EA" w:color="auto" w:val="clear"/>
+            <w:tcMar>
+              <w:top w:type="dxa" w:w="80"/>
+              <w:left w:type="dxa" w:w="160"/>
+              <w:bottom w:type="dxa" w:w="80"/>
+              <w:right w:type="dxa" w:w="120"/>
+            </w:tcMar>
+          </w:tcPr>
+          <w:p>
+            <w:r>
+              <w:rPr>
+                <w:b/>
+                <w:bCs/>
+              </w:rPr>
+              <w:t xml:space="preserve">ポイント  </w:t>
+            </w:r>
+            <w:r>
+              <w:t xml:space="preserve">時間を短縮したい場合は、reportFormats を </w:t>
+            </w:r>
+            <w:r>
+              <w:rPr>
+                <w:rFonts w:ascii="Consolas" w:eastAsia="Meiryo UI" w:hAnsi="Consolas"/>
+                <w:color w:val="A31515"/>
+              </w:rPr>
+              <w:t xml:space="preserve">["html"]</w:t>
+            </w:r>
+            <w:r>
+              <w:t xml:space="preserve"> だけにする、ジョブを分割する、include で対象拡張子を絞る、などを検討してください。</w:t>
+            </w:r>
+          </w:p>
+        </w:tc>
+      </w:tr>
+    </w:tbl>
+    <w:p>
+      <w:pPr>
+        <w:spacing w:after="120"/>
+      </w:pPr>
+    </w:p>
+    <w:p>
+      <w:pPr>
+        <w:pStyle w:val="Heading2"/>
+      </w:pPr>
+      <w:r>
+        <w:t xml:space="preserve">7.2 Box Drive のフォルダを比較する場合</w:t>
+      </w:r>
+    </w:p>
+    <w:p>
+      <w:pPr>
+        <w:spacing w:after="120"/>
+      </w:pPr>
+      <w:r>
+        <w:t xml:space="preserve">Box Drive の「オンラインのみ」のファイルは、WinMerge やハッシュ判定で読み込む際に Box からダウンロードされます。</w:t>
+      </w:r>
+    </w:p>
+    <w:tbl>
+      <w:tblPr>
+        <w:tblW w:type="dxa" w:w="9638"/>
+        <w:tblBorders>
+          <w:top w:val="single" w:color="auto" w:sz="4"/>
+          <w:left w:val="single" w:color="auto" w:sz="4"/>
+          <w:bottom w:val="single" w:color="auto" w:sz="4"/>
+          <w:right w:val="single" w:color="auto" w:sz="4"/>
+          <w:insideH w:val="single" w:color="auto" w:sz="4"/>
+          <w:insideV w:val="single" w:color="auto" w:sz="4"/>
+        </w:tblBorders>
+      </w:tblPr>
+      <w:tblGrid>
+        <w:gridCol w:w="2169"/>
+        <w:gridCol w:w="7469"/>
+      </w:tblGrid>
+      <w:tr>
+        <w:trPr>
+          <w:tblHeader/>
+        </w:trPr>
+        <w:tc>
+          <w:tcPr>
+            <w:tcW w:type="dxa" w:w="2169"/>
+            <w:tcBorders>
+              <w:top w:val="single" w:color="A6A6A6" w:sz="4"/>
+              <w:left w:val="single" w:color="A6A6A6" w:sz="4"/>
+              <w:bottom w:val="single" w:color="A6A6A6" w:sz="4"/>
+              <w:right w:val="single" w:color="A6A6A6" w:sz="4"/>
+            </w:tcBorders>
+            <w:shd w:fill="1F4E79" w:color="auto" w:val="clear"/>
+            <w:tcMar>
+              <w:top w:type="dxa" w:w="60"/>
+              <w:left w:type="dxa" w:w="100"/>
+              <w:bottom w:type="dxa" w:w="60"/>
+              <w:right w:type="dxa" w:w="100"/>
+            </w:tcMar>
+          </w:tcPr>
+          <w:p>
+            <w:r>
+              <w:rPr>
+                <w:b/>
+                <w:bCs/>
+                <w:color w:val="FFFFFF"/>
+                <w:sz w:val="19"/>
+                <w:szCs w:val="19"/>
+              </w:rPr>
+              <w:t xml:space="preserve">影響</w:t>
+            </w:r>
+          </w:p>
+        </w:tc>
+        <w:tc>
+          <w:tcPr>
+            <w:tcW w:type="dxa" w:w="7469"/>
+            <w:tcBorders>
+              <w:top w:val="single" w:color="A6A6A6" w:sz="4"/>
+              <w:left w:val="single" w:color="A6A6A6" w:sz="4"/>
+              <w:bottom w:val="single" w:color="A6A6A6" w:sz="4"/>
+              <w:right w:val="single" w:color="A6A6A6" w:sz="4"/>
+            </w:tcBorders>
+            <w:shd w:fill="1F4E79" w:color="auto" w:val="clear"/>
+            <w:tcMar>
+              <w:top w:type="dxa" w:w="60"/>
+              <w:left w:type="dxa" w:w="100"/>
+              <w:bottom w:type="dxa" w:w="60"/>
+              <w:right w:type="dxa" w:w="100"/>
+            </w:tcMar>
+          </w:tcPr>
+          <w:p>
+            <w:r>
+              <w:rPr>
+                <w:b/>
+                <w:bCs/>
+                <w:color w:val="FFFFFF"/>
+                <w:sz w:val="19"/>
+                <w:szCs w:val="19"/>
+              </w:rPr>
+              <w:t xml:space="preserve">内容</w:t>
+            </w:r>
+          </w:p>
+        </w:tc>
+      </w:tr>
+      <w:tr>
+        <w:tc>
+          <w:tcPr>
+            <w:tcW w:type="dxa" w:w="2169"/>
+            <w:tcBorders>
+              <w:top w:val="single" w:color="A6A6A6" w:sz="4"/>
+              <w:left w:val="single" w:color="A6A6A6" w:sz="4"/>
+              <w:bottom w:val="single" w:color="A6A6A6" w:sz="4"/>
+              <w:right w:val="single" w:color="A6A6A6" w:sz="4"/>
+            </w:tcBorders>
+            <w:tcMar>
+              <w:top w:type="dxa" w:w="60"/>
+              <w:left w:type="dxa" w:w="100"/>
+              <w:bottom w:type="dxa" w:w="60"/>
+              <w:right w:type="dxa" w:w="100"/>
+            </w:tcMar>
+          </w:tcPr>
+          <w:p>
+            <w:r>
+              <w:rPr>
+                <w:sz w:val="19"/>
+                <w:szCs w:val="19"/>
+              </w:rPr>
+              <w:t xml:space="preserve">処理時間</w:t>
+            </w:r>
+          </w:p>
+        </w:tc>
+        <w:tc>
+          <w:tcPr>
+            <w:tcW w:type="dxa" w:w="7469"/>
+            <w:tcBorders>
+              <w:top w:val="single" w:color="A6A6A6" w:sz="4"/>
+              <w:left w:val="single" w:color="A6A6A6" w:sz="4"/>
+              <w:bottom w:val="single" w:color="A6A6A6" w:sz="4"/>
+              <w:right w:val="single" w:color="A6A6A6" w:sz="4"/>
+            </w:tcBorders>
+            <w:tcMar>
+              <w:top w:type="dxa" w:w="60"/>
+              <w:left w:type="dxa" w:w="100"/>
+              <w:bottom w:type="dxa" w:w="60"/>
+              <w:right w:type="dxa" w:w="100"/>
+            </w:tcMar>
+          </w:tcPr>
+          <w:p>
+            <w:r>
+              <w:rPr>
+                <w:sz w:val="19"/>
+                <w:szCs w:val="19"/>
+              </w:rPr>
+              <w:t xml:space="preserve">ダウンロード時間が加わるため、初回は大幅に遅くなります。</w:t>
+            </w:r>
+          </w:p>
+        </w:tc>
+      </w:tr>
+      <w:tr>
+        <w:tc>
+          <w:tcPr>
+            <w:tcW w:type="dxa" w:w="2169"/>
+            <w:tcBorders>
+              <w:top w:val="single" w:color="A6A6A6" w:sz="4"/>
+              <w:left w:val="single" w:color="A6A6A6" w:sz="4"/>
+              <w:bottom w:val="single" w:color="A6A6A6" w:sz="4"/>
+              <w:right w:val="single" w:color="A6A6A6" w:sz="4"/>
+            </w:tcBorders>
+            <w:shd w:fill="F2F6FA" w:color="auto" w:val="clear"/>
+            <w:tcMar>
+              <w:top w:type="dxa" w:w="60"/>
+              <w:left w:type="dxa" w:w="100"/>
+              <w:bottom w:type="dxa" w:w="60"/>
+              <w:right w:type="dxa" w:w="100"/>
+            </w:tcMar>
+          </w:tcPr>
+          <w:p>
+            <w:r>
+              <w:rPr>
+                <w:sz w:val="19"/>
+                <w:szCs w:val="19"/>
+              </w:rPr>
+              <w:t xml:space="preserve">通信量</w:t>
+            </w:r>
+          </w:p>
+        </w:tc>
+        <w:tc>
+          <w:tcPr>
+            <w:tcW w:type="dxa" w:w="7469"/>
+            <w:tcBorders>
+              <w:top w:val="single" w:color="A6A6A6" w:sz="4"/>
+              <w:left w:val="single" w:color="A6A6A6" w:sz="4"/>
+              <w:bottom w:val="single" w:color="A6A6A6" w:sz="4"/>
+              <w:right w:val="single" w:color="A6A6A6" w:sz="4"/>
+            </w:tcBorders>
+            <w:shd w:fill="F2F6FA" w:color="auto" w:val="clear"/>
+            <w:tcMar>
+              <w:top w:type="dxa" w:w="60"/>
+              <w:left w:type="dxa" w:w="100"/>
+              <w:bottom w:type="dxa" w:w="60"/>
+              <w:right w:type="dxa" w:w="100"/>
+            </w:tcMar>
+          </w:tcPr>
+          <w:p>
+            <w:r>
+              <w:rPr>
+                <w:sz w:val="19"/>
+                <w:szCs w:val="19"/>
+              </w:rPr>
+              <w:t xml:space="preserve">比較対象ファイルの合計サイズ分の通信が発生します。</w:t>
+            </w:r>
+          </w:p>
+        </w:tc>
+      </w:tr>
+      <w:tr>
+        <w:tc>
+          <w:tcPr>
+            <w:tcW w:type="dxa" w:w="2169"/>
+            <w:tcBorders>
+              <w:top w:val="single" w:color="A6A6A6" w:sz="4"/>
+              <w:left w:val="single" w:color="A6A6A6" w:sz="4"/>
+              <w:bottom w:val="single" w:color="A6A6A6" w:sz="4"/>
+              <w:right w:val="single" w:color="A6A6A6" w:sz="4"/>
+            </w:tcBorders>
+            <w:tcMar>
+              <w:top w:type="dxa" w:w="60"/>
+              <w:left w:type="dxa" w:w="100"/>
+              <w:bottom w:type="dxa" w:w="60"/>
+              <w:right w:type="dxa" w:w="100"/>
+            </w:tcMar>
+          </w:tcPr>
+          <w:p>
+            <w:r>
+              <w:rPr>
+                <w:sz w:val="19"/>
+                <w:szCs w:val="19"/>
+              </w:rPr>
+              <w:t xml:space="preserve">ディスク容量</w:t>
+            </w:r>
+          </w:p>
+        </w:tc>
+        <w:tc>
+          <w:tcPr>
+            <w:tcW w:type="dxa" w:w="7469"/>
+            <w:tcBorders>
+              <w:top w:val="single" w:color="A6A6A6" w:sz="4"/>
+              <w:left w:val="single" w:color="A6A6A6" w:sz="4"/>
+              <w:bottom w:val="single" w:color="A6A6A6" w:sz="4"/>
+              <w:right w:val="single" w:color="A6A6A6" w:sz="4"/>
+            </w:tcBorders>
+            <w:tcMar>
+              <w:top w:type="dxa" w:w="60"/>
+              <w:left w:type="dxa" w:w="100"/>
+              <w:bottom w:type="dxa" w:w="60"/>
+              <w:right w:type="dxa" w:w="100"/>
+            </w:tcMar>
+          </w:tcPr>
+          <w:p>
+            <w:r>
+              <w:rPr>
+                <w:sz w:val="19"/>
+                <w:szCs w:val="19"/>
+              </w:rPr>
+              <w:t xml:space="preserve">ダウンロードしたファイルが Box Drive のキャッシュとして PC に保存されます。</w:t>
+            </w:r>
+          </w:p>
+        </w:tc>
+      </w:tr>
+    </w:tbl>
+    <w:p>
+      <w:pPr>
+        <w:spacing w:after="120"/>
+      </w:pPr>
+    </w:p>
+    <w:tbl>
+      <w:tblPr>
+        <w:tblW w:type="dxa" w:w="9638"/>
+        <w:tblBorders>
+          <w:top w:val="single" w:color="auto" w:sz="4"/>
+          <w:left w:val="single" w:color="auto" w:sz="4"/>
+          <w:bottom w:val="single" w:color="auto" w:sz="4"/>
+          <w:right w:val="single" w:color="auto" w:sz="4"/>
+          <w:insideH w:val="single" w:color="auto" w:sz="4"/>
+          <w:insideV w:val="single" w:color="auto" w:sz="4"/>
+        </w:tblBorders>
+      </w:tblPr>
+      <w:tblGrid>
+        <w:gridCol w:w="9638"/>
+      </w:tblGrid>
+      <w:tr>
+        <w:tc>
+          <w:tcPr>
+            <w:tcW w:type="dxa" w:w="9638"/>
+            <w:tcBorders>
+              <w:top w:val="none" w:color="FFFFFF" w:sz="0"/>
+              <w:left w:val="single" w:color="2E8B57" w:sz="24"/>
+              <w:bottom w:val="none" w:color="FFFFFF" w:sz="0"/>
+              <w:right w:val="none" w:color="FFFFFF" w:sz="0"/>
+            </w:tcBorders>
+            <w:shd w:fill="E8F4EA" w:color="auto" w:val="clear"/>
+            <w:tcMar>
+              <w:top w:type="dxa" w:w="80"/>
+              <w:left w:type="dxa" w:w="160"/>
+              <w:bottom w:type="dxa" w:w="80"/>
+              <w:right w:type="dxa" w:w="120"/>
+            </w:tcMar>
+          </w:tcPr>
+          <w:p>
+            <w:r>
+              <w:rPr>
+                <w:b/>
+                <w:bCs/>
+              </w:rPr>
+              <w:t xml:space="preserve">ポイント  </w:t>
+            </w:r>
+            <w:r>
+              <w:t xml:space="preserve">定期実行する場合は、比較元フォルダを［オフラインで利用可能にする］に設定しておくと、毎回のダウンロードが不要になり、処理が安定します。</w:t>
+            </w:r>
+          </w:p>
+        </w:tc>
+      </w:tr>
+    </w:tbl>
+    <w:p>
+      <w:pPr>
+        <w:spacing w:after="120"/>
+      </w:pPr>
+    </w:p>
+    <w:p>
+      <w:pPr>
+        <w:pStyle w:val="Heading1"/>
+        <w:pageBreakBefore/>
+      </w:pPr>
+      <w:r>
+        <w:t xml:space="preserve">8. 運用手順</w:t>
+      </w:r>
+    </w:p>
+    <w:p>
+      <w:pPr>
+        <w:pStyle w:val="Heading2"/>
+      </w:pPr>
+      <w:r>
+        <w:t xml:space="preserve">8.1 日常の確認手順</w:t>
       </w:r>
     </w:p>
     <w:p>
@@ -14676,13 +17685,20 @@
       </w:pPr>
       <w:r>
         <w:rPr>
+          <w:b/>
+          <w:bCs/>
+        </w:rPr>
+        <w:t xml:space="preserve">`compare.log` に `WARN` の行がないことを確認します。</w:t>
+      </w:r>
+      <w:r>
+        <w:rPr>
           <w:rFonts w:ascii="Consolas" w:eastAsia="Meiryo UI" w:hAnsi="Consolas"/>
           <w:color w:val="A31515"/>
         </w:rPr>
-        <w:t xml:space="preserve">summary.csv</w:t>
-      </w:r>
-      <w:r>
-        <w:t xml:space="preserve"> を開き、Result が SAME 以外のジョブを確認します。</w:t>
+        <w:t xml:space="preserve">Cannot read folder</w:t>
+      </w:r>
+      <w:r>
+        <w:t xml:space="preserve"> がある場合、そのフォルダは比較されていないため、結果が SAME（終了コード 0）でも正しくありません。</w:t>
       </w:r>
     </w:p>
     <w:p>
@@ -14695,17 +17711,14 @@
         <w:spacing w:after="60"/>
       </w:pPr>
       <w:r>
-        <w:t xml:space="preserve">該当ジョブの </w:t>
-      </w:r>
-      <w:r>
         <w:rPr>
           <w:rFonts w:ascii="Consolas" w:eastAsia="Meiryo UI" w:hAnsi="Consolas"/>
           <w:color w:val="A31515"/>
         </w:rPr>
-        <w:t xml:space="preserve">_files.csv</w:t>
-      </w:r>
-      <w:r>
-        <w:t xml:space="preserve"> を開き、Status が Same 以外のファイルを確認します。</w:t>
+        <w:t xml:space="preserve">summary.csv</w:t>
+      </w:r>
+      <w:r>
+        <w:t xml:space="preserve"> を開き、Result が SAME 以外のジョブと、Message 列が空でない行を確認します。</w:t>
       </w:r>
     </w:p>
     <w:p>
@@ -14718,7 +17731,17 @@
         <w:spacing w:after="60"/>
       </w:pPr>
       <w:r>
-        <w:t xml:space="preserve">内容の確認が必要なファイルは、HTML レポートまたは WinMerge で個別に比較します。</w:t>
+        <w:t xml:space="preserve">該当ジョブの </w:t>
+      </w:r>
+      <w:r>
+        <w:rPr>
+          <w:rFonts w:ascii="Consolas" w:eastAsia="Meiryo UI" w:hAnsi="Consolas"/>
+          <w:color w:val="A31515"/>
+        </w:rPr>
+        <w:t xml:space="preserve">_files.csv</w:t>
+      </w:r>
+      <w:r>
+        <w:t xml:space="preserve"> を開き、Status が Same 以外のファイルを確認します。</w:t>
       </w:r>
     </w:p>
     <w:p>
@@ -14731,15 +17754,28 @@
         <w:spacing w:after="60"/>
       </w:pPr>
       <w:r>
-        <w:t xml:space="preserve">Error のファイルは「8. トラブルシューティング」に従って対処し、再実行します。</w:t>
+        <w:t xml:space="preserve">内容の確認が必要なファイルは、HTML レポートまたは WinMerge で個別に比較します。</w:t>
       </w:r>
     </w:p>
     <w:p>
       <w:pPr>
+        <w:pStyle w:val="ListParagraph"/>
+        <w:numPr>
+          <w:ilvl w:val="0"/>
+          <w:numId w:val="6"/>
+        </w:numPr>
+        <w:spacing w:after="60"/>
+      </w:pPr>
+      <w:r>
+        <w:t xml:space="preserve">Error のファイルは「9. トラブルシューティング」に従って対処し、再実行します。</w:t>
+      </w:r>
+    </w:p>
+    <w:p>
+      <w:pPr>
         <w:pStyle w:val="Heading2"/>
       </w:pPr>
       <w:r>
-        <w:t xml:space="preserve">7.2 比較対象を追加・変更する場合</w:t>
+        <w:t xml:space="preserve">8.2 比較対象を追加・変更する場合</w:t>
       </w:r>
     </w:p>
     <w:p>
@@ -14843,7 +17879,593 @@
         <w:pStyle w:val="Heading2"/>
       </w:pPr>
       <w:r>
-        <w:t xml:space="preserve">7.3 出力の保管</w:t>
+        <w:t xml:space="preserve">8.3 結果の通知と対応</w:t>
+      </w:r>
+    </w:p>
+    <w:p>
+      <w:pPr>
+        <w:spacing w:after="120"/>
+      </w:pPr>
+      <w:r>
+        <w:t xml:space="preserve">結果に応じた連絡先・対応は、運用開始前に次の表を埋めて決めておいてください。</w:t>
+      </w:r>
+    </w:p>
+    <w:tbl>
+      <w:tblPr>
+        <w:tblW w:type="dxa" w:w="9638"/>
+        <w:tblBorders>
+          <w:top w:val="single" w:color="auto" w:sz="4"/>
+          <w:left w:val="single" w:color="auto" w:sz="4"/>
+          <w:bottom w:val="single" w:color="auto" w:sz="4"/>
+          <w:right w:val="single" w:color="auto" w:sz="4"/>
+          <w:insideH w:val="single" w:color="auto" w:sz="4"/>
+          <w:insideV w:val="single" w:color="auto" w:sz="4"/>
+        </w:tblBorders>
+      </w:tblPr>
+      <w:tblGrid>
+        <w:gridCol w:w="1928"/>
+        <w:gridCol w:w="2410"/>
+        <w:gridCol w:w="1928"/>
+        <w:gridCol w:w="3372"/>
+      </w:tblGrid>
+      <w:tr>
+        <w:trPr>
+          <w:tblHeader/>
+        </w:trPr>
+        <w:tc>
+          <w:tcPr>
+            <w:tcW w:type="dxa" w:w="1928"/>
+            <w:tcBorders>
+              <w:top w:val="single" w:color="A6A6A6" w:sz="4"/>
+              <w:left w:val="single" w:color="A6A6A6" w:sz="4"/>
+              <w:bottom w:val="single" w:color="A6A6A6" w:sz="4"/>
+              <w:right w:val="single" w:color="A6A6A6" w:sz="4"/>
+            </w:tcBorders>
+            <w:shd w:fill="1F4E79" w:color="auto" w:val="clear"/>
+            <w:tcMar>
+              <w:top w:type="dxa" w:w="60"/>
+              <w:left w:type="dxa" w:w="100"/>
+              <w:bottom w:type="dxa" w:w="60"/>
+              <w:right w:type="dxa" w:w="100"/>
+            </w:tcMar>
+          </w:tcPr>
+          <w:p>
+            <w:r>
+              <w:rPr>
+                <w:b/>
+                <w:bCs/>
+                <w:color w:val="FFFFFF"/>
+                <w:sz w:val="19"/>
+                <w:szCs w:val="19"/>
+              </w:rPr>
+              <w:t xml:space="preserve">結果</w:t>
+            </w:r>
+          </w:p>
+        </w:tc>
+        <w:tc>
+          <w:tcPr>
+            <w:tcW w:type="dxa" w:w="2410"/>
+            <w:tcBorders>
+              <w:top w:val="single" w:color="A6A6A6" w:sz="4"/>
+              <w:left w:val="single" w:color="A6A6A6" w:sz="4"/>
+              <w:bottom w:val="single" w:color="A6A6A6" w:sz="4"/>
+              <w:right w:val="single" w:color="A6A6A6" w:sz="4"/>
+            </w:tcBorders>
+            <w:shd w:fill="1F4E79" w:color="auto" w:val="clear"/>
+            <w:tcMar>
+              <w:top w:type="dxa" w:w="60"/>
+              <w:left w:type="dxa" w:w="100"/>
+              <w:bottom w:type="dxa" w:w="60"/>
+              <w:right w:type="dxa" w:w="100"/>
+            </w:tcMar>
+          </w:tcPr>
+          <w:p>
+            <w:r>
+              <w:rPr>
+                <w:b/>
+                <w:bCs/>
+                <w:color w:val="FFFFFF"/>
+                <w:sz w:val="19"/>
+                <w:szCs w:val="19"/>
+              </w:rPr>
+              <w:t xml:space="preserve">通知先（記入）</w:t>
+            </w:r>
+          </w:p>
+        </w:tc>
+        <w:tc>
+          <w:tcPr>
+            <w:tcW w:type="dxa" w:w="1928"/>
+            <w:tcBorders>
+              <w:top w:val="single" w:color="A6A6A6" w:sz="4"/>
+              <w:left w:val="single" w:color="A6A6A6" w:sz="4"/>
+              <w:bottom w:val="single" w:color="A6A6A6" w:sz="4"/>
+              <w:right w:val="single" w:color="A6A6A6" w:sz="4"/>
+            </w:tcBorders>
+            <w:shd w:fill="1F4E79" w:color="auto" w:val="clear"/>
+            <w:tcMar>
+              <w:top w:type="dxa" w:w="60"/>
+              <w:left w:type="dxa" w:w="100"/>
+              <w:bottom w:type="dxa" w:w="60"/>
+              <w:right w:type="dxa" w:w="100"/>
+            </w:tcMar>
+          </w:tcPr>
+          <w:p>
+            <w:r>
+              <w:rPr>
+                <w:b/>
+                <w:bCs/>
+                <w:color w:val="FFFFFF"/>
+                <w:sz w:val="19"/>
+                <w:szCs w:val="19"/>
+              </w:rPr>
+              <w:t xml:space="preserve">対応期限（記入）</w:t>
+            </w:r>
+          </w:p>
+        </w:tc>
+        <w:tc>
+          <w:tcPr>
+            <w:tcW w:type="dxa" w:w="3372"/>
+            <w:tcBorders>
+              <w:top w:val="single" w:color="A6A6A6" w:sz="4"/>
+              <w:left w:val="single" w:color="A6A6A6" w:sz="4"/>
+              <w:bottom w:val="single" w:color="A6A6A6" w:sz="4"/>
+              <w:right w:val="single" w:color="A6A6A6" w:sz="4"/>
+            </w:tcBorders>
+            <w:shd w:fill="1F4E79" w:color="auto" w:val="clear"/>
+            <w:tcMar>
+              <w:top w:type="dxa" w:w="60"/>
+              <w:left w:type="dxa" w:w="100"/>
+              <w:bottom w:type="dxa" w:w="60"/>
+              <w:right w:type="dxa" w:w="100"/>
+            </w:tcMar>
+          </w:tcPr>
+          <w:p>
+            <w:r>
+              <w:rPr>
+                <w:b/>
+                <w:bCs/>
+                <w:color w:val="FFFFFF"/>
+                <w:sz w:val="19"/>
+                <w:szCs w:val="19"/>
+              </w:rPr>
+              <w:t xml:space="preserve">対応内容</w:t>
+            </w:r>
+          </w:p>
+        </w:tc>
+      </w:tr>
+      <w:tr>
+        <w:tc>
+          <w:tcPr>
+            <w:tcW w:type="dxa" w:w="1928"/>
+            <w:tcBorders>
+              <w:top w:val="single" w:color="A6A6A6" w:sz="4"/>
+              <w:left w:val="single" w:color="A6A6A6" w:sz="4"/>
+              <w:bottom w:val="single" w:color="A6A6A6" w:sz="4"/>
+              <w:right w:val="single" w:color="A6A6A6" w:sz="4"/>
+            </w:tcBorders>
+            <w:tcMar>
+              <w:top w:type="dxa" w:w="60"/>
+              <w:left w:type="dxa" w:w="100"/>
+              <w:bottom w:type="dxa" w:w="60"/>
+              <w:right w:type="dxa" w:w="100"/>
+            </w:tcMar>
+          </w:tcPr>
+          <w:p>
+            <w:r>
+              <w:rPr>
+                <w:sz w:val="19"/>
+                <w:szCs w:val="19"/>
+              </w:rPr>
+              <w:t xml:space="preserve">差分なし（0）</w:t>
+            </w:r>
+          </w:p>
+        </w:tc>
+        <w:tc>
+          <w:tcPr>
+            <w:tcW w:type="dxa" w:w="2410"/>
+            <w:tcBorders>
+              <w:top w:val="single" w:color="A6A6A6" w:sz="4"/>
+              <w:left w:val="single" w:color="A6A6A6" w:sz="4"/>
+              <w:bottom w:val="single" w:color="A6A6A6" w:sz="4"/>
+              <w:right w:val="single" w:color="A6A6A6" w:sz="4"/>
+            </w:tcBorders>
+            <w:tcMar>
+              <w:top w:type="dxa" w:w="60"/>
+              <w:left w:type="dxa" w:w="100"/>
+              <w:bottom w:type="dxa" w:w="60"/>
+              <w:right w:type="dxa" w:w="100"/>
+            </w:tcMar>
+          </w:tcPr>
+          <w:p/>
+        </w:tc>
+        <w:tc>
+          <w:tcPr>
+            <w:tcW w:type="dxa" w:w="1928"/>
+            <w:tcBorders>
+              <w:top w:val="single" w:color="A6A6A6" w:sz="4"/>
+              <w:left w:val="single" w:color="A6A6A6" w:sz="4"/>
+              <w:bottom w:val="single" w:color="A6A6A6" w:sz="4"/>
+              <w:right w:val="single" w:color="A6A6A6" w:sz="4"/>
+            </w:tcBorders>
+            <w:tcMar>
+              <w:top w:type="dxa" w:w="60"/>
+              <w:left w:type="dxa" w:w="100"/>
+              <w:bottom w:type="dxa" w:w="60"/>
+              <w:right w:type="dxa" w:w="100"/>
+            </w:tcMar>
+          </w:tcPr>
+          <w:p/>
+        </w:tc>
+        <w:tc>
+          <w:tcPr>
+            <w:tcW w:type="dxa" w:w="3372"/>
+            <w:tcBorders>
+              <w:top w:val="single" w:color="A6A6A6" w:sz="4"/>
+              <w:left w:val="single" w:color="A6A6A6" w:sz="4"/>
+              <w:bottom w:val="single" w:color="A6A6A6" w:sz="4"/>
+              <w:right w:val="single" w:color="A6A6A6" w:sz="4"/>
+            </w:tcBorders>
+            <w:tcMar>
+              <w:top w:type="dxa" w:w="60"/>
+              <w:left w:type="dxa" w:w="100"/>
+              <w:bottom w:type="dxa" w:w="60"/>
+              <w:right w:type="dxa" w:w="100"/>
+            </w:tcMar>
+          </w:tcPr>
+          <w:p>
+            <w:r>
+              <w:rPr>
+                <w:sz w:val="19"/>
+                <w:szCs w:val="19"/>
+              </w:rPr>
+              <w:t xml:space="preserve">対応不要（記録のみ）</w:t>
+            </w:r>
+          </w:p>
+        </w:tc>
+      </w:tr>
+      <w:tr>
+        <w:tc>
+          <w:tcPr>
+            <w:tcW w:type="dxa" w:w="1928"/>
+            <w:tcBorders>
+              <w:top w:val="single" w:color="A6A6A6" w:sz="4"/>
+              <w:left w:val="single" w:color="A6A6A6" w:sz="4"/>
+              <w:bottom w:val="single" w:color="A6A6A6" w:sz="4"/>
+              <w:right w:val="single" w:color="A6A6A6" w:sz="4"/>
+            </w:tcBorders>
+            <w:shd w:fill="F2F6FA" w:color="auto" w:val="clear"/>
+            <w:tcMar>
+              <w:top w:type="dxa" w:w="60"/>
+              <w:left w:type="dxa" w:w="100"/>
+              <w:bottom w:type="dxa" w:w="60"/>
+              <w:right w:type="dxa" w:w="100"/>
+            </w:tcMar>
+          </w:tcPr>
+          <w:p>
+            <w:r>
+              <w:rPr>
+                <w:sz w:val="19"/>
+                <w:szCs w:val="19"/>
+              </w:rPr>
+              <w:t xml:space="preserve">差分あり（1）</w:t>
+            </w:r>
+          </w:p>
+        </w:tc>
+        <w:tc>
+          <w:tcPr>
+            <w:tcW w:type="dxa" w:w="2410"/>
+            <w:tcBorders>
+              <w:top w:val="single" w:color="A6A6A6" w:sz="4"/>
+              <w:left w:val="single" w:color="A6A6A6" w:sz="4"/>
+              <w:bottom w:val="single" w:color="A6A6A6" w:sz="4"/>
+              <w:right w:val="single" w:color="A6A6A6" w:sz="4"/>
+            </w:tcBorders>
+            <w:shd w:fill="F2F6FA" w:color="auto" w:val="clear"/>
+            <w:tcMar>
+              <w:top w:type="dxa" w:w="60"/>
+              <w:left w:type="dxa" w:w="100"/>
+              <w:bottom w:type="dxa" w:w="60"/>
+              <w:right w:type="dxa" w:w="100"/>
+            </w:tcMar>
+          </w:tcPr>
+          <w:p/>
+        </w:tc>
+        <w:tc>
+          <w:tcPr>
+            <w:tcW w:type="dxa" w:w="1928"/>
+            <w:tcBorders>
+              <w:top w:val="single" w:color="A6A6A6" w:sz="4"/>
+              <w:left w:val="single" w:color="A6A6A6" w:sz="4"/>
+              <w:bottom w:val="single" w:color="A6A6A6" w:sz="4"/>
+              <w:right w:val="single" w:color="A6A6A6" w:sz="4"/>
+            </w:tcBorders>
+            <w:shd w:fill="F2F6FA" w:color="auto" w:val="clear"/>
+            <w:tcMar>
+              <w:top w:type="dxa" w:w="60"/>
+              <w:left w:type="dxa" w:w="100"/>
+              <w:bottom w:type="dxa" w:w="60"/>
+              <w:right w:type="dxa" w:w="100"/>
+            </w:tcMar>
+          </w:tcPr>
+          <w:p/>
+        </w:tc>
+        <w:tc>
+          <w:tcPr>
+            <w:tcW w:type="dxa" w:w="3372"/>
+            <w:tcBorders>
+              <w:top w:val="single" w:color="A6A6A6" w:sz="4"/>
+              <w:left w:val="single" w:color="A6A6A6" w:sz="4"/>
+              <w:bottom w:val="single" w:color="A6A6A6" w:sz="4"/>
+              <w:right w:val="single" w:color="A6A6A6" w:sz="4"/>
+            </w:tcBorders>
+            <w:shd w:fill="F2F6FA" w:color="auto" w:val="clear"/>
+            <w:tcMar>
+              <w:top w:type="dxa" w:w="60"/>
+              <w:left w:type="dxa" w:w="100"/>
+              <w:bottom w:type="dxa" w:w="60"/>
+              <w:right w:type="dxa" w:w="100"/>
+            </w:tcMar>
+          </w:tcPr>
+          <w:p>
+            <w:r>
+              <w:rPr>
+                <w:sz w:val="19"/>
+                <w:szCs w:val="19"/>
+              </w:rPr>
+              <w:t xml:space="preserve">差分内容を確認し、意図した変更か判断する。意図しない差分は担当者へ連絡</w:t>
+            </w:r>
+          </w:p>
+        </w:tc>
+      </w:tr>
+      <w:tr>
+        <w:tc>
+          <w:tcPr>
+            <w:tcW w:type="dxa" w:w="1928"/>
+            <w:tcBorders>
+              <w:top w:val="single" w:color="A6A6A6" w:sz="4"/>
+              <w:left w:val="single" w:color="A6A6A6" w:sz="4"/>
+              <w:bottom w:val="single" w:color="A6A6A6" w:sz="4"/>
+              <w:right w:val="single" w:color="A6A6A6" w:sz="4"/>
+            </w:tcBorders>
+            <w:tcMar>
+              <w:top w:type="dxa" w:w="60"/>
+              <w:left w:type="dxa" w:w="100"/>
+              <w:bottom w:type="dxa" w:w="60"/>
+              <w:right w:type="dxa" w:w="100"/>
+            </w:tcMar>
+          </w:tcPr>
+          <w:p>
+            <w:r>
+              <w:rPr>
+                <w:sz w:val="19"/>
+                <w:szCs w:val="19"/>
+              </w:rPr>
+              <w:t xml:space="preserve">エラー（2）</w:t>
+            </w:r>
+          </w:p>
+        </w:tc>
+        <w:tc>
+          <w:tcPr>
+            <w:tcW w:type="dxa" w:w="2410"/>
+            <w:tcBorders>
+              <w:top w:val="single" w:color="A6A6A6" w:sz="4"/>
+              <w:left w:val="single" w:color="A6A6A6" w:sz="4"/>
+              <w:bottom w:val="single" w:color="A6A6A6" w:sz="4"/>
+              <w:right w:val="single" w:color="A6A6A6" w:sz="4"/>
+            </w:tcBorders>
+            <w:tcMar>
+              <w:top w:type="dxa" w:w="60"/>
+              <w:left w:type="dxa" w:w="100"/>
+              <w:bottom w:type="dxa" w:w="60"/>
+              <w:right w:type="dxa" w:w="100"/>
+            </w:tcMar>
+          </w:tcPr>
+          <w:p/>
+        </w:tc>
+        <w:tc>
+          <w:tcPr>
+            <w:tcW w:type="dxa" w:w="1928"/>
+            <w:tcBorders>
+              <w:top w:val="single" w:color="A6A6A6" w:sz="4"/>
+              <w:left w:val="single" w:color="A6A6A6" w:sz="4"/>
+              <w:bottom w:val="single" w:color="A6A6A6" w:sz="4"/>
+              <w:right w:val="single" w:color="A6A6A6" w:sz="4"/>
+            </w:tcBorders>
+            <w:tcMar>
+              <w:top w:type="dxa" w:w="60"/>
+              <w:left w:type="dxa" w:w="100"/>
+              <w:bottom w:type="dxa" w:w="60"/>
+              <w:right w:type="dxa" w:w="100"/>
+            </w:tcMar>
+          </w:tcPr>
+          <w:p/>
+        </w:tc>
+        <w:tc>
+          <w:tcPr>
+            <w:tcW w:type="dxa" w:w="3372"/>
+            <w:tcBorders>
+              <w:top w:val="single" w:color="A6A6A6" w:sz="4"/>
+              <w:left w:val="single" w:color="A6A6A6" w:sz="4"/>
+              <w:bottom w:val="single" w:color="A6A6A6" w:sz="4"/>
+              <w:right w:val="single" w:color="A6A6A6" w:sz="4"/>
+            </w:tcBorders>
+            <w:tcMar>
+              <w:top w:type="dxa" w:w="60"/>
+              <w:left w:type="dxa" w:w="100"/>
+              <w:bottom w:type="dxa" w:w="60"/>
+              <w:right w:type="dxa" w:w="100"/>
+            </w:tcMar>
+          </w:tcPr>
+          <w:p>
+            <w:r>
+              <w:rPr>
+                <w:sz w:val="19"/>
+                <w:szCs w:val="19"/>
+              </w:rPr>
+              <w:t xml:space="preserve">9章に従い原因を調査・対処し、再実行する</w:t>
+            </w:r>
+          </w:p>
+        </w:tc>
+      </w:tr>
+      <w:tr>
+        <w:tc>
+          <w:tcPr>
+            <w:tcW w:type="dxa" w:w="1928"/>
+            <w:tcBorders>
+              <w:top w:val="single" w:color="A6A6A6" w:sz="4"/>
+              <w:left w:val="single" w:color="A6A6A6" w:sz="4"/>
+              <w:bottom w:val="single" w:color="A6A6A6" w:sz="4"/>
+              <w:right w:val="single" w:color="A6A6A6" w:sz="4"/>
+            </w:tcBorders>
+            <w:shd w:fill="F2F6FA" w:color="auto" w:val="clear"/>
+            <w:tcMar>
+              <w:top w:type="dxa" w:w="60"/>
+              <w:left w:type="dxa" w:w="100"/>
+              <w:bottom w:type="dxa" w:w="60"/>
+              <w:right w:type="dxa" w:w="100"/>
+            </w:tcMar>
+          </w:tcPr>
+          <w:p>
+            <w:r>
+              <w:rPr>
+                <w:sz w:val="19"/>
+                <w:szCs w:val="19"/>
+              </w:rPr>
+              <w:t xml:space="preserve">WARN あり</w:t>
+            </w:r>
+          </w:p>
+        </w:tc>
+        <w:tc>
+          <w:tcPr>
+            <w:tcW w:type="dxa" w:w="2410"/>
+            <w:tcBorders>
+              <w:top w:val="single" w:color="A6A6A6" w:sz="4"/>
+              <w:left w:val="single" w:color="A6A6A6" w:sz="4"/>
+              <w:bottom w:val="single" w:color="A6A6A6" w:sz="4"/>
+              <w:right w:val="single" w:color="A6A6A6" w:sz="4"/>
+            </w:tcBorders>
+            <w:shd w:fill="F2F6FA" w:color="auto" w:val="clear"/>
+            <w:tcMar>
+              <w:top w:type="dxa" w:w="60"/>
+              <w:left w:type="dxa" w:w="100"/>
+              <w:bottom w:type="dxa" w:w="60"/>
+              <w:right w:type="dxa" w:w="100"/>
+            </w:tcMar>
+          </w:tcPr>
+          <w:p/>
+        </w:tc>
+        <w:tc>
+          <w:tcPr>
+            <w:tcW w:type="dxa" w:w="1928"/>
+            <w:tcBorders>
+              <w:top w:val="single" w:color="A6A6A6" w:sz="4"/>
+              <w:left w:val="single" w:color="A6A6A6" w:sz="4"/>
+              <w:bottom w:val="single" w:color="A6A6A6" w:sz="4"/>
+              <w:right w:val="single" w:color="A6A6A6" w:sz="4"/>
+            </w:tcBorders>
+            <w:shd w:fill="F2F6FA" w:color="auto" w:val="clear"/>
+            <w:tcMar>
+              <w:top w:type="dxa" w:w="60"/>
+              <w:left w:type="dxa" w:w="100"/>
+              <w:bottom w:type="dxa" w:w="60"/>
+              <w:right w:type="dxa" w:w="100"/>
+            </w:tcMar>
+          </w:tcPr>
+          <w:p/>
+        </w:tc>
+        <w:tc>
+          <w:tcPr>
+            <w:tcW w:type="dxa" w:w="3372"/>
+            <w:tcBorders>
+              <w:top w:val="single" w:color="A6A6A6" w:sz="4"/>
+              <w:left w:val="single" w:color="A6A6A6" w:sz="4"/>
+              <w:bottom w:val="single" w:color="A6A6A6" w:sz="4"/>
+              <w:right w:val="single" w:color="A6A6A6" w:sz="4"/>
+            </w:tcBorders>
+            <w:shd w:fill="F2F6FA" w:color="auto" w:val="clear"/>
+            <w:tcMar>
+              <w:top w:type="dxa" w:w="60"/>
+              <w:left w:type="dxa" w:w="100"/>
+              <w:bottom w:type="dxa" w:w="60"/>
+              <w:right w:type="dxa" w:w="100"/>
+            </w:tcMar>
+          </w:tcPr>
+          <w:p>
+            <w:r>
+              <w:rPr>
+                <w:sz w:val="19"/>
+                <w:szCs w:val="19"/>
+              </w:rPr>
+              <w:t xml:space="preserve">アクセス権・パス長を確認し、再実行する</w:t>
+            </w:r>
+          </w:p>
+        </w:tc>
+      </w:tr>
+    </w:tbl>
+    <w:p>
+      <w:pPr>
+        <w:spacing w:after="120"/>
+      </w:pPr>
+    </w:p>
+    <w:tbl>
+      <w:tblPr>
+        <w:tblW w:type="dxa" w:w="9638"/>
+        <w:tblBorders>
+          <w:top w:val="single" w:color="auto" w:sz="4"/>
+          <w:left w:val="single" w:color="auto" w:sz="4"/>
+          <w:bottom w:val="single" w:color="auto" w:sz="4"/>
+          <w:right w:val="single" w:color="auto" w:sz="4"/>
+          <w:insideH w:val="single" w:color="auto" w:sz="4"/>
+          <w:insideV w:val="single" w:color="auto" w:sz="4"/>
+        </w:tblBorders>
+      </w:tblPr>
+      <w:tblGrid>
+        <w:gridCol w:w="9638"/>
+      </w:tblGrid>
+      <w:tr>
+        <w:tc>
+          <w:tcPr>
+            <w:tcW w:type="dxa" w:w="9638"/>
+            <w:tcBorders>
+              <w:top w:val="none" w:color="FFFFFF" w:sz="0"/>
+              <w:left w:val="single" w:color="C9A100" w:sz="24"/>
+              <w:bottom w:val="none" w:color="FFFFFF" w:sz="0"/>
+              <w:right w:val="none" w:color="FFFFFF" w:sz="0"/>
+            </w:tcBorders>
+            <w:shd w:fill="FFF4CE" w:color="auto" w:val="clear"/>
+            <w:tcMar>
+              <w:top w:type="dxa" w:w="80"/>
+              <w:left w:type="dxa" w:w="160"/>
+              <w:bottom w:type="dxa" w:w="80"/>
+              <w:right w:type="dxa" w:w="120"/>
+            </w:tcMar>
+          </w:tcPr>
+          <w:p>
+            <w:r>
+              <w:rPr>
+                <w:b/>
+                <w:bCs/>
+              </w:rPr>
+              <w:t xml:space="preserve">補足  </w:t>
+            </w:r>
+            <w:r>
+              <w:t xml:space="preserve">現行のスクリプトにはメール・Teams への自動通知機能はありません。通知は担当者が結果を確認して行ってください。</w:t>
+            </w:r>
+          </w:p>
+        </w:tc>
+      </w:tr>
+    </w:tbl>
+    <w:p>
+      <w:pPr>
+        <w:spacing w:after="120"/>
+      </w:pPr>
+    </w:p>
+    <w:p>
+      <w:pPr>
+        <w:pStyle w:val="Heading2"/>
+      </w:pPr>
+      <w:r>
+        <w:t xml:space="preserve">8.4 出力の保管</w:t>
       </w:r>
     </w:p>
     <w:p>
@@ -14851,7 +18473,7 @@
         <w:pStyle w:val="ListParagraph"/>
         <w:numPr>
           <w:ilvl w:val="0"/>
-          <w:numId w:val="3"/>
+          <w:numId w:val="2"/>
         </w:numPr>
         <w:spacing w:after="60"/>
       </w:pPr>
@@ -14874,7 +18496,7 @@
         <w:pStyle w:val="ListParagraph"/>
         <w:numPr>
           <w:ilvl w:val="0"/>
-          <w:numId w:val="3"/>
+          <w:numId w:val="2"/>
         </w:numPr>
         <w:spacing w:after="60"/>
       </w:pPr>
@@ -14887,7 +18509,7 @@
         <w:pStyle w:val="ListParagraph"/>
         <w:numPr>
           <w:ilvl w:val="0"/>
-          <w:numId w:val="3"/>
+          <w:numId w:val="2"/>
         </w:numPr>
         <w:spacing w:after="60"/>
       </w:pPr>
@@ -14911,7 +18533,7 @@
         <w:pageBreakBefore/>
       </w:pPr>
       <w:r>
-        <w:t xml:space="preserve">8. トラブルシューティング</w:t>
+        <w:t xml:space="preserve">9. トラブルシューティング</w:t>
       </w:r>
     </w:p>
     <w:tbl>
@@ -15972,7 +19594,7 @@
                 <w:sz w:val="19"/>
                 <w:szCs w:val="19"/>
               </w:rPr>
-              <w:t xml:space="preserve">サブフォルダへのアクセス権がない</w:t>
+              <w:t xml:space="preserve">サブフォルダへのアクセス権がない、パスが長すぎる</w:t>
             </w:r>
           </w:p>
         </w:tc>
@@ -15999,7 +19621,7 @@
                 <w:sz w:val="19"/>
                 <w:szCs w:val="19"/>
               </w:rPr>
-              <w:t xml:space="preserve">アクセス権を確認してください。該当フォルダは比較対象外になります。</w:t>
+              <w:t xml:space="preserve">アクセス権・パスの長さ（10章参照）を確認してください。該当フォルダは比較対象外となり、結果が SAME でも正しくない可能性があります。</w:t>
             </w:r>
           </w:p>
         </w:tc>
@@ -16080,6 +19702,252 @@
                 <w:szCs w:val="19"/>
               </w:rPr>
               <w:t xml:space="preserve">WinMerge で内容を確認してください（6.4 注意参照）。</w:t>
+            </w:r>
+          </w:p>
+        </w:tc>
+      </w:tr>
+      <w:tr>
+        <w:tc>
+          <w:tcPr>
+            <w:tcW w:type="dxa" w:w="3373"/>
+            <w:tcBorders>
+              <w:top w:val="single" w:color="A6A6A6" w:sz="4"/>
+              <w:left w:val="single" w:color="A6A6A6" w:sz="4"/>
+              <w:bottom w:val="single" w:color="A6A6A6" w:sz="4"/>
+              <w:right w:val="single" w:color="A6A6A6" w:sz="4"/>
+            </w:tcBorders>
+            <w:shd w:fill="F2F6FA" w:color="auto" w:val="clear"/>
+            <w:tcMar>
+              <w:top w:type="dxa" w:w="60"/>
+              <w:left w:type="dxa" w:w="100"/>
+              <w:bottom w:type="dxa" w:w="60"/>
+              <w:right w:type="dxa" w:w="100"/>
+            </w:tcMar>
+          </w:tcPr>
+          <w:p>
+            <w:r>
+              <w:rPr>
+                <w:sz w:val="19"/>
+                <w:szCs w:val="19"/>
+              </w:rPr>
+              <w:t xml:space="preserve">File ERROR: …パス…長すぎます／指定されたパス…見つかりません（ファイルは存在する）</w:t>
+            </w:r>
+          </w:p>
+        </w:tc>
+        <w:tc>
+          <w:tcPr>
+            <w:tcW w:type="dxa" w:w="2891"/>
+            <w:tcBorders>
+              <w:top w:val="single" w:color="A6A6A6" w:sz="4"/>
+              <w:left w:val="single" w:color="A6A6A6" w:sz="4"/>
+              <w:bottom w:val="single" w:color="A6A6A6" w:sz="4"/>
+              <w:right w:val="single" w:color="A6A6A6" w:sz="4"/>
+            </w:tcBorders>
+            <w:shd w:fill="F2F6FA" w:color="auto" w:val="clear"/>
+            <w:tcMar>
+              <w:top w:type="dxa" w:w="60"/>
+              <w:left w:type="dxa" w:w="100"/>
+              <w:bottom w:type="dxa" w:w="60"/>
+              <w:right w:type="dxa" w:w="100"/>
+            </w:tcMar>
+          </w:tcPr>
+          <w:p>
+            <w:r>
+              <w:rPr>
+                <w:sz w:val="19"/>
+                <w:szCs w:val="19"/>
+              </w:rPr>
+              <w:t xml:space="preserve">フルパスが 260 文字を超えている</w:t>
+            </w:r>
+          </w:p>
+        </w:tc>
+        <w:tc>
+          <w:tcPr>
+            <w:tcW w:type="dxa" w:w="3374"/>
+            <w:tcBorders>
+              <w:top w:val="single" w:color="A6A6A6" w:sz="4"/>
+              <w:left w:val="single" w:color="A6A6A6" w:sz="4"/>
+              <w:bottom w:val="single" w:color="A6A6A6" w:sz="4"/>
+              <w:right w:val="single" w:color="A6A6A6" w:sz="4"/>
+            </w:tcBorders>
+            <w:shd w:fill="F2F6FA" w:color="auto" w:val="clear"/>
+            <w:tcMar>
+              <w:top w:type="dxa" w:w="60"/>
+              <w:left w:type="dxa" w:w="100"/>
+              <w:bottom w:type="dxa" w:w="60"/>
+              <w:right w:type="dxa" w:w="100"/>
+            </w:tcMar>
+          </w:tcPr>
+          <w:p>
+            <w:r>
+              <w:rPr>
+                <w:sz w:val="19"/>
+                <w:szCs w:val="19"/>
+              </w:rPr>
+              <w:t xml:space="preserve">10章「パスの長さ」の対処を参照してください。</w:t>
+            </w:r>
+          </w:p>
+        </w:tc>
+      </w:tr>
+      <w:tr>
+        <w:tc>
+          <w:tcPr>
+            <w:tcW w:type="dxa" w:w="3373"/>
+            <w:tcBorders>
+              <w:top w:val="single" w:color="A6A6A6" w:sz="4"/>
+              <w:left w:val="single" w:color="A6A6A6" w:sz="4"/>
+              <w:bottom w:val="single" w:color="A6A6A6" w:sz="4"/>
+              <w:right w:val="single" w:color="A6A6A6" w:sz="4"/>
+            </w:tcBorders>
+            <w:tcMar>
+              <w:top w:type="dxa" w:w="60"/>
+              <w:left w:type="dxa" w:w="100"/>
+              <w:bottom w:type="dxa" w:w="60"/>
+              <w:right w:type="dxa" w:w="100"/>
+            </w:tcMar>
+          </w:tcPr>
+          <w:p>
+            <w:r>
+              <w:rPr>
+                <w:sz w:val="19"/>
+                <w:szCs w:val="19"/>
+              </w:rPr>
+              <w:t xml:space="preserve">タスクスケジューラの前回の実行結果が (0x1)</w:t>
+            </w:r>
+          </w:p>
+        </w:tc>
+        <w:tc>
+          <w:tcPr>
+            <w:tcW w:type="dxa" w:w="2891"/>
+            <w:tcBorders>
+              <w:top w:val="single" w:color="A6A6A6" w:sz="4"/>
+              <w:left w:val="single" w:color="A6A6A6" w:sz="4"/>
+              <w:bottom w:val="single" w:color="A6A6A6" w:sz="4"/>
+              <w:right w:val="single" w:color="A6A6A6" w:sz="4"/>
+            </w:tcBorders>
+            <w:tcMar>
+              <w:top w:type="dxa" w:w="60"/>
+              <w:left w:type="dxa" w:w="100"/>
+              <w:bottom w:type="dxa" w:w="60"/>
+              <w:right w:type="dxa" w:w="100"/>
+            </w:tcMar>
+          </w:tcPr>
+          <w:p>
+            <w:r>
+              <w:rPr>
+                <w:sz w:val="19"/>
+                <w:szCs w:val="19"/>
+              </w:rPr>
+              <w:t xml:space="preserve">差分あり（エラーではない）</w:t>
+            </w:r>
+          </w:p>
+        </w:tc>
+        <w:tc>
+          <w:tcPr>
+            <w:tcW w:type="dxa" w:w="3374"/>
+            <w:tcBorders>
+              <w:top w:val="single" w:color="A6A6A6" w:sz="4"/>
+              <w:left w:val="single" w:color="A6A6A6" w:sz="4"/>
+              <w:bottom w:val="single" w:color="A6A6A6" w:sz="4"/>
+              <w:right w:val="single" w:color="A6A6A6" w:sz="4"/>
+            </w:tcBorders>
+            <w:tcMar>
+              <w:top w:type="dxa" w:w="60"/>
+              <w:left w:type="dxa" w:w="100"/>
+              <w:bottom w:type="dxa" w:w="60"/>
+              <w:right w:type="dxa" w:w="100"/>
+            </w:tcMar>
+          </w:tcPr>
+          <w:p>
+            <w:r>
+              <w:rPr>
+                <w:sz w:val="19"/>
+                <w:szCs w:val="19"/>
+              </w:rPr>
+              <w:t xml:space="preserve">summary.csv で差分を確認してください（3.6 参照）。</w:t>
+            </w:r>
+          </w:p>
+        </w:tc>
+      </w:tr>
+      <w:tr>
+        <w:tc>
+          <w:tcPr>
+            <w:tcW w:type="dxa" w:w="3373"/>
+            <w:tcBorders>
+              <w:top w:val="single" w:color="A6A6A6" w:sz="4"/>
+              <w:left w:val="single" w:color="A6A6A6" w:sz="4"/>
+              <w:bottom w:val="single" w:color="A6A6A6" w:sz="4"/>
+              <w:right w:val="single" w:color="A6A6A6" w:sz="4"/>
+            </w:tcBorders>
+            <w:shd w:fill="F2F6FA" w:color="auto" w:val="clear"/>
+            <w:tcMar>
+              <w:top w:type="dxa" w:w="60"/>
+              <w:left w:type="dxa" w:w="100"/>
+              <w:bottom w:type="dxa" w:w="60"/>
+              <w:right w:type="dxa" w:w="100"/>
+            </w:tcMar>
+          </w:tcPr>
+          <w:p>
+            <w:r>
+              <w:rPr>
+                <w:sz w:val="19"/>
+                <w:szCs w:val="19"/>
+              </w:rPr>
+              <w:t xml:space="preserve">FATAL: Another compare process is already running.（他に実行中のものがない）</w:t>
+            </w:r>
+          </w:p>
+        </w:tc>
+        <w:tc>
+          <w:tcPr>
+            <w:tcW w:type="dxa" w:w="2891"/>
+            <w:tcBorders>
+              <w:top w:val="single" w:color="A6A6A6" w:sz="4"/>
+              <w:left w:val="single" w:color="A6A6A6" w:sz="4"/>
+              <w:bottom w:val="single" w:color="A6A6A6" w:sz="4"/>
+              <w:right w:val="single" w:color="A6A6A6" w:sz="4"/>
+            </w:tcBorders>
+            <w:shd w:fill="F2F6FA" w:color="auto" w:val="clear"/>
+            <w:tcMar>
+              <w:top w:type="dxa" w:w="60"/>
+              <w:left w:type="dxa" w:w="100"/>
+              <w:bottom w:type="dxa" w:w="60"/>
+              <w:right w:type="dxa" w:w="100"/>
+            </w:tcMar>
+          </w:tcPr>
+          <w:p>
+            <w:r>
+              <w:rPr>
+                <w:sz w:val="19"/>
+                <w:szCs w:val="19"/>
+              </w:rPr>
+              <w:t xml:space="preserve">別の設定ファイルのタスクが実行中、または前回の実行が強制終了された</w:t>
+            </w:r>
+          </w:p>
+        </w:tc>
+        <w:tc>
+          <w:tcPr>
+            <w:tcW w:type="dxa" w:w="3374"/>
+            <w:tcBorders>
+              <w:top w:val="single" w:color="A6A6A6" w:sz="4"/>
+              <w:left w:val="single" w:color="A6A6A6" w:sz="4"/>
+              <w:bottom w:val="single" w:color="A6A6A6" w:sz="4"/>
+              <w:right w:val="single" w:color="A6A6A6" w:sz="4"/>
+            </w:tcBorders>
+            <w:shd w:fill="F2F6FA" w:color="auto" w:val="clear"/>
+            <w:tcMar>
+              <w:top w:type="dxa" w:w="60"/>
+              <w:left w:type="dxa" w:w="100"/>
+              <w:bottom w:type="dxa" w:w="60"/>
+              <w:right w:type="dxa" w:w="100"/>
+            </w:tcMar>
+          </w:tcPr>
+          <w:p>
+            <w:r>
+              <w:rPr>
+                <w:sz w:val="19"/>
+                <w:szCs w:val="19"/>
+              </w:rPr>
+              <w:t xml:space="preserve">タスクマネージャーで powershell.exe／WinMergeU.exe が残っていないか確認し、終了させてから再実行してください。改善しない場合は PC を再起動してください。</w:t>
             </w:r>
           </w:p>
         </w:tc>
@@ -16095,7 +19963,7 @@
         <w:pStyle w:val="Heading2"/>
       </w:pPr>
       <w:r>
-        <w:t xml:space="preserve">8.1 原因の調べ方</w:t>
+        <w:t xml:space="preserve">9.1 原因の調べ方</w:t>
       </w:r>
     </w:p>
     <w:p>
@@ -16222,7 +20090,7 @@
         <w:pStyle w:val="Heading2"/>
       </w:pPr>
       <w:r>
-        <w:t xml:space="preserve">8.2 ハッシュ判定ができない場合の代替手段</w:t>
+        <w:t xml:space="preserve">9.2 ハッシュ判定ができない場合の代替手段</w:t>
       </w:r>
     </w:p>
     <w:tbl>
@@ -16669,7 +20537,7 @@
         <w:pageBreakBefore/>
       </w:pPr>
       <w:r>
-        <w:t xml:space="preserve">9. 注意事項・制限事項</w:t>
+        <w:t xml:space="preserve">10. 注意事項・制限事項</w:t>
       </w:r>
     </w:p>
     <w:p>
@@ -16677,7 +20545,7 @@
         <w:pStyle w:val="ListParagraph"/>
         <w:numPr>
           <w:ilvl w:val="0"/>
-          <w:numId w:val="3"/>
+          <w:numId w:val="2"/>
         </w:numPr>
         <w:spacing w:after="60"/>
       </w:pPr>
@@ -16690,7 +20558,7 @@
         <w:pStyle w:val="ListParagraph"/>
         <w:numPr>
           <w:ilvl w:val="0"/>
-          <w:numId w:val="3"/>
+          <w:numId w:val="2"/>
         </w:numPr>
         <w:spacing w:after="60"/>
       </w:pPr>
@@ -16703,7 +20571,7 @@
         <w:pStyle w:val="ListParagraph"/>
         <w:numPr>
           <w:ilvl w:val="0"/>
-          <w:numId w:val="3"/>
+          <w:numId w:val="2"/>
         </w:numPr>
         <w:spacing w:after="60"/>
       </w:pPr>
@@ -16716,7 +20584,7 @@
         <w:pStyle w:val="ListParagraph"/>
         <w:numPr>
           <w:ilvl w:val="0"/>
-          <w:numId w:val="3"/>
+          <w:numId w:val="2"/>
         </w:numPr>
         <w:spacing w:after="60"/>
       </w:pPr>
@@ -16729,7 +20597,7 @@
         <w:pStyle w:val="ListParagraph"/>
         <w:numPr>
           <w:ilvl w:val="0"/>
-          <w:numId w:val="3"/>
+          <w:numId w:val="2"/>
         </w:numPr>
         <w:spacing w:after="60"/>
       </w:pPr>
@@ -16742,7 +20610,7 @@
         <w:pStyle w:val="ListParagraph"/>
         <w:numPr>
           <w:ilvl w:val="0"/>
-          <w:numId w:val="3"/>
+          <w:numId w:val="2"/>
         </w:numPr>
         <w:spacing w:after="60"/>
       </w:pPr>
@@ -16755,12 +20623,1460 @@
         <w:pStyle w:val="ListParagraph"/>
         <w:numPr>
           <w:ilvl w:val="0"/>
-          <w:numId w:val="3"/>
+          <w:numId w:val="2"/>
         </w:numPr>
         <w:spacing w:after="60"/>
       </w:pPr>
       <w:r>
-        <w:t xml:space="preserve">-WhatIf では WinMerge を起動しないため、HTML／CSV の WinMerge レポートは出力されません。</w:t>
+        <w:t xml:space="preserve">-WhatIf では WinMerge を起動しないため、HTML／CSV の WinMerge レポートは出力されません。また、古いレポートの削除も行いません。</w:t>
+      </w:r>
+    </w:p>
+    <w:p>
+      <w:pPr>
+        <w:pStyle w:val="ListParagraph"/>
+        <w:numPr>
+          <w:ilvl w:val="0"/>
+          <w:numId w:val="2"/>
+        </w:numPr>
+        <w:spacing w:after="60"/>
+      </w:pPr>
+      <w:r>
+        <w:t xml:space="preserve">隠しファイル・システムファイル（Thumbs.db、desktop.ini 等）も比較対象になります。不要な場合は exclude で除外してください。</w:t>
+      </w:r>
+    </w:p>
+    <w:p>
+      <w:pPr>
+        <w:pStyle w:val="ListParagraph"/>
+        <w:numPr>
+          <w:ilvl w:val="0"/>
+          <w:numId w:val="2"/>
+        </w:numPr>
+        <w:spacing w:after="60"/>
+      </w:pPr>
+      <w:r>
+        <w:t xml:space="preserve">読み取れないサブフォルダがあっても、警告（WARN）を記録して処理を続けます。そのフォルダ内のファイルは比較されず、件数にも含まれません。</w:t>
+      </w:r>
+    </w:p>
+    <w:p>
+      <w:pPr>
+        <w:pStyle w:val="ListParagraph"/>
+        <w:numPr>
+          <w:ilvl w:val="0"/>
+          <w:numId w:val="2"/>
+        </w:numPr>
+        <w:spacing w:after="60"/>
+      </w:pPr>
+      <w:r>
+        <w:t xml:space="preserve">二重起動防止は PC 単位で働きます。設定ファイルが異なっていても同時には実行できません。</w:t>
+      </w:r>
+    </w:p>
+    <w:p>
+      <w:pPr>
+        <w:pStyle w:val="ListParagraph"/>
+        <w:numPr>
+          <w:ilvl w:val="0"/>
+          <w:numId w:val="2"/>
+        </w:numPr>
+        <w:spacing w:after="60"/>
+      </w:pPr>
+      <w:r>
+        <w:t xml:space="preserve">出力 CSV が BOM 付きになるのは Windows PowerShell 5.1 で実行した場合のみです。</w:t>
+      </w:r>
+    </w:p>
+    <w:p>
+      <w:pPr>
+        <w:pStyle w:val="Heading2"/>
+      </w:pPr>
+      <w:r>
+        <w:t xml:space="preserve">パスの長さ（260文字制限）</w:t>
+      </w:r>
+    </w:p>
+    <w:p>
+      <w:pPr>
+        <w:spacing w:after="120"/>
+      </w:pPr>
+      <w:r>
+        <w:t xml:space="preserve">Windows では、フルパス（フォルダ＋ファイル名）が 260 文字を超えると、ファイルを読み込めないことがあります。Box Drive のフォルダはパスが長くなりやすいため注意してください。</w:t>
+      </w:r>
+    </w:p>
+    <w:tbl>
+      <w:tblPr>
+        <w:tblW w:type="dxa" w:w="9638"/>
+        <w:tblBorders>
+          <w:top w:val="single" w:color="auto" w:sz="4"/>
+          <w:left w:val="single" w:color="auto" w:sz="4"/>
+          <w:bottom w:val="single" w:color="auto" w:sz="4"/>
+          <w:right w:val="single" w:color="auto" w:sz="4"/>
+          <w:insideH w:val="single" w:color="auto" w:sz="4"/>
+          <w:insideV w:val="single" w:color="auto" w:sz="4"/>
+        </w:tblBorders>
+      </w:tblPr>
+      <w:tblGrid>
+        <w:gridCol w:w="9638"/>
+      </w:tblGrid>
+      <w:tr>
+        <w:tc>
+          <w:tcPr>
+            <w:tcW w:type="dxa" w:w="9638"/>
+            <w:tcBorders>
+              <w:top w:val="single" w:color="A6A6A6" w:sz="4"/>
+              <w:left w:val="single" w:color="2E75B6" w:sz="24"/>
+              <w:bottom w:val="single" w:color="A6A6A6" w:sz="4"/>
+              <w:right w:val="single" w:color="A6A6A6" w:sz="4"/>
+            </w:tcBorders>
+            <w:shd w:fill="F5F5F5" w:color="auto" w:val="clear"/>
+            <w:tcMar>
+              <w:top w:type="dxa" w:w="100"/>
+              <w:left w:type="dxa" w:w="160"/>
+              <w:bottom w:type="dxa" w:w="100"/>
+              <w:right w:type="dxa" w:w="120"/>
+            </w:tcMar>
+          </w:tcPr>
+          <w:p>
+            <w:r>
+              <w:rPr>
+                <w:b/>
+                <w:bCs/>
+                <w:color w:val="595959"/>
+                <w:sz w:val="17"/>
+                <w:szCs w:val="17"/>
+              </w:rPr>
+              <w:t xml:space="preserve">例</w:t>
+            </w:r>
+          </w:p>
+          <w:p>
+            <w:pPr>
+              <w:spacing w:after="0" w:line="260"/>
+            </w:pPr>
+            <w:r>
+              <w:rPr>
+                <w:rFonts w:ascii="Consolas" w:eastAsia="MS Gothic" w:hAnsi="Consolas"/>
+                <w:sz w:val="17"/>
+                <w:szCs w:val="17"/>
+              </w:rPr>
+              <w:t xml:space="preserve">C:\Users\rj_ios03\Box\C0001_新社宅管理システム\03.納品管理\設計書最新版【20250401～】\10.基本設計書\110.基本設計書（画面）\</w:t>
+            </w:r>
+          </w:p>
+          <w:p>
+            <w:pPr>
+              <w:spacing w:after="0" w:line="260"/>
+            </w:pPr>
+            <w:r>
+              <w:rPr>
+                <w:rFonts w:ascii="Consolas" w:eastAsia="MS Gothic" w:hAnsi="Consolas"/>
+                <w:sz w:val="17"/>
+                <w:szCs w:val="17"/>
+              </w:rPr>
+              <w:t xml:space="preserve">  └ ここまでで約 90 文字。この下のサブフォルダ名＋ファイル名が長いと 260 文字を超える可能性があります。</w:t>
+            </w:r>
+          </w:p>
+        </w:tc>
+      </w:tr>
+    </w:tbl>
+    <w:p>
+      <w:pPr>
+        <w:spacing w:after="120"/>
+      </w:pPr>
+    </w:p>
+    <w:tbl>
+      <w:tblPr>
+        <w:tblW w:type="dxa" w:w="9638"/>
+        <w:tblBorders>
+          <w:top w:val="single" w:color="auto" w:sz="4"/>
+          <w:left w:val="single" w:color="auto" w:sz="4"/>
+          <w:bottom w:val="single" w:color="auto" w:sz="4"/>
+          <w:right w:val="single" w:color="auto" w:sz="4"/>
+          <w:insideH w:val="single" w:color="auto" w:sz="4"/>
+          <w:insideV w:val="single" w:color="auto" w:sz="4"/>
+        </w:tblBorders>
+      </w:tblPr>
+      <w:tblGrid>
+        <w:gridCol w:w="2650"/>
+        <w:gridCol w:w="6988"/>
+      </w:tblGrid>
+      <w:tr>
+        <w:trPr>
+          <w:tblHeader/>
+        </w:trPr>
+        <w:tc>
+          <w:tcPr>
+            <w:tcW w:type="dxa" w:w="2650"/>
+            <w:tcBorders>
+              <w:top w:val="single" w:color="A6A6A6" w:sz="4"/>
+              <w:left w:val="single" w:color="A6A6A6" w:sz="4"/>
+              <w:bottom w:val="single" w:color="A6A6A6" w:sz="4"/>
+              <w:right w:val="single" w:color="A6A6A6" w:sz="4"/>
+            </w:tcBorders>
+            <w:shd w:fill="1F4E79" w:color="auto" w:val="clear"/>
+            <w:tcMar>
+              <w:top w:type="dxa" w:w="60"/>
+              <w:left w:type="dxa" w:w="100"/>
+              <w:bottom w:type="dxa" w:w="60"/>
+              <w:right w:type="dxa" w:w="100"/>
+            </w:tcMar>
+          </w:tcPr>
+          <w:p>
+            <w:r>
+              <w:rPr>
+                <w:b/>
+                <w:bCs/>
+                <w:color w:val="FFFFFF"/>
+                <w:sz w:val="19"/>
+                <w:szCs w:val="19"/>
+              </w:rPr>
+              <w:t xml:space="preserve">対処</w:t>
+            </w:r>
+          </w:p>
+        </w:tc>
+        <w:tc>
+          <w:tcPr>
+            <w:tcW w:type="dxa" w:w="6988"/>
+            <w:tcBorders>
+              <w:top w:val="single" w:color="A6A6A6" w:sz="4"/>
+              <w:left w:val="single" w:color="A6A6A6" w:sz="4"/>
+              <w:bottom w:val="single" w:color="A6A6A6" w:sz="4"/>
+              <w:right w:val="single" w:color="A6A6A6" w:sz="4"/>
+            </w:tcBorders>
+            <w:shd w:fill="1F4E79" w:color="auto" w:val="clear"/>
+            <w:tcMar>
+              <w:top w:type="dxa" w:w="60"/>
+              <w:left w:type="dxa" w:w="100"/>
+              <w:bottom w:type="dxa" w:w="60"/>
+              <w:right w:type="dxa" w:w="100"/>
+            </w:tcMar>
+          </w:tcPr>
+          <w:p>
+            <w:r>
+              <w:rPr>
+                <w:b/>
+                <w:bCs/>
+                <w:color w:val="FFFFFF"/>
+                <w:sz w:val="19"/>
+                <w:szCs w:val="19"/>
+              </w:rPr>
+              <w:t xml:space="preserve">内容</w:t>
+            </w:r>
+          </w:p>
+        </w:tc>
+      </w:tr>
+      <w:tr>
+        <w:tc>
+          <w:tcPr>
+            <w:tcW w:type="dxa" w:w="2650"/>
+            <w:tcBorders>
+              <w:top w:val="single" w:color="A6A6A6" w:sz="4"/>
+              <w:left w:val="single" w:color="A6A6A6" w:sz="4"/>
+              <w:bottom w:val="single" w:color="A6A6A6" w:sz="4"/>
+              <w:right w:val="single" w:color="A6A6A6" w:sz="4"/>
+            </w:tcBorders>
+            <w:tcMar>
+              <w:top w:type="dxa" w:w="60"/>
+              <w:left w:type="dxa" w:w="100"/>
+              <w:bottom w:type="dxa" w:w="60"/>
+              <w:right w:type="dxa" w:w="100"/>
+            </w:tcMar>
+          </w:tcPr>
+          <w:p>
+            <w:r>
+              <w:rPr>
+                <w:sz w:val="19"/>
+                <w:szCs w:val="19"/>
+              </w:rPr>
+              <w:t xml:space="preserve">出力先を短くする</w:t>
+            </w:r>
+          </w:p>
+        </w:tc>
+        <w:tc>
+          <w:tcPr>
+            <w:tcW w:type="dxa" w:w="6988"/>
+            <w:tcBorders>
+              <w:top w:val="single" w:color="A6A6A6" w:sz="4"/>
+              <w:left w:val="single" w:color="A6A6A6" w:sz="4"/>
+              <w:bottom w:val="single" w:color="A6A6A6" w:sz="4"/>
+              <w:right w:val="single" w:color="A6A6A6" w:sz="4"/>
+            </w:tcBorders>
+            <w:tcMar>
+              <w:top w:type="dxa" w:w="60"/>
+              <w:left w:type="dxa" w:w="100"/>
+              <w:bottom w:type="dxa" w:w="60"/>
+              <w:right w:type="dxa" w:w="100"/>
+            </w:tcMar>
+          </w:tcPr>
+          <w:p>
+            <w:r>
+              <w:rPr>
+                <w:sz w:val="19"/>
+                <w:szCs w:val="19"/>
+              </w:rPr>
+              <w:t xml:space="preserve">outputRoot を C:\tools\reports のような短いパスにする（出力ファイル名にもジョブ名が入るため）</w:t>
+            </w:r>
+          </w:p>
+        </w:tc>
+      </w:tr>
+      <w:tr>
+        <w:tc>
+          <w:tcPr>
+            <w:tcW w:type="dxa" w:w="2650"/>
+            <w:tcBorders>
+              <w:top w:val="single" w:color="A6A6A6" w:sz="4"/>
+              <w:left w:val="single" w:color="A6A6A6" w:sz="4"/>
+              <w:bottom w:val="single" w:color="A6A6A6" w:sz="4"/>
+              <w:right w:val="single" w:color="A6A6A6" w:sz="4"/>
+            </w:tcBorders>
+            <w:shd w:fill="F2F6FA" w:color="auto" w:val="clear"/>
+            <w:tcMar>
+              <w:top w:type="dxa" w:w="60"/>
+              <w:left w:type="dxa" w:w="100"/>
+              <w:bottom w:type="dxa" w:w="60"/>
+              <w:right w:type="dxa" w:w="100"/>
+            </w:tcMar>
+          </w:tcPr>
+          <w:p>
+            <w:r>
+              <w:rPr>
+                <w:sz w:val="19"/>
+                <w:szCs w:val="19"/>
+              </w:rPr>
+              <w:t xml:space="preserve">ジョブ名を短くする</w:t>
+            </w:r>
+          </w:p>
+        </w:tc>
+        <w:tc>
+          <w:tcPr>
+            <w:tcW w:type="dxa" w:w="6988"/>
+            <w:tcBorders>
+              <w:top w:val="single" w:color="A6A6A6" w:sz="4"/>
+              <w:left w:val="single" w:color="A6A6A6" w:sz="4"/>
+              <w:bottom w:val="single" w:color="A6A6A6" w:sz="4"/>
+              <w:right w:val="single" w:color="A6A6A6" w:sz="4"/>
+            </w:tcBorders>
+            <w:shd w:fill="F2F6FA" w:color="auto" w:val="clear"/>
+            <w:tcMar>
+              <w:top w:type="dxa" w:w="60"/>
+              <w:left w:type="dxa" w:w="100"/>
+              <w:bottom w:type="dxa" w:w="60"/>
+              <w:right w:type="dxa" w:w="100"/>
+            </w:tcMar>
+          </w:tcPr>
+          <w:p>
+            <w:r>
+              <w:rPr>
+                <w:sz w:val="19"/>
+                <w:szCs w:val="19"/>
+              </w:rPr>
+              <w:t xml:space="preserve">name を短くし、出力ファイルのパスを短くする</w:t>
+            </w:r>
+          </w:p>
+        </w:tc>
+      </w:tr>
+      <w:tr>
+        <w:tc>
+          <w:tcPr>
+            <w:tcW w:type="dxa" w:w="2650"/>
+            <w:tcBorders>
+              <w:top w:val="single" w:color="A6A6A6" w:sz="4"/>
+              <w:left w:val="single" w:color="A6A6A6" w:sz="4"/>
+              <w:bottom w:val="single" w:color="A6A6A6" w:sz="4"/>
+              <w:right w:val="single" w:color="A6A6A6" w:sz="4"/>
+            </w:tcBorders>
+            <w:tcMar>
+              <w:top w:type="dxa" w:w="60"/>
+              <w:left w:type="dxa" w:w="100"/>
+              <w:bottom w:type="dxa" w:w="60"/>
+              <w:right w:type="dxa" w:w="100"/>
+            </w:tcMar>
+          </w:tcPr>
+          <w:p>
+            <w:r>
+              <w:rPr>
+                <w:sz w:val="19"/>
+                <w:szCs w:val="19"/>
+              </w:rPr>
+              <w:t xml:space="preserve">短いパスへコピーして比較</w:t>
+            </w:r>
+          </w:p>
+        </w:tc>
+        <w:tc>
+          <w:tcPr>
+            <w:tcW w:type="dxa" w:w="6988"/>
+            <w:tcBorders>
+              <w:top w:val="single" w:color="A6A6A6" w:sz="4"/>
+              <w:left w:val="single" w:color="A6A6A6" w:sz="4"/>
+              <w:bottom w:val="single" w:color="A6A6A6" w:sz="4"/>
+              <w:right w:val="single" w:color="A6A6A6" w:sz="4"/>
+            </w:tcBorders>
+            <w:tcMar>
+              <w:top w:type="dxa" w:w="60"/>
+              <w:left w:type="dxa" w:w="100"/>
+              <w:bottom w:type="dxa" w:w="60"/>
+              <w:right w:type="dxa" w:w="100"/>
+            </w:tcMar>
+          </w:tcPr>
+          <w:p>
+            <w:r>
+              <w:rPr>
+                <w:sz w:val="19"/>
+                <w:szCs w:val="19"/>
+              </w:rPr>
+              <w:t xml:space="preserve">robocopy で C:\work\box などの短いパスへコピーし、そのフォルダを left に指定する（9.2 参照）</w:t>
+            </w:r>
+          </w:p>
+        </w:tc>
+      </w:tr>
+      <w:tr>
+        <w:tc>
+          <w:tcPr>
+            <w:tcW w:type="dxa" w:w="2650"/>
+            <w:tcBorders>
+              <w:top w:val="single" w:color="A6A6A6" w:sz="4"/>
+              <w:left w:val="single" w:color="A6A6A6" w:sz="4"/>
+              <w:bottom w:val="single" w:color="A6A6A6" w:sz="4"/>
+              <w:right w:val="single" w:color="A6A6A6" w:sz="4"/>
+            </w:tcBorders>
+            <w:shd w:fill="F2F6FA" w:color="auto" w:val="clear"/>
+            <w:tcMar>
+              <w:top w:type="dxa" w:w="60"/>
+              <w:left w:type="dxa" w:w="100"/>
+              <w:bottom w:type="dxa" w:w="60"/>
+              <w:right w:type="dxa" w:w="100"/>
+            </w:tcMar>
+          </w:tcPr>
+          <w:p>
+            <w:r>
+              <w:rPr>
+                <w:sz w:val="19"/>
+                <w:szCs w:val="19"/>
+              </w:rPr>
+              <w:t xml:space="preserve">長いパスを有効にする</w:t>
+            </w:r>
+          </w:p>
+        </w:tc>
+        <w:tc>
+          <w:tcPr>
+            <w:tcW w:type="dxa" w:w="6988"/>
+            <w:tcBorders>
+              <w:top w:val="single" w:color="A6A6A6" w:sz="4"/>
+              <w:left w:val="single" w:color="A6A6A6" w:sz="4"/>
+              <w:bottom w:val="single" w:color="A6A6A6" w:sz="4"/>
+              <w:right w:val="single" w:color="A6A6A6" w:sz="4"/>
+            </w:tcBorders>
+            <w:shd w:fill="F2F6FA" w:color="auto" w:val="clear"/>
+            <w:tcMar>
+              <w:top w:type="dxa" w:w="60"/>
+              <w:left w:type="dxa" w:w="100"/>
+              <w:bottom w:type="dxa" w:w="60"/>
+              <w:right w:type="dxa" w:w="100"/>
+            </w:tcMar>
+          </w:tcPr>
+          <w:p>
+            <w:r>
+              <w:rPr>
+                <w:sz w:val="19"/>
+                <w:szCs w:val="19"/>
+              </w:rPr>
+              <w:t xml:space="preserve">Windows の長いパスのサポートを有効にする（管理者権限とシステム設定の変更が必要なため、社内の管理者に相談してください）</w:t>
+            </w:r>
+          </w:p>
+        </w:tc>
+      </w:tr>
+    </w:tbl>
+    <w:p>
+      <w:pPr>
+        <w:spacing w:after="120"/>
+      </w:pPr>
+    </w:p>
+    <w:p>
+      <w:pPr>
+        <w:pStyle w:val="Heading1"/>
+        <w:pageBreakBefore/>
+      </w:pPr>
+      <w:r>
+        <w:t xml:space="preserve">11. 管理情報</w:t>
+      </w:r>
+    </w:p>
+    <w:p>
+      <w:pPr>
+        <w:pStyle w:val="Heading2"/>
+      </w:pPr>
+      <w:r>
+        <w:t xml:space="preserve">11.1 問い合わせ先・担当</w:t>
+      </w:r>
+    </w:p>
+    <w:p>
+      <w:pPr>
+        <w:spacing w:after="120"/>
+      </w:pPr>
+      <w:r>
+        <w:t xml:space="preserve">運用開始前に記入してください。</w:t>
+      </w:r>
+    </w:p>
+    <w:tbl>
+      <w:tblPr>
+        <w:tblW w:type="dxa" w:w="9638"/>
+        <w:tblBorders>
+          <w:top w:val="single" w:color="auto" w:sz="4"/>
+          <w:left w:val="single" w:color="auto" w:sz="4"/>
+          <w:bottom w:val="single" w:color="auto" w:sz="4"/>
+          <w:right w:val="single" w:color="auto" w:sz="4"/>
+          <w:insideH w:val="single" w:color="auto" w:sz="4"/>
+          <w:insideV w:val="single" w:color="auto" w:sz="4"/>
+        </w:tblBorders>
+      </w:tblPr>
+      <w:tblGrid>
+        <w:gridCol w:w="3614"/>
+        <w:gridCol w:w="6024"/>
+      </w:tblGrid>
+      <w:tr>
+        <w:trPr>
+          <w:tblHeader/>
+        </w:trPr>
+        <w:tc>
+          <w:tcPr>
+            <w:tcW w:type="dxa" w:w="3614"/>
+            <w:tcBorders>
+              <w:top w:val="single" w:color="A6A6A6" w:sz="4"/>
+              <w:left w:val="single" w:color="A6A6A6" w:sz="4"/>
+              <w:bottom w:val="single" w:color="A6A6A6" w:sz="4"/>
+              <w:right w:val="single" w:color="A6A6A6" w:sz="4"/>
+            </w:tcBorders>
+            <w:shd w:fill="1F4E79" w:color="auto" w:val="clear"/>
+            <w:tcMar>
+              <w:top w:type="dxa" w:w="60"/>
+              <w:left w:type="dxa" w:w="100"/>
+              <w:bottom w:type="dxa" w:w="60"/>
+              <w:right w:type="dxa" w:w="100"/>
+            </w:tcMar>
+          </w:tcPr>
+          <w:p>
+            <w:r>
+              <w:rPr>
+                <w:b/>
+                <w:bCs/>
+                <w:color w:val="FFFFFF"/>
+                <w:sz w:val="19"/>
+                <w:szCs w:val="19"/>
+              </w:rPr>
+              <w:t xml:space="preserve">項目</w:t>
+            </w:r>
+          </w:p>
+        </w:tc>
+        <w:tc>
+          <w:tcPr>
+            <w:tcW w:type="dxa" w:w="6024"/>
+            <w:tcBorders>
+              <w:top w:val="single" w:color="A6A6A6" w:sz="4"/>
+              <w:left w:val="single" w:color="A6A6A6" w:sz="4"/>
+              <w:bottom w:val="single" w:color="A6A6A6" w:sz="4"/>
+              <w:right w:val="single" w:color="A6A6A6" w:sz="4"/>
+            </w:tcBorders>
+            <w:shd w:fill="1F4E79" w:color="auto" w:val="clear"/>
+            <w:tcMar>
+              <w:top w:type="dxa" w:w="60"/>
+              <w:left w:type="dxa" w:w="100"/>
+              <w:bottom w:type="dxa" w:w="60"/>
+              <w:right w:type="dxa" w:w="100"/>
+            </w:tcMar>
+          </w:tcPr>
+          <w:p>
+            <w:r>
+              <w:rPr>
+                <w:b/>
+                <w:bCs/>
+                <w:color w:val="FFFFFF"/>
+                <w:sz w:val="19"/>
+                <w:szCs w:val="19"/>
+              </w:rPr>
+              <w:t xml:space="preserve">内容（記入）</w:t>
+            </w:r>
+          </w:p>
+        </w:tc>
+      </w:tr>
+      <w:tr>
+        <w:tc>
+          <w:tcPr>
+            <w:tcW w:type="dxa" w:w="3614"/>
+            <w:tcBorders>
+              <w:top w:val="single" w:color="A6A6A6" w:sz="4"/>
+              <w:left w:val="single" w:color="A6A6A6" w:sz="4"/>
+              <w:bottom w:val="single" w:color="A6A6A6" w:sz="4"/>
+              <w:right w:val="single" w:color="A6A6A6" w:sz="4"/>
+            </w:tcBorders>
+            <w:tcMar>
+              <w:top w:type="dxa" w:w="60"/>
+              <w:left w:type="dxa" w:w="100"/>
+              <w:bottom w:type="dxa" w:w="60"/>
+              <w:right w:type="dxa" w:w="100"/>
+            </w:tcMar>
+          </w:tcPr>
+          <w:p>
+            <w:r>
+              <w:rPr>
+                <w:sz w:val="19"/>
+                <w:szCs w:val="19"/>
+              </w:rPr>
+              <w:t xml:space="preserve">ツール管理者</w:t>
+            </w:r>
+          </w:p>
+        </w:tc>
+        <w:tc>
+          <w:tcPr>
+            <w:tcW w:type="dxa" w:w="6024"/>
+            <w:tcBorders>
+              <w:top w:val="single" w:color="A6A6A6" w:sz="4"/>
+              <w:left w:val="single" w:color="A6A6A6" w:sz="4"/>
+              <w:bottom w:val="single" w:color="A6A6A6" w:sz="4"/>
+              <w:right w:val="single" w:color="A6A6A6" w:sz="4"/>
+            </w:tcBorders>
+            <w:tcMar>
+              <w:top w:type="dxa" w:w="60"/>
+              <w:left w:type="dxa" w:w="100"/>
+              <w:bottom w:type="dxa" w:w="60"/>
+              <w:right w:type="dxa" w:w="100"/>
+            </w:tcMar>
+          </w:tcPr>
+          <w:p/>
+        </w:tc>
+      </w:tr>
+      <w:tr>
+        <w:tc>
+          <w:tcPr>
+            <w:tcW w:type="dxa" w:w="3614"/>
+            <w:tcBorders>
+              <w:top w:val="single" w:color="A6A6A6" w:sz="4"/>
+              <w:left w:val="single" w:color="A6A6A6" w:sz="4"/>
+              <w:bottom w:val="single" w:color="A6A6A6" w:sz="4"/>
+              <w:right w:val="single" w:color="A6A6A6" w:sz="4"/>
+            </w:tcBorders>
+            <w:shd w:fill="F2F6FA" w:color="auto" w:val="clear"/>
+            <w:tcMar>
+              <w:top w:type="dxa" w:w="60"/>
+              <w:left w:type="dxa" w:w="100"/>
+              <w:bottom w:type="dxa" w:w="60"/>
+              <w:right w:type="dxa" w:w="100"/>
+            </w:tcMar>
+          </w:tcPr>
+          <w:p>
+            <w:r>
+              <w:rPr>
+                <w:sz w:val="19"/>
+                <w:szCs w:val="19"/>
+              </w:rPr>
+              <w:t xml:space="preserve">運用担当者</w:t>
+            </w:r>
+          </w:p>
+        </w:tc>
+        <w:tc>
+          <w:tcPr>
+            <w:tcW w:type="dxa" w:w="6024"/>
+            <w:tcBorders>
+              <w:top w:val="single" w:color="A6A6A6" w:sz="4"/>
+              <w:left w:val="single" w:color="A6A6A6" w:sz="4"/>
+              <w:bottom w:val="single" w:color="A6A6A6" w:sz="4"/>
+              <w:right w:val="single" w:color="A6A6A6" w:sz="4"/>
+            </w:tcBorders>
+            <w:shd w:fill="F2F6FA" w:color="auto" w:val="clear"/>
+            <w:tcMar>
+              <w:top w:type="dxa" w:w="60"/>
+              <w:left w:type="dxa" w:w="100"/>
+              <w:bottom w:type="dxa" w:w="60"/>
+              <w:right w:type="dxa" w:w="100"/>
+            </w:tcMar>
+          </w:tcPr>
+          <w:p/>
+        </w:tc>
+      </w:tr>
+      <w:tr>
+        <w:tc>
+          <w:tcPr>
+            <w:tcW w:type="dxa" w:w="3614"/>
+            <w:tcBorders>
+              <w:top w:val="single" w:color="A6A6A6" w:sz="4"/>
+              <w:left w:val="single" w:color="A6A6A6" w:sz="4"/>
+              <w:bottom w:val="single" w:color="A6A6A6" w:sz="4"/>
+              <w:right w:val="single" w:color="A6A6A6" w:sz="4"/>
+            </w:tcBorders>
+            <w:tcMar>
+              <w:top w:type="dxa" w:w="60"/>
+              <w:left w:type="dxa" w:w="100"/>
+              <w:bottom w:type="dxa" w:w="60"/>
+              <w:right w:type="dxa" w:w="100"/>
+            </w:tcMar>
+          </w:tcPr>
+          <w:p>
+            <w:r>
+              <w:rPr>
+                <w:sz w:val="19"/>
+                <w:szCs w:val="19"/>
+              </w:rPr>
+              <w:t xml:space="preserve">問い合わせ先（メール／Teams）</w:t>
+            </w:r>
+          </w:p>
+        </w:tc>
+        <w:tc>
+          <w:tcPr>
+            <w:tcW w:type="dxa" w:w="6024"/>
+            <w:tcBorders>
+              <w:top w:val="single" w:color="A6A6A6" w:sz="4"/>
+              <w:left w:val="single" w:color="A6A6A6" w:sz="4"/>
+              <w:bottom w:val="single" w:color="A6A6A6" w:sz="4"/>
+              <w:right w:val="single" w:color="A6A6A6" w:sz="4"/>
+            </w:tcBorders>
+            <w:tcMar>
+              <w:top w:type="dxa" w:w="60"/>
+              <w:left w:type="dxa" w:w="100"/>
+              <w:bottom w:type="dxa" w:w="60"/>
+              <w:right w:type="dxa" w:w="100"/>
+            </w:tcMar>
+          </w:tcPr>
+          <w:p/>
+        </w:tc>
+      </w:tr>
+      <w:tr>
+        <w:tc>
+          <w:tcPr>
+            <w:tcW w:type="dxa" w:w="3614"/>
+            <w:tcBorders>
+              <w:top w:val="single" w:color="A6A6A6" w:sz="4"/>
+              <w:left w:val="single" w:color="A6A6A6" w:sz="4"/>
+              <w:bottom w:val="single" w:color="A6A6A6" w:sz="4"/>
+              <w:right w:val="single" w:color="A6A6A6" w:sz="4"/>
+            </w:tcBorders>
+            <w:shd w:fill="F2F6FA" w:color="auto" w:val="clear"/>
+            <w:tcMar>
+              <w:top w:type="dxa" w:w="60"/>
+              <w:left w:type="dxa" w:w="100"/>
+              <w:bottom w:type="dxa" w:w="60"/>
+              <w:right w:type="dxa" w:w="100"/>
+            </w:tcMar>
+          </w:tcPr>
+          <w:p>
+            <w:r>
+              <w:rPr>
+                <w:sz w:val="19"/>
+                <w:szCs w:val="19"/>
+              </w:rPr>
+              <w:t xml:space="preserve">実行 PC・実行ユーザー</w:t>
+            </w:r>
+          </w:p>
+        </w:tc>
+        <w:tc>
+          <w:tcPr>
+            <w:tcW w:type="dxa" w:w="6024"/>
+            <w:tcBorders>
+              <w:top w:val="single" w:color="A6A6A6" w:sz="4"/>
+              <w:left w:val="single" w:color="A6A6A6" w:sz="4"/>
+              <w:bottom w:val="single" w:color="A6A6A6" w:sz="4"/>
+              <w:right w:val="single" w:color="A6A6A6" w:sz="4"/>
+            </w:tcBorders>
+            <w:shd w:fill="F2F6FA" w:color="auto" w:val="clear"/>
+            <w:tcMar>
+              <w:top w:type="dxa" w:w="60"/>
+              <w:left w:type="dxa" w:w="100"/>
+              <w:bottom w:type="dxa" w:w="60"/>
+              <w:right w:type="dxa" w:w="100"/>
+            </w:tcMar>
+          </w:tcPr>
+          <w:p/>
+        </w:tc>
+      </w:tr>
+      <w:tr>
+        <w:tc>
+          <w:tcPr>
+            <w:tcW w:type="dxa" w:w="3614"/>
+            <w:tcBorders>
+              <w:top w:val="single" w:color="A6A6A6" w:sz="4"/>
+              <w:left w:val="single" w:color="A6A6A6" w:sz="4"/>
+              <w:bottom w:val="single" w:color="A6A6A6" w:sz="4"/>
+              <w:right w:val="single" w:color="A6A6A6" w:sz="4"/>
+            </w:tcBorders>
+            <w:tcMar>
+              <w:top w:type="dxa" w:w="60"/>
+              <w:left w:type="dxa" w:w="100"/>
+              <w:bottom w:type="dxa" w:w="60"/>
+              <w:right w:type="dxa" w:w="100"/>
+            </w:tcMar>
+          </w:tcPr>
+          <w:p>
+            <w:r>
+              <w:rPr>
+                <w:sz w:val="19"/>
+                <w:szCs w:val="19"/>
+              </w:rPr>
+              <w:t xml:space="preserve">タスクスケジューラ登録名・実行時刻</w:t>
+            </w:r>
+          </w:p>
+        </w:tc>
+        <w:tc>
+          <w:tcPr>
+            <w:tcW w:type="dxa" w:w="6024"/>
+            <w:tcBorders>
+              <w:top w:val="single" w:color="A6A6A6" w:sz="4"/>
+              <w:left w:val="single" w:color="A6A6A6" w:sz="4"/>
+              <w:bottom w:val="single" w:color="A6A6A6" w:sz="4"/>
+              <w:right w:val="single" w:color="A6A6A6" w:sz="4"/>
+            </w:tcBorders>
+            <w:tcMar>
+              <w:top w:type="dxa" w:w="60"/>
+              <w:left w:type="dxa" w:w="100"/>
+              <w:bottom w:type="dxa" w:w="60"/>
+              <w:right w:type="dxa" w:w="100"/>
+            </w:tcMar>
+          </w:tcPr>
+          <w:p/>
+        </w:tc>
+      </w:tr>
+    </w:tbl>
+    <w:p>
+      <w:pPr>
+        <w:spacing w:after="120"/>
+      </w:pPr>
+    </w:p>
+    <w:p>
+      <w:pPr>
+        <w:pStyle w:val="Heading2"/>
+      </w:pPr>
+      <w:r>
+        <w:t xml:space="preserve">11.2 構成管理</w:t>
+      </w:r>
+    </w:p>
+    <w:p>
+      <w:pPr>
+        <w:spacing w:after="120"/>
+      </w:pPr>
+      <w:r>
+        <w:t xml:space="preserve">スクリプトと設定ファイルの変更履歴を残すため、Git リポジトリで管理することを推奨します。</w:t>
+      </w:r>
+    </w:p>
+    <w:tbl>
+      <w:tblPr>
+        <w:tblW w:type="dxa" w:w="9638"/>
+        <w:tblBorders>
+          <w:top w:val="single" w:color="auto" w:sz="4"/>
+          <w:left w:val="single" w:color="auto" w:sz="4"/>
+          <w:bottom w:val="single" w:color="auto" w:sz="4"/>
+          <w:right w:val="single" w:color="auto" w:sz="4"/>
+          <w:insideH w:val="single" w:color="auto" w:sz="4"/>
+          <w:insideV w:val="single" w:color="auto" w:sz="4"/>
+        </w:tblBorders>
+      </w:tblPr>
+      <w:tblGrid>
+        <w:gridCol w:w="2891"/>
+        <w:gridCol w:w="3373"/>
+        <w:gridCol w:w="3374"/>
+      </w:tblGrid>
+      <w:tr>
+        <w:trPr>
+          <w:tblHeader/>
+        </w:trPr>
+        <w:tc>
+          <w:tcPr>
+            <w:tcW w:type="dxa" w:w="2891"/>
+            <w:tcBorders>
+              <w:top w:val="single" w:color="A6A6A6" w:sz="4"/>
+              <w:left w:val="single" w:color="A6A6A6" w:sz="4"/>
+              <w:bottom w:val="single" w:color="A6A6A6" w:sz="4"/>
+              <w:right w:val="single" w:color="A6A6A6" w:sz="4"/>
+            </w:tcBorders>
+            <w:shd w:fill="1F4E79" w:color="auto" w:val="clear"/>
+            <w:tcMar>
+              <w:top w:type="dxa" w:w="60"/>
+              <w:left w:type="dxa" w:w="100"/>
+              <w:bottom w:type="dxa" w:w="60"/>
+              <w:right w:type="dxa" w:w="100"/>
+            </w:tcMar>
+          </w:tcPr>
+          <w:p>
+            <w:r>
+              <w:rPr>
+                <w:b/>
+                <w:bCs/>
+                <w:color w:val="FFFFFF"/>
+                <w:sz w:val="19"/>
+                <w:szCs w:val="19"/>
+              </w:rPr>
+              <w:t xml:space="preserve">管理対象</w:t>
+            </w:r>
+          </w:p>
+        </w:tc>
+        <w:tc>
+          <w:tcPr>
+            <w:tcW w:type="dxa" w:w="3373"/>
+            <w:tcBorders>
+              <w:top w:val="single" w:color="A6A6A6" w:sz="4"/>
+              <w:left w:val="single" w:color="A6A6A6" w:sz="4"/>
+              <w:bottom w:val="single" w:color="A6A6A6" w:sz="4"/>
+              <w:right w:val="single" w:color="A6A6A6" w:sz="4"/>
+            </w:tcBorders>
+            <w:shd w:fill="1F4E79" w:color="auto" w:val="clear"/>
+            <w:tcMar>
+              <w:top w:type="dxa" w:w="60"/>
+              <w:left w:type="dxa" w:w="100"/>
+              <w:bottom w:type="dxa" w:w="60"/>
+              <w:right w:type="dxa" w:w="100"/>
+            </w:tcMar>
+          </w:tcPr>
+          <w:p>
+            <w:r>
+              <w:rPr>
+                <w:b/>
+                <w:bCs/>
+                <w:color w:val="FFFFFF"/>
+                <w:sz w:val="19"/>
+                <w:szCs w:val="19"/>
+              </w:rPr>
+              <w:t xml:space="preserve">管理方法</w:t>
+            </w:r>
+          </w:p>
+        </w:tc>
+        <w:tc>
+          <w:tcPr>
+            <w:tcW w:type="dxa" w:w="3374"/>
+            <w:tcBorders>
+              <w:top w:val="single" w:color="A6A6A6" w:sz="4"/>
+              <w:left w:val="single" w:color="A6A6A6" w:sz="4"/>
+              <w:bottom w:val="single" w:color="A6A6A6" w:sz="4"/>
+              <w:right w:val="single" w:color="A6A6A6" w:sz="4"/>
+            </w:tcBorders>
+            <w:shd w:fill="1F4E79" w:color="auto" w:val="clear"/>
+            <w:tcMar>
+              <w:top w:type="dxa" w:w="60"/>
+              <w:left w:type="dxa" w:w="100"/>
+              <w:bottom w:type="dxa" w:w="60"/>
+              <w:right w:type="dxa" w:w="100"/>
+            </w:tcMar>
+          </w:tcPr>
+          <w:p>
+            <w:r>
+              <w:rPr>
+                <w:b/>
+                <w:bCs/>
+                <w:color w:val="FFFFFF"/>
+                <w:sz w:val="19"/>
+                <w:szCs w:val="19"/>
+              </w:rPr>
+              <w:t xml:space="preserve">記録する内容</w:t>
+            </w:r>
+          </w:p>
+        </w:tc>
+      </w:tr>
+      <w:tr>
+        <w:tc>
+          <w:tcPr>
+            <w:tcW w:type="dxa" w:w="2891"/>
+            <w:tcBorders>
+              <w:top w:val="single" w:color="A6A6A6" w:sz="4"/>
+              <w:left w:val="single" w:color="A6A6A6" w:sz="4"/>
+              <w:bottom w:val="single" w:color="A6A6A6" w:sz="4"/>
+              <w:right w:val="single" w:color="A6A6A6" w:sz="4"/>
+            </w:tcBorders>
+            <w:tcMar>
+              <w:top w:type="dxa" w:w="60"/>
+              <w:left w:type="dxa" w:w="100"/>
+              <w:bottom w:type="dxa" w:w="60"/>
+              <w:right w:type="dxa" w:w="100"/>
+            </w:tcMar>
+          </w:tcPr>
+          <w:p>
+            <w:r>
+              <w:rPr>
+                <w:sz w:val="19"/>
+                <w:szCs w:val="19"/>
+              </w:rPr>
+              <w:t xml:space="preserve">Invoke-FolderCompare.ps1</w:t>
+            </w:r>
+          </w:p>
+        </w:tc>
+        <w:tc>
+          <w:tcPr>
+            <w:tcW w:type="dxa" w:w="3373"/>
+            <w:tcBorders>
+              <w:top w:val="single" w:color="A6A6A6" w:sz="4"/>
+              <w:left w:val="single" w:color="A6A6A6" w:sz="4"/>
+              <w:bottom w:val="single" w:color="A6A6A6" w:sz="4"/>
+              <w:right w:val="single" w:color="A6A6A6" w:sz="4"/>
+            </w:tcBorders>
+            <w:tcMar>
+              <w:top w:type="dxa" w:w="60"/>
+              <w:left w:type="dxa" w:w="100"/>
+              <w:bottom w:type="dxa" w:w="60"/>
+              <w:right w:type="dxa" w:w="100"/>
+            </w:tcMar>
+          </w:tcPr>
+          <w:p>
+            <w:r>
+              <w:rPr>
+                <w:sz w:val="19"/>
+                <w:szCs w:val="19"/>
+              </w:rPr>
+              <w:t xml:space="preserve">Git で管理（変更はプルリクエストでレビュー）</w:t>
+            </w:r>
+          </w:p>
+        </w:tc>
+        <w:tc>
+          <w:tcPr>
+            <w:tcW w:type="dxa" w:w="3374"/>
+            <w:tcBorders>
+              <w:top w:val="single" w:color="A6A6A6" w:sz="4"/>
+              <w:left w:val="single" w:color="A6A6A6" w:sz="4"/>
+              <w:bottom w:val="single" w:color="A6A6A6" w:sz="4"/>
+              <w:right w:val="single" w:color="A6A6A6" w:sz="4"/>
+            </w:tcBorders>
+            <w:tcMar>
+              <w:top w:type="dxa" w:w="60"/>
+              <w:left w:type="dxa" w:w="100"/>
+              <w:bottom w:type="dxa" w:w="60"/>
+              <w:right w:type="dxa" w:w="100"/>
+            </w:tcMar>
+          </w:tcPr>
+          <w:p>
+            <w:r>
+              <w:rPr>
+                <w:sz w:val="19"/>
+                <w:szCs w:val="19"/>
+              </w:rPr>
+              <w:t xml:space="preserve">変更内容、SHA256 ハッシュ値、対応するマニュアル版数</w:t>
+            </w:r>
+          </w:p>
+        </w:tc>
+      </w:tr>
+      <w:tr>
+        <w:tc>
+          <w:tcPr>
+            <w:tcW w:type="dxa" w:w="2891"/>
+            <w:tcBorders>
+              <w:top w:val="single" w:color="A6A6A6" w:sz="4"/>
+              <w:left w:val="single" w:color="A6A6A6" w:sz="4"/>
+              <w:bottom w:val="single" w:color="A6A6A6" w:sz="4"/>
+              <w:right w:val="single" w:color="A6A6A6" w:sz="4"/>
+            </w:tcBorders>
+            <w:shd w:fill="F2F6FA" w:color="auto" w:val="clear"/>
+            <w:tcMar>
+              <w:top w:type="dxa" w:w="60"/>
+              <w:left w:type="dxa" w:w="100"/>
+              <w:bottom w:type="dxa" w:w="60"/>
+              <w:right w:type="dxa" w:w="100"/>
+            </w:tcMar>
+          </w:tcPr>
+          <w:p>
+            <w:r>
+              <w:rPr>
+                <w:sz w:val="19"/>
+                <w:szCs w:val="19"/>
+              </w:rPr>
+              <w:t xml:space="preserve">compare-config.json</w:t>
+            </w:r>
+          </w:p>
+        </w:tc>
+        <w:tc>
+          <w:tcPr>
+            <w:tcW w:type="dxa" w:w="3373"/>
+            <w:tcBorders>
+              <w:top w:val="single" w:color="A6A6A6" w:sz="4"/>
+              <w:left w:val="single" w:color="A6A6A6" w:sz="4"/>
+              <w:bottom w:val="single" w:color="A6A6A6" w:sz="4"/>
+              <w:right w:val="single" w:color="A6A6A6" w:sz="4"/>
+            </w:tcBorders>
+            <w:shd w:fill="F2F6FA" w:color="auto" w:val="clear"/>
+            <w:tcMar>
+              <w:top w:type="dxa" w:w="60"/>
+              <w:left w:type="dxa" w:w="100"/>
+              <w:bottom w:type="dxa" w:w="60"/>
+              <w:right w:type="dxa" w:w="100"/>
+            </w:tcMar>
+          </w:tcPr>
+          <w:p>
+            <w:r>
+              <w:rPr>
+                <w:sz w:val="19"/>
+                <w:szCs w:val="19"/>
+              </w:rPr>
+              <w:t xml:space="preserve">Git で管理</w:t>
+            </w:r>
+          </w:p>
+        </w:tc>
+        <w:tc>
+          <w:tcPr>
+            <w:tcW w:type="dxa" w:w="3374"/>
+            <w:tcBorders>
+              <w:top w:val="single" w:color="A6A6A6" w:sz="4"/>
+              <w:left w:val="single" w:color="A6A6A6" w:sz="4"/>
+              <w:bottom w:val="single" w:color="A6A6A6" w:sz="4"/>
+              <w:right w:val="single" w:color="A6A6A6" w:sz="4"/>
+            </w:tcBorders>
+            <w:shd w:fill="F2F6FA" w:color="auto" w:val="clear"/>
+            <w:tcMar>
+              <w:top w:type="dxa" w:w="60"/>
+              <w:left w:type="dxa" w:w="100"/>
+              <w:bottom w:type="dxa" w:w="60"/>
+              <w:right w:type="dxa" w:w="100"/>
+            </w:tcMar>
+          </w:tcPr>
+          <w:p>
+            <w:r>
+              <w:rPr>
+                <w:sz w:val="19"/>
+                <w:szCs w:val="19"/>
+              </w:rPr>
+              <w:t xml:space="preserve">ジョブの追加・変更内容と理由</w:t>
+            </w:r>
+          </w:p>
+        </w:tc>
+      </w:tr>
+      <w:tr>
+        <w:tc>
+          <w:tcPr>
+            <w:tcW w:type="dxa" w:w="2891"/>
+            <w:tcBorders>
+              <w:top w:val="single" w:color="A6A6A6" w:sz="4"/>
+              <w:left w:val="single" w:color="A6A6A6" w:sz="4"/>
+              <w:bottom w:val="single" w:color="A6A6A6" w:sz="4"/>
+              <w:right w:val="single" w:color="A6A6A6" w:sz="4"/>
+            </w:tcBorders>
+            <w:tcMar>
+              <w:top w:type="dxa" w:w="60"/>
+              <w:left w:type="dxa" w:w="100"/>
+              <w:bottom w:type="dxa" w:w="60"/>
+              <w:right w:type="dxa" w:w="100"/>
+            </w:tcMar>
+          </w:tcPr>
+          <w:p>
+            <w:r>
+              <w:rPr>
+                <w:sz w:val="19"/>
+                <w:szCs w:val="19"/>
+              </w:rPr>
+              <w:t xml:space="preserve">本マニュアル</w:t>
+            </w:r>
+          </w:p>
+        </w:tc>
+        <w:tc>
+          <w:tcPr>
+            <w:tcW w:type="dxa" w:w="3373"/>
+            <w:tcBorders>
+              <w:top w:val="single" w:color="A6A6A6" w:sz="4"/>
+              <w:left w:val="single" w:color="A6A6A6" w:sz="4"/>
+              <w:bottom w:val="single" w:color="A6A6A6" w:sz="4"/>
+              <w:right w:val="single" w:color="A6A6A6" w:sz="4"/>
+            </w:tcBorders>
+            <w:tcMar>
+              <w:top w:type="dxa" w:w="60"/>
+              <w:left w:type="dxa" w:w="100"/>
+              <w:bottom w:type="dxa" w:w="60"/>
+              <w:right w:type="dxa" w:w="100"/>
+            </w:tcMar>
+          </w:tcPr>
+          <w:p>
+            <w:r>
+              <w:rPr>
+                <w:sz w:val="19"/>
+                <w:szCs w:val="19"/>
+              </w:rPr>
+              <w:t xml:space="preserve">SharePoint 等で版管理</w:t>
+            </w:r>
+          </w:p>
+        </w:tc>
+        <w:tc>
+          <w:tcPr>
+            <w:tcW w:type="dxa" w:w="3374"/>
+            <w:tcBorders>
+              <w:top w:val="single" w:color="A6A6A6" w:sz="4"/>
+              <w:left w:val="single" w:color="A6A6A6" w:sz="4"/>
+              <w:bottom w:val="single" w:color="A6A6A6" w:sz="4"/>
+              <w:right w:val="single" w:color="A6A6A6" w:sz="4"/>
+            </w:tcBorders>
+            <w:tcMar>
+              <w:top w:type="dxa" w:w="60"/>
+              <w:left w:type="dxa" w:w="100"/>
+              <w:bottom w:type="dxa" w:w="60"/>
+              <w:right w:type="dxa" w:w="100"/>
+            </w:tcMar>
+          </w:tcPr>
+          <w:p>
+            <w:r>
+              <w:rPr>
+                <w:sz w:val="19"/>
+                <w:szCs w:val="19"/>
+              </w:rPr>
+              <w:t xml:space="preserve">改訂履歴（付録）</w:t>
+            </w:r>
+          </w:p>
+        </w:tc>
+      </w:tr>
+    </w:tbl>
+    <w:p>
+      <w:pPr>
+        <w:spacing w:after="120"/>
+      </w:pPr>
+    </w:p>
+    <w:tbl>
+      <w:tblPr>
+        <w:tblW w:type="dxa" w:w="9638"/>
+        <w:tblBorders>
+          <w:top w:val="single" w:color="auto" w:sz="4"/>
+          <w:left w:val="single" w:color="auto" w:sz="4"/>
+          <w:bottom w:val="single" w:color="auto" w:sz="4"/>
+          <w:right w:val="single" w:color="auto" w:sz="4"/>
+          <w:insideH w:val="single" w:color="auto" w:sz="4"/>
+          <w:insideV w:val="single" w:color="auto" w:sz="4"/>
+        </w:tblBorders>
+      </w:tblPr>
+      <w:tblGrid>
+        <w:gridCol w:w="2650"/>
+        <w:gridCol w:w="1928"/>
+        <w:gridCol w:w="3132"/>
+        <w:gridCol w:w="1928"/>
+      </w:tblGrid>
+      <w:tr>
+        <w:trPr>
+          <w:tblHeader/>
+        </w:trPr>
+        <w:tc>
+          <w:tcPr>
+            <w:tcW w:type="dxa" w:w="2650"/>
+            <w:tcBorders>
+              <w:top w:val="single" w:color="A6A6A6" w:sz="4"/>
+              <w:left w:val="single" w:color="A6A6A6" w:sz="4"/>
+              <w:bottom w:val="single" w:color="A6A6A6" w:sz="4"/>
+              <w:right w:val="single" w:color="A6A6A6" w:sz="4"/>
+            </w:tcBorders>
+            <w:shd w:fill="1F4E79" w:color="auto" w:val="clear"/>
+            <w:tcMar>
+              <w:top w:type="dxa" w:w="60"/>
+              <w:left w:type="dxa" w:w="100"/>
+              <w:bottom w:type="dxa" w:w="60"/>
+              <w:right w:type="dxa" w:w="100"/>
+            </w:tcMar>
+          </w:tcPr>
+          <w:p>
+            <w:r>
+              <w:rPr>
+                <w:b/>
+                <w:bCs/>
+                <w:color w:val="FFFFFF"/>
+                <w:sz w:val="19"/>
+                <w:szCs w:val="19"/>
+              </w:rPr>
+              <w:t xml:space="preserve">スクリプト版（記入例）</w:t>
+            </w:r>
+          </w:p>
+        </w:tc>
+        <w:tc>
+          <w:tcPr>
+            <w:tcW w:type="dxa" w:w="1928"/>
+            <w:tcBorders>
+              <w:top w:val="single" w:color="A6A6A6" w:sz="4"/>
+              <w:left w:val="single" w:color="A6A6A6" w:sz="4"/>
+              <w:bottom w:val="single" w:color="A6A6A6" w:sz="4"/>
+              <w:right w:val="single" w:color="A6A6A6" w:sz="4"/>
+            </w:tcBorders>
+            <w:shd w:fill="1F4E79" w:color="auto" w:val="clear"/>
+            <w:tcMar>
+              <w:top w:type="dxa" w:w="60"/>
+              <w:left w:type="dxa" w:w="100"/>
+              <w:bottom w:type="dxa" w:w="60"/>
+              <w:right w:type="dxa" w:w="100"/>
+            </w:tcMar>
+          </w:tcPr>
+          <w:p>
+            <w:r>
+              <w:rPr>
+                <w:b/>
+                <w:bCs/>
+                <w:color w:val="FFFFFF"/>
+                <w:sz w:val="19"/>
+                <w:szCs w:val="19"/>
+              </w:rPr>
+              <w:t xml:space="preserve">更新日</w:t>
+            </w:r>
+          </w:p>
+        </w:tc>
+        <w:tc>
+          <w:tcPr>
+            <w:tcW w:type="dxa" w:w="3132"/>
+            <w:tcBorders>
+              <w:top w:val="single" w:color="A6A6A6" w:sz="4"/>
+              <w:left w:val="single" w:color="A6A6A6" w:sz="4"/>
+              <w:bottom w:val="single" w:color="A6A6A6" w:sz="4"/>
+              <w:right w:val="single" w:color="A6A6A6" w:sz="4"/>
+            </w:tcBorders>
+            <w:shd w:fill="1F4E79" w:color="auto" w:val="clear"/>
+            <w:tcMar>
+              <w:top w:type="dxa" w:w="60"/>
+              <w:left w:type="dxa" w:w="100"/>
+              <w:bottom w:type="dxa" w:w="60"/>
+              <w:right w:type="dxa" w:w="100"/>
+            </w:tcMar>
+          </w:tcPr>
+          <w:p>
+            <w:r>
+              <w:rPr>
+                <w:b/>
+                <w:bCs/>
+                <w:color w:val="FFFFFF"/>
+                <w:sz w:val="19"/>
+                <w:szCs w:val="19"/>
+              </w:rPr>
+              <w:t xml:space="preserve">SHA256（先頭16桁）</w:t>
+            </w:r>
+          </w:p>
+        </w:tc>
+        <w:tc>
+          <w:tcPr>
+            <w:tcW w:type="dxa" w:w="1928"/>
+            <w:tcBorders>
+              <w:top w:val="single" w:color="A6A6A6" w:sz="4"/>
+              <w:left w:val="single" w:color="A6A6A6" w:sz="4"/>
+              <w:bottom w:val="single" w:color="A6A6A6" w:sz="4"/>
+              <w:right w:val="single" w:color="A6A6A6" w:sz="4"/>
+            </w:tcBorders>
+            <w:shd w:fill="1F4E79" w:color="auto" w:val="clear"/>
+            <w:tcMar>
+              <w:top w:type="dxa" w:w="60"/>
+              <w:left w:type="dxa" w:w="100"/>
+              <w:bottom w:type="dxa" w:w="60"/>
+              <w:right w:type="dxa" w:w="100"/>
+            </w:tcMar>
+          </w:tcPr>
+          <w:p>
+            <w:r>
+              <w:rPr>
+                <w:b/>
+                <w:bCs/>
+                <w:color w:val="FFFFFF"/>
+                <w:sz w:val="19"/>
+                <w:szCs w:val="19"/>
+              </w:rPr>
+              <w:t xml:space="preserve">対応マニュアル</w:t>
+            </w:r>
+          </w:p>
+        </w:tc>
+      </w:tr>
+      <w:tr>
+        <w:tc>
+          <w:tcPr>
+            <w:tcW w:type="dxa" w:w="2650"/>
+            <w:tcBorders>
+              <w:top w:val="single" w:color="A6A6A6" w:sz="4"/>
+              <w:left w:val="single" w:color="A6A6A6" w:sz="4"/>
+              <w:bottom w:val="single" w:color="A6A6A6" w:sz="4"/>
+              <w:right w:val="single" w:color="A6A6A6" w:sz="4"/>
+            </w:tcBorders>
+            <w:tcMar>
+              <w:top w:type="dxa" w:w="60"/>
+              <w:left w:type="dxa" w:w="100"/>
+              <w:bottom w:type="dxa" w:w="60"/>
+              <w:right w:type="dxa" w:w="100"/>
+            </w:tcMar>
+          </w:tcPr>
+          <w:p>
+            <w:r>
+              <w:rPr>
+                <w:sz w:val="19"/>
+                <w:szCs w:val="19"/>
+              </w:rPr>
+              <w:t xml:space="preserve">2026/10/08 修正版</w:t>
+            </w:r>
+          </w:p>
+        </w:tc>
+        <w:tc>
+          <w:tcPr>
+            <w:tcW w:type="dxa" w:w="1928"/>
+            <w:tcBorders>
+              <w:top w:val="single" w:color="A6A6A6" w:sz="4"/>
+              <w:left w:val="single" w:color="A6A6A6" w:sz="4"/>
+              <w:bottom w:val="single" w:color="A6A6A6" w:sz="4"/>
+              <w:right w:val="single" w:color="A6A6A6" w:sz="4"/>
+            </w:tcBorders>
+            <w:tcMar>
+              <w:top w:type="dxa" w:w="60"/>
+              <w:left w:type="dxa" w:w="100"/>
+              <w:bottom w:type="dxa" w:w="60"/>
+              <w:right w:type="dxa" w:w="100"/>
+            </w:tcMar>
+          </w:tcPr>
+          <w:p>
+            <w:r>
+              <w:rPr>
+                <w:sz w:val="19"/>
+                <w:szCs w:val="19"/>
+              </w:rPr>
+              <w:t xml:space="preserve">2026/10/08</w:t>
+            </w:r>
+          </w:p>
+        </w:tc>
+        <w:tc>
+          <w:tcPr>
+            <w:tcW w:type="dxa" w:w="3132"/>
+            <w:tcBorders>
+              <w:top w:val="single" w:color="A6A6A6" w:sz="4"/>
+              <w:left w:val="single" w:color="A6A6A6" w:sz="4"/>
+              <w:bottom w:val="single" w:color="A6A6A6" w:sz="4"/>
+              <w:right w:val="single" w:color="A6A6A6" w:sz="4"/>
+            </w:tcBorders>
+            <w:tcMar>
+              <w:top w:type="dxa" w:w="60"/>
+              <w:left w:type="dxa" w:w="100"/>
+              <w:bottom w:type="dxa" w:w="60"/>
+              <w:right w:type="dxa" w:w="100"/>
+            </w:tcMar>
+          </w:tcPr>
+          <w:p>
+            <w:r>
+              <w:rPr>
+                <w:sz w:val="19"/>
+                <w:szCs w:val="19"/>
+              </w:rPr>
+              <w:t xml:space="preserve">（certutil の結果を記入）</w:t>
+            </w:r>
+          </w:p>
+        </w:tc>
+        <w:tc>
+          <w:tcPr>
+            <w:tcW w:type="dxa" w:w="1928"/>
+            <w:tcBorders>
+              <w:top w:val="single" w:color="A6A6A6" w:sz="4"/>
+              <w:left w:val="single" w:color="A6A6A6" w:sz="4"/>
+              <w:bottom w:val="single" w:color="A6A6A6" w:sz="4"/>
+              <w:right w:val="single" w:color="A6A6A6" w:sz="4"/>
+            </w:tcBorders>
+            <w:tcMar>
+              <w:top w:type="dxa" w:w="60"/>
+              <w:left w:type="dxa" w:w="100"/>
+              <w:bottom w:type="dxa" w:w="60"/>
+              <w:right w:type="dxa" w:w="100"/>
+            </w:tcMar>
+          </w:tcPr>
+          <w:p>
+            <w:r>
+              <w:rPr>
+                <w:sz w:val="19"/>
+                <w:szCs w:val="19"/>
+              </w:rPr>
+              <w:t xml:space="preserve">第1.1版</w:t>
+            </w:r>
+          </w:p>
+        </w:tc>
+      </w:tr>
+    </w:tbl>
+    <w:p>
+      <w:pPr>
+        <w:spacing w:after="120"/>
+      </w:pPr>
+    </w:p>
+    <w:p>
+      <w:pPr>
+        <w:pStyle w:val="Heading2"/>
+      </w:pPr>
+      <w:r>
+        <w:t xml:space="preserve">11.3 サンプルの扱い</w:t>
+      </w:r>
+    </w:p>
+    <w:p>
+      <w:pPr>
+        <w:spacing w:after="120"/>
+      </w:pPr>
+      <w:r>
+        <w:t xml:space="preserve">本マニュアルのログ・CSV の出力例は説明用のサンプルです。ファイル名・件数は実際の出力とは異なります。特に WinMerge レポート（6.5／6.6）の列構成・文言は WinMerge のバージョンや表示言語で異なるため、運用開始時に実際の出力に差し替えることを推奨します。</w:t>
       </w:r>
     </w:p>
     <w:p>
@@ -16960,6 +22276,89 @@
                 <w:szCs w:val="19"/>
               </w:rPr>
               <w:t xml:space="preserve">初版作成</w:t>
+            </w:r>
+          </w:p>
+        </w:tc>
+      </w:tr>
+      <w:tr>
+        <w:tc>
+          <w:tcPr>
+            <w:tcW w:type="dxa" w:w="1205"/>
+            <w:tcBorders>
+              <w:top w:val="single" w:color="A6A6A6" w:sz="4"/>
+              <w:left w:val="single" w:color="A6A6A6" w:sz="4"/>
+              <w:bottom w:val="single" w:color="A6A6A6" w:sz="4"/>
+              <w:right w:val="single" w:color="A6A6A6" w:sz="4"/>
+            </w:tcBorders>
+            <w:shd w:fill="F2F6FA" w:color="auto" w:val="clear"/>
+            <w:tcMar>
+              <w:top w:type="dxa" w:w="60"/>
+              <w:left w:type="dxa" w:w="100"/>
+              <w:bottom w:type="dxa" w:w="60"/>
+              <w:right w:type="dxa" w:w="100"/>
+            </w:tcMar>
+          </w:tcPr>
+          <w:p>
+            <w:r>
+              <w:rPr>
+                <w:sz w:val="19"/>
+                <w:szCs w:val="19"/>
+              </w:rPr>
+              <w:t xml:space="preserve">1.1</w:t>
+            </w:r>
+          </w:p>
+        </w:tc>
+        <w:tc>
+          <w:tcPr>
+            <w:tcW w:type="dxa" w:w="1928"/>
+            <w:tcBorders>
+              <w:top w:val="single" w:color="A6A6A6" w:sz="4"/>
+              <w:left w:val="single" w:color="A6A6A6" w:sz="4"/>
+              <w:bottom w:val="single" w:color="A6A6A6" w:sz="4"/>
+              <w:right w:val="single" w:color="A6A6A6" w:sz="4"/>
+            </w:tcBorders>
+            <w:shd w:fill="F2F6FA" w:color="auto" w:val="clear"/>
+            <w:tcMar>
+              <w:top w:type="dxa" w:w="60"/>
+              <w:left w:type="dxa" w:w="100"/>
+              <w:bottom w:type="dxa" w:w="60"/>
+              <w:right w:type="dxa" w:w="100"/>
+            </w:tcMar>
+          </w:tcPr>
+          <w:p>
+            <w:r>
+              <w:rPr>
+                <w:sz w:val="19"/>
+                <w:szCs w:val="19"/>
+              </w:rPr>
+              <w:t xml:space="preserve">2026/10/09</w:t>
+            </w:r>
+          </w:p>
+        </w:tc>
+        <w:tc>
+          <w:tcPr>
+            <w:tcW w:type="dxa" w:w="6505"/>
+            <w:tcBorders>
+              <w:top w:val="single" w:color="A6A6A6" w:sz="4"/>
+              <w:left w:val="single" w:color="A6A6A6" w:sz="4"/>
+              <w:bottom w:val="single" w:color="A6A6A6" w:sz="4"/>
+              <w:right w:val="single" w:color="A6A6A6" w:sz="4"/>
+            </w:tcBorders>
+            <w:shd w:fill="F2F6FA" w:color="auto" w:val="clear"/>
+            <w:tcMar>
+              <w:top w:type="dxa" w:w="60"/>
+              <w:left w:type="dxa" w:w="100"/>
+              <w:bottom w:type="dxa" w:w="60"/>
+              <w:right w:type="dxa" w:w="100"/>
+            </w:tcMar>
+          </w:tcPr>
+          <w:p>
+            <w:r>
+              <w:rPr>
+                <w:sz w:val="19"/>
+                <w:szCs w:val="19"/>
+              </w:rPr>
+              <w:t xml:space="preserve">レビュー指摘の反映。PowerShell 5.1／7 の CSV 文字コードの違い、include と exclude のパターンの適用範囲、filter と件数の不一致、終了コードで判断できないケースを修正。パス長制限、読めないフォルダの扱い、隠しファイル、ブロック解除、タスクスケジューラの結果表示、二重起動の範囲、ジョブ名の重複、処理時間、Box のダウンロード、-WhatIf の削除動作を追記。7章「処理時間とリソース」、11章「管理情報」、8.3「結果の通知と対応」を新設</w:t>
             </w:r>
           </w:p>
         </w:tc>
@@ -17285,13 +22684,13 @@
     </w:lvlOverride>
   </w:num>
   <w:num w:numId="2">
-    <w:abstractNumId w:val="3"/>
+    <w:abstractNumId w:val="2"/>
     <w:lvlOverride w:ilvl="0">
       <w:startOverride w:val="1"/>
     </w:lvlOverride>
   </w:num>
   <w:num w:numId="3">
-    <w:abstractNumId w:val="2"/>
+    <w:abstractNumId w:val="3"/>
     <w:lvlOverride w:ilvl="0">
       <w:startOverride w:val="1"/>
     </w:lvlOverride>

--- a/フォルダ比較自動化ツール_運用マニュアル.docx
+++ b/フォルダ比較自動化ツール_運用マニュアル.docx
@@ -288,7 +288,7 @@
                 <w:sz w:val="19"/>
                 <w:szCs w:val="19"/>
               </w:rPr>
-              <w:t xml:space="preserve">第1.1版</w:t>
+              <w:t xml:space="preserve">第1.2版</w:t>
             </w:r>
           </w:p>
         </w:tc>
@@ -398,7 +398,7 @@
                 <w:sz w:val="19"/>
                 <w:szCs w:val="19"/>
               </w:rPr>
-              <w:t xml:space="preserve">2026年10月9日（第1.1版）</w:t>
+              <w:t xml:space="preserve">2026年10月9日（第1.2版）</w:t>
             </w:r>
           </w:p>
         </w:tc>
@@ -454,7 +454,7 @@
                 <w:sz w:val="19"/>
                 <w:szCs w:val="19"/>
               </w:rPr>
-              <w:t xml:space="preserve">Invoke-FolderCompare.ps1（2026/10/08 修正版：ファイル単位エラー記録対応）※ 1.5 参照</w:t>
+              <w:t xml:space="preserve">Invoke-FolderCompare.ps1 ver 1.2.0 ※ 1.5 参照</w:t>
             </w:r>
           </w:p>
         </w:tc>
@@ -1953,7 +1953,17 @@
         <w:spacing w:after="120"/>
       </w:pPr>
       <w:r>
-        <w:t xml:space="preserve">現行のスクリプトにはバージョン番号の記載がありません。本マニュアルが対応するスクリプトであることは、次の2点で確認してください。</w:t>
+        <w:t xml:space="preserve">本マニュアルは </w:t>
+      </w:r>
+      <w:r>
+        <w:rPr>
+          <w:b/>
+          <w:bCs/>
+        </w:rPr>
+        <w:t xml:space="preserve">スクリプト ver 1.2.0</w:t>
+      </w:r>
+      <w:r>
+        <w:t xml:space="preserve"> に対応しています。スクリプトの版は、次のいずれかで確認できます。</w:t>
       </w:r>
     </w:p>
     <w:p>
@@ -1973,40 +1983,17 @@
         <w:t xml:space="preserve">compare.log</w:t>
       </w:r>
       <w:r>
-        <w:t xml:space="preserve"> に </w:t>
+        <w:t xml:space="preserve"> の先頭付近にある </w:t>
       </w:r>
       <w:r>
         <w:rPr>
           <w:rFonts w:ascii="Consolas" w:eastAsia="Meiryo UI" w:hAnsi="Consolas"/>
           <w:color w:val="A31515"/>
         </w:rPr>
-        <w:t xml:space="preserve">PowerShell:</w:t>
-      </w:r>
-      <w:r>
-        <w:t xml:space="preserve"> の行と </w:t>
-      </w:r>
-      <w:r>
-        <w:rPr>
-          <w:rFonts w:ascii="Consolas" w:eastAsia="Meiryo UI" w:hAnsi="Consolas"/>
-          <w:color w:val="A31515"/>
-        </w:rPr>
-        <w:t xml:space="preserve">Files: Left n / Right n</w:t>
-      </w:r>
-      <w:r>
-        <w:t xml:space="preserve"> の行が出力されること（2026/10/08 修正版で追加された出力）</w:t>
-      </w:r>
-    </w:p>
-    <w:p>
-      <w:pPr>
-        <w:pStyle w:val="ListParagraph"/>
-        <w:numPr>
-          <w:ilvl w:val="0"/>
-          <w:numId w:val="2"/>
-        </w:numPr>
-        <w:spacing w:after="60"/>
-      </w:pPr>
-      <w:r>
-        <w:t xml:space="preserve">配置したスクリプトの SHA256 ハッシュ値が、管理台帳（10.2 参照）に記録した値と一致すること</w:t>
+        <w:t xml:space="preserve">Script</w:t>
+      </w:r>
+      <w:r>
+        <w:t xml:space="preserve"> の行（実行のたびに出力されます）</w:t>
       </w:r>
     </w:p>
     <w:tbl>
@@ -2051,7 +2038,7 @@
                 <w:sz w:val="17"/>
                 <w:szCs w:val="17"/>
               </w:rPr>
-              <w:t xml:space="preserve">ハッシュ値の確認（コマンドプロンプト）</w:t>
+              <w:t xml:space="preserve">compare.log（抜粋）</w:t>
             </w:r>
           </w:p>
           <w:p>
@@ -2064,7 +2051,250 @@
                 <w:sz w:val="17"/>
                 <w:szCs w:val="17"/>
               </w:rPr>
-              <w:t xml:space="preserve">certutil -hashfile C:\tools\Invoke-FolderCompare.ps1 SHA256</w:t>
+              <w:t xml:space="preserve">2026-10-09 08:00:01 [INFO ] Script    : C:\tools\Invoke-FolderCompare.ps1 (ver 1.2.0)</w:t>
+            </w:r>
+          </w:p>
+        </w:tc>
+      </w:tr>
+    </w:tbl>
+    <w:p>
+      <w:pPr>
+        <w:spacing w:after="120"/>
+      </w:pPr>
+    </w:p>
+    <w:p>
+      <w:pPr>
+        <w:pStyle w:val="ListParagraph"/>
+        <w:numPr>
+          <w:ilvl w:val="0"/>
+          <w:numId w:val="2"/>
+        </w:numPr>
+        <w:spacing w:after="60"/>
+      </w:pPr>
+      <w:r>
+        <w:t xml:space="preserve">スクリプトをメモ帳等で開き、冒頭の </w:t>
+      </w:r>
+      <w:r>
+        <w:rPr>
+          <w:rFonts w:ascii="Consolas" w:eastAsia="Meiryo UI" w:hAnsi="Consolas"/>
+          <w:color w:val="A31515"/>
+        </w:rPr>
+        <w:t xml:space="preserve">.NOTES</w:t>
+      </w:r>
+      <w:r>
+        <w:t xml:space="preserve"> にある </w:t>
+      </w:r>
+      <w:r>
+        <w:rPr>
+          <w:rFonts w:ascii="Consolas" w:eastAsia="Meiryo UI" w:hAnsi="Consolas"/>
+          <w:color w:val="A31515"/>
+        </w:rPr>
+        <w:t xml:space="preserve">Version :</w:t>
+      </w:r>
+      <w:r>
+        <w:t xml:space="preserve"> の行</w:t>
+      </w:r>
+    </w:p>
+    <w:p>
+      <w:pPr>
+        <w:pStyle w:val="ListParagraph"/>
+        <w:numPr>
+          <w:ilvl w:val="0"/>
+          <w:numId w:val="2"/>
+        </w:numPr>
+        <w:spacing w:after="60"/>
+      </w:pPr>
+      <w:r>
+        <w:t xml:space="preserve">改ざんや取り違えがないことを厳密に確認する場合は、SHA256 ハッシュ値が管理台帳（11.2 参照）の記録と一致すること</w:t>
+      </w:r>
+    </w:p>
+    <w:tbl>
+      <w:tblPr>
+        <w:tblW w:type="dxa" w:w="9638"/>
+        <w:tblBorders>
+          <w:top w:val="single" w:color="auto" w:sz="4"/>
+          <w:left w:val="single" w:color="auto" w:sz="4"/>
+          <w:bottom w:val="single" w:color="auto" w:sz="4"/>
+          <w:right w:val="single" w:color="auto" w:sz="4"/>
+          <w:insideH w:val="single" w:color="auto" w:sz="4"/>
+          <w:insideV w:val="single" w:color="auto" w:sz="4"/>
+        </w:tblBorders>
+      </w:tblPr>
+      <w:tblGrid>
+        <w:gridCol w:w="1687"/>
+        <w:gridCol w:w="7951"/>
+      </w:tblGrid>
+      <w:tr>
+        <w:trPr>
+          <w:tblHeader/>
+        </w:trPr>
+        <w:tc>
+          <w:tcPr>
+            <w:tcW w:type="dxa" w:w="1687"/>
+            <w:tcBorders>
+              <w:top w:val="single" w:color="A6A6A6" w:sz="4"/>
+              <w:left w:val="single" w:color="A6A6A6" w:sz="4"/>
+              <w:bottom w:val="single" w:color="A6A6A6" w:sz="4"/>
+              <w:right w:val="single" w:color="A6A6A6" w:sz="4"/>
+            </w:tcBorders>
+            <w:shd w:fill="1F4E79" w:color="auto" w:val="clear"/>
+            <w:tcMar>
+              <w:top w:type="dxa" w:w="60"/>
+              <w:left w:type="dxa" w:w="100"/>
+              <w:bottom w:type="dxa" w:w="60"/>
+              <w:right w:type="dxa" w:w="100"/>
+            </w:tcMar>
+          </w:tcPr>
+          <w:p>
+            <w:r>
+              <w:rPr>
+                <w:b/>
+                <w:bCs/>
+                <w:color w:val="FFFFFF"/>
+                <w:sz w:val="19"/>
+                <w:szCs w:val="19"/>
+              </w:rPr>
+              <w:t xml:space="preserve">スクリプト版</w:t>
+            </w:r>
+          </w:p>
+        </w:tc>
+        <w:tc>
+          <w:tcPr>
+            <w:tcW w:type="dxa" w:w="7951"/>
+            <w:tcBorders>
+              <w:top w:val="single" w:color="A6A6A6" w:sz="4"/>
+              <w:left w:val="single" w:color="A6A6A6" w:sz="4"/>
+              <w:bottom w:val="single" w:color="A6A6A6" w:sz="4"/>
+              <w:right w:val="single" w:color="A6A6A6" w:sz="4"/>
+            </w:tcBorders>
+            <w:shd w:fill="1F4E79" w:color="auto" w:val="clear"/>
+            <w:tcMar>
+              <w:top w:type="dxa" w:w="60"/>
+              <w:left w:type="dxa" w:w="100"/>
+              <w:bottom w:type="dxa" w:w="60"/>
+              <w:right w:type="dxa" w:w="100"/>
+            </w:tcMar>
+          </w:tcPr>
+          <w:p>
+            <w:r>
+              <w:rPr>
+                <w:b/>
+                <w:bCs/>
+                <w:color w:val="FFFFFF"/>
+                <w:sz w:val="19"/>
+                <w:szCs w:val="19"/>
+              </w:rPr>
+              <w:t xml:space="preserve">主な変更内容</w:t>
+            </w:r>
+          </w:p>
+        </w:tc>
+      </w:tr>
+      <w:tr>
+        <w:tc>
+          <w:tcPr>
+            <w:tcW w:type="dxa" w:w="1687"/>
+            <w:tcBorders>
+              <w:top w:val="single" w:color="A6A6A6" w:sz="4"/>
+              <w:left w:val="single" w:color="A6A6A6" w:sz="4"/>
+              <w:bottom w:val="single" w:color="A6A6A6" w:sz="4"/>
+              <w:right w:val="single" w:color="A6A6A6" w:sz="4"/>
+            </w:tcBorders>
+            <w:tcMar>
+              <w:top w:type="dxa" w:w="60"/>
+              <w:left w:type="dxa" w:w="100"/>
+              <w:bottom w:type="dxa" w:w="60"/>
+              <w:right w:type="dxa" w:w="100"/>
+            </w:tcMar>
+          </w:tcPr>
+          <w:p>
+            <w:r>
+              <w:rPr>
+                <w:sz w:val="19"/>
+                <w:szCs w:val="19"/>
+              </w:rPr>
+              <w:t xml:space="preserve">1.2.0</w:t>
+            </w:r>
+          </w:p>
+        </w:tc>
+        <w:tc>
+          <w:tcPr>
+            <w:tcW w:type="dxa" w:w="7951"/>
+            <w:tcBorders>
+              <w:top w:val="single" w:color="A6A6A6" w:sz="4"/>
+              <w:left w:val="single" w:color="A6A6A6" w:sz="4"/>
+              <w:bottom w:val="single" w:color="A6A6A6" w:sz="4"/>
+              <w:right w:val="single" w:color="A6A6A6" w:sz="4"/>
+            </w:tcBorders>
+            <w:tcMar>
+              <w:top w:type="dxa" w:w="60"/>
+              <w:left w:type="dxa" w:w="100"/>
+              <w:bottom w:type="dxa" w:w="60"/>
+              <w:right w:type="dxa" w:w="100"/>
+            </w:tcMar>
+          </w:tcPr>
+          <w:p>
+            <w:r>
+              <w:rPr>
+                <w:sz w:val="19"/>
+                <w:szCs w:val="19"/>
+              </w:rPr>
+              <w:t xml:space="preserve">強制終了後のロック残りから自動回復。読めないフォルダを FolderError としてエラー扱い（PARTIAL_ERROR／終了コード 2）。ログに版数を出力</w:t>
+            </w:r>
+          </w:p>
+        </w:tc>
+      </w:tr>
+      <w:tr>
+        <w:tc>
+          <w:tcPr>
+            <w:tcW w:type="dxa" w:w="1687"/>
+            <w:tcBorders>
+              <w:top w:val="single" w:color="A6A6A6" w:sz="4"/>
+              <w:left w:val="single" w:color="A6A6A6" w:sz="4"/>
+              <w:bottom w:val="single" w:color="A6A6A6" w:sz="4"/>
+              <w:right w:val="single" w:color="A6A6A6" w:sz="4"/>
+            </w:tcBorders>
+            <w:shd w:fill="F2F6FA" w:color="auto" w:val="clear"/>
+            <w:tcMar>
+              <w:top w:type="dxa" w:w="60"/>
+              <w:left w:type="dxa" w:w="100"/>
+              <w:bottom w:type="dxa" w:w="60"/>
+              <w:right w:type="dxa" w:w="100"/>
+            </w:tcMar>
+          </w:tcPr>
+          <w:p>
+            <w:r>
+              <w:rPr>
+                <w:sz w:val="19"/>
+                <w:szCs w:val="19"/>
+              </w:rPr>
+              <w:t xml:space="preserve">1.1.0</w:t>
+            </w:r>
+          </w:p>
+        </w:tc>
+        <w:tc>
+          <w:tcPr>
+            <w:tcW w:type="dxa" w:w="7951"/>
+            <w:tcBorders>
+              <w:top w:val="single" w:color="A6A6A6" w:sz="4"/>
+              <w:left w:val="single" w:color="A6A6A6" w:sz="4"/>
+              <w:bottom w:val="single" w:color="A6A6A6" w:sz="4"/>
+              <w:right w:val="single" w:color="A6A6A6" w:sz="4"/>
+            </w:tcBorders>
+            <w:shd w:fill="F2F6FA" w:color="auto" w:val="clear"/>
+            <w:tcMar>
+              <w:top w:type="dxa" w:w="60"/>
+              <w:left w:type="dxa" w:w="100"/>
+              <w:bottom w:type="dxa" w:w="60"/>
+              <w:right w:type="dxa" w:w="100"/>
+            </w:tcMar>
+          </w:tcPr>
+          <w:p>
+            <w:r>
+              <w:rPr>
+                <w:sz w:val="19"/>
+                <w:szCs w:val="19"/>
+              </w:rPr>
+              <w:t xml:space="preserve">ハッシュ計算の自前実装、ファイル単位のエラー記録、全ファイル一覧 CSV の出力</w:t>
             </w:r>
           </w:p>
         </w:tc>
@@ -2095,16 +2325,16 @@
           <w:tcPr>
             <w:tcW w:type="dxa" w:w="9638"/>
             <w:tcBorders>
-              <w:top w:val="none" w:color="FFFFFF" w:sz="0"/>
-              <w:left w:val="single" w:color="C9A100" w:sz="24"/>
-              <w:bottom w:val="none" w:color="FFFFFF" w:sz="0"/>
-              <w:right w:val="none" w:color="FFFFFF" w:sz="0"/>
-            </w:tcBorders>
-            <w:shd w:fill="FFF4CE" w:color="auto" w:val="clear"/>
-            <w:tcMar>
-              <w:top w:type="dxa" w:w="80"/>
+              <w:top w:val="single" w:color="A6A6A6" w:sz="4"/>
+              <w:left w:val="single" w:color="2E75B6" w:sz="24"/>
+              <w:bottom w:val="single" w:color="A6A6A6" w:sz="4"/>
+              <w:right w:val="single" w:color="A6A6A6" w:sz="4"/>
+            </w:tcBorders>
+            <w:shd w:fill="F5F5F5" w:color="auto" w:val="clear"/>
+            <w:tcMar>
+              <w:top w:type="dxa" w:w="100"/>
               <w:left w:type="dxa" w:w="160"/>
-              <w:bottom w:type="dxa" w:w="80"/>
+              <w:bottom w:type="dxa" w:w="100"/>
               <w:right w:type="dxa" w:w="120"/>
             </w:tcMar>
           </w:tcPr>
@@ -2113,11 +2343,24 @@
               <w:rPr>
                 <w:b/>
                 <w:bCs/>
-              </w:rPr>
-              <w:t xml:space="preserve">補足  </w:t>
-            </w:r>
-            <w:r>
-              <w:t xml:space="preserve">スクリプトを更新した場合は、ハッシュ値を管理台帳に記録し直し、本マニュアルの改訂履歴に反映してください。</w:t>
+                <w:color w:val="595959"/>
+                <w:sz w:val="17"/>
+                <w:szCs w:val="17"/>
+              </w:rPr>
+              <w:t xml:space="preserve">ハッシュ値の確認（コマンドプロンプト）</w:t>
+            </w:r>
+          </w:p>
+          <w:p>
+            <w:pPr>
+              <w:spacing w:after="0" w:line="260"/>
+            </w:pPr>
+            <w:r>
+              <w:rPr>
+                <w:rFonts w:ascii="Consolas" w:eastAsia="MS Gothic" w:hAnsi="Consolas"/>
+                <w:sz w:val="17"/>
+                <w:szCs w:val="17"/>
+              </w:rPr>
+              <w:t xml:space="preserve">certutil -hashfile C:\tools\Invoke-FolderCompare.ps1 SHA256</w:t>
             </w:r>
           </w:p>
         </w:tc>
@@ -2127,378 +2370,6 @@
       <w:pPr>
         <w:spacing w:after="120"/>
       </w:pPr>
-    </w:p>
-    <w:p>
-      <w:pPr>
-        <w:pStyle w:val="Heading1"/>
-        <w:pageBreakBefore/>
-      </w:pPr>
-      <w:r>
-        <w:t xml:space="preserve">2. 処理の流れ</w:t>
-      </w:r>
-    </w:p>
-    <w:p>
-      <w:pPr>
-        <w:spacing w:after="120"/>
-      </w:pPr>
-      <w:r>
-        <w:t xml:space="preserve">スクリプトは次の順序で処理を行います。ジョブ（フォルダ組）単位でエラーが起きても、次のジョブの処理は継続します。</w:t>
-      </w:r>
-    </w:p>
-    <w:p>
-      <w:pPr>
-        <w:pStyle w:val="ListParagraph"/>
-        <w:numPr>
-          <w:ilvl w:val="0"/>
-          <w:numId w:val="3"/>
-        </w:numPr>
-        <w:spacing w:after="60"/>
-      </w:pPr>
-      <w:r>
-        <w:rPr>
-          <w:b/>
-          <w:bCs/>
-        </w:rPr>
-        <w:t xml:space="preserve">設定ファイルの読み込み</w:t>
-      </w:r>
-      <w:r>
-        <w:t xml:space="preserve">：</w:t>
-      </w:r>
-      <w:r>
-        <w:rPr>
-          <w:rFonts w:ascii="Consolas" w:eastAsia="Meiryo UI" w:hAnsi="Consolas"/>
-          <w:color w:val="A31515"/>
-        </w:rPr>
-        <w:t xml:space="preserve">compare-config.json</w:t>
-      </w:r>
-      <w:r>
-        <w:t xml:space="preserve"> を UTF-8 で読み込みます。</w:t>
-      </w:r>
-    </w:p>
-    <w:p>
-      <w:pPr>
-        <w:pStyle w:val="ListParagraph"/>
-        <w:numPr>
-          <w:ilvl w:val="0"/>
-          <w:numId w:val="3"/>
-        </w:numPr>
-        <w:spacing w:after="60"/>
-      </w:pPr>
-      <w:r>
-        <w:rPr>
-          <w:b/>
-          <w:bCs/>
-        </w:rPr>
-        <w:t xml:space="preserve">出力フォルダの作成</w:t>
-      </w:r>
-      <w:r>
-        <w:t xml:space="preserve">：</w:t>
-      </w:r>
-      <w:r>
-        <w:rPr>
-          <w:rFonts w:ascii="Consolas" w:eastAsia="Meiryo UI" w:hAnsi="Consolas"/>
-          <w:color w:val="A31515"/>
-        </w:rPr>
-        <w:t xml:space="preserve">outputRoot\yyyyMMdd_HHmmss\</w:t>
-      </w:r>
-      <w:r>
-        <w:t xml:space="preserve"> を作成し、ログの記録を開始します。</w:t>
-      </w:r>
-    </w:p>
-    <w:p>
-      <w:pPr>
-        <w:pStyle w:val="ListParagraph"/>
-        <w:numPr>
-          <w:ilvl w:val="0"/>
-          <w:numId w:val="3"/>
-        </w:numPr>
-        <w:spacing w:after="60"/>
-      </w:pPr>
-      <w:r>
-        <w:rPr>
-          <w:b/>
-          <w:bCs/>
-        </w:rPr>
-        <w:t xml:space="preserve">WinMerge の確認</w:t>
-      </w:r>
-      <w:r>
-        <w:t xml:space="preserve">：WinMergeU.exe の場所とバージョンを確認します。</w:t>
-      </w:r>
-    </w:p>
-    <w:p>
-      <w:pPr>
-        <w:pStyle w:val="ListParagraph"/>
-        <w:numPr>
-          <w:ilvl w:val="0"/>
-          <w:numId w:val="3"/>
-        </w:numPr>
-        <w:spacing w:after="60"/>
-      </w:pPr>
-      <w:r>
-        <w:rPr>
-          <w:b/>
-          <w:bCs/>
-        </w:rPr>
-        <w:t xml:space="preserve">二重起動チェック</w:t>
-      </w:r>
-      <w:r>
-        <w:t xml:space="preserve">：別のプロセスで実行中の場合はエラー終了します。</w:t>
-      </w:r>
-    </w:p>
-    <w:p>
-      <w:pPr>
-        <w:pStyle w:val="ListParagraph"/>
-        <w:numPr>
-          <w:ilvl w:val="0"/>
-          <w:numId w:val="3"/>
-        </w:numPr>
-        <w:spacing w:after="60"/>
-      </w:pPr>
-      <w:r>
-        <w:rPr>
-          <w:b/>
-          <w:bCs/>
-        </w:rPr>
-        <w:t xml:space="preserve">ジョブごとの比較</w:t>
-      </w:r>
-      <w:r>
-        <w:t xml:space="preserve">（</w:t>
-      </w:r>
-      <w:r>
-        <w:rPr>
-          <w:rFonts w:ascii="Consolas" w:eastAsia="Meiryo UI" w:hAnsi="Consolas"/>
-          <w:color w:val="A31515"/>
-        </w:rPr>
-        <w:t xml:space="preserve">jobs</w:t>
-      </w:r>
-      <w:r>
-        <w:t xml:space="preserve"> の件数分繰り返し）</w:t>
-      </w:r>
-    </w:p>
-    <w:p>
-      <w:pPr>
-        <w:pStyle w:val="ListParagraph"/>
-        <w:numPr>
-          <w:ilvl w:val="1"/>
-          <w:numId w:val="2"/>
-        </w:numPr>
-        <w:spacing w:after="60"/>
-      </w:pPr>
-      <w:r>
-        <w:t xml:space="preserve">左右フォルダの存在確認</w:t>
-      </w:r>
-    </w:p>
-    <w:p>
-      <w:pPr>
-        <w:pStyle w:val="ListParagraph"/>
-        <w:numPr>
-          <w:ilvl w:val="1"/>
-          <w:numId w:val="2"/>
-        </w:numPr>
-        <w:spacing w:after="60"/>
-      </w:pPr>
-      <w:r>
-        <w:t xml:space="preserve">WinMerge によるレポート出力（</w:t>
-      </w:r>
-      <w:r>
-        <w:rPr>
-          <w:rFonts w:ascii="Consolas" w:eastAsia="Meiryo UI" w:hAnsi="Consolas"/>
-          <w:color w:val="A31515"/>
-        </w:rPr>
-        <w:t xml:space="preserve">reportFormats</w:t>
-      </w:r>
-      <w:r>
-        <w:t xml:space="preserve"> の形式ごと）</w:t>
-      </w:r>
-    </w:p>
-    <w:p>
-      <w:pPr>
-        <w:pStyle w:val="ListParagraph"/>
-        <w:numPr>
-          <w:ilvl w:val="1"/>
-          <w:numId w:val="2"/>
-        </w:numPr>
-        <w:spacing w:after="60"/>
-      </w:pPr>
-      <w:r>
-        <w:t xml:space="preserve">ハッシュによる差分判定と、全ファイル一覧 CSV の出力</w:t>
-      </w:r>
-    </w:p>
-    <w:p>
-      <w:pPr>
-        <w:pStyle w:val="ListParagraph"/>
-        <w:numPr>
-          <w:ilvl w:val="0"/>
-          <w:numId w:val="4"/>
-        </w:numPr>
-        <w:spacing w:after="60"/>
-      </w:pPr>
-      <w:r>
-        <w:rPr>
-          <w:b/>
-          <w:bCs/>
-        </w:rPr>
-        <w:t xml:space="preserve">サマリ出力</w:t>
-      </w:r>
-      <w:r>
-        <w:t xml:space="preserve">：全ジョブの結果を </w:t>
-      </w:r>
-      <w:r>
-        <w:rPr>
-          <w:rFonts w:ascii="Consolas" w:eastAsia="Meiryo UI" w:hAnsi="Consolas"/>
-          <w:color w:val="A31515"/>
-        </w:rPr>
-        <w:t xml:space="preserve">summary.csv</w:t>
-      </w:r>
-      <w:r>
-        <w:t xml:space="preserve"> に出力します。</w:t>
-      </w:r>
-    </w:p>
-    <w:p>
-      <w:pPr>
-        <w:pStyle w:val="ListParagraph"/>
-        <w:numPr>
-          <w:ilvl w:val="0"/>
-          <w:numId w:val="4"/>
-        </w:numPr>
-        <w:spacing w:after="60"/>
-      </w:pPr>
-      <w:r>
-        <w:rPr>
-          <w:b/>
-          <w:bCs/>
-        </w:rPr>
-        <w:t xml:space="preserve">古いレポートの削除</w:t>
-      </w:r>
-      <w:r>
-        <w:t xml:space="preserve">：</w:t>
-      </w:r>
-      <w:r>
-        <w:rPr>
-          <w:rFonts w:ascii="Consolas" w:eastAsia="Meiryo UI" w:hAnsi="Consolas"/>
-          <w:color w:val="A31515"/>
-        </w:rPr>
-        <w:t xml:space="preserve">retentionDays</w:t>
-      </w:r>
-      <w:r>
-        <w:t xml:space="preserve"> を超えた出力フォルダを削除します（-WhatIf 時は削除しません）。</w:t>
-      </w:r>
-    </w:p>
-    <w:p>
-      <w:pPr>
-        <w:pStyle w:val="ListParagraph"/>
-        <w:numPr>
-          <w:ilvl w:val="0"/>
-          <w:numId w:val="4"/>
-        </w:numPr>
-        <w:spacing w:after="60"/>
-      </w:pPr>
-      <w:r>
-        <w:rPr>
-          <w:b/>
-          <w:bCs/>
-        </w:rPr>
-        <w:t xml:space="preserve">終了</w:t>
-      </w:r>
-      <w:r>
-        <w:t xml:space="preserve">：終了コード（0／1／2）を返します。</w:t>
-      </w:r>
-    </w:p>
-    <w:p>
-      <w:pPr>
-        <w:pStyle w:val="Heading1"/>
-        <w:pageBreakBefore/>
-      </w:pPr>
-      <w:r>
-        <w:t xml:space="preserve">3. 導入手順</w:t>
-      </w:r>
-    </w:p>
-    <w:p>
-      <w:pPr>
-        <w:pStyle w:val="Heading2"/>
-      </w:pPr>
-      <w:r>
-        <w:t xml:space="preserve">3.1 ファイルの配置</w:t>
-      </w:r>
-    </w:p>
-    <w:p>
-      <w:pPr>
-        <w:spacing w:after="120"/>
-      </w:pPr>
-      <w:r>
-        <w:rPr>
-          <w:rFonts w:ascii="Consolas" w:eastAsia="Meiryo UI" w:hAnsi="Consolas"/>
-          <w:color w:val="A31515"/>
-        </w:rPr>
-        <w:t xml:space="preserve">Invoke-FolderCompare.ps1</w:t>
-      </w:r>
-      <w:r>
-        <w:t xml:space="preserve"> と </w:t>
-      </w:r>
-      <w:r>
-        <w:rPr>
-          <w:rFonts w:ascii="Consolas" w:eastAsia="Meiryo UI" w:hAnsi="Consolas"/>
-          <w:color w:val="A31515"/>
-        </w:rPr>
-        <w:t xml:space="preserve">compare-config.json</w:t>
-      </w:r>
-      <w:r>
-        <w:t xml:space="preserve"> を同じフォルダに配置します（本書では </w:t>
-      </w:r>
-      <w:r>
-        <w:rPr>
-          <w:rFonts w:ascii="Consolas" w:eastAsia="Meiryo UI" w:hAnsi="Consolas"/>
-          <w:color w:val="A31515"/>
-        </w:rPr>
-        <w:t xml:space="preserve">C:\tools\</w:t>
-      </w:r>
-      <w:r>
-        <w:t xml:space="preserve"> を例とします）。</w:t>
-      </w:r>
-    </w:p>
-    <w:p>
-      <w:pPr>
-        <w:spacing w:after="120"/>
-      </w:pPr>
-      <w:r>
-        <w:t xml:space="preserve">インターネット（メール添付・Web・Teams 等）から取得したスクリプトは、Windows によって実行がブロックされる場合があります。配置後、次のいずれかでブロックを解除してください。</w:t>
-      </w:r>
-    </w:p>
-    <w:p>
-      <w:pPr>
-        <w:pStyle w:val="ListParagraph"/>
-        <w:numPr>
-          <w:ilvl w:val="0"/>
-          <w:numId w:val="2"/>
-        </w:numPr>
-        <w:spacing w:after="60"/>
-      </w:pPr>
-      <w:r>
-        <w:t xml:space="preserve">エクスプローラーで </w:t>
-      </w:r>
-      <w:r>
-        <w:rPr>
-          <w:rFonts w:ascii="Consolas" w:eastAsia="Meiryo UI" w:hAnsi="Consolas"/>
-          <w:color w:val="A31515"/>
-        </w:rPr>
-        <w:t xml:space="preserve">Invoke-FolderCompare.ps1</w:t>
-      </w:r>
-      <w:r>
-        <w:t xml:space="preserve"> を右クリック →［プロパティ］→［全般］タブ下部の［許可する］にチェック →［OK］</w:t>
-      </w:r>
-    </w:p>
-    <w:p>
-      <w:pPr>
-        <w:pStyle w:val="ListParagraph"/>
-        <w:numPr>
-          <w:ilvl w:val="0"/>
-          <w:numId w:val="2"/>
-        </w:numPr>
-        <w:spacing w:after="60"/>
-      </w:pPr>
-      <w:r>
-        <w:t xml:space="preserve">または、次のコマンドを実行</w:t>
-      </w:r>
     </w:p>
     <w:tbl>
       <w:tblPr>
@@ -2520,16 +2391,16 @@
           <w:tcPr>
             <w:tcW w:type="dxa" w:w="9638"/>
             <w:tcBorders>
-              <w:top w:val="single" w:color="A6A6A6" w:sz="4"/>
-              <w:left w:val="single" w:color="2E75B6" w:sz="24"/>
-              <w:bottom w:val="single" w:color="A6A6A6" w:sz="4"/>
-              <w:right w:val="single" w:color="A6A6A6" w:sz="4"/>
-            </w:tcBorders>
-            <w:shd w:fill="F5F5F5" w:color="auto" w:val="clear"/>
-            <w:tcMar>
-              <w:top w:type="dxa" w:w="100"/>
+              <w:top w:val="none" w:color="FFFFFF" w:sz="0"/>
+              <w:left w:val="single" w:color="C9A100" w:sz="24"/>
+              <w:bottom w:val="none" w:color="FFFFFF" w:sz="0"/>
+              <w:right w:val="none" w:color="FFFFFF" w:sz="0"/>
+            </w:tcBorders>
+            <w:shd w:fill="FFF4CE" w:color="auto" w:val="clear"/>
+            <w:tcMar>
+              <w:top w:type="dxa" w:w="80"/>
               <w:left w:type="dxa" w:w="160"/>
-              <w:bottom w:type="dxa" w:w="100"/>
+              <w:bottom w:type="dxa" w:w="80"/>
               <w:right w:type="dxa" w:w="120"/>
             </w:tcMar>
           </w:tcPr>
@@ -2538,24 +2409,11 @@
               <w:rPr>
                 <w:b/>
                 <w:bCs/>
-                <w:color w:val="595959"/>
-                <w:sz w:val="17"/>
-                <w:szCs w:val="17"/>
-              </w:rPr>
-              <w:t xml:space="preserve">コマンドプロンプト</w:t>
-            </w:r>
-          </w:p>
-          <w:p>
-            <w:pPr>
-              <w:spacing w:after="0" w:line="260"/>
-            </w:pPr>
-            <w:r>
-              <w:rPr>
-                <w:rFonts w:ascii="Consolas" w:eastAsia="MS Gothic" w:hAnsi="Consolas"/>
-                <w:sz w:val="17"/>
-                <w:szCs w:val="17"/>
-              </w:rPr>
-              <w:t xml:space="preserve">powershell.exe -NoProfile -Command "Unblock-File -LiteralPath C:\tools\Invoke-FolderCompare.ps1"</w:t>
+              </w:rPr>
+              <w:t xml:space="preserve">補足  </w:t>
+            </w:r>
+            <w:r>
+              <w:t xml:space="preserve">スクリプトを更新した場合は、ハッシュ値を管理台帳に記録し直し、本マニュアルの改訂履歴に反映してください。</w:t>
             </w:r>
           </w:p>
         </w:tc>
@@ -2568,10 +2426,11 @@
     </w:p>
     <w:p>
       <w:pPr>
-        <w:pStyle w:val="Heading2"/>
-      </w:pPr>
-      <w:r>
-        <w:t xml:space="preserve">3.2 WinMerge の確認</w:t>
+        <w:pStyle w:val="Heading1"/>
+        <w:pageBreakBefore/>
+      </w:pPr>
+      <w:r>
+        <w:t xml:space="preserve">2. 処理の流れ</w:t>
       </w:r>
     </w:p>
     <w:p>
@@ -2579,7 +2438,362 @@
         <w:spacing w:after="120"/>
       </w:pPr>
       <w:r>
-        <w:t xml:space="preserve">WinMerge がインストールされていることを確認します。通常は次の場所にあります。</w:t>
+        <w:t xml:space="preserve">スクリプトは次の順序で処理を行います。ジョブ（フォルダ組）単位でエラーが起きても、次のジョブの処理は継続します。</w:t>
+      </w:r>
+    </w:p>
+    <w:p>
+      <w:pPr>
+        <w:pStyle w:val="ListParagraph"/>
+        <w:numPr>
+          <w:ilvl w:val="0"/>
+          <w:numId w:val="3"/>
+        </w:numPr>
+        <w:spacing w:after="60"/>
+      </w:pPr>
+      <w:r>
+        <w:rPr>
+          <w:b/>
+          <w:bCs/>
+        </w:rPr>
+        <w:t xml:space="preserve">設定ファイルの読み込み</w:t>
+      </w:r>
+      <w:r>
+        <w:t xml:space="preserve">：</w:t>
+      </w:r>
+      <w:r>
+        <w:rPr>
+          <w:rFonts w:ascii="Consolas" w:eastAsia="Meiryo UI" w:hAnsi="Consolas"/>
+          <w:color w:val="A31515"/>
+        </w:rPr>
+        <w:t xml:space="preserve">compare-config.json</w:t>
+      </w:r>
+      <w:r>
+        <w:t xml:space="preserve"> を UTF-8 で読み込みます。</w:t>
+      </w:r>
+    </w:p>
+    <w:p>
+      <w:pPr>
+        <w:pStyle w:val="ListParagraph"/>
+        <w:numPr>
+          <w:ilvl w:val="0"/>
+          <w:numId w:val="3"/>
+        </w:numPr>
+        <w:spacing w:after="60"/>
+      </w:pPr>
+      <w:r>
+        <w:rPr>
+          <w:b/>
+          <w:bCs/>
+        </w:rPr>
+        <w:t xml:space="preserve">出力フォルダの作成</w:t>
+      </w:r>
+      <w:r>
+        <w:t xml:space="preserve">：</w:t>
+      </w:r>
+      <w:r>
+        <w:rPr>
+          <w:rFonts w:ascii="Consolas" w:eastAsia="Meiryo UI" w:hAnsi="Consolas"/>
+          <w:color w:val="A31515"/>
+        </w:rPr>
+        <w:t xml:space="preserve">outputRoot\yyyyMMdd_HHmmss\</w:t>
+      </w:r>
+      <w:r>
+        <w:t xml:space="preserve"> を作成し、ログの記録を開始します。</w:t>
+      </w:r>
+    </w:p>
+    <w:p>
+      <w:pPr>
+        <w:pStyle w:val="ListParagraph"/>
+        <w:numPr>
+          <w:ilvl w:val="0"/>
+          <w:numId w:val="3"/>
+        </w:numPr>
+        <w:spacing w:after="60"/>
+      </w:pPr>
+      <w:r>
+        <w:rPr>
+          <w:b/>
+          <w:bCs/>
+        </w:rPr>
+        <w:t xml:space="preserve">WinMerge の確認</w:t>
+      </w:r>
+      <w:r>
+        <w:t xml:space="preserve">：WinMergeU.exe の場所とバージョンを確認します。</w:t>
+      </w:r>
+    </w:p>
+    <w:p>
+      <w:pPr>
+        <w:pStyle w:val="ListParagraph"/>
+        <w:numPr>
+          <w:ilvl w:val="0"/>
+          <w:numId w:val="3"/>
+        </w:numPr>
+        <w:spacing w:after="60"/>
+      </w:pPr>
+      <w:r>
+        <w:rPr>
+          <w:b/>
+          <w:bCs/>
+        </w:rPr>
+        <w:t xml:space="preserve">二重起動チェック</w:t>
+      </w:r>
+      <w:r>
+        <w:t xml:space="preserve">：別のプロセスで実行中の場合はエラー終了します。</w:t>
+      </w:r>
+    </w:p>
+    <w:p>
+      <w:pPr>
+        <w:pStyle w:val="ListParagraph"/>
+        <w:numPr>
+          <w:ilvl w:val="0"/>
+          <w:numId w:val="3"/>
+        </w:numPr>
+        <w:spacing w:after="60"/>
+      </w:pPr>
+      <w:r>
+        <w:rPr>
+          <w:b/>
+          <w:bCs/>
+        </w:rPr>
+        <w:t xml:space="preserve">ジョブごとの比較</w:t>
+      </w:r>
+      <w:r>
+        <w:t xml:space="preserve">（</w:t>
+      </w:r>
+      <w:r>
+        <w:rPr>
+          <w:rFonts w:ascii="Consolas" w:eastAsia="Meiryo UI" w:hAnsi="Consolas"/>
+          <w:color w:val="A31515"/>
+        </w:rPr>
+        <w:t xml:space="preserve">jobs</w:t>
+      </w:r>
+      <w:r>
+        <w:t xml:space="preserve"> の件数分繰り返し）</w:t>
+      </w:r>
+    </w:p>
+    <w:p>
+      <w:pPr>
+        <w:pStyle w:val="ListParagraph"/>
+        <w:numPr>
+          <w:ilvl w:val="1"/>
+          <w:numId w:val="2"/>
+        </w:numPr>
+        <w:spacing w:after="60"/>
+      </w:pPr>
+      <w:r>
+        <w:t xml:space="preserve">左右フォルダの存在確認</w:t>
+      </w:r>
+    </w:p>
+    <w:p>
+      <w:pPr>
+        <w:pStyle w:val="ListParagraph"/>
+        <w:numPr>
+          <w:ilvl w:val="1"/>
+          <w:numId w:val="2"/>
+        </w:numPr>
+        <w:spacing w:after="60"/>
+      </w:pPr>
+      <w:r>
+        <w:t xml:space="preserve">WinMerge によるレポート出力（</w:t>
+      </w:r>
+      <w:r>
+        <w:rPr>
+          <w:rFonts w:ascii="Consolas" w:eastAsia="Meiryo UI" w:hAnsi="Consolas"/>
+          <w:color w:val="A31515"/>
+        </w:rPr>
+        <w:t xml:space="preserve">reportFormats</w:t>
+      </w:r>
+      <w:r>
+        <w:t xml:space="preserve"> の形式ごと）</w:t>
+      </w:r>
+    </w:p>
+    <w:p>
+      <w:pPr>
+        <w:pStyle w:val="ListParagraph"/>
+        <w:numPr>
+          <w:ilvl w:val="1"/>
+          <w:numId w:val="2"/>
+        </w:numPr>
+        <w:spacing w:after="60"/>
+      </w:pPr>
+      <w:r>
+        <w:t xml:space="preserve">ハッシュによる差分判定と、全ファイル一覧 CSV の出力</w:t>
+      </w:r>
+    </w:p>
+    <w:p>
+      <w:pPr>
+        <w:pStyle w:val="ListParagraph"/>
+        <w:numPr>
+          <w:ilvl w:val="0"/>
+          <w:numId w:val="4"/>
+        </w:numPr>
+        <w:spacing w:after="60"/>
+      </w:pPr>
+      <w:r>
+        <w:rPr>
+          <w:b/>
+          <w:bCs/>
+        </w:rPr>
+        <w:t xml:space="preserve">サマリ出力</w:t>
+      </w:r>
+      <w:r>
+        <w:t xml:space="preserve">：全ジョブの結果を </w:t>
+      </w:r>
+      <w:r>
+        <w:rPr>
+          <w:rFonts w:ascii="Consolas" w:eastAsia="Meiryo UI" w:hAnsi="Consolas"/>
+          <w:color w:val="A31515"/>
+        </w:rPr>
+        <w:t xml:space="preserve">summary.csv</w:t>
+      </w:r>
+      <w:r>
+        <w:t xml:space="preserve"> に出力します。</w:t>
+      </w:r>
+    </w:p>
+    <w:p>
+      <w:pPr>
+        <w:pStyle w:val="ListParagraph"/>
+        <w:numPr>
+          <w:ilvl w:val="0"/>
+          <w:numId w:val="4"/>
+        </w:numPr>
+        <w:spacing w:after="60"/>
+      </w:pPr>
+      <w:r>
+        <w:rPr>
+          <w:b/>
+          <w:bCs/>
+        </w:rPr>
+        <w:t xml:space="preserve">古いレポートの削除</w:t>
+      </w:r>
+      <w:r>
+        <w:t xml:space="preserve">：</w:t>
+      </w:r>
+      <w:r>
+        <w:rPr>
+          <w:rFonts w:ascii="Consolas" w:eastAsia="Meiryo UI" w:hAnsi="Consolas"/>
+          <w:color w:val="A31515"/>
+        </w:rPr>
+        <w:t xml:space="preserve">retentionDays</w:t>
+      </w:r>
+      <w:r>
+        <w:t xml:space="preserve"> を超えた出力フォルダを削除します（-WhatIf 時は削除しません）。</w:t>
+      </w:r>
+    </w:p>
+    <w:p>
+      <w:pPr>
+        <w:pStyle w:val="ListParagraph"/>
+        <w:numPr>
+          <w:ilvl w:val="0"/>
+          <w:numId w:val="4"/>
+        </w:numPr>
+        <w:spacing w:after="60"/>
+      </w:pPr>
+      <w:r>
+        <w:rPr>
+          <w:b/>
+          <w:bCs/>
+        </w:rPr>
+        <w:t xml:space="preserve">終了</w:t>
+      </w:r>
+      <w:r>
+        <w:t xml:space="preserve">：終了コード（0／1／2）を返します。</w:t>
+      </w:r>
+    </w:p>
+    <w:p>
+      <w:pPr>
+        <w:pStyle w:val="Heading1"/>
+        <w:pageBreakBefore/>
+      </w:pPr>
+      <w:r>
+        <w:t xml:space="preserve">3. 導入手順</w:t>
+      </w:r>
+    </w:p>
+    <w:p>
+      <w:pPr>
+        <w:pStyle w:val="Heading2"/>
+      </w:pPr>
+      <w:r>
+        <w:t xml:space="preserve">3.1 ファイルの配置</w:t>
+      </w:r>
+    </w:p>
+    <w:p>
+      <w:pPr>
+        <w:spacing w:after="120"/>
+      </w:pPr>
+      <w:r>
+        <w:rPr>
+          <w:rFonts w:ascii="Consolas" w:eastAsia="Meiryo UI" w:hAnsi="Consolas"/>
+          <w:color w:val="A31515"/>
+        </w:rPr>
+        <w:t xml:space="preserve">Invoke-FolderCompare.ps1</w:t>
+      </w:r>
+      <w:r>
+        <w:t xml:space="preserve"> と </w:t>
+      </w:r>
+      <w:r>
+        <w:rPr>
+          <w:rFonts w:ascii="Consolas" w:eastAsia="Meiryo UI" w:hAnsi="Consolas"/>
+          <w:color w:val="A31515"/>
+        </w:rPr>
+        <w:t xml:space="preserve">compare-config.json</w:t>
+      </w:r>
+      <w:r>
+        <w:t xml:space="preserve"> を同じフォルダに配置します（本書では </w:t>
+      </w:r>
+      <w:r>
+        <w:rPr>
+          <w:rFonts w:ascii="Consolas" w:eastAsia="Meiryo UI" w:hAnsi="Consolas"/>
+          <w:color w:val="A31515"/>
+        </w:rPr>
+        <w:t xml:space="preserve">C:\tools\</w:t>
+      </w:r>
+      <w:r>
+        <w:t xml:space="preserve"> を例とします）。</w:t>
+      </w:r>
+    </w:p>
+    <w:p>
+      <w:pPr>
+        <w:spacing w:after="120"/>
+      </w:pPr>
+      <w:r>
+        <w:t xml:space="preserve">インターネット（メール添付・Web・Teams 等）から取得したスクリプトは、Windows によって実行がブロックされる場合があります。配置後、次のいずれかでブロックを解除してください。</w:t>
+      </w:r>
+    </w:p>
+    <w:p>
+      <w:pPr>
+        <w:pStyle w:val="ListParagraph"/>
+        <w:numPr>
+          <w:ilvl w:val="0"/>
+          <w:numId w:val="2"/>
+        </w:numPr>
+        <w:spacing w:after="60"/>
+      </w:pPr>
+      <w:r>
+        <w:t xml:space="preserve">エクスプローラーで </w:t>
+      </w:r>
+      <w:r>
+        <w:rPr>
+          <w:rFonts w:ascii="Consolas" w:eastAsia="Meiryo UI" w:hAnsi="Consolas"/>
+          <w:color w:val="A31515"/>
+        </w:rPr>
+        <w:t xml:space="preserve">Invoke-FolderCompare.ps1</w:t>
+      </w:r>
+      <w:r>
+        <w:t xml:space="preserve"> を右クリック →［プロパティ］→［全般］タブ下部の［許可する］にチェック →［OK］</w:t>
+      </w:r>
+    </w:p>
+    <w:p>
+      <w:pPr>
+        <w:pStyle w:val="ListParagraph"/>
+        <w:numPr>
+          <w:ilvl w:val="0"/>
+          <w:numId w:val="2"/>
+        </w:numPr>
+        <w:spacing w:after="60"/>
+      </w:pPr>
+      <w:r>
+        <w:t xml:space="preserve">または、次のコマンドを実行</w:t>
       </w:r>
     </w:p>
     <w:tbl>
@@ -2616,6 +2830,18 @@
             </w:tcMar>
           </w:tcPr>
           <w:p>
+            <w:r>
+              <w:rPr>
+                <w:b/>
+                <w:bCs/>
+                <w:color w:val="595959"/>
+                <w:sz w:val="17"/>
+                <w:szCs w:val="17"/>
+              </w:rPr>
+              <w:t xml:space="preserve">コマンドプロンプト</w:t>
+            </w:r>
+          </w:p>
+          <w:p>
             <w:pPr>
               <w:spacing w:after="0" w:line="260"/>
             </w:pPr>
@@ -2625,7 +2851,7 @@
                 <w:sz w:val="17"/>
                 <w:szCs w:val="17"/>
               </w:rPr>
-              <w:t xml:space="preserve">C:\Program Files\WinMerge\WinMergeU.exe</w:t>
+              <w:t xml:space="preserve">powershell.exe -NoProfile -Command "Unblock-File -LiteralPath C:\tools\Invoke-FolderCompare.ps1"</w:t>
             </w:r>
           </w:p>
         </w:tc>
@@ -2638,59 +2864,18 @@
     </w:p>
     <w:p>
       <w:pPr>
-        <w:spacing w:after="120"/>
-      </w:pPr>
-      <w:r>
-        <w:t xml:space="preserve">バージョンは、エクスプローラーで WinMergeU.exe を右クリック →［プロパティ］→［詳細］で確認できます。2.16 以降であることを確認してください。</w:t>
+        <w:pStyle w:val="Heading2"/>
+      </w:pPr>
+      <w:r>
+        <w:t xml:space="preserve">3.2 WinMerge の確認</w:t>
       </w:r>
     </w:p>
     <w:p>
       <w:pPr>
-        <w:pStyle w:val="Heading2"/>
-      </w:pPr>
-      <w:r>
-        <w:t xml:space="preserve">3.3 設定ファイルの作成</w:t>
-      </w:r>
-    </w:p>
-    <w:p>
-      <w:pPr>
         <w:spacing w:after="120"/>
       </w:pPr>
       <w:r>
-        <w:rPr>
-          <w:rFonts w:ascii="Consolas" w:eastAsia="Meiryo UI" w:hAnsi="Consolas"/>
-          <w:color w:val="A31515"/>
-        </w:rPr>
-        <w:t xml:space="preserve">compare-config.json</w:t>
-      </w:r>
-      <w:r>
-        <w:t xml:space="preserve"> を VS Code やメモ帳で開き、出力先と比較対象を環境に合わせて編集します。項目の詳細は「5. 設定ファイル」を参照してください。</w:t>
-      </w:r>
-    </w:p>
-    <w:p>
-      <w:pPr>
-        <w:pStyle w:val="Heading2"/>
-      </w:pPr>
-      <w:r>
-        <w:t xml:space="preserve">3.4 事前確認（-WhatIf）</w:t>
-      </w:r>
-    </w:p>
-    <w:p>
-      <w:pPr>
-        <w:spacing w:after="120"/>
-      </w:pPr>
-      <w:r>
-        <w:t xml:space="preserve">最初は </w:t>
-      </w:r>
-      <w:r>
-        <w:rPr>
-          <w:rFonts w:ascii="Consolas" w:eastAsia="Meiryo UI" w:hAnsi="Consolas"/>
-          <w:color w:val="A31515"/>
-        </w:rPr>
-        <w:t xml:space="preserve">-WhatIf</w:t>
-      </w:r>
-      <w:r>
-        <w:t xml:space="preserve"> を付けて実行し、設定が正しいか確認します。WinMerge は起動せず、ハッシュ判定・ファイル一覧・ログのみ出力されます。</w:t>
+        <w:t xml:space="preserve">WinMerge がインストールされていることを確認します。通常は次の場所にあります。</w:t>
       </w:r>
     </w:p>
     <w:tbl>
@@ -2727,6 +2912,117 @@
             </w:tcMar>
           </w:tcPr>
           <w:p>
+            <w:pPr>
+              <w:spacing w:after="0" w:line="260"/>
+            </w:pPr>
+            <w:r>
+              <w:rPr>
+                <w:rFonts w:ascii="Consolas" w:eastAsia="MS Gothic" w:hAnsi="Consolas"/>
+                <w:sz w:val="17"/>
+                <w:szCs w:val="17"/>
+              </w:rPr>
+              <w:t xml:space="preserve">C:\Program Files\WinMerge\WinMergeU.exe</w:t>
+            </w:r>
+          </w:p>
+        </w:tc>
+      </w:tr>
+    </w:tbl>
+    <w:p>
+      <w:pPr>
+        <w:spacing w:after="120"/>
+      </w:pPr>
+    </w:p>
+    <w:p>
+      <w:pPr>
+        <w:spacing w:after="120"/>
+      </w:pPr>
+      <w:r>
+        <w:t xml:space="preserve">バージョンは、エクスプローラーで WinMergeU.exe を右クリック →［プロパティ］→［詳細］で確認できます。2.16 以降であることを確認してください。</w:t>
+      </w:r>
+    </w:p>
+    <w:p>
+      <w:pPr>
+        <w:pStyle w:val="Heading2"/>
+      </w:pPr>
+      <w:r>
+        <w:t xml:space="preserve">3.3 設定ファイルの作成</w:t>
+      </w:r>
+    </w:p>
+    <w:p>
+      <w:pPr>
+        <w:spacing w:after="120"/>
+      </w:pPr>
+      <w:r>
+        <w:rPr>
+          <w:rFonts w:ascii="Consolas" w:eastAsia="Meiryo UI" w:hAnsi="Consolas"/>
+          <w:color w:val="A31515"/>
+        </w:rPr>
+        <w:t xml:space="preserve">compare-config.json</w:t>
+      </w:r>
+      <w:r>
+        <w:t xml:space="preserve"> を VS Code やメモ帳で開き、出力先と比較対象を環境に合わせて編集します。項目の詳細は「5. 設定ファイル」を参照してください。</w:t>
+      </w:r>
+    </w:p>
+    <w:p>
+      <w:pPr>
+        <w:pStyle w:val="Heading2"/>
+      </w:pPr>
+      <w:r>
+        <w:t xml:space="preserve">3.4 事前確認（-WhatIf）</w:t>
+      </w:r>
+    </w:p>
+    <w:p>
+      <w:pPr>
+        <w:spacing w:after="120"/>
+      </w:pPr>
+      <w:r>
+        <w:t xml:space="preserve">最初は </w:t>
+      </w:r>
+      <w:r>
+        <w:rPr>
+          <w:rFonts w:ascii="Consolas" w:eastAsia="Meiryo UI" w:hAnsi="Consolas"/>
+          <w:color w:val="A31515"/>
+        </w:rPr>
+        <w:t xml:space="preserve">-WhatIf</w:t>
+      </w:r>
+      <w:r>
+        <w:t xml:space="preserve"> を付けて実行し、設定が正しいか確認します。WinMerge は起動せず、ハッシュ判定・ファイル一覧・ログのみ出力されます。</w:t>
+      </w:r>
+    </w:p>
+    <w:tbl>
+      <w:tblPr>
+        <w:tblW w:type="dxa" w:w="9638"/>
+        <w:tblBorders>
+          <w:top w:val="single" w:color="auto" w:sz="4"/>
+          <w:left w:val="single" w:color="auto" w:sz="4"/>
+          <w:bottom w:val="single" w:color="auto" w:sz="4"/>
+          <w:right w:val="single" w:color="auto" w:sz="4"/>
+          <w:insideH w:val="single" w:color="auto" w:sz="4"/>
+          <w:insideV w:val="single" w:color="auto" w:sz="4"/>
+        </w:tblBorders>
+      </w:tblPr>
+      <w:tblGrid>
+        <w:gridCol w:w="9638"/>
+      </w:tblGrid>
+      <w:tr>
+        <w:tc>
+          <w:tcPr>
+            <w:tcW w:type="dxa" w:w="9638"/>
+            <w:tcBorders>
+              <w:top w:val="single" w:color="A6A6A6" w:sz="4"/>
+              <w:left w:val="single" w:color="2E75B6" w:sz="24"/>
+              <w:bottom w:val="single" w:color="A6A6A6" w:sz="4"/>
+              <w:right w:val="single" w:color="A6A6A6" w:sz="4"/>
+            </w:tcBorders>
+            <w:shd w:fill="F5F5F5" w:color="auto" w:val="clear"/>
+            <w:tcMar>
+              <w:top w:type="dxa" w:w="100"/>
+              <w:left w:type="dxa" w:w="160"/>
+              <w:bottom w:type="dxa" w:w="100"/>
+              <w:right w:type="dxa" w:w="120"/>
+            </w:tcMar>
+          </w:tcPr>
+          <w:p>
             <w:r>
               <w:rPr>
                 <w:b/>
@@ -2871,7 +3167,7 @@
           <w:rFonts w:ascii="Consolas" w:eastAsia="Meiryo UI" w:hAnsi="Consolas"/>
           <w:color w:val="A31515"/>
         </w:rPr>
-        <w:t xml:space="preserve">WARN</w:t>
+        <w:t xml:space="preserve">ERROR</w:t>
       </w:r>
       <w:r>
         <w:t xml:space="preserve"> の行（</w:t>
@@ -2885,6 +3181,46 @@
       </w:r>
       <w:r>
         <w:t xml:space="preserve"> 等）が出ていないこと</w:t>
+      </w:r>
+    </w:p>
+    <w:p>
+      <w:pPr>
+        <w:pStyle w:val="ListParagraph"/>
+        <w:numPr>
+          <w:ilvl w:val="0"/>
+          <w:numId w:val="2"/>
+        </w:numPr>
+        <w:spacing w:after="60"/>
+      </w:pPr>
+      <w:r>
+        <w:rPr>
+          <w:rFonts w:ascii="Consolas" w:eastAsia="Meiryo UI" w:hAnsi="Consolas"/>
+          <w:color w:val="A31515"/>
+        </w:rPr>
+        <w:t xml:space="preserve">compare.log</w:t>
+      </w:r>
+      <w:r>
+        <w:t xml:space="preserve"> の </w:t>
+      </w:r>
+      <w:r>
+        <w:rPr>
+          <w:rFonts w:ascii="Consolas" w:eastAsia="Meiryo UI" w:hAnsi="Consolas"/>
+          <w:color w:val="A31515"/>
+        </w:rPr>
+        <w:t xml:space="preserve">Script</w:t>
+      </w:r>
+      <w:r>
+        <w:t xml:space="preserve"> の行が </w:t>
+      </w:r>
+      <w:r>
+        <w:rPr>
+          <w:rFonts w:ascii="Consolas" w:eastAsia="Meiryo UI" w:hAnsi="Consolas"/>
+          <w:color w:val="A31515"/>
+        </w:rPr>
+        <w:t xml:space="preserve">ver 1.2.0</w:t>
+      </w:r>
+      <w:r>
+        <w:t xml:space="preserve"> であること</w:t>
       </w:r>
     </w:p>
     <w:tbl>
@@ -5644,108 +5980,55 @@
           </w:p>
         </w:tc>
       </w:tr>
-      <w:tr>
-        <w:tc>
-          <w:tcPr>
-            <w:tcW w:type="dxa" w:w="2891"/>
-            <w:tcBorders>
-              <w:top w:val="single" w:color="A6A6A6" w:sz="4"/>
-              <w:left w:val="single" w:color="A6A6A6" w:sz="4"/>
-              <w:bottom w:val="single" w:color="A6A6A6" w:sz="4"/>
-              <w:right w:val="single" w:color="A6A6A6" w:sz="4"/>
-            </w:tcBorders>
-            <w:tcMar>
-              <w:top w:type="dxa" w:w="60"/>
-              <w:left w:type="dxa" w:w="100"/>
-              <w:bottom w:type="dxa" w:w="60"/>
-              <w:right w:type="dxa" w:w="100"/>
-            </w:tcMar>
-          </w:tcPr>
-          <w:p>
-            <w:r>
-              <w:rPr>
-                <w:sz w:val="19"/>
-                <w:szCs w:val="19"/>
-              </w:rPr>
-              <w:t xml:space="preserve">サブフォルダが読めなかった（WARN: Cannot read folder）</w:t>
-            </w:r>
-          </w:p>
-        </w:tc>
-        <w:tc>
-          <w:tcPr>
-            <w:tcW w:type="dxa" w:w="1325"/>
-            <w:tcBorders>
-              <w:top w:val="single" w:color="A6A6A6" w:sz="4"/>
-              <w:left w:val="single" w:color="A6A6A6" w:sz="4"/>
-              <w:bottom w:val="single" w:color="A6A6A6" w:sz="4"/>
-              <w:right w:val="single" w:color="A6A6A6" w:sz="4"/>
-            </w:tcBorders>
-            <w:tcMar>
-              <w:top w:type="dxa" w:w="60"/>
-              <w:left w:type="dxa" w:w="100"/>
-              <w:bottom w:type="dxa" w:w="60"/>
-              <w:right w:type="dxa" w:w="100"/>
-            </w:tcMar>
-          </w:tcPr>
-          <w:p>
-            <w:r>
-              <w:rPr>
-                <w:sz w:val="19"/>
-                <w:szCs w:val="19"/>
-              </w:rPr>
-              <w:t xml:space="preserve">0 または 1</w:t>
-            </w:r>
-          </w:p>
-        </w:tc>
-        <w:tc>
-          <w:tcPr>
-            <w:tcW w:type="dxa" w:w="2891"/>
-            <w:tcBorders>
-              <w:top w:val="single" w:color="A6A6A6" w:sz="4"/>
-              <w:left w:val="single" w:color="A6A6A6" w:sz="4"/>
-              <w:bottom w:val="single" w:color="A6A6A6" w:sz="4"/>
-              <w:right w:val="single" w:color="A6A6A6" w:sz="4"/>
-            </w:tcBorders>
-            <w:tcMar>
-              <w:top w:type="dxa" w:w="60"/>
-              <w:left w:type="dxa" w:w="100"/>
-              <w:bottom w:type="dxa" w:w="60"/>
-              <w:right w:type="dxa" w:w="100"/>
-            </w:tcMar>
-          </w:tcPr>
-          <w:p>
-            <w:r>
-              <w:rPr>
-                <w:sz w:val="19"/>
-                <w:szCs w:val="19"/>
-              </w:rPr>
-              <w:t xml:space="preserve">Result=SAME／DIFF（読めなかったフォルダは件数に含まれない）</w:t>
-            </w:r>
-          </w:p>
-        </w:tc>
-        <w:tc>
-          <w:tcPr>
-            <w:tcW w:type="dxa" w:w="2531"/>
-            <w:tcBorders>
-              <w:top w:val="single" w:color="A6A6A6" w:sz="4"/>
-              <w:left w:val="single" w:color="A6A6A6" w:sz="4"/>
-              <w:bottom w:val="single" w:color="A6A6A6" w:sz="4"/>
-              <w:right w:val="single" w:color="A6A6A6" w:sz="4"/>
-            </w:tcBorders>
-            <w:tcMar>
-              <w:top w:type="dxa" w:w="60"/>
-              <w:left w:type="dxa" w:w="100"/>
-              <w:bottom w:type="dxa" w:w="60"/>
-              <w:right w:type="dxa" w:w="100"/>
-            </w:tcMar>
-          </w:tcPr>
-          <w:p>
-            <w:r>
-              <w:rPr>
-                <w:sz w:val="19"/>
-                <w:szCs w:val="19"/>
-              </w:rPr>
-              <w:t xml:space="preserve">compare.log の WARN を確認（8.1 参照）</w:t>
+    </w:tbl>
+    <w:p>
+      <w:pPr>
+        <w:spacing w:after="120"/>
+      </w:pPr>
+    </w:p>
+    <w:tbl>
+      <w:tblPr>
+        <w:tblW w:type="dxa" w:w="9638"/>
+        <w:tblBorders>
+          <w:top w:val="single" w:color="auto" w:sz="4"/>
+          <w:left w:val="single" w:color="auto" w:sz="4"/>
+          <w:bottom w:val="single" w:color="auto" w:sz="4"/>
+          <w:right w:val="single" w:color="auto" w:sz="4"/>
+          <w:insideH w:val="single" w:color="auto" w:sz="4"/>
+          <w:insideV w:val="single" w:color="auto" w:sz="4"/>
+        </w:tblBorders>
+      </w:tblPr>
+      <w:tblGrid>
+        <w:gridCol w:w="9638"/>
+      </w:tblGrid>
+      <w:tr>
+        <w:tc>
+          <w:tcPr>
+            <w:tcW w:type="dxa" w:w="9638"/>
+            <w:tcBorders>
+              <w:top w:val="none" w:color="FFFFFF" w:sz="0"/>
+              <w:left w:val="single" w:color="C9A100" w:sz="24"/>
+              <w:bottom w:val="none" w:color="FFFFFF" w:sz="0"/>
+              <w:right w:val="none" w:color="FFFFFF" w:sz="0"/>
+            </w:tcBorders>
+            <w:shd w:fill="FFF4CE" w:color="auto" w:val="clear"/>
+            <w:tcMar>
+              <w:top w:type="dxa" w:w="80"/>
+              <w:left w:type="dxa" w:w="160"/>
+              <w:bottom w:type="dxa" w:w="80"/>
+              <w:right w:type="dxa" w:w="120"/>
+            </w:tcMar>
+          </w:tcPr>
+          <w:p>
+            <w:r>
+              <w:rPr>
+                <w:b/>
+                <w:bCs/>
+              </w:rPr>
+              <w:t xml:space="preserve">補足  </w:t>
+            </w:r>
+            <w:r>
+              <w:t xml:space="preserve">ver 1.2.0 から、サブフォルダが読めなかった場合は Result=PARTIAL_ERROR、終了コード 2 になります（ver 1.1 では SAME／DIFF のまま終了コード 0／1 になっていました）。</w:t>
             </w:r>
           </w:p>
         </w:tc>
@@ -12205,7 +12488,7 @@
                 <w:sz w:val="19"/>
                 <w:szCs w:val="19"/>
               </w:rPr>
-              <w:t xml:space="preserve">処理は継続するが確認が必要な事象（読み取れないファイル・フォルダ、-WhatIf モード）</w:t>
+              <w:t xml:space="preserve">処理は継続するが確認が必要な事象（読み取れないファイル、-WhatIf モード、前回実行のロック回復）</w:t>
             </w:r>
           </w:p>
         </w:tc>
@@ -12259,7 +12542,7 @@
                 <w:sz w:val="19"/>
                 <w:szCs w:val="19"/>
               </w:rPr>
-              <w:t xml:space="preserve">ジョブまたは処理全体のエラー</w:t>
+              <w:t xml:space="preserve">ジョブまたは処理全体のエラー、読み取れないフォルダ</w:t>
             </w:r>
           </w:p>
         </w:tc>
@@ -12704,6 +12987,171 @@
                 <w:sz w:val="19"/>
                 <w:szCs w:val="19"/>
               </w:rPr>
+              <w:t xml:space="preserve">Script : &lt;パス&gt; (ver n.n.n)</w:t>
+            </w:r>
+          </w:p>
+        </w:tc>
+        <w:tc>
+          <w:tcPr>
+            <w:tcW w:type="dxa" w:w="5301"/>
+            <w:tcBorders>
+              <w:top w:val="single" w:color="A6A6A6" w:sz="4"/>
+              <w:left w:val="single" w:color="A6A6A6" w:sz="4"/>
+              <w:bottom w:val="single" w:color="A6A6A6" w:sz="4"/>
+              <w:right w:val="single" w:color="A6A6A6" w:sz="4"/>
+            </w:tcBorders>
+            <w:tcMar>
+              <w:top w:type="dxa" w:w="60"/>
+              <w:left w:type="dxa" w:w="100"/>
+              <w:bottom w:type="dxa" w:w="60"/>
+              <w:right w:type="dxa" w:w="100"/>
+            </w:tcMar>
+          </w:tcPr>
+          <w:p>
+            <w:r>
+              <w:rPr>
+                <w:sz w:val="19"/>
+                <w:szCs w:val="19"/>
+              </w:rPr>
+              <w:t xml:space="preserve">実行したスクリプトのパスと版数</w:t>
+            </w:r>
+          </w:p>
+        </w:tc>
+      </w:tr>
+      <w:tr>
+        <w:tc>
+          <w:tcPr>
+            <w:tcW w:type="dxa" w:w="4337"/>
+            <w:tcBorders>
+              <w:top w:val="single" w:color="A6A6A6" w:sz="4"/>
+              <w:left w:val="single" w:color="A6A6A6" w:sz="4"/>
+              <w:bottom w:val="single" w:color="A6A6A6" w:sz="4"/>
+              <w:right w:val="single" w:color="A6A6A6" w:sz="4"/>
+            </w:tcBorders>
+            <w:shd w:fill="F2F6FA" w:color="auto" w:val="clear"/>
+            <w:tcMar>
+              <w:top w:type="dxa" w:w="60"/>
+              <w:left w:type="dxa" w:w="100"/>
+              <w:bottom w:type="dxa" w:w="60"/>
+              <w:right w:type="dxa" w:w="100"/>
+            </w:tcMar>
+          </w:tcPr>
+          <w:p>
+            <w:r>
+              <w:rPr>
+                <w:sz w:val="19"/>
+                <w:szCs w:val="19"/>
+              </w:rPr>
+              <w:t xml:space="preserve">Previous run did not finish normally (abandoned lock)…</w:t>
+            </w:r>
+          </w:p>
+        </w:tc>
+        <w:tc>
+          <w:tcPr>
+            <w:tcW w:type="dxa" w:w="5301"/>
+            <w:tcBorders>
+              <w:top w:val="single" w:color="A6A6A6" w:sz="4"/>
+              <w:left w:val="single" w:color="A6A6A6" w:sz="4"/>
+              <w:bottom w:val="single" w:color="A6A6A6" w:sz="4"/>
+              <w:right w:val="single" w:color="A6A6A6" w:sz="4"/>
+            </w:tcBorders>
+            <w:shd w:fill="F2F6FA" w:color="auto" w:val="clear"/>
+            <w:tcMar>
+              <w:top w:type="dxa" w:w="60"/>
+              <w:left w:type="dxa" w:w="100"/>
+              <w:bottom w:type="dxa" w:w="60"/>
+              <w:right w:type="dxa" w:w="100"/>
+            </w:tcMar>
+          </w:tcPr>
+          <w:p>
+            <w:r>
+              <w:rPr>
+                <w:sz w:val="19"/>
+                <w:szCs w:val="19"/>
+              </w:rPr>
+              <w:t xml:space="preserve">前回の実行が強制終了されていたため、ロックを回復して処理を続けた（WARN）</w:t>
+            </w:r>
+          </w:p>
+        </w:tc>
+      </w:tr>
+      <w:tr>
+        <w:tc>
+          <w:tcPr>
+            <w:tcW w:type="dxa" w:w="4337"/>
+            <w:tcBorders>
+              <w:top w:val="single" w:color="A6A6A6" w:sz="4"/>
+              <w:left w:val="single" w:color="A6A6A6" w:sz="4"/>
+              <w:bottom w:val="single" w:color="A6A6A6" w:sz="4"/>
+              <w:right w:val="single" w:color="A6A6A6" w:sz="4"/>
+            </w:tcBorders>
+            <w:tcMar>
+              <w:top w:type="dxa" w:w="60"/>
+              <w:left w:type="dxa" w:w="100"/>
+              <w:bottom w:type="dxa" w:w="60"/>
+              <w:right w:type="dxa" w:w="100"/>
+            </w:tcMar>
+          </w:tcPr>
+          <w:p>
+            <w:r>
+              <w:rPr>
+                <w:sz w:val="19"/>
+                <w:szCs w:val="19"/>
+              </w:rPr>
+              <w:t xml:space="preserve">Cannot read folder (Left|Right): &lt;パス&gt; : &lt;理由&gt;</w:t>
+            </w:r>
+          </w:p>
+        </w:tc>
+        <w:tc>
+          <w:tcPr>
+            <w:tcW w:type="dxa" w:w="5301"/>
+            <w:tcBorders>
+              <w:top w:val="single" w:color="A6A6A6" w:sz="4"/>
+              <w:left w:val="single" w:color="A6A6A6" w:sz="4"/>
+              <w:bottom w:val="single" w:color="A6A6A6" w:sz="4"/>
+              <w:right w:val="single" w:color="A6A6A6" w:sz="4"/>
+            </w:tcBorders>
+            <w:tcMar>
+              <w:top w:type="dxa" w:w="60"/>
+              <w:left w:type="dxa" w:w="100"/>
+              <w:bottom w:type="dxa" w:w="60"/>
+              <w:right w:type="dxa" w:w="100"/>
+            </w:tcMar>
+          </w:tcPr>
+          <w:p>
+            <w:r>
+              <w:rPr>
+                <w:sz w:val="19"/>
+                <w:szCs w:val="19"/>
+              </w:rPr>
+              <w:t xml:space="preserve">読み取れなかったフォルダ（左右どちら側か）とその理由（ERROR）。配下のファイルは比較されていない</w:t>
+            </w:r>
+          </w:p>
+        </w:tc>
+      </w:tr>
+      <w:tr>
+        <w:tc>
+          <w:tcPr>
+            <w:tcW w:type="dxa" w:w="4337"/>
+            <w:tcBorders>
+              <w:top w:val="single" w:color="A6A6A6" w:sz="4"/>
+              <w:left w:val="single" w:color="A6A6A6" w:sz="4"/>
+              <w:bottom w:val="single" w:color="A6A6A6" w:sz="4"/>
+              <w:right w:val="single" w:color="A6A6A6" w:sz="4"/>
+            </w:tcBorders>
+            <w:shd w:fill="F2F6FA" w:color="auto" w:val="clear"/>
+            <w:tcMar>
+              <w:top w:type="dxa" w:w="60"/>
+              <w:left w:type="dxa" w:w="100"/>
+              <w:bottom w:type="dxa" w:w="60"/>
+              <w:right w:type="dxa" w:w="100"/>
+            </w:tcMar>
+          </w:tcPr>
+          <w:p>
+            <w:r>
+              <w:rPr>
+                <w:sz w:val="19"/>
+                <w:szCs w:val="19"/>
+              </w:rPr>
               <w:t xml:space="preserve">File ERROR: &lt;相対パス&gt; : &lt;理由&gt;</w:t>
             </w:r>
           </w:p>
@@ -12717,6 +13165,7 @@
               <w:bottom w:val="single" w:color="A6A6A6" w:sz="4"/>
               <w:right w:val="single" w:color="A6A6A6" w:sz="4"/>
             </w:tcBorders>
+            <w:shd w:fill="F2F6FA" w:color="auto" w:val="clear"/>
             <w:tcMar>
               <w:top w:type="dxa" w:w="60"/>
               <w:left w:type="dxa" w:w="100"/>
@@ -12745,6 +13194,60 @@
               <w:bottom w:val="single" w:color="A6A6A6" w:sz="4"/>
               <w:right w:val="single" w:color="A6A6A6" w:sz="4"/>
             </w:tcBorders>
+            <w:tcMar>
+              <w:top w:type="dxa" w:w="60"/>
+              <w:left w:type="dxa" w:w="100"/>
+              <w:bottom w:type="dxa" w:w="60"/>
+              <w:right w:type="dxa" w:w="100"/>
+            </w:tcMar>
+          </w:tcPr>
+          <w:p>
+            <w:r>
+              <w:rPr>
+                <w:sz w:val="19"/>
+                <w:szCs w:val="19"/>
+              </w:rPr>
+              <w:t xml:space="preserve">Result: …</w:t>
+            </w:r>
+          </w:p>
+        </w:tc>
+        <w:tc>
+          <w:tcPr>
+            <w:tcW w:type="dxa" w:w="5301"/>
+            <w:tcBorders>
+              <w:top w:val="single" w:color="A6A6A6" w:sz="4"/>
+              <w:left w:val="single" w:color="A6A6A6" w:sz="4"/>
+              <w:bottom w:val="single" w:color="A6A6A6" w:sz="4"/>
+              <w:right w:val="single" w:color="A6A6A6" w:sz="4"/>
+            </w:tcBorders>
+            <w:tcMar>
+              <w:top w:type="dxa" w:w="60"/>
+              <w:left w:type="dxa" w:w="100"/>
+              <w:bottom w:type="dxa" w:w="60"/>
+              <w:right w:type="dxa" w:w="100"/>
+            </w:tcMar>
+          </w:tcPr>
+          <w:p>
+            <w:r>
+              <w:rPr>
+                <w:sz w:val="19"/>
+                <w:szCs w:val="19"/>
+              </w:rPr>
+              <w:t xml:space="preserve">ジョブの判定結果と内訳の件数</w:t>
+            </w:r>
+          </w:p>
+        </w:tc>
+      </w:tr>
+      <w:tr>
+        <w:tc>
+          <w:tcPr>
+            <w:tcW w:type="dxa" w:w="4337"/>
+            <w:tcBorders>
+              <w:top w:val="single" w:color="A6A6A6" w:sz="4"/>
+              <w:left w:val="single" w:color="A6A6A6" w:sz="4"/>
+              <w:bottom w:val="single" w:color="A6A6A6" w:sz="4"/>
+              <w:right w:val="single" w:color="A6A6A6" w:sz="4"/>
+            </w:tcBorders>
             <w:shd w:fill="F2F6FA" w:color="auto" w:val="clear"/>
             <w:tcMar>
               <w:top w:type="dxa" w:w="60"/>
@@ -12759,7 +13262,7 @@
                 <w:sz w:val="19"/>
                 <w:szCs w:val="19"/>
               </w:rPr>
-              <w:t xml:space="preserve">Result: …</w:t>
+              <w:t xml:space="preserve">FATAL: …</w:t>
             </w:r>
           </w:p>
         </w:tc>
@@ -12786,7 +13289,7 @@
                 <w:sz w:val="19"/>
                 <w:szCs w:val="19"/>
               </w:rPr>
-              <w:t xml:space="preserve">ジョブの判定結果と内訳の件数</w:t>
+              <w:t xml:space="preserve">処理全体を停止したエラー（設定ファイルの誤りなど）</w:t>
             </w:r>
           </w:p>
         </w:tc>
@@ -12814,7 +13317,7 @@
                 <w:sz w:val="19"/>
                 <w:szCs w:val="19"/>
               </w:rPr>
-              <w:t xml:space="preserve">FATAL: …</w:t>
+              <w:t xml:space="preserve">===== Folder compare END: … (ExitCode=n) =====</w:t>
             </w:r>
           </w:p>
         </w:tc>
@@ -12827,62 +13330,6 @@
               <w:bottom w:val="single" w:color="A6A6A6" w:sz="4"/>
               <w:right w:val="single" w:color="A6A6A6" w:sz="4"/>
             </w:tcBorders>
-            <w:tcMar>
-              <w:top w:type="dxa" w:w="60"/>
-              <w:left w:type="dxa" w:w="100"/>
-              <w:bottom w:type="dxa" w:w="60"/>
-              <w:right w:type="dxa" w:w="100"/>
-            </w:tcMar>
-          </w:tcPr>
-          <w:p>
-            <w:r>
-              <w:rPr>
-                <w:sz w:val="19"/>
-                <w:szCs w:val="19"/>
-              </w:rPr>
-              <w:t xml:space="preserve">処理全体を停止したエラー（設定ファイルの誤りなど）</w:t>
-            </w:r>
-          </w:p>
-        </w:tc>
-      </w:tr>
-      <w:tr>
-        <w:tc>
-          <w:tcPr>
-            <w:tcW w:type="dxa" w:w="4337"/>
-            <w:tcBorders>
-              <w:top w:val="single" w:color="A6A6A6" w:sz="4"/>
-              <w:left w:val="single" w:color="A6A6A6" w:sz="4"/>
-              <w:bottom w:val="single" w:color="A6A6A6" w:sz="4"/>
-              <w:right w:val="single" w:color="A6A6A6" w:sz="4"/>
-            </w:tcBorders>
-            <w:shd w:fill="F2F6FA" w:color="auto" w:val="clear"/>
-            <w:tcMar>
-              <w:top w:type="dxa" w:w="60"/>
-              <w:left w:type="dxa" w:w="100"/>
-              <w:bottom w:type="dxa" w:w="60"/>
-              <w:right w:type="dxa" w:w="100"/>
-            </w:tcMar>
-          </w:tcPr>
-          <w:p>
-            <w:r>
-              <w:rPr>
-                <w:sz w:val="19"/>
-                <w:szCs w:val="19"/>
-              </w:rPr>
-              <w:t xml:space="preserve">===== Folder compare END: … (ExitCode=n) =====</w:t>
-            </w:r>
-          </w:p>
-        </w:tc>
-        <w:tc>
-          <w:tcPr>
-            <w:tcW w:type="dxa" w:w="5301"/>
-            <w:tcBorders>
-              <w:top w:val="single" w:color="A6A6A6" w:sz="4"/>
-              <w:left w:val="single" w:color="A6A6A6" w:sz="4"/>
-              <w:bottom w:val="single" w:color="A6A6A6" w:sz="4"/>
-              <w:right w:val="single" w:color="A6A6A6" w:sz="4"/>
-            </w:tcBorders>
-            <w:shd w:fill="F2F6FA" w:color="auto" w:val="clear"/>
             <w:tcMar>
               <w:top w:type="dxa" w:w="60"/>
               <w:left w:type="dxa" w:w="100"/>
@@ -12975,7 +13422,7 @@
                 <w:sz w:val="17"/>
                 <w:szCs w:val="17"/>
               </w:rPr>
-              <w:t xml:space="preserve">2026-10-08 17:36:51 [INFO ] Config    : C:\tools\compare-config.json</w:t>
+              <w:t xml:space="preserve">2026-10-08 17:36:51 [INFO ] Script    : C:\tools\Invoke-FolderCompare.ps1 (ver 1.2.0)</w:t>
             </w:r>
           </w:p>
           <w:p>
@@ -12988,7 +13435,7 @@
                 <w:sz w:val="17"/>
                 <w:szCs w:val="17"/>
               </w:rPr>
-              <w:t xml:space="preserve">2026-10-08 17:36:51 [INFO ] Output    : C:\tools\reports\20261008_173651</w:t>
+              <w:t xml:space="preserve">2026-10-08 17:36:51 [INFO ] Config    : C:\tools\compare-config.json</w:t>
             </w:r>
           </w:p>
           <w:p>
@@ -13001,7 +13448,7 @@
                 <w:sz w:val="17"/>
                 <w:szCs w:val="17"/>
               </w:rPr>
-              <w:t xml:space="preserve">2026-10-08 17:36:51 [INFO ] PowerShell: 5.1.26100.1</w:t>
+              <w:t xml:space="preserve">2026-10-08 17:36:51 [INFO ] Output    : C:\tools\reports\20261008_173651</w:t>
             </w:r>
           </w:p>
           <w:p>
@@ -13014,7 +13461,7 @@
                 <w:sz w:val="17"/>
                 <w:szCs w:val="17"/>
               </w:rPr>
-              <w:t xml:space="preserve">2026-10-08 17:36:51 [INFO ] WinMerge  : C:\Program Files\WinMerge\WinMergeU.exe (ver 2.16.46.1)</w:t>
+              <w:t xml:space="preserve">2026-10-08 17:36:51 [INFO ] PowerShell: 5.1.26100.1</w:t>
             </w:r>
           </w:p>
           <w:p>
@@ -13027,7 +13474,7 @@
                 <w:sz w:val="17"/>
                 <w:szCs w:val="17"/>
               </w:rPr>
-              <w:t xml:space="preserve">2026-10-08 17:36:51 [INFO ] --- [基本設計書（画面）_v1_vs_v2] start</w:t>
+              <w:t xml:space="preserve">2026-10-08 17:36:51 [INFO ] WinMerge  : C:\Program Files\WinMerge\WinMergeU.exe (ver 2.16.46.1)</w:t>
             </w:r>
           </w:p>
           <w:p>
@@ -13040,7 +13487,7 @@
                 <w:sz w:val="17"/>
                 <w:szCs w:val="17"/>
               </w:rPr>
-              <w:t xml:space="preserve">2026-10-08 17:36:51 [INFO ]   WinMerge run: C:\Program Files\WinMerge\WinMergeU.exe /r /u /minimize ...</w:t>
+              <w:t xml:space="preserve">2026-10-08 17:36:51 [INFO ] --- [基本設計書（画面）_v1_vs_v2] start</w:t>
             </w:r>
           </w:p>
           <w:p>
@@ -13053,7 +13500,7 @@
                 <w:sz w:val="17"/>
                 <w:szCs w:val="17"/>
               </w:rPr>
-              <w:t xml:space="preserve">2026-10-08 17:37:05 [INFO ]   Report: C:\tools\reports\20261008_173651\基本設計書（画面）_v1_vs_v2.html</w:t>
+              <w:t xml:space="preserve">2026-10-08 17:36:51 [INFO ]   WinMerge run: C:\Program Files\WinMerge\WinMergeU.exe /r /u /minimize ...</w:t>
             </w:r>
           </w:p>
           <w:p>
@@ -13066,7 +13513,7 @@
                 <w:sz w:val="17"/>
                 <w:szCs w:val="17"/>
               </w:rPr>
-              <w:t xml:space="preserve">2026-10-08 17:37:18 [INFO ]   Report: C:\tools\reports\20261008_173651\基本設計書（画面）_v1_vs_v2.csv</w:t>
+              <w:t xml:space="preserve">2026-10-08 17:37:05 [INFO ]   Report: C:\tools\reports\20261008_173651\基本設計書（画面）_v1_vs_v2.html</w:t>
             </w:r>
           </w:p>
           <w:p>
@@ -13079,7 +13526,7 @@
                 <w:sz w:val="17"/>
                 <w:szCs w:val="17"/>
               </w:rPr>
-              <w:t xml:space="preserve">2026-10-08 17:37:18 [INFO ]   Files: Left 42 / Right 44</w:t>
+              <w:t xml:space="preserve">2026-10-08 17:37:18 [INFO ]   Report: C:\tools\reports\20261008_173651\基本設計書（画面）_v1_vs_v2.csv</w:t>
             </w:r>
           </w:p>
           <w:p>
@@ -13092,7 +13539,7 @@
                 <w:sz w:val="17"/>
                 <w:szCs w:val="17"/>
               </w:rPr>
-              <w:t xml:space="preserve">2026-10-08 17:37:20 [WARN ]   File ERROR: SC010_ログイン画面.xlsx : 別のプロセスで使用されているため...</w:t>
+              <w:t xml:space="preserve">2026-10-08 17:37:18 [ERROR]   Cannot read folder (Left): C:\Users\...\110.基本設計書（画面）\旧資料\非公開 : パス 'C:\Users\...\非公開' へのアクセスが拒否されました。</w:t>
             </w:r>
           </w:p>
           <w:p>
@@ -13105,7 +13552,33 @@
                 <w:sz w:val="17"/>
                 <w:szCs w:val="17"/>
               </w:rPr>
-              <w:t xml:space="preserve">2026-10-08 17:37:25 [INFO ]   Result: PARTIAL_ERROR (Total 45 / Same 38 / Different 3 / LeftOnly 1 / RightOnly 2 / Error 1)</w:t>
+              <w:t xml:space="preserve">2026-10-08 17:37:18 [INFO ]   Files: Left 42 / Right 44</w:t>
+            </w:r>
+          </w:p>
+          <w:p>
+            <w:pPr>
+              <w:spacing w:after="0" w:line="260"/>
+            </w:pPr>
+            <w:r>
+              <w:rPr>
+                <w:rFonts w:ascii="Consolas" w:eastAsia="MS Gothic" w:hAnsi="Consolas"/>
+                <w:sz w:val="17"/>
+                <w:szCs w:val="17"/>
+              </w:rPr>
+              <w:t xml:space="preserve">2026-10-08 17:37:20 [WARN ]   File ERROR: SC010_ログイン画面.xlsx : 別のプロセスで使用されているため...</w:t>
+            </w:r>
+          </w:p>
+          <w:p>
+            <w:pPr>
+              <w:spacing w:after="0" w:line="260"/>
+            </w:pPr>
+            <w:r>
+              <w:rPr>
+                <w:rFonts w:ascii="Consolas" w:eastAsia="MS Gothic" w:hAnsi="Consolas"/>
+                <w:sz w:val="17"/>
+                <w:szCs w:val="17"/>
+              </w:rPr>
+              <w:t xml:space="preserve">2026-10-08 17:37:25 [INFO ]   Result: PARTIAL_ERROR (Total 45 / Same 38 / Different 3 / LeftOnly 1 / RightOnly 2 / Error 1 / FolderError 1)</w:t>
             </w:r>
           </w:p>
           <w:p>
@@ -13559,7 +14032,7 @@
                 <w:sz w:val="19"/>
                 <w:szCs w:val="19"/>
               </w:rPr>
-              <w:t xml:space="preserve">比較したファイルの総数（左右の和集合）</w:t>
+              <w:t xml:space="preserve">比較したファイルの総数（左右の和集合）。FolderError の行は含みません</w:t>
             </w:r>
           </w:p>
         </w:tc>
@@ -13862,6 +14335,61 @@
                 <w:sz w:val="19"/>
                 <w:szCs w:val="19"/>
               </w:rPr>
+              <w:t xml:space="preserve">FolderErrors</w:t>
+            </w:r>
+          </w:p>
+        </w:tc>
+        <w:tc>
+          <w:tcPr>
+            <w:tcW w:type="dxa" w:w="7469"/>
+            <w:tcBorders>
+              <w:top w:val="single" w:color="A6A6A6" w:sz="4"/>
+              <w:left w:val="single" w:color="A6A6A6" w:sz="4"/>
+              <w:bottom w:val="single" w:color="A6A6A6" w:sz="4"/>
+              <w:right w:val="single" w:color="A6A6A6" w:sz="4"/>
+            </w:tcBorders>
+            <w:shd w:fill="F2F6FA" w:color="auto" w:val="clear"/>
+            <w:tcMar>
+              <w:top w:type="dxa" w:w="60"/>
+              <w:left w:type="dxa" w:w="100"/>
+              <w:bottom w:type="dxa" w:w="60"/>
+              <w:right w:type="dxa" w:w="100"/>
+            </w:tcMar>
+          </w:tcPr>
+          <w:p>
+            <w:r>
+              <w:rPr>
+                <w:sz w:val="19"/>
+                <w:szCs w:val="19"/>
+              </w:rPr>
+              <w:t xml:space="preserve">読み取りに失敗したフォルダ数（ver 1.2.0 で追加）。1 以上の場合、そのフォルダ内のファイルは比較されていません</w:t>
+            </w:r>
+          </w:p>
+        </w:tc>
+      </w:tr>
+      <w:tr>
+        <w:tc>
+          <w:tcPr>
+            <w:tcW w:type="dxa" w:w="2169"/>
+            <w:tcBorders>
+              <w:top w:val="single" w:color="A6A6A6" w:sz="4"/>
+              <w:left w:val="single" w:color="A6A6A6" w:sz="4"/>
+              <w:bottom w:val="single" w:color="A6A6A6" w:sz="4"/>
+              <w:right w:val="single" w:color="A6A6A6" w:sz="4"/>
+            </w:tcBorders>
+            <w:tcMar>
+              <w:top w:type="dxa" w:w="60"/>
+              <w:left w:type="dxa" w:w="100"/>
+              <w:bottom w:type="dxa" w:w="60"/>
+              <w:right w:type="dxa" w:w="100"/>
+            </w:tcMar>
+          </w:tcPr>
+          <w:p>
+            <w:r>
+              <w:rPr>
+                <w:sz w:val="19"/>
+                <w:szCs w:val="19"/>
+              </w:rPr>
               <w:t xml:space="preserve">Reports</w:t>
             </w:r>
           </w:p>
@@ -13875,6 +14403,34 @@
               <w:bottom w:val="single" w:color="A6A6A6" w:sz="4"/>
               <w:right w:val="single" w:color="A6A6A6" w:sz="4"/>
             </w:tcBorders>
+            <w:tcMar>
+              <w:top w:type="dxa" w:w="60"/>
+              <w:left w:type="dxa" w:w="100"/>
+              <w:bottom w:type="dxa" w:w="60"/>
+              <w:right w:type="dxa" w:w="100"/>
+            </w:tcMar>
+          </w:tcPr>
+          <w:p>
+            <w:r>
+              <w:rPr>
+                <w:sz w:val="19"/>
+                <w:szCs w:val="19"/>
+              </w:rPr>
+              <w:t xml:space="preserve">出力した WinMerge レポートのファイル名（; 区切り）</w:t>
+            </w:r>
+          </w:p>
+        </w:tc>
+      </w:tr>
+      <w:tr>
+        <w:tc>
+          <w:tcPr>
+            <w:tcW w:type="dxa" w:w="2169"/>
+            <w:tcBorders>
+              <w:top w:val="single" w:color="A6A6A6" w:sz="4"/>
+              <w:left w:val="single" w:color="A6A6A6" w:sz="4"/>
+              <w:bottom w:val="single" w:color="A6A6A6" w:sz="4"/>
+              <w:right w:val="single" w:color="A6A6A6" w:sz="4"/>
+            </w:tcBorders>
             <w:shd w:fill="F2F6FA" w:color="auto" w:val="clear"/>
             <w:tcMar>
               <w:top w:type="dxa" w:w="60"/>
@@ -13889,7 +14445,34 @@
                 <w:sz w:val="19"/>
                 <w:szCs w:val="19"/>
               </w:rPr>
-              <w:t xml:space="preserve">出力した WinMerge レポートのファイル名（; 区切り）</w:t>
+              <w:t xml:space="preserve">FileList</w:t>
+            </w:r>
+          </w:p>
+        </w:tc>
+        <w:tc>
+          <w:tcPr>
+            <w:tcW w:type="dxa" w:w="7469"/>
+            <w:tcBorders>
+              <w:top w:val="single" w:color="A6A6A6" w:sz="4"/>
+              <w:left w:val="single" w:color="A6A6A6" w:sz="4"/>
+              <w:bottom w:val="single" w:color="A6A6A6" w:sz="4"/>
+              <w:right w:val="single" w:color="A6A6A6" w:sz="4"/>
+            </w:tcBorders>
+            <w:shd w:fill="F2F6FA" w:color="auto" w:val="clear"/>
+            <w:tcMar>
+              <w:top w:type="dxa" w:w="60"/>
+              <w:left w:type="dxa" w:w="100"/>
+              <w:bottom w:type="dxa" w:w="60"/>
+              <w:right w:type="dxa" w:w="100"/>
+            </w:tcMar>
+          </w:tcPr>
+          <w:p>
+            <w:r>
+              <w:rPr>
+                <w:sz w:val="19"/>
+                <w:szCs w:val="19"/>
+              </w:rPr>
+              <w:t xml:space="preserve">全ファイル判定一覧のファイル名</w:t>
             </w:r>
           </w:p>
         </w:tc>
@@ -13917,7 +14500,7 @@
                 <w:sz w:val="19"/>
                 <w:szCs w:val="19"/>
               </w:rPr>
-              <w:t xml:space="preserve">FileList</w:t>
+              <w:t xml:space="preserve">Message</w:t>
             </w:r>
           </w:p>
         </w:tc>
@@ -13930,62 +14513,6 @@
               <w:bottom w:val="single" w:color="A6A6A6" w:sz="4"/>
               <w:right w:val="single" w:color="A6A6A6" w:sz="4"/>
             </w:tcBorders>
-            <w:tcMar>
-              <w:top w:type="dxa" w:w="60"/>
-              <w:left w:type="dxa" w:w="100"/>
-              <w:bottom w:type="dxa" w:w="60"/>
-              <w:right w:type="dxa" w:w="100"/>
-            </w:tcMar>
-          </w:tcPr>
-          <w:p>
-            <w:r>
-              <w:rPr>
-                <w:sz w:val="19"/>
-                <w:szCs w:val="19"/>
-              </w:rPr>
-              <w:t xml:space="preserve">全ファイル判定一覧のファイル名</w:t>
-            </w:r>
-          </w:p>
-        </w:tc>
-      </w:tr>
-      <w:tr>
-        <w:tc>
-          <w:tcPr>
-            <w:tcW w:type="dxa" w:w="2169"/>
-            <w:tcBorders>
-              <w:top w:val="single" w:color="A6A6A6" w:sz="4"/>
-              <w:left w:val="single" w:color="A6A6A6" w:sz="4"/>
-              <w:bottom w:val="single" w:color="A6A6A6" w:sz="4"/>
-              <w:right w:val="single" w:color="A6A6A6" w:sz="4"/>
-            </w:tcBorders>
-            <w:shd w:fill="F2F6FA" w:color="auto" w:val="clear"/>
-            <w:tcMar>
-              <w:top w:type="dxa" w:w="60"/>
-              <w:left w:type="dxa" w:w="100"/>
-              <w:bottom w:type="dxa" w:w="60"/>
-              <w:right w:type="dxa" w:w="100"/>
-            </w:tcMar>
-          </w:tcPr>
-          <w:p>
-            <w:r>
-              <w:rPr>
-                <w:sz w:val="19"/>
-                <w:szCs w:val="19"/>
-              </w:rPr>
-              <w:t xml:space="preserve">Message</w:t>
-            </w:r>
-          </w:p>
-        </w:tc>
-        <w:tc>
-          <w:tcPr>
-            <w:tcW w:type="dxa" w:w="7469"/>
-            <w:tcBorders>
-              <w:top w:val="single" w:color="A6A6A6" w:sz="4"/>
-              <w:left w:val="single" w:color="A6A6A6" w:sz="4"/>
-              <w:bottom w:val="single" w:color="A6A6A6" w:sz="4"/>
-              <w:right w:val="single" w:color="A6A6A6" w:sz="4"/>
-            </w:tcBorders>
-            <w:shd w:fill="F2F6FA" w:color="auto" w:val="clear"/>
             <w:tcMar>
               <w:top w:type="dxa" w:w="60"/>
               <w:left w:type="dxa" w:w="100"/>
@@ -14350,7 +14877,7 @@
                 <w:sz w:val="19"/>
                 <w:szCs w:val="19"/>
               </w:rPr>
-              <w:t xml:space="preserve">比較はできたが、読み取れないファイルがある</w:t>
+              <w:t xml:space="preserve">比較はできたが、読み取れないファイルまたはフォルダがある</w:t>
             </w:r>
           </w:p>
         </w:tc>
@@ -14376,7 +14903,7 @@
                 <w:sz w:val="19"/>
                 <w:szCs w:val="19"/>
               </w:rPr>
-              <w:t xml:space="preserve">_files.csv の Error 行の Message を確認</w:t>
+              <w:t xml:space="preserve">_files.csv の Error／FolderError 行の Message を確認</w:t>
             </w:r>
           </w:p>
         </w:tc>
@@ -14605,7 +15132,7 @@
                 <w:sz w:val="17"/>
                 <w:szCs w:val="17"/>
               </w:rPr>
-              <w:t xml:space="preserve">"Job","Left","Right","Result","Total","Same","Different","LeftOnly","RightOnly","Errors","Reports","FileList","Message"</w:t>
+              <w:t xml:space="preserve">"Job","Left","Right","Result","Total","Same","Different","LeftOnly","RightOnly","Errors","FolderErrors","Reports","FileList","Message"</w:t>
             </w:r>
           </w:p>
           <w:p>
@@ -14618,7 +15145,7 @@
                 <w:sz w:val="17"/>
                 <w:szCs w:val="17"/>
               </w:rPr>
-              <w:t xml:space="preserve">"基本設計書（画面）_v1_vs_v2","C:\Users\...\110.基本設計書（画面）","C:\reliance\...\110.基本設計書（画面）","PARTIAL_ERROR","45","38","3","1","2","1","基本設計書（画面）_v1_vs_v2.html;基本設計書（画面）_v1_vs_v2.csv","基本設計書（画面）_v1_vs_v2_files.csv",""</w:t>
+              <w:t xml:space="preserve">"基本設計書（画面）_v1_vs_v2","C:\Users\...\110.基本設計書（画面）","C:\reliance\...\110.基本設計書（画面）","PARTIAL_ERROR","45","38","3","1","2","1","1","基本設計書（画面）_v1_vs_v2.html;基本設計書（画面）_v1_vs_v2.csv","基本設計書（画面）_v1_vs_v2_files.csv","1 folder(s) could not be read; files in them were NOT compared"</w:t>
             </w:r>
           </w:p>
           <w:p>
@@ -14631,7 +15158,7 @@
                 <w:sz w:val="17"/>
                 <w:szCs w:val="17"/>
               </w:rPr>
-              <w:t xml:space="preserve">"基本設計書（バッチ）_v1_vs_v2","C:\Users\...\120.基本設計書（バッチ）","C:\reliance\...\120.基本設計書（バッチ）","SAME","18","18","0","0","0","0","基本設計書（バッチ）_v1_vs_v2.html;基本設計書（バッチ）_v1_vs_v2.csv","基本設計書（バッチ）_v1_vs_v2_files.csv",""</w:t>
+              <w:t xml:space="preserve">"基本設計書（バッチ）_v1_vs_v2","C:\Users\...\120.基本設計書（バッチ）","C:\reliance\...\120.基本設計書（バッチ）","SAME","18","18","0","0","0","0","0","基本設計書（バッチ）_v1_vs_v2.html;基本設計書（バッチ）_v1_vs_v2.csv","基本設計書（バッチ）_v1_vs_v2_files.csv",""</w:t>
             </w:r>
           </w:p>
         </w:tc>
@@ -14663,14 +15190,15 @@
         </w:tblBorders>
       </w:tblPr>
       <w:tblGrid>
-        <w:gridCol w:w="2891"/>
-        <w:gridCol w:w="1542"/>
-        <w:gridCol w:w="771"/>
-        <w:gridCol w:w="771"/>
-        <w:gridCol w:w="964"/>
-        <w:gridCol w:w="964"/>
-        <w:gridCol w:w="964"/>
-        <w:gridCol w:w="771"/>
+        <w:gridCol w:w="2646"/>
+        <w:gridCol w:w="1512"/>
+        <w:gridCol w:w="661"/>
+        <w:gridCol w:w="661"/>
+        <w:gridCol w:w="850"/>
+        <w:gridCol w:w="850"/>
+        <w:gridCol w:w="850"/>
+        <w:gridCol w:w="756"/>
+        <w:gridCol w:w="852"/>
       </w:tblGrid>
       <w:tr>
         <w:trPr>
@@ -14678,7 +15206,7 @@
         </w:trPr>
         <w:tc>
           <w:tcPr>
-            <w:tcW w:type="dxa" w:w="2891"/>
+            <w:tcW w:type="dxa" w:w="2646"/>
             <w:tcBorders>
               <w:top w:val="single" w:color="A6A6A6" w:sz="4"/>
               <w:left w:val="single" w:color="A6A6A6" w:sz="4"/>
@@ -14708,7 +15236,7 @@
         </w:tc>
         <w:tc>
           <w:tcPr>
-            <w:tcW w:type="dxa" w:w="1542"/>
+            <w:tcW w:type="dxa" w:w="1512"/>
             <w:tcBorders>
               <w:top w:val="single" w:color="A6A6A6" w:sz="4"/>
               <w:left w:val="single" w:color="A6A6A6" w:sz="4"/>
@@ -14738,7 +15266,7 @@
         </w:tc>
         <w:tc>
           <w:tcPr>
-            <w:tcW w:type="dxa" w:w="771"/>
+            <w:tcW w:type="dxa" w:w="661"/>
             <w:tcBorders>
               <w:top w:val="single" w:color="A6A6A6" w:sz="4"/>
               <w:left w:val="single" w:color="A6A6A6" w:sz="4"/>
@@ -14768,7 +15296,7 @@
         </w:tc>
         <w:tc>
           <w:tcPr>
-            <w:tcW w:type="dxa" w:w="771"/>
+            <w:tcW w:type="dxa" w:w="661"/>
             <w:tcBorders>
               <w:top w:val="single" w:color="A6A6A6" w:sz="4"/>
               <w:left w:val="single" w:color="A6A6A6" w:sz="4"/>
@@ -14798,7 +15326,7 @@
         </w:tc>
         <w:tc>
           <w:tcPr>
-            <w:tcW w:type="dxa" w:w="964"/>
+            <w:tcW w:type="dxa" w:w="850"/>
             <w:tcBorders>
               <w:top w:val="single" w:color="A6A6A6" w:sz="4"/>
               <w:left w:val="single" w:color="A6A6A6" w:sz="4"/>
@@ -14828,7 +15356,7 @@
         </w:tc>
         <w:tc>
           <w:tcPr>
-            <w:tcW w:type="dxa" w:w="964"/>
+            <w:tcW w:type="dxa" w:w="850"/>
             <w:tcBorders>
               <w:top w:val="single" w:color="A6A6A6" w:sz="4"/>
               <w:left w:val="single" w:color="A6A6A6" w:sz="4"/>
@@ -14858,7 +15386,7 @@
         </w:tc>
         <w:tc>
           <w:tcPr>
-            <w:tcW w:type="dxa" w:w="964"/>
+            <w:tcW w:type="dxa" w:w="850"/>
             <w:tcBorders>
               <w:top w:val="single" w:color="A6A6A6" w:sz="4"/>
               <w:left w:val="single" w:color="A6A6A6" w:sz="4"/>
@@ -14888,7 +15416,7 @@
         </w:tc>
         <w:tc>
           <w:tcPr>
-            <w:tcW w:type="dxa" w:w="771"/>
+            <w:tcW w:type="dxa" w:w="756"/>
             <w:tcBorders>
               <w:top w:val="single" w:color="A6A6A6" w:sz="4"/>
               <w:left w:val="single" w:color="A6A6A6" w:sz="4"/>
@@ -14916,11 +15444,41 @@
             </w:r>
           </w:p>
         </w:tc>
-      </w:tr>
-      <w:tr>
-        <w:tc>
-          <w:tcPr>
-            <w:tcW w:type="dxa" w:w="2891"/>
+        <w:tc>
+          <w:tcPr>
+            <w:tcW w:type="dxa" w:w="852"/>
+            <w:tcBorders>
+              <w:top w:val="single" w:color="A6A6A6" w:sz="4"/>
+              <w:left w:val="single" w:color="A6A6A6" w:sz="4"/>
+              <w:bottom w:val="single" w:color="A6A6A6" w:sz="4"/>
+              <w:right w:val="single" w:color="A6A6A6" w:sz="4"/>
+            </w:tcBorders>
+            <w:shd w:fill="1F4E79" w:color="auto" w:val="clear"/>
+            <w:tcMar>
+              <w:top w:type="dxa" w:w="60"/>
+              <w:left w:type="dxa" w:w="100"/>
+              <w:bottom w:type="dxa" w:w="60"/>
+              <w:right w:type="dxa" w:w="100"/>
+            </w:tcMar>
+          </w:tcPr>
+          <w:p>
+            <w:r>
+              <w:rPr>
+                <w:b/>
+                <w:bCs/>
+                <w:color w:val="FFFFFF"/>
+                <w:sz w:val="19"/>
+                <w:szCs w:val="19"/>
+              </w:rPr>
+              <w:t xml:space="preserve">Folder Errors</w:t>
+            </w:r>
+          </w:p>
+        </w:tc>
+      </w:tr>
+      <w:tr>
+        <w:tc>
+          <w:tcPr>
+            <w:tcW w:type="dxa" w:w="2646"/>
             <w:tcBorders>
               <w:top w:val="single" w:color="A6A6A6" w:sz="4"/>
               <w:left w:val="single" w:color="A6A6A6" w:sz="4"/>
@@ -14946,7 +15504,7 @@
         </w:tc>
         <w:tc>
           <w:tcPr>
-            <w:tcW w:type="dxa" w:w="1542"/>
+            <w:tcW w:type="dxa" w:w="1512"/>
             <w:tcBorders>
               <w:top w:val="single" w:color="A6A6A6" w:sz="4"/>
               <w:left w:val="single" w:color="A6A6A6" w:sz="4"/>
@@ -14972,7 +15530,7 @@
         </w:tc>
         <w:tc>
           <w:tcPr>
-            <w:tcW w:type="dxa" w:w="771"/>
+            <w:tcW w:type="dxa" w:w="661"/>
             <w:tcBorders>
               <w:top w:val="single" w:color="A6A6A6" w:sz="4"/>
               <w:left w:val="single" w:color="A6A6A6" w:sz="4"/>
@@ -14998,7 +15556,7 @@
         </w:tc>
         <w:tc>
           <w:tcPr>
-            <w:tcW w:type="dxa" w:w="771"/>
+            <w:tcW w:type="dxa" w:w="661"/>
             <w:tcBorders>
               <w:top w:val="single" w:color="A6A6A6" w:sz="4"/>
               <w:left w:val="single" w:color="A6A6A6" w:sz="4"/>
@@ -15024,7 +15582,7 @@
         </w:tc>
         <w:tc>
           <w:tcPr>
-            <w:tcW w:type="dxa" w:w="964"/>
+            <w:tcW w:type="dxa" w:w="850"/>
             <w:tcBorders>
               <w:top w:val="single" w:color="A6A6A6" w:sz="4"/>
               <w:left w:val="single" w:color="A6A6A6" w:sz="4"/>
@@ -15050,7 +15608,7 @@
         </w:tc>
         <w:tc>
           <w:tcPr>
-            <w:tcW w:type="dxa" w:w="964"/>
+            <w:tcW w:type="dxa" w:w="850"/>
             <w:tcBorders>
               <w:top w:val="single" w:color="A6A6A6" w:sz="4"/>
               <w:left w:val="single" w:color="A6A6A6" w:sz="4"/>
@@ -15076,7 +15634,7 @@
         </w:tc>
         <w:tc>
           <w:tcPr>
-            <w:tcW w:type="dxa" w:w="964"/>
+            <w:tcW w:type="dxa" w:w="850"/>
             <w:tcBorders>
               <w:top w:val="single" w:color="A6A6A6" w:sz="4"/>
               <w:left w:val="single" w:color="A6A6A6" w:sz="4"/>
@@ -15102,7 +15660,7 @@
         </w:tc>
         <w:tc>
           <w:tcPr>
-            <w:tcW w:type="dxa" w:w="771"/>
+            <w:tcW w:type="dxa" w:w="756"/>
             <w:tcBorders>
               <w:top w:val="single" w:color="A6A6A6" w:sz="4"/>
               <w:left w:val="single" w:color="A6A6A6" w:sz="4"/>
@@ -15126,11 +15684,37 @@
             </w:r>
           </w:p>
         </w:tc>
-      </w:tr>
-      <w:tr>
-        <w:tc>
-          <w:tcPr>
-            <w:tcW w:type="dxa" w:w="2891"/>
+        <w:tc>
+          <w:tcPr>
+            <w:tcW w:type="dxa" w:w="852"/>
+            <w:tcBorders>
+              <w:top w:val="single" w:color="A6A6A6" w:sz="4"/>
+              <w:left w:val="single" w:color="A6A6A6" w:sz="4"/>
+              <w:bottom w:val="single" w:color="A6A6A6" w:sz="4"/>
+              <w:right w:val="single" w:color="A6A6A6" w:sz="4"/>
+            </w:tcBorders>
+            <w:tcMar>
+              <w:top w:type="dxa" w:w="60"/>
+              <w:left w:type="dxa" w:w="100"/>
+              <w:bottom w:type="dxa" w:w="60"/>
+              <w:right w:type="dxa" w:w="100"/>
+            </w:tcMar>
+          </w:tcPr>
+          <w:p>
+            <w:r>
+              <w:rPr>
+                <w:sz w:val="19"/>
+                <w:szCs w:val="19"/>
+              </w:rPr>
+              <w:t xml:space="preserve">1</w:t>
+            </w:r>
+          </w:p>
+        </w:tc>
+      </w:tr>
+      <w:tr>
+        <w:tc>
+          <w:tcPr>
+            <w:tcW w:type="dxa" w:w="2646"/>
             <w:tcBorders>
               <w:top w:val="single" w:color="A6A6A6" w:sz="4"/>
               <w:left w:val="single" w:color="A6A6A6" w:sz="4"/>
@@ -15157,7 +15741,7 @@
         </w:tc>
         <w:tc>
           <w:tcPr>
-            <w:tcW w:type="dxa" w:w="1542"/>
+            <w:tcW w:type="dxa" w:w="1512"/>
             <w:tcBorders>
               <w:top w:val="single" w:color="A6A6A6" w:sz="4"/>
               <w:left w:val="single" w:color="A6A6A6" w:sz="4"/>
@@ -15184,7 +15768,7 @@
         </w:tc>
         <w:tc>
           <w:tcPr>
-            <w:tcW w:type="dxa" w:w="771"/>
+            <w:tcW w:type="dxa" w:w="661"/>
             <w:tcBorders>
               <w:top w:val="single" w:color="A6A6A6" w:sz="4"/>
               <w:left w:val="single" w:color="A6A6A6" w:sz="4"/>
@@ -15211,7 +15795,7 @@
         </w:tc>
         <w:tc>
           <w:tcPr>
-            <w:tcW w:type="dxa" w:w="771"/>
+            <w:tcW w:type="dxa" w:w="661"/>
             <w:tcBorders>
               <w:top w:val="single" w:color="A6A6A6" w:sz="4"/>
               <w:left w:val="single" w:color="A6A6A6" w:sz="4"/>
@@ -15238,7 +15822,7 @@
         </w:tc>
         <w:tc>
           <w:tcPr>
-            <w:tcW w:type="dxa" w:w="964"/>
+            <w:tcW w:type="dxa" w:w="850"/>
             <w:tcBorders>
               <w:top w:val="single" w:color="A6A6A6" w:sz="4"/>
               <w:left w:val="single" w:color="A6A6A6" w:sz="4"/>
@@ -15265,7 +15849,7 @@
         </w:tc>
         <w:tc>
           <w:tcPr>
-            <w:tcW w:type="dxa" w:w="964"/>
+            <w:tcW w:type="dxa" w:w="850"/>
             <w:tcBorders>
               <w:top w:val="single" w:color="A6A6A6" w:sz="4"/>
               <w:left w:val="single" w:color="A6A6A6" w:sz="4"/>
@@ -15292,7 +15876,7 @@
         </w:tc>
         <w:tc>
           <w:tcPr>
-            <w:tcW w:type="dxa" w:w="964"/>
+            <w:tcW w:type="dxa" w:w="850"/>
             <w:tcBorders>
               <w:top w:val="single" w:color="A6A6A6" w:sz="4"/>
               <w:left w:val="single" w:color="A6A6A6" w:sz="4"/>
@@ -15319,7 +15903,34 @@
         </w:tc>
         <w:tc>
           <w:tcPr>
-            <w:tcW w:type="dxa" w:w="771"/>
+            <w:tcW w:type="dxa" w:w="756"/>
+            <w:tcBorders>
+              <w:top w:val="single" w:color="A6A6A6" w:sz="4"/>
+              <w:left w:val="single" w:color="A6A6A6" w:sz="4"/>
+              <w:bottom w:val="single" w:color="A6A6A6" w:sz="4"/>
+              <w:right w:val="single" w:color="A6A6A6" w:sz="4"/>
+            </w:tcBorders>
+            <w:shd w:fill="F2F6FA" w:color="auto" w:val="clear"/>
+            <w:tcMar>
+              <w:top w:type="dxa" w:w="60"/>
+              <w:left w:type="dxa" w:w="100"/>
+              <w:bottom w:type="dxa" w:w="60"/>
+              <w:right w:type="dxa" w:w="100"/>
+            </w:tcMar>
+          </w:tcPr>
+          <w:p>
+            <w:r>
+              <w:rPr>
+                <w:sz w:val="19"/>
+                <w:szCs w:val="19"/>
+              </w:rPr>
+              <w:t xml:space="preserve">0</w:t>
+            </w:r>
+          </w:p>
+        </w:tc>
+        <w:tc>
+          <w:tcPr>
+            <w:tcW w:type="dxa" w:w="852"/>
             <w:tcBorders>
               <w:top w:val="single" w:color="A6A6A6" w:sz="4"/>
               <w:left w:val="single" w:color="A6A6A6" w:sz="4"/>
@@ -15364,7 +15975,7 @@
         <w:spacing w:after="120"/>
       </w:pPr>
       <w:r>
-        <w:t xml:space="preserve">比較対象となった全ファイルを、1ファイル1行で出力します。同一のファイルも含まれるため、「何を比較したか」のエビデンスとしても利用できます。</w:t>
+        <w:t xml:space="preserve">比較対象となった全ファイルを、1ファイル1行で出力します。同一のファイルも含まれるため、「何を比較したか」のエビデンスとしても利用できます。読み取れなかったフォルダがある場合は、ファイルの行より前（先頭）に FolderError の行が出力されます。</w:t>
       </w:r>
     </w:p>
     <w:tbl>
@@ -15497,7 +16108,7 @@
                 <w:sz w:val="19"/>
                 <w:szCs w:val="19"/>
               </w:rPr>
-              <w:t xml:space="preserve">比較フォルダからの相対パス</w:t>
+              <w:t xml:space="preserve">比較フォルダからの相対パス（FolderError の行はフォルダの相対パス）</w:t>
             </w:r>
           </w:p>
         </w:tc>
@@ -15717,7 +16328,7 @@
                 <w:sz w:val="19"/>
                 <w:szCs w:val="19"/>
               </w:rPr>
-              <w:t xml:space="preserve">Status が Error の場合の理由</w:t>
+              <w:t xml:space="preserve">Status が Error／FolderError の場合の理由。FolderError は先頭に [Left]／[Right] が付きます</w:t>
             </w:r>
           </w:p>
         </w:tc>
@@ -16254,6 +16865,89 @@
           </w:p>
         </w:tc>
       </w:tr>
+      <w:tr>
+        <w:tc>
+          <w:tcPr>
+            <w:tcW w:type="dxa" w:w="1687"/>
+            <w:tcBorders>
+              <w:top w:val="single" w:color="A6A6A6" w:sz="4"/>
+              <w:left w:val="single" w:color="A6A6A6" w:sz="4"/>
+              <w:bottom w:val="single" w:color="A6A6A6" w:sz="4"/>
+              <w:right w:val="single" w:color="A6A6A6" w:sz="4"/>
+            </w:tcBorders>
+            <w:shd w:fill="F2F6FA" w:color="auto" w:val="clear"/>
+            <w:tcMar>
+              <w:top w:type="dxa" w:w="60"/>
+              <w:left w:type="dxa" w:w="100"/>
+              <w:bottom w:type="dxa" w:w="60"/>
+              <w:right w:type="dxa" w:w="100"/>
+            </w:tcMar>
+          </w:tcPr>
+          <w:p>
+            <w:r>
+              <w:rPr>
+                <w:sz w:val="19"/>
+                <w:szCs w:val="19"/>
+              </w:rPr>
+              <w:t xml:space="preserve">FolderError</w:t>
+            </w:r>
+          </w:p>
+        </w:tc>
+        <w:tc>
+          <w:tcPr>
+            <w:tcW w:type="dxa" w:w="2169"/>
+            <w:tcBorders>
+              <w:top w:val="single" w:color="A6A6A6" w:sz="4"/>
+              <w:left w:val="single" w:color="A6A6A6" w:sz="4"/>
+              <w:bottom w:val="single" w:color="A6A6A6" w:sz="4"/>
+              <w:right w:val="single" w:color="A6A6A6" w:sz="4"/>
+            </w:tcBorders>
+            <w:shd w:fill="F2F6FA" w:color="auto" w:val="clear"/>
+            <w:tcMar>
+              <w:top w:type="dxa" w:w="60"/>
+              <w:left w:type="dxa" w:w="100"/>
+              <w:bottom w:type="dxa" w:w="60"/>
+              <w:right w:type="dxa" w:w="100"/>
+            </w:tcMar>
+          </w:tcPr>
+          <w:p>
+            <w:r>
+              <w:rPr>
+                <w:sz w:val="19"/>
+                <w:szCs w:val="19"/>
+              </w:rPr>
+              <w:t xml:space="preserve">フォルダを読めなかった</w:t>
+            </w:r>
+          </w:p>
+        </w:tc>
+        <w:tc>
+          <w:tcPr>
+            <w:tcW w:type="dxa" w:w="5782"/>
+            <w:tcBorders>
+              <w:top w:val="single" w:color="A6A6A6" w:sz="4"/>
+              <w:left w:val="single" w:color="A6A6A6" w:sz="4"/>
+              <w:bottom w:val="single" w:color="A6A6A6" w:sz="4"/>
+              <w:right w:val="single" w:color="A6A6A6" w:sz="4"/>
+            </w:tcBorders>
+            <w:shd w:fill="F2F6FA" w:color="auto" w:val="clear"/>
+            <w:tcMar>
+              <w:top w:type="dxa" w:w="60"/>
+              <w:left w:type="dxa" w:w="100"/>
+              <w:bottom w:type="dxa" w:w="60"/>
+              <w:right w:type="dxa" w:w="100"/>
+            </w:tcMar>
+          </w:tcPr>
+          <w:p>
+            <w:r>
+              <w:rPr>
+                <w:sz w:val="19"/>
+                <w:szCs w:val="19"/>
+              </w:rPr>
+              <w:t xml:space="preserve">アクセス権がない、パスが長すぎる等。このフォルダ配下のファイルは一覧に含まれず、比較されていない（ver 1.2.0 で追加）</w:t>
+            </w:r>
+          </w:p>
+        </w:tc>
+      </w:tr>
     </w:tbl>
     <w:p>
       <w:pPr>
@@ -16328,6 +17022,19 @@
                 <w:sz w:val="17"/>
                 <w:szCs w:val="17"/>
               </w:rPr>
+              <w:t xml:space="preserve">"旧資料\非公開","FolderError","","","","","[Left] パス 'C:\Users\...\非公開' へのアクセスが拒否されました。"</w:t>
+            </w:r>
+          </w:p>
+          <w:p>
+            <w:pPr>
+              <w:spacing w:after="0" w:line="260"/>
+            </w:pPr>
+            <w:r>
+              <w:rPr>
+                <w:rFonts w:ascii="Consolas" w:eastAsia="MS Gothic" w:hAnsi="Consolas"/>
+                <w:sz w:val="17"/>
+                <w:szCs w:val="17"/>
+              </w:rPr>
               <w:t xml:space="preserve">"SC001_画面一覧.xlsx","Same","48211","48211","2025-04-01 10:12:30","2025-04-01 10:12:30",""</w:t>
             </w:r>
           </w:p>
@@ -16433,7 +17140,7 @@
               <w:t xml:space="preserve">ポイント  </w:t>
             </w:r>
             <w:r>
-              <w:t xml:space="preserve">Excel で開いて Status 列にフィルタをかけ、「Same」以外を表示すると、確認が必要なファイルだけを抽出できます。</w:t>
+              <w:t xml:space="preserve">Excel で開いて Status 列にフィルタをかけ、「Same」以外を表示すると、確認が必要なファイル・フォルダだけを抽出できます。</w:t>
             </w:r>
           </w:p>
         </w:tc>
@@ -17685,10 +18392,33 @@
       </w:pPr>
       <w:r>
         <w:rPr>
-          <w:b/>
-          <w:bCs/>
+          <w:rFonts w:ascii="Consolas" w:eastAsia="Meiryo UI" w:hAnsi="Consolas"/>
+          <w:color w:val="A31515"/>
         </w:rPr>
-        <w:t xml:space="preserve">`compare.log` に `WARN` の行がないことを確認します。</w:t>
+        <w:t xml:space="preserve">compare.log</w:t>
+      </w:r>
+      <w:r>
+        <w:t xml:space="preserve"> に </w:t>
+      </w:r>
+      <w:r>
+        <w:rPr>
+          <w:rFonts w:ascii="Consolas" w:eastAsia="Meiryo UI" w:hAnsi="Consolas"/>
+          <w:color w:val="A31515"/>
+        </w:rPr>
+        <w:t xml:space="preserve">ERROR</w:t>
+      </w:r>
+      <w:r>
+        <w:t xml:space="preserve">・</w:t>
+      </w:r>
+      <w:r>
+        <w:rPr>
+          <w:rFonts w:ascii="Consolas" w:eastAsia="Meiryo UI" w:hAnsi="Consolas"/>
+          <w:color w:val="A31515"/>
+        </w:rPr>
+        <w:t xml:space="preserve">WARN</w:t>
+      </w:r>
+      <w:r>
+        <w:t xml:space="preserve"> の行がないか確認します。</w:t>
       </w:r>
       <w:r>
         <w:rPr>
@@ -17698,7 +18428,17 @@
         <w:t xml:space="preserve">Cannot read folder</w:t>
       </w:r>
       <w:r>
-        <w:t xml:space="preserve"> がある場合、そのフォルダは比較されていないため、結果が SAME（終了コード 0）でも正しくありません。</w:t>
+        <w:t xml:space="preserve"> は ver 1.2.0 から ERROR となり、終了コード 2・PARTIAL_ERROR で通知されます。</w:t>
+      </w:r>
+      <w:r>
+        <w:rPr>
+          <w:rFonts w:ascii="Consolas" w:eastAsia="Meiryo UI" w:hAnsi="Consolas"/>
+          <w:color w:val="A31515"/>
+        </w:rPr>
+        <w:t xml:space="preserve">abandoned lock</w:t>
+      </w:r>
+      <w:r>
+        <w:t xml:space="preserve"> の WARN は、前回の実行が強制終了されていたことを示します（今回の結果は有効です）。</w:t>
       </w:r>
     </w:p>
     <w:p>
@@ -18331,7 +19071,7 @@
                 <w:sz w:val="19"/>
                 <w:szCs w:val="19"/>
               </w:rPr>
-              <w:t xml:space="preserve">WARN あり</w:t>
+              <w:t xml:space="preserve">WARN（abandoned lock）</w:t>
             </w:r>
           </w:p>
         </w:tc>
@@ -18396,7 +19136,7 @@
                 <w:sz w:val="19"/>
                 <w:szCs w:val="19"/>
               </w:rPr>
-              <w:t xml:space="preserve">アクセス権・パス長を確認し、再実行する</w:t>
+              <w:t xml:space="preserve">前回が強制終了された原因（タスクの停止・シャットダウン等）を確認する</w:t>
             </w:r>
           </w:p>
         </w:tc>
@@ -19567,7 +20307,7 @@
                 <w:sz w:val="19"/>
                 <w:szCs w:val="19"/>
               </w:rPr>
-              <w:t xml:space="preserve">WARN: Cannot read folder: …</w:t>
+              <w:t xml:space="preserve">ERROR: Cannot read folder (Left|Right): …（Result=PARTIAL_ERROR）</w:t>
             </w:r>
           </w:p>
         </w:tc>
@@ -19621,7 +20361,7 @@
                 <w:sz w:val="19"/>
                 <w:szCs w:val="19"/>
               </w:rPr>
-              <w:t xml:space="preserve">アクセス権・パスの長さ（10章参照）を確認してください。該当フォルダは比較対象外となり、結果が SAME でも正しくない可能性があります。</w:t>
+              <w:t xml:space="preserve">エラーに出た側（Left／Right）のフォルダについて、アクセス権・パスの長さ（10章参照）を確認し、再実行してください。</w:t>
             </w:r>
           </w:p>
         </w:tc>
@@ -19649,6 +20389,87 @@
                 <w:sz w:val="19"/>
                 <w:szCs w:val="19"/>
               </w:rPr>
+              <w:t xml:space="preserve">WARN: Previous run did not finish normally (abandoned lock)…</w:t>
+            </w:r>
+          </w:p>
+        </w:tc>
+        <w:tc>
+          <w:tcPr>
+            <w:tcW w:type="dxa" w:w="2891"/>
+            <w:tcBorders>
+              <w:top w:val="single" w:color="A6A6A6" w:sz="4"/>
+              <w:left w:val="single" w:color="A6A6A6" w:sz="4"/>
+              <w:bottom w:val="single" w:color="A6A6A6" w:sz="4"/>
+              <w:right w:val="single" w:color="A6A6A6" w:sz="4"/>
+            </w:tcBorders>
+            <w:tcMar>
+              <w:top w:type="dxa" w:w="60"/>
+              <w:left w:type="dxa" w:w="100"/>
+              <w:bottom w:type="dxa" w:w="60"/>
+              <w:right w:type="dxa" w:w="100"/>
+            </w:tcMar>
+          </w:tcPr>
+          <w:p>
+            <w:r>
+              <w:rPr>
+                <w:sz w:val="19"/>
+                <w:szCs w:val="19"/>
+              </w:rPr>
+              <w:t xml:space="preserve">前回の実行がタスクの停止・Ctrl+C・シャットダウン等で強制終了された</w:t>
+            </w:r>
+          </w:p>
+        </w:tc>
+        <w:tc>
+          <w:tcPr>
+            <w:tcW w:type="dxa" w:w="3374"/>
+            <w:tcBorders>
+              <w:top w:val="single" w:color="A6A6A6" w:sz="4"/>
+              <w:left w:val="single" w:color="A6A6A6" w:sz="4"/>
+              <w:bottom w:val="single" w:color="A6A6A6" w:sz="4"/>
+              <w:right w:val="single" w:color="A6A6A6" w:sz="4"/>
+            </w:tcBorders>
+            <w:tcMar>
+              <w:top w:type="dxa" w:w="60"/>
+              <w:left w:type="dxa" w:w="100"/>
+              <w:bottom w:type="dxa" w:w="60"/>
+              <w:right w:type="dxa" w:w="100"/>
+            </w:tcMar>
+          </w:tcPr>
+          <w:p>
+            <w:r>
+              <w:rPr>
+                <w:sz w:val="19"/>
+                <w:szCs w:val="19"/>
+              </w:rPr>
+              <w:t xml:space="preserve">処理は自動で回復して続行しています。今回の結果は有効です。繰り返す場合は、タイムアウト設定やタスクの［停止するまでの時間］を見直してください。</w:t>
+            </w:r>
+          </w:p>
+        </w:tc>
+      </w:tr>
+      <w:tr>
+        <w:tc>
+          <w:tcPr>
+            <w:tcW w:type="dxa" w:w="3373"/>
+            <w:tcBorders>
+              <w:top w:val="single" w:color="A6A6A6" w:sz="4"/>
+              <w:left w:val="single" w:color="A6A6A6" w:sz="4"/>
+              <w:bottom w:val="single" w:color="A6A6A6" w:sz="4"/>
+              <w:right w:val="single" w:color="A6A6A6" w:sz="4"/>
+            </w:tcBorders>
+            <w:shd w:fill="F2F6FA" w:color="auto" w:val="clear"/>
+            <w:tcMar>
+              <w:top w:type="dxa" w:w="60"/>
+              <w:left w:type="dxa" w:w="100"/>
+              <w:bottom w:type="dxa" w:w="60"/>
+              <w:right w:type="dxa" w:w="100"/>
+            </w:tcMar>
+          </w:tcPr>
+          <w:p>
+            <w:r>
+              <w:rPr>
+                <w:sz w:val="19"/>
+                <w:szCs w:val="19"/>
+              </w:rPr>
               <w:t xml:space="preserve">Office ファイルが Different になるが、見た目は変わらない</w:t>
             </w:r>
           </w:p>
@@ -19662,6 +20483,7 @@
               <w:bottom w:val="single" w:color="A6A6A6" w:sz="4"/>
               <w:right w:val="single" w:color="A6A6A6" w:sz="4"/>
             </w:tcBorders>
+            <w:shd w:fill="F2F6FA" w:color="auto" w:val="clear"/>
             <w:tcMar>
               <w:top w:type="dxa" w:w="60"/>
               <w:left w:type="dxa" w:w="100"/>
@@ -19688,6 +20510,7 @@
               <w:bottom w:val="single" w:color="A6A6A6" w:sz="4"/>
               <w:right w:val="single" w:color="A6A6A6" w:sz="4"/>
             </w:tcBorders>
+            <w:shd w:fill="F2F6FA" w:color="auto" w:val="clear"/>
             <w:tcMar>
               <w:top w:type="dxa" w:w="60"/>
               <w:left w:type="dxa" w:w="100"/>
@@ -19716,6 +20539,86 @@
               <w:bottom w:val="single" w:color="A6A6A6" w:sz="4"/>
               <w:right w:val="single" w:color="A6A6A6" w:sz="4"/>
             </w:tcBorders>
+            <w:tcMar>
+              <w:top w:type="dxa" w:w="60"/>
+              <w:left w:type="dxa" w:w="100"/>
+              <w:bottom w:type="dxa" w:w="60"/>
+              <w:right w:type="dxa" w:w="100"/>
+            </w:tcMar>
+          </w:tcPr>
+          <w:p>
+            <w:r>
+              <w:rPr>
+                <w:sz w:val="19"/>
+                <w:szCs w:val="19"/>
+              </w:rPr>
+              <w:t xml:space="preserve">File ERROR: …パス…長すぎます／指定されたパス…見つかりません（ファイルは存在する）</w:t>
+            </w:r>
+          </w:p>
+        </w:tc>
+        <w:tc>
+          <w:tcPr>
+            <w:tcW w:type="dxa" w:w="2891"/>
+            <w:tcBorders>
+              <w:top w:val="single" w:color="A6A6A6" w:sz="4"/>
+              <w:left w:val="single" w:color="A6A6A6" w:sz="4"/>
+              <w:bottom w:val="single" w:color="A6A6A6" w:sz="4"/>
+              <w:right w:val="single" w:color="A6A6A6" w:sz="4"/>
+            </w:tcBorders>
+            <w:tcMar>
+              <w:top w:type="dxa" w:w="60"/>
+              <w:left w:type="dxa" w:w="100"/>
+              <w:bottom w:type="dxa" w:w="60"/>
+              <w:right w:type="dxa" w:w="100"/>
+            </w:tcMar>
+          </w:tcPr>
+          <w:p>
+            <w:r>
+              <w:rPr>
+                <w:sz w:val="19"/>
+                <w:szCs w:val="19"/>
+              </w:rPr>
+              <w:t xml:space="preserve">フルパスが 260 文字を超えている</w:t>
+            </w:r>
+          </w:p>
+        </w:tc>
+        <w:tc>
+          <w:tcPr>
+            <w:tcW w:type="dxa" w:w="3374"/>
+            <w:tcBorders>
+              <w:top w:val="single" w:color="A6A6A6" w:sz="4"/>
+              <w:left w:val="single" w:color="A6A6A6" w:sz="4"/>
+              <w:bottom w:val="single" w:color="A6A6A6" w:sz="4"/>
+              <w:right w:val="single" w:color="A6A6A6" w:sz="4"/>
+            </w:tcBorders>
+            <w:tcMar>
+              <w:top w:type="dxa" w:w="60"/>
+              <w:left w:type="dxa" w:w="100"/>
+              <w:bottom w:type="dxa" w:w="60"/>
+              <w:right w:type="dxa" w:w="100"/>
+            </w:tcMar>
+          </w:tcPr>
+          <w:p>
+            <w:r>
+              <w:rPr>
+                <w:sz w:val="19"/>
+                <w:szCs w:val="19"/>
+              </w:rPr>
+              <w:t xml:space="preserve">10章「パスの長さ」の対処を参照してください。</w:t>
+            </w:r>
+          </w:p>
+        </w:tc>
+      </w:tr>
+      <w:tr>
+        <w:tc>
+          <w:tcPr>
+            <w:tcW w:type="dxa" w:w="3373"/>
+            <w:tcBorders>
+              <w:top w:val="single" w:color="A6A6A6" w:sz="4"/>
+              <w:left w:val="single" w:color="A6A6A6" w:sz="4"/>
+              <w:bottom w:val="single" w:color="A6A6A6" w:sz="4"/>
+              <w:right w:val="single" w:color="A6A6A6" w:sz="4"/>
+            </w:tcBorders>
             <w:shd w:fill="F2F6FA" w:color="auto" w:val="clear"/>
             <w:tcMar>
               <w:top w:type="dxa" w:w="60"/>
@@ -19730,7 +20633,7 @@
                 <w:sz w:val="19"/>
                 <w:szCs w:val="19"/>
               </w:rPr>
-              <w:t xml:space="preserve">File ERROR: …パス…長すぎます／指定されたパス…見つかりません（ファイルは存在する）</w:t>
+              <w:t xml:space="preserve">タスクスケジューラの前回の実行結果が (0x1)</w:t>
             </w:r>
           </w:p>
         </w:tc>
@@ -19757,7 +20660,7 @@
                 <w:sz w:val="19"/>
                 <w:szCs w:val="19"/>
               </w:rPr>
-              <w:t xml:space="preserve">フルパスが 260 文字を超えている</w:t>
+              <w:t xml:space="preserve">差分あり（エラーではない）</w:t>
             </w:r>
           </w:p>
         </w:tc>
@@ -19784,7 +20687,7 @@
                 <w:sz w:val="19"/>
                 <w:szCs w:val="19"/>
               </w:rPr>
-              <w:t xml:space="preserve">10章「パスの長さ」の対処を参照してください。</w:t>
+              <w:t xml:space="preserve">summary.csv で差分を確認してください（3.6 参照）。</w:t>
             </w:r>
           </w:p>
         </w:tc>
@@ -19812,7 +20715,7 @@
                 <w:sz w:val="19"/>
                 <w:szCs w:val="19"/>
               </w:rPr>
-              <w:t xml:space="preserve">タスクスケジューラの前回の実行結果が (0x1)</w:t>
+              <w:t xml:space="preserve">FATAL: Another compare process is already running.</w:t>
             </w:r>
           </w:p>
         </w:tc>
@@ -19838,7 +20741,7 @@
                 <w:sz w:val="19"/>
                 <w:szCs w:val="19"/>
               </w:rPr>
-              <w:t xml:space="preserve">差分あり（エラーではない）</w:t>
+              <w:t xml:space="preserve">別の実行（別の設定ファイルのタスクを含む）が処理中、または前回のプロセスが応答なしで残っている</w:t>
             </w:r>
           </w:p>
         </w:tc>
@@ -19864,90 +20767,7 @@
                 <w:sz w:val="19"/>
                 <w:szCs w:val="19"/>
               </w:rPr>
-              <w:t xml:space="preserve">summary.csv で差分を確認してください（3.6 参照）。</w:t>
-            </w:r>
-          </w:p>
-        </w:tc>
-      </w:tr>
-      <w:tr>
-        <w:tc>
-          <w:tcPr>
-            <w:tcW w:type="dxa" w:w="3373"/>
-            <w:tcBorders>
-              <w:top w:val="single" w:color="A6A6A6" w:sz="4"/>
-              <w:left w:val="single" w:color="A6A6A6" w:sz="4"/>
-              <w:bottom w:val="single" w:color="A6A6A6" w:sz="4"/>
-              <w:right w:val="single" w:color="A6A6A6" w:sz="4"/>
-            </w:tcBorders>
-            <w:shd w:fill="F2F6FA" w:color="auto" w:val="clear"/>
-            <w:tcMar>
-              <w:top w:type="dxa" w:w="60"/>
-              <w:left w:type="dxa" w:w="100"/>
-              <w:bottom w:type="dxa" w:w="60"/>
-              <w:right w:type="dxa" w:w="100"/>
-            </w:tcMar>
-          </w:tcPr>
-          <w:p>
-            <w:r>
-              <w:rPr>
-                <w:sz w:val="19"/>
-                <w:szCs w:val="19"/>
-              </w:rPr>
-              <w:t xml:space="preserve">FATAL: Another compare process is already running.（他に実行中のものがない）</w:t>
-            </w:r>
-          </w:p>
-        </w:tc>
-        <w:tc>
-          <w:tcPr>
-            <w:tcW w:type="dxa" w:w="2891"/>
-            <w:tcBorders>
-              <w:top w:val="single" w:color="A6A6A6" w:sz="4"/>
-              <w:left w:val="single" w:color="A6A6A6" w:sz="4"/>
-              <w:bottom w:val="single" w:color="A6A6A6" w:sz="4"/>
-              <w:right w:val="single" w:color="A6A6A6" w:sz="4"/>
-            </w:tcBorders>
-            <w:shd w:fill="F2F6FA" w:color="auto" w:val="clear"/>
-            <w:tcMar>
-              <w:top w:type="dxa" w:w="60"/>
-              <w:left w:type="dxa" w:w="100"/>
-              <w:bottom w:type="dxa" w:w="60"/>
-              <w:right w:type="dxa" w:w="100"/>
-            </w:tcMar>
-          </w:tcPr>
-          <w:p>
-            <w:r>
-              <w:rPr>
-                <w:sz w:val="19"/>
-                <w:szCs w:val="19"/>
-              </w:rPr>
-              <w:t xml:space="preserve">別の設定ファイルのタスクが実行中、または前回の実行が強制終了された</w:t>
-            </w:r>
-          </w:p>
-        </w:tc>
-        <w:tc>
-          <w:tcPr>
-            <w:tcW w:type="dxa" w:w="3374"/>
-            <w:tcBorders>
-              <w:top w:val="single" w:color="A6A6A6" w:sz="4"/>
-              <w:left w:val="single" w:color="A6A6A6" w:sz="4"/>
-              <w:bottom w:val="single" w:color="A6A6A6" w:sz="4"/>
-              <w:right w:val="single" w:color="A6A6A6" w:sz="4"/>
-            </w:tcBorders>
-            <w:shd w:fill="F2F6FA" w:color="auto" w:val="clear"/>
-            <w:tcMar>
-              <w:top w:type="dxa" w:w="60"/>
-              <w:left w:type="dxa" w:w="100"/>
-              <w:bottom w:type="dxa" w:w="60"/>
-              <w:right w:type="dxa" w:w="100"/>
-            </w:tcMar>
-          </w:tcPr>
-          <w:p>
-            <w:r>
-              <w:rPr>
-                <w:sz w:val="19"/>
-                <w:szCs w:val="19"/>
-              </w:rPr>
-              <w:t xml:space="preserve">タスクマネージャーで powershell.exe／WinMergeU.exe が残っていないか確認し、終了させてから再実行してください。改善しない場合は PC を再起動してください。</w:t>
+              <w:t xml:space="preserve">実行中のタスクの終了を待ってください。タスクマネージャーで powershell.exe／WinMergeU.exe が残っている場合は終了させてから再実行してください。なお、強制終了されたプロセスのロックは ver 1.2.0 で自動回復するため、このエラーにはなりません。</w:t>
             </w:r>
           </w:p>
         </w:tc>
@@ -20654,7 +21474,20 @@
         <w:spacing w:after="60"/>
       </w:pPr>
       <w:r>
-        <w:t xml:space="preserve">読み取れないサブフォルダがあっても、警告（WARN）を記録して処理を続けます。そのフォルダ内のファイルは比較されず、件数にも含まれません。</w:t>
+        <w:t xml:space="preserve">読み取れないサブフォルダがあっても、処理は止めずに他のフォルダの比較を続けます。そのフォルダは FolderError として記録され、ジョブの結果は PARTIAL_ERROR（終了コード 2）になります。</w:t>
+      </w:r>
+    </w:p>
+    <w:p>
+      <w:pPr>
+        <w:pStyle w:val="ListParagraph"/>
+        <w:numPr>
+          <w:ilvl w:val="0"/>
+          <w:numId w:val="2"/>
+        </w:numPr>
+        <w:spacing w:after="60"/>
+      </w:pPr>
+      <w:r>
+        <w:t xml:space="preserve">前回の実行が強制終了された場合、次回の実行時にロックを自動回復して処理を続けます（WARN を記録）。</w:t>
       </w:r>
     </w:p>
     <w:p>
@@ -21856,7 +22689,7 @@
                 <w:sz w:val="19"/>
                 <w:szCs w:val="19"/>
               </w:rPr>
-              <w:t xml:space="preserve">スクリプト版（記入例）</w:t>
+              <w:t xml:space="preserve">スクリプト版</w:t>
             </w:r>
           </w:p>
         </w:tc>
@@ -21974,7 +22807,7 @@
                 <w:sz w:val="19"/>
                 <w:szCs w:val="19"/>
               </w:rPr>
-              <w:t xml:space="preserve">2026/10/08 修正版</w:t>
+              <w:t xml:space="preserve">1.1.0</w:t>
             </w:r>
           </w:p>
         </w:tc>
@@ -22052,7 +22885,117 @@
                 <w:sz w:val="19"/>
                 <w:szCs w:val="19"/>
               </w:rPr>
-              <w:t xml:space="preserve">第1.1版</w:t>
+              <w:t xml:space="preserve">第1.0版・第1.1版</w:t>
+            </w:r>
+          </w:p>
+        </w:tc>
+      </w:tr>
+      <w:tr>
+        <w:tc>
+          <w:tcPr>
+            <w:tcW w:type="dxa" w:w="2650"/>
+            <w:tcBorders>
+              <w:top w:val="single" w:color="A6A6A6" w:sz="4"/>
+              <w:left w:val="single" w:color="A6A6A6" w:sz="4"/>
+              <w:bottom w:val="single" w:color="A6A6A6" w:sz="4"/>
+              <w:right w:val="single" w:color="A6A6A6" w:sz="4"/>
+            </w:tcBorders>
+            <w:shd w:fill="F2F6FA" w:color="auto" w:val="clear"/>
+            <w:tcMar>
+              <w:top w:type="dxa" w:w="60"/>
+              <w:left w:type="dxa" w:w="100"/>
+              <w:bottom w:type="dxa" w:w="60"/>
+              <w:right w:type="dxa" w:w="100"/>
+            </w:tcMar>
+          </w:tcPr>
+          <w:p>
+            <w:r>
+              <w:rPr>
+                <w:sz w:val="19"/>
+                <w:szCs w:val="19"/>
+              </w:rPr>
+              <w:t xml:space="preserve">1.2.0</w:t>
+            </w:r>
+          </w:p>
+        </w:tc>
+        <w:tc>
+          <w:tcPr>
+            <w:tcW w:type="dxa" w:w="1928"/>
+            <w:tcBorders>
+              <w:top w:val="single" w:color="A6A6A6" w:sz="4"/>
+              <w:left w:val="single" w:color="A6A6A6" w:sz="4"/>
+              <w:bottom w:val="single" w:color="A6A6A6" w:sz="4"/>
+              <w:right w:val="single" w:color="A6A6A6" w:sz="4"/>
+            </w:tcBorders>
+            <w:shd w:fill="F2F6FA" w:color="auto" w:val="clear"/>
+            <w:tcMar>
+              <w:top w:type="dxa" w:w="60"/>
+              <w:left w:type="dxa" w:w="100"/>
+              <w:bottom w:type="dxa" w:w="60"/>
+              <w:right w:type="dxa" w:w="100"/>
+            </w:tcMar>
+          </w:tcPr>
+          <w:p>
+            <w:r>
+              <w:rPr>
+                <w:sz w:val="19"/>
+                <w:szCs w:val="19"/>
+              </w:rPr>
+              <w:t xml:space="preserve">2026/10/09</w:t>
+            </w:r>
+          </w:p>
+        </w:tc>
+        <w:tc>
+          <w:tcPr>
+            <w:tcW w:type="dxa" w:w="3132"/>
+            <w:tcBorders>
+              <w:top w:val="single" w:color="A6A6A6" w:sz="4"/>
+              <w:left w:val="single" w:color="A6A6A6" w:sz="4"/>
+              <w:bottom w:val="single" w:color="A6A6A6" w:sz="4"/>
+              <w:right w:val="single" w:color="A6A6A6" w:sz="4"/>
+            </w:tcBorders>
+            <w:shd w:fill="F2F6FA" w:color="auto" w:val="clear"/>
+            <w:tcMar>
+              <w:top w:type="dxa" w:w="60"/>
+              <w:left w:type="dxa" w:w="100"/>
+              <w:bottom w:type="dxa" w:w="60"/>
+              <w:right w:type="dxa" w:w="100"/>
+            </w:tcMar>
+          </w:tcPr>
+          <w:p>
+            <w:r>
+              <w:rPr>
+                <w:sz w:val="19"/>
+                <w:szCs w:val="19"/>
+              </w:rPr>
+              <w:t xml:space="preserve">（certutil の結果を記入）</w:t>
+            </w:r>
+          </w:p>
+        </w:tc>
+        <w:tc>
+          <w:tcPr>
+            <w:tcW w:type="dxa" w:w="1928"/>
+            <w:tcBorders>
+              <w:top w:val="single" w:color="A6A6A6" w:sz="4"/>
+              <w:left w:val="single" w:color="A6A6A6" w:sz="4"/>
+              <w:bottom w:val="single" w:color="A6A6A6" w:sz="4"/>
+              <w:right w:val="single" w:color="A6A6A6" w:sz="4"/>
+            </w:tcBorders>
+            <w:shd w:fill="F2F6FA" w:color="auto" w:val="clear"/>
+            <w:tcMar>
+              <w:top w:type="dxa" w:w="60"/>
+              <w:left w:type="dxa" w:w="100"/>
+              <w:bottom w:type="dxa" w:w="60"/>
+              <w:right w:type="dxa" w:w="100"/>
+            </w:tcMar>
+          </w:tcPr>
+          <w:p>
+            <w:r>
+              <w:rPr>
+                <w:sz w:val="19"/>
+                <w:szCs w:val="19"/>
+              </w:rPr>
+              <w:t xml:space="preserve">第1.2版</w:t>
             </w:r>
           </w:p>
         </w:tc>
@@ -22359,6 +23302,86 @@
                 <w:szCs w:val="19"/>
               </w:rPr>
               <w:t xml:space="preserve">レビュー指摘の反映。PowerShell 5.1／7 の CSV 文字コードの違い、include と exclude のパターンの適用範囲、filter と件数の不一致、終了コードで判断できないケースを修正。パス長制限、読めないフォルダの扱い、隠しファイル、ブロック解除、タスクスケジューラの結果表示、二重起動の範囲、ジョブ名の重複、処理時間、Box のダウンロード、-WhatIf の削除動作を追記。7章「処理時間とリソース」、11章「管理情報」、8.3「結果の通知と対応」を新設</w:t>
+            </w:r>
+          </w:p>
+        </w:tc>
+      </w:tr>
+      <w:tr>
+        <w:tc>
+          <w:tcPr>
+            <w:tcW w:type="dxa" w:w="1205"/>
+            <w:tcBorders>
+              <w:top w:val="single" w:color="A6A6A6" w:sz="4"/>
+              <w:left w:val="single" w:color="A6A6A6" w:sz="4"/>
+              <w:bottom w:val="single" w:color="A6A6A6" w:sz="4"/>
+              <w:right w:val="single" w:color="A6A6A6" w:sz="4"/>
+            </w:tcBorders>
+            <w:tcMar>
+              <w:top w:type="dxa" w:w="60"/>
+              <w:left w:type="dxa" w:w="100"/>
+              <w:bottom w:type="dxa" w:w="60"/>
+              <w:right w:type="dxa" w:w="100"/>
+            </w:tcMar>
+          </w:tcPr>
+          <w:p>
+            <w:r>
+              <w:rPr>
+                <w:sz w:val="19"/>
+                <w:szCs w:val="19"/>
+              </w:rPr>
+              <w:t xml:space="preserve">1.2</w:t>
+            </w:r>
+          </w:p>
+        </w:tc>
+        <w:tc>
+          <w:tcPr>
+            <w:tcW w:type="dxa" w:w="1928"/>
+            <w:tcBorders>
+              <w:top w:val="single" w:color="A6A6A6" w:sz="4"/>
+              <w:left w:val="single" w:color="A6A6A6" w:sz="4"/>
+              <w:bottom w:val="single" w:color="A6A6A6" w:sz="4"/>
+              <w:right w:val="single" w:color="A6A6A6" w:sz="4"/>
+            </w:tcBorders>
+            <w:tcMar>
+              <w:top w:type="dxa" w:w="60"/>
+              <w:left w:type="dxa" w:w="100"/>
+              <w:bottom w:type="dxa" w:w="60"/>
+              <w:right w:type="dxa" w:w="100"/>
+            </w:tcMar>
+          </w:tcPr>
+          <w:p>
+            <w:r>
+              <w:rPr>
+                <w:sz w:val="19"/>
+                <w:szCs w:val="19"/>
+              </w:rPr>
+              <w:t xml:space="preserve">2026/10/09</w:t>
+            </w:r>
+          </w:p>
+        </w:tc>
+        <w:tc>
+          <w:tcPr>
+            <w:tcW w:type="dxa" w:w="6505"/>
+            <w:tcBorders>
+              <w:top w:val="single" w:color="A6A6A6" w:sz="4"/>
+              <w:left w:val="single" w:color="A6A6A6" w:sz="4"/>
+              <w:bottom w:val="single" w:color="A6A6A6" w:sz="4"/>
+              <w:right w:val="single" w:color="A6A6A6" w:sz="4"/>
+            </w:tcBorders>
+            <w:tcMar>
+              <w:top w:type="dxa" w:w="60"/>
+              <w:left w:type="dxa" w:w="100"/>
+              <w:bottom w:type="dxa" w:w="60"/>
+              <w:right w:type="dxa" w:w="100"/>
+            </w:tcMar>
+          </w:tcPr>
+          <w:p>
+            <w:r>
+              <w:rPr>
+                <w:sz w:val="19"/>
+                <w:szCs w:val="19"/>
+              </w:rPr>
+              <w:t xml:space="preserve">スクリプト ver 1.2.0 に対応。1.5 版の確認方法を変更（ログの Script 行）。読めないフォルダを FolderError／PARTIAL_ERROR／終了コード 2 として扱う変更を 4.5・6.2〜6.4・8.1・9・10章に反映。強制終了後のロック自動回復を 6.2・9・10章に追記。summary.csv に FolderErrors 列を追加</w:t>
             </w:r>
           </w:p>
         </w:tc>

--- a/フォルダ比較自動化ツール_運用マニュアル.docx
+++ b/フォルダ比較自動化ツール_運用マニュアル.docx
@@ -288,7 +288,7 @@
                 <w:sz w:val="19"/>
                 <w:szCs w:val="19"/>
               </w:rPr>
-              <w:t xml:space="preserve">第1.2版</w:t>
+              <w:t xml:space="preserve">第1.3版</w:t>
             </w:r>
           </w:p>
         </w:tc>
@@ -398,7 +398,7 @@
                 <w:sz w:val="19"/>
                 <w:szCs w:val="19"/>
               </w:rPr>
-              <w:t xml:space="preserve">2026年10月9日（第1.2版）</w:t>
+              <w:t xml:space="preserve">2026年10月9日（第1.3版）</w:t>
             </w:r>
           </w:p>
         </w:tc>
@@ -2062,6 +2062,76 @@
         <w:spacing w:after="120"/>
       </w:pPr>
     </w:p>
+    <w:tbl>
+      <w:tblPr>
+        <w:tblW w:type="dxa" w:w="9638"/>
+        <w:tblBorders>
+          <w:top w:val="single" w:color="auto" w:sz="4"/>
+          <w:left w:val="single" w:color="auto" w:sz="4"/>
+          <w:bottom w:val="single" w:color="auto" w:sz="4"/>
+          <w:right w:val="single" w:color="auto" w:sz="4"/>
+          <w:insideH w:val="single" w:color="auto" w:sz="4"/>
+          <w:insideV w:val="single" w:color="auto" w:sz="4"/>
+        </w:tblBorders>
+      </w:tblPr>
+      <w:tblGrid>
+        <w:gridCol w:w="9638"/>
+      </w:tblGrid>
+      <w:tr>
+        <w:tc>
+          <w:tcPr>
+            <w:tcW w:type="dxa" w:w="9638"/>
+            <w:tcBorders>
+              <w:top w:val="none" w:color="FFFFFF" w:sz="0"/>
+              <w:left w:val="single" w:color="C9A100" w:sz="24"/>
+              <w:bottom w:val="none" w:color="FFFFFF" w:sz="0"/>
+              <w:right w:val="none" w:color="FFFFFF" w:sz="0"/>
+            </w:tcBorders>
+            <w:shd w:fill="FFF4CE" w:color="auto" w:val="clear"/>
+            <w:tcMar>
+              <w:top w:type="dxa" w:w="80"/>
+              <w:left w:type="dxa" w:w="160"/>
+              <w:bottom w:type="dxa" w:w="80"/>
+              <w:right w:type="dxa" w:w="120"/>
+            </w:tcMar>
+          </w:tcPr>
+          <w:p>
+            <w:r>
+              <w:rPr>
+                <w:b/>
+                <w:bCs/>
+              </w:rPr>
+              <w:t xml:space="preserve">補足  </w:t>
+            </w:r>
+            <w:r>
+              <w:rPr>
+                <w:rFonts w:ascii="Consolas" w:eastAsia="Meiryo UI" w:hAnsi="Consolas"/>
+                <w:color w:val="A31515"/>
+              </w:rPr>
+              <w:t xml:space="preserve">Script</w:t>
+            </w:r>
+            <w:r>
+              <w:t xml:space="preserve"> の行は ver 1.2.0 から出力されます。compare.log に </w:t>
+            </w:r>
+            <w:r>
+              <w:rPr>
+                <w:rFonts w:ascii="Consolas" w:eastAsia="Meiryo UI" w:hAnsi="Consolas"/>
+                <w:color w:val="A31515"/>
+              </w:rPr>
+              <w:t xml:space="preserve">Script</w:t>
+            </w:r>
+            <w:r>
+              <w:t xml:space="preserve"> の行がない場合は、ver 1.1.0 以前のスクリプトです。最新版（ver 1.2.0）に差し替えてください。</w:t>
+            </w:r>
+          </w:p>
+        </w:tc>
+      </w:tr>
+    </w:tbl>
+    <w:p>
+      <w:pPr>
+        <w:spacing w:after="120"/>
+      </w:pPr>
+    </w:p>
     <w:p>
       <w:pPr>
         <w:pStyle w:val="ListParagraph"/>
@@ -2238,7 +2308,7 @@
                 <w:sz w:val="19"/>
                 <w:szCs w:val="19"/>
               </w:rPr>
-              <w:t xml:space="preserve">強制終了後のロック残りから自動回復。読めないフォルダを FolderError としてエラー扱い（PARTIAL_ERROR／終了コード 2）。ログに版数を出力</w:t>
+              <w:t xml:space="preserve">ロックが残っていても停止しないよう対策（abandoned lock の回復）。読めないフォルダを FolderError としてエラー扱い（PARTIAL_ERROR／終了コード 2）。ログに版数を出力</w:t>
             </w:r>
           </w:p>
         </w:tc>
@@ -5557,7 +5627,7 @@
                 <w:sz w:val="19"/>
                 <w:szCs w:val="19"/>
               </w:rPr>
-              <w:t xml:space="preserve">設定ファイルの誤り、フォルダが存在しない、WinMerge の失敗、読み取れないファイルがある、など</w:t>
+              <w:t xml:space="preserve">設定ファイルの誤り、フォルダが存在しない、WinMerge の失敗、読み取れないファイルがある、読み取れないフォルダがある（ver 1.2.0 以降）、など</w:t>
             </w:r>
           </w:p>
         </w:tc>
@@ -11431,7 +11501,7 @@
                 <w:sz w:val="17"/>
                 <w:szCs w:val="17"/>
               </w:rPr>
-              <w:t xml:space="preserve"> └─ 20261008_173651\                          … 実行日時（yyyyMMdd_HHmmss）</w:t>
+              <w:t xml:space="preserve"> └─ 20261009_173651\                          … 実行日時（yyyyMMdd_HHmmss）</w:t>
             </w:r>
           </w:p>
           <w:p>
@@ -12488,7 +12558,7 @@
                 <w:sz w:val="19"/>
                 <w:szCs w:val="19"/>
               </w:rPr>
-              <w:t xml:space="preserve">処理は継続するが確認が必要な事象（読み取れないファイル、-WhatIf モード、前回実行のロック回復）</w:t>
+              <w:t xml:space="preserve">処理は継続するが確認が必要な事象（読み取れないファイル、-WhatIf モード、ロックの回復）</w:t>
             </w:r>
           </w:p>
         </w:tc>
@@ -13042,6 +13112,61 @@
                 <w:sz w:val="19"/>
                 <w:szCs w:val="19"/>
               </w:rPr>
+              <w:t xml:space="preserve">Mode : WhatIf (WinMerge is not launched)</w:t>
+            </w:r>
+          </w:p>
+        </w:tc>
+        <w:tc>
+          <w:tcPr>
+            <w:tcW w:type="dxa" w:w="5301"/>
+            <w:tcBorders>
+              <w:top w:val="single" w:color="A6A6A6" w:sz="4"/>
+              <w:left w:val="single" w:color="A6A6A6" w:sz="4"/>
+              <w:bottom w:val="single" w:color="A6A6A6" w:sz="4"/>
+              <w:right w:val="single" w:color="A6A6A6" w:sz="4"/>
+            </w:tcBorders>
+            <w:shd w:fill="F2F6FA" w:color="auto" w:val="clear"/>
+            <w:tcMar>
+              <w:top w:type="dxa" w:w="60"/>
+              <w:left w:type="dxa" w:w="100"/>
+              <w:bottom w:type="dxa" w:w="60"/>
+              <w:right w:type="dxa" w:w="100"/>
+            </w:tcMar>
+          </w:tcPr>
+          <w:p>
+            <w:r>
+              <w:rPr>
+                <w:sz w:val="19"/>
+                <w:szCs w:val="19"/>
+              </w:rPr>
+              <w:t xml:space="preserve">-WhatIf 付きで実行された（WARN）。WinMerge レポートは出力されない</w:t>
+            </w:r>
+          </w:p>
+        </w:tc>
+      </w:tr>
+      <w:tr>
+        <w:tc>
+          <w:tcPr>
+            <w:tcW w:type="dxa" w:w="4337"/>
+            <w:tcBorders>
+              <w:top w:val="single" w:color="A6A6A6" w:sz="4"/>
+              <w:left w:val="single" w:color="A6A6A6" w:sz="4"/>
+              <w:bottom w:val="single" w:color="A6A6A6" w:sz="4"/>
+              <w:right w:val="single" w:color="A6A6A6" w:sz="4"/>
+            </w:tcBorders>
+            <w:tcMar>
+              <w:top w:type="dxa" w:w="60"/>
+              <w:left w:type="dxa" w:w="100"/>
+              <w:bottom w:type="dxa" w:w="60"/>
+              <w:right w:type="dxa" w:w="100"/>
+            </w:tcMar>
+          </w:tcPr>
+          <w:p>
+            <w:r>
+              <w:rPr>
+                <w:sz w:val="19"/>
+                <w:szCs w:val="19"/>
+              </w:rPr>
               <w:t xml:space="preserve">Previous run did not finish normally (abandoned lock)…</w:t>
             </w:r>
           </w:p>
@@ -13055,6 +13180,34 @@
               <w:bottom w:val="single" w:color="A6A6A6" w:sz="4"/>
               <w:right w:val="single" w:color="A6A6A6" w:sz="4"/>
             </w:tcBorders>
+            <w:tcMar>
+              <w:top w:type="dxa" w:w="60"/>
+              <w:left w:type="dxa" w:w="100"/>
+              <w:bottom w:type="dxa" w:w="60"/>
+              <w:right w:type="dxa" w:w="100"/>
+            </w:tcMar>
+          </w:tcPr>
+          <w:p>
+            <w:r>
+              <w:rPr>
+                <w:sz w:val="19"/>
+                <w:szCs w:val="19"/>
+              </w:rPr>
+              <w:t xml:space="preserve">解放されないまま残っていたロックを回復して処理を続けた（WARN）。出る条件は 9章参照</w:t>
+            </w:r>
+          </w:p>
+        </w:tc>
+      </w:tr>
+      <w:tr>
+        <w:tc>
+          <w:tcPr>
+            <w:tcW w:type="dxa" w:w="4337"/>
+            <w:tcBorders>
+              <w:top w:val="single" w:color="A6A6A6" w:sz="4"/>
+              <w:left w:val="single" w:color="A6A6A6" w:sz="4"/>
+              <w:bottom w:val="single" w:color="A6A6A6" w:sz="4"/>
+              <w:right w:val="single" w:color="A6A6A6" w:sz="4"/>
+            </w:tcBorders>
             <w:shd w:fill="F2F6FA" w:color="auto" w:val="clear"/>
             <w:tcMar>
               <w:top w:type="dxa" w:w="60"/>
@@ -13069,7 +13222,34 @@
                 <w:sz w:val="19"/>
                 <w:szCs w:val="19"/>
               </w:rPr>
-              <w:t xml:space="preserve">前回の実行が強制終了されていたため、ロックを回復して処理を続けた（WARN）</w:t>
+              <w:t xml:space="preserve">Cannot read folder (Left|Right): &lt;パス&gt; : &lt;理由&gt;</w:t>
+            </w:r>
+          </w:p>
+        </w:tc>
+        <w:tc>
+          <w:tcPr>
+            <w:tcW w:type="dxa" w:w="5301"/>
+            <w:tcBorders>
+              <w:top w:val="single" w:color="A6A6A6" w:sz="4"/>
+              <w:left w:val="single" w:color="A6A6A6" w:sz="4"/>
+              <w:bottom w:val="single" w:color="A6A6A6" w:sz="4"/>
+              <w:right w:val="single" w:color="A6A6A6" w:sz="4"/>
+            </w:tcBorders>
+            <w:shd w:fill="F2F6FA" w:color="auto" w:val="clear"/>
+            <w:tcMar>
+              <w:top w:type="dxa" w:w="60"/>
+              <w:left w:type="dxa" w:w="100"/>
+              <w:bottom w:type="dxa" w:w="60"/>
+              <w:right w:type="dxa" w:w="100"/>
+            </w:tcMar>
+          </w:tcPr>
+          <w:p>
+            <w:r>
+              <w:rPr>
+                <w:sz w:val="19"/>
+                <w:szCs w:val="19"/>
+              </w:rPr>
+              <w:t xml:space="preserve">読み取れなかったフォルダ（左右どちら側か）とその理由（ERROR）。配下のファイルは比較されていない</w:t>
             </w:r>
           </w:p>
         </w:tc>
@@ -13097,7 +13277,7 @@
                 <w:sz w:val="19"/>
                 <w:szCs w:val="19"/>
               </w:rPr>
-              <w:t xml:space="preserve">Cannot read folder (Left|Right): &lt;パス&gt; : &lt;理由&gt;</w:t>
+              <w:t xml:space="preserve">File ERROR: &lt;相対パス&gt; : &lt;理由&gt;</w:t>
             </w:r>
           </w:p>
         </w:tc>
@@ -13123,7 +13303,7 @@
                 <w:sz w:val="19"/>
                 <w:szCs w:val="19"/>
               </w:rPr>
-              <w:t xml:space="preserve">読み取れなかったフォルダ（左右どちら側か）とその理由（ERROR）。配下のファイルは比較されていない</w:t>
+              <w:t xml:space="preserve">読み取れなかったファイルとその理由</w:t>
             </w:r>
           </w:p>
         </w:tc>
@@ -13152,7 +13332,7 @@
                 <w:sz w:val="19"/>
                 <w:szCs w:val="19"/>
               </w:rPr>
-              <w:t xml:space="preserve">File ERROR: &lt;相対パス&gt; : &lt;理由&gt;</w:t>
+              <w:t xml:space="preserve">WinMerge ERROR: …</w:t>
             </w:r>
           </w:p>
         </w:tc>
@@ -13179,7 +13359,117 @@
                 <w:sz w:val="19"/>
                 <w:szCs w:val="19"/>
               </w:rPr>
-              <w:t xml:space="preserve">読み取れなかったファイルとその理由</w:t>
+              <w:t xml:space="preserve">WinMerge のレポート出力に失敗した（ERROR）。ハッシュ判定は続行し、終了コードは 2</w:t>
+            </w:r>
+          </w:p>
+        </w:tc>
+      </w:tr>
+      <w:tr>
+        <w:tc>
+          <w:tcPr>
+            <w:tcW w:type="dxa" w:w="4337"/>
+            <w:tcBorders>
+              <w:top w:val="single" w:color="A6A6A6" w:sz="4"/>
+              <w:left w:val="single" w:color="A6A6A6" w:sz="4"/>
+              <w:bottom w:val="single" w:color="A6A6A6" w:sz="4"/>
+              <w:right w:val="single" w:color="A6A6A6" w:sz="4"/>
+            </w:tcBorders>
+            <w:tcMar>
+              <w:top w:type="dxa" w:w="60"/>
+              <w:left w:type="dxa" w:w="100"/>
+              <w:bottom w:type="dxa" w:w="60"/>
+              <w:right w:type="dxa" w:w="100"/>
+            </w:tcMar>
+          </w:tcPr>
+          <w:p>
+            <w:r>
+              <w:rPr>
+                <w:sz w:val="19"/>
+                <w:szCs w:val="19"/>
+              </w:rPr>
+              <w:t xml:space="preserve">[ジョブ名] ERROR: …</w:t>
+            </w:r>
+          </w:p>
+        </w:tc>
+        <w:tc>
+          <w:tcPr>
+            <w:tcW w:type="dxa" w:w="5301"/>
+            <w:tcBorders>
+              <w:top w:val="single" w:color="A6A6A6" w:sz="4"/>
+              <w:left w:val="single" w:color="A6A6A6" w:sz="4"/>
+              <w:bottom w:val="single" w:color="A6A6A6" w:sz="4"/>
+              <w:right w:val="single" w:color="A6A6A6" w:sz="4"/>
+            </w:tcBorders>
+            <w:tcMar>
+              <w:top w:type="dxa" w:w="60"/>
+              <w:left w:type="dxa" w:w="100"/>
+              <w:bottom w:type="dxa" w:w="60"/>
+              <w:right w:type="dxa" w:w="100"/>
+            </w:tcMar>
+          </w:tcPr>
+          <w:p>
+            <w:r>
+              <w:rPr>
+                <w:sz w:val="19"/>
+                <w:szCs w:val="19"/>
+              </w:rPr>
+              <w:t xml:space="preserve">ジョブ全体が失敗した（ERROR）。Result=ERROR</w:t>
+            </w:r>
+          </w:p>
+        </w:tc>
+      </w:tr>
+      <w:tr>
+        <w:tc>
+          <w:tcPr>
+            <w:tcW w:type="dxa" w:w="4337"/>
+            <w:tcBorders>
+              <w:top w:val="single" w:color="A6A6A6" w:sz="4"/>
+              <w:left w:val="single" w:color="A6A6A6" w:sz="4"/>
+              <w:bottom w:val="single" w:color="A6A6A6" w:sz="4"/>
+              <w:right w:val="single" w:color="A6A6A6" w:sz="4"/>
+            </w:tcBorders>
+            <w:shd w:fill="F2F6FA" w:color="auto" w:val="clear"/>
+            <w:tcMar>
+              <w:top w:type="dxa" w:w="60"/>
+              <w:left w:type="dxa" w:w="100"/>
+              <w:bottom w:type="dxa" w:w="60"/>
+              <w:right w:type="dxa" w:w="100"/>
+            </w:tcMar>
+          </w:tcPr>
+          <w:p>
+            <w:r>
+              <w:rPr>
+                <w:sz w:val="19"/>
+                <w:szCs w:val="19"/>
+              </w:rPr>
+              <w:t xml:space="preserve">at: …</w:t>
+            </w:r>
+          </w:p>
+        </w:tc>
+        <w:tc>
+          <w:tcPr>
+            <w:tcW w:type="dxa" w:w="5301"/>
+            <w:tcBorders>
+              <w:top w:val="single" w:color="A6A6A6" w:sz="4"/>
+              <w:left w:val="single" w:color="A6A6A6" w:sz="4"/>
+              <w:bottom w:val="single" w:color="A6A6A6" w:sz="4"/>
+              <w:right w:val="single" w:color="A6A6A6" w:sz="4"/>
+            </w:tcBorders>
+            <w:shd w:fill="F2F6FA" w:color="auto" w:val="clear"/>
+            <w:tcMar>
+              <w:top w:type="dxa" w:w="60"/>
+              <w:left w:type="dxa" w:w="100"/>
+              <w:bottom w:type="dxa" w:w="60"/>
+              <w:right w:type="dxa" w:w="100"/>
+            </w:tcMar>
+          </w:tcPr>
+          <w:p>
+            <w:r>
+              <w:rPr>
+                <w:sz w:val="19"/>
+                <w:szCs w:val="19"/>
+              </w:rPr>
+              <w:t xml:space="preserve">直前の ERROR が発生したスクリプト内の位置（行番号）。不具合の問い合わせ時に添付</w:t>
             </w:r>
           </w:p>
         </w:tc>
@@ -13409,7 +13699,7 @@
                 <w:sz w:val="17"/>
                 <w:szCs w:val="17"/>
               </w:rPr>
-              <w:t xml:space="preserve">2026-10-08 17:36:51 [INFO ] ===== Folder compare START (20261008_173651) =====</w:t>
+              <w:t xml:space="preserve">2026-10-09 17:36:51 [INFO ] ===== Folder compare START (20261009_173651) =====</w:t>
             </w:r>
           </w:p>
           <w:p>
@@ -13422,7 +13712,7 @@
                 <w:sz w:val="17"/>
                 <w:szCs w:val="17"/>
               </w:rPr>
-              <w:t xml:space="preserve">2026-10-08 17:36:51 [INFO ] Script    : C:\tools\Invoke-FolderCompare.ps1 (ver 1.2.0)</w:t>
+              <w:t xml:space="preserve">2026-10-09 17:36:51 [INFO ] Script    : C:\tools\Invoke-FolderCompare.ps1 (ver 1.2.0)</w:t>
             </w:r>
           </w:p>
           <w:p>
@@ -13435,7 +13725,7 @@
                 <w:sz w:val="17"/>
                 <w:szCs w:val="17"/>
               </w:rPr>
-              <w:t xml:space="preserve">2026-10-08 17:36:51 [INFO ] Config    : C:\tools\compare-config.json</w:t>
+              <w:t xml:space="preserve">2026-10-09 17:36:51 [INFO ] Config    : C:\tools\compare-config.json</w:t>
             </w:r>
           </w:p>
           <w:p>
@@ -13448,7 +13738,7 @@
                 <w:sz w:val="17"/>
                 <w:szCs w:val="17"/>
               </w:rPr>
-              <w:t xml:space="preserve">2026-10-08 17:36:51 [INFO ] Output    : C:\tools\reports\20261008_173651</w:t>
+              <w:t xml:space="preserve">2026-10-09 17:36:51 [INFO ] Output    : C:\tools\reports\20261009_173651</w:t>
             </w:r>
           </w:p>
           <w:p>
@@ -13461,7 +13751,7 @@
                 <w:sz w:val="17"/>
                 <w:szCs w:val="17"/>
               </w:rPr>
-              <w:t xml:space="preserve">2026-10-08 17:36:51 [INFO ] PowerShell: 5.1.26100.1</w:t>
+              <w:t xml:space="preserve">2026-10-09 17:36:51 [INFO ] PowerShell: 5.1.26100.1</w:t>
             </w:r>
           </w:p>
           <w:p>
@@ -13474,7 +13764,7 @@
                 <w:sz w:val="17"/>
                 <w:szCs w:val="17"/>
               </w:rPr>
-              <w:t xml:space="preserve">2026-10-08 17:36:51 [INFO ] WinMerge  : C:\Program Files\WinMerge\WinMergeU.exe (ver 2.16.46.1)</w:t>
+              <w:t xml:space="preserve">2026-10-09 17:36:51 [INFO ] WinMerge  : C:\Program Files\WinMerge\WinMergeU.exe (ver 2.16.46.1)</w:t>
             </w:r>
           </w:p>
           <w:p>
@@ -13487,7 +13777,7 @@
                 <w:sz w:val="17"/>
                 <w:szCs w:val="17"/>
               </w:rPr>
-              <w:t xml:space="preserve">2026-10-08 17:36:51 [INFO ] --- [基本設計書（画面）_v1_vs_v2] start</w:t>
+              <w:t xml:space="preserve">2026-10-09 17:36:51 [INFO ] --- [基本設計書（画面）_v1_vs_v2] start</w:t>
             </w:r>
           </w:p>
           <w:p>
@@ -13500,7 +13790,7 @@
                 <w:sz w:val="17"/>
                 <w:szCs w:val="17"/>
               </w:rPr>
-              <w:t xml:space="preserve">2026-10-08 17:36:51 [INFO ]   WinMerge run: C:\Program Files\WinMerge\WinMergeU.exe /r /u /minimize ...</w:t>
+              <w:t xml:space="preserve">2026-10-09 17:36:51 [INFO ]   WinMerge run: C:\Program Files\WinMerge\WinMergeU.exe /r /u /minimize ...</w:t>
             </w:r>
           </w:p>
           <w:p>
@@ -13513,7 +13803,7 @@
                 <w:sz w:val="17"/>
                 <w:szCs w:val="17"/>
               </w:rPr>
-              <w:t xml:space="preserve">2026-10-08 17:37:05 [INFO ]   Report: C:\tools\reports\20261008_173651\基本設計書（画面）_v1_vs_v2.html</w:t>
+              <w:t xml:space="preserve">2026-10-09 17:37:05 [INFO ]   Report: C:\tools\reports\20261009_173651\基本設計書（画面）_v1_vs_v2.html</w:t>
             </w:r>
           </w:p>
           <w:p>
@@ -13526,7 +13816,7 @@
                 <w:sz w:val="17"/>
                 <w:szCs w:val="17"/>
               </w:rPr>
-              <w:t xml:space="preserve">2026-10-08 17:37:18 [INFO ]   Report: C:\tools\reports\20261008_173651\基本設計書（画面）_v1_vs_v2.csv</w:t>
+              <w:t xml:space="preserve">2026-10-09 17:37:18 [INFO ]   Report: C:\tools\reports\20261009_173651\基本設計書（画面）_v1_vs_v2.csv</w:t>
             </w:r>
           </w:p>
           <w:p>
@@ -13539,7 +13829,7 @@
                 <w:sz w:val="17"/>
                 <w:szCs w:val="17"/>
               </w:rPr>
-              <w:t xml:space="preserve">2026-10-08 17:37:18 [ERROR]   Cannot read folder (Left): C:\Users\...\110.基本設計書（画面）\旧資料\非公開 : パス 'C:\Users\...\非公開' へのアクセスが拒否されました。</w:t>
+              <w:t xml:space="preserve">2026-10-09 17:37:18 [ERROR]   Cannot read folder (Left): C:\Users\...\110.基本設計書（画面）\旧資料\非公開 : パス 'C:\Users\...\非公開' へのアクセスが拒否されました。</w:t>
             </w:r>
           </w:p>
           <w:p>
@@ -13552,7 +13842,7 @@
                 <w:sz w:val="17"/>
                 <w:szCs w:val="17"/>
               </w:rPr>
-              <w:t xml:space="preserve">2026-10-08 17:37:18 [INFO ]   Files: Left 42 / Right 44</w:t>
+              <w:t xml:space="preserve">2026-10-09 17:37:18 [INFO ]   Files: Left 42 / Right 44</w:t>
             </w:r>
           </w:p>
           <w:p>
@@ -13565,7 +13855,7 @@
                 <w:sz w:val="17"/>
                 <w:szCs w:val="17"/>
               </w:rPr>
-              <w:t xml:space="preserve">2026-10-08 17:37:20 [WARN ]   File ERROR: SC010_ログイン画面.xlsx : 別のプロセスで使用されているため...</w:t>
+              <w:t xml:space="preserve">2026-10-09 17:37:20 [WARN ]   File ERROR: SC010_ログイン画面.xlsx : 別のプロセスで使用されているため...</w:t>
             </w:r>
           </w:p>
           <w:p>
@@ -13578,7 +13868,7 @@
                 <w:sz w:val="17"/>
                 <w:szCs w:val="17"/>
               </w:rPr>
-              <w:t xml:space="preserve">2026-10-08 17:37:25 [INFO ]   Result: PARTIAL_ERROR (Total 45 / Same 38 / Different 3 / LeftOnly 1 / RightOnly 2 / Error 1 / FolderError 1)</w:t>
+              <w:t xml:space="preserve">2026-10-09 17:37:25 [INFO ]   Result: PARTIAL_ERROR (Total 45 / Same 38 / Different 3 / LeftOnly 1 / RightOnly 2 / Error 1 / FolderError 1)</w:t>
             </w:r>
           </w:p>
           <w:p>
@@ -13591,7 +13881,7 @@
                 <w:sz w:val="17"/>
                 <w:szCs w:val="17"/>
               </w:rPr>
-              <w:t xml:space="preserve">2026-10-08 17:37:52 [INFO ] Summary   : C:\tools\reports\20261008_173651\summary.csv</w:t>
+              <w:t xml:space="preserve">2026-10-09 17:37:52 [INFO ] Summary   : C:\tools\reports\20261009_173651\summary.csv</w:t>
             </w:r>
           </w:p>
           <w:p>
@@ -13604,7 +13894,7 @@
                 <w:sz w:val="17"/>
                 <w:szCs w:val="17"/>
               </w:rPr>
-              <w:t xml:space="preserve">2026-10-08 17:37:52 [INFO ] ===== Folder compare END: Error occurred (ExitCode=2) =====</w:t>
+              <w:t xml:space="preserve">2026-10-09 17:37:52 [INFO ] ===== Folder compare END: Error occurred (ExitCode=2) =====</w:t>
             </w:r>
           </w:p>
         </w:tc>
@@ -13683,7 +13973,7 @@
                 <w:sz w:val="17"/>
                 <w:szCs w:val="17"/>
               </w:rPr>
-              <w:t xml:space="preserve">2026-10-08 17:37:19 [INFO ]     Same      SC001_画面一覧.xlsx</w:t>
+              <w:t xml:space="preserve">2026-10-09 17:37:19 [INFO ]     Same        SC001_画面一覧.xlsx</w:t>
             </w:r>
           </w:p>
           <w:p>
@@ -13696,7 +13986,7 @@
                 <w:sz w:val="17"/>
                 <w:szCs w:val="17"/>
               </w:rPr>
-              <w:t xml:space="preserve">2026-10-08 17:37:19 [INFO ]     Different SC002_メニュー画面.xlsx</w:t>
+              <w:t xml:space="preserve">2026-10-09 17:37:19 [INFO ]     Different   SC002_メニュー画面.xlsx</w:t>
             </w:r>
           </w:p>
           <w:p>
@@ -13709,7 +13999,93 @@
                 <w:sz w:val="17"/>
                 <w:szCs w:val="17"/>
               </w:rPr>
-              <w:t xml:space="preserve">2026-10-08 17:37:19 [INFO ]     RightOnly SC045_社宅検索画面.xlsx</w:t>
+              <w:t xml:space="preserve">2026-10-09 17:37:19 [INFO ]     RightOnly   SC045_社宅検索画面.xlsx</w:t>
+            </w:r>
+          </w:p>
+          <w:p>
+            <w:pPr>
+              <w:spacing w:after="0" w:line="260"/>
+            </w:pPr>
+            <w:r>
+              <w:rPr>
+                <w:rFonts w:ascii="Consolas" w:eastAsia="MS Gothic" w:hAnsi="Consolas"/>
+                <w:sz w:val="17"/>
+                <w:szCs w:val="17"/>
+              </w:rPr>
+              <w:t xml:space="preserve">2026-10-09 17:37:20 [INFO ]     Error       SC010_ログイン画面.xlsx</w:t>
+            </w:r>
+          </w:p>
+        </w:tc>
+      </w:tr>
+    </w:tbl>
+    <w:p>
+      <w:pPr>
+        <w:spacing w:after="120"/>
+      </w:pPr>
+    </w:p>
+    <w:tbl>
+      <w:tblPr>
+        <w:tblW w:type="dxa" w:w="9638"/>
+        <w:tblBorders>
+          <w:top w:val="single" w:color="auto" w:sz="4"/>
+          <w:left w:val="single" w:color="auto" w:sz="4"/>
+          <w:bottom w:val="single" w:color="auto" w:sz="4"/>
+          <w:right w:val="single" w:color="auto" w:sz="4"/>
+          <w:insideH w:val="single" w:color="auto" w:sz="4"/>
+          <w:insideV w:val="single" w:color="auto" w:sz="4"/>
+        </w:tblBorders>
+      </w:tblPr>
+      <w:tblGrid>
+        <w:gridCol w:w="9638"/>
+      </w:tblGrid>
+      <w:tr>
+        <w:tc>
+          <w:tcPr>
+            <w:tcW w:type="dxa" w:w="9638"/>
+            <w:tcBorders>
+              <w:top w:val="none" w:color="FFFFFF" w:sz="0"/>
+              <w:left w:val="single" w:color="C9A100" w:sz="24"/>
+              <w:bottom w:val="none" w:color="FFFFFF" w:sz="0"/>
+              <w:right w:val="none" w:color="FFFFFF" w:sz="0"/>
+            </w:tcBorders>
+            <w:shd w:fill="FFF4CE" w:color="auto" w:val="clear"/>
+            <w:tcMar>
+              <w:top w:type="dxa" w:w="80"/>
+              <w:left w:type="dxa" w:w="160"/>
+              <w:bottom w:type="dxa" w:w="80"/>
+              <w:right w:type="dxa" w:w="120"/>
+            </w:tcMar>
+          </w:tcPr>
+          <w:p>
+            <w:r>
+              <w:rPr>
+                <w:b/>
+                <w:bCs/>
+              </w:rPr>
+              <w:t xml:space="preserve">補足  </w:t>
+            </w:r>
+            <w:r>
+              <w:t xml:space="preserve">ファイルごとの行は判定結果（11文字幅）＋相対パスの形式です。読めないフォルダ（FolderError）はこの行には出ず、</w:t>
+            </w:r>
+            <w:r>
+              <w:rPr>
+                <w:rFonts w:ascii="Consolas" w:eastAsia="Meiryo UI" w:hAnsi="Consolas"/>
+                <w:color w:val="A31515"/>
+              </w:rPr>
+              <w:t xml:space="preserve">Files:</w:t>
+            </w:r>
+            <w:r>
+              <w:t xml:space="preserve"> の行より前に </w:t>
+            </w:r>
+            <w:r>
+              <w:rPr>
+                <w:rFonts w:ascii="Consolas" w:eastAsia="Meiryo UI" w:hAnsi="Consolas"/>
+                <w:color w:val="A31515"/>
+              </w:rPr>
+              <w:t xml:space="preserve">[ERROR] Cannot read folder</w:t>
+            </w:r>
+            <w:r>
+              <w:t xml:space="preserve"> の行として出力されます。</w:t>
             </w:r>
           </w:p>
         </w:tc>
@@ -18438,7 +18814,30 @@
         <w:t xml:space="preserve">abandoned lock</w:t>
       </w:r>
       <w:r>
-        <w:t xml:space="preserve"> の WARN は、前回の実行が強制終了されていたことを示します（今回の結果は有効です）。</w:t>
+        <w:t xml:space="preserve"> の WARN が出ても、今回の結果は有効です。</w:t>
+      </w:r>
+    </w:p>
+    <w:p>
+      <w:pPr>
+        <w:pStyle w:val="ListParagraph"/>
+        <w:numPr>
+          <w:ilvl w:val="0"/>
+          <w:numId w:val="6"/>
+        </w:numPr>
+        <w:spacing w:after="60"/>
+      </w:pPr>
+      <w:r>
+        <w:t xml:space="preserve">前回の実行が正常に終了したかは、</w:t>
+      </w:r>
+      <w:r>
+        <w:rPr>
+          <w:b/>
+          <w:bCs/>
+        </w:rPr>
+        <w:t xml:space="preserve">前回の compare.log の最終行に `Folder compare END` があるか</w:t>
+      </w:r>
+      <w:r>
+        <w:t xml:space="preserve">で確認します。この行がない場合は、前回の実行が途中で強制終了（タスクの停止、シャットダウン等）されています。前回の結果は不完全なため、原因を確認してください。</w:t>
       </w:r>
     </w:p>
     <w:p>
@@ -19071,7 +19470,7 @@
                 <w:sz w:val="19"/>
                 <w:szCs w:val="19"/>
               </w:rPr>
-              <w:t xml:space="preserve">WARN（abandoned lock）</w:t>
+              <w:t xml:space="preserve">前回の compare.log に END 行がない</w:t>
             </w:r>
           </w:p>
         </w:tc>
@@ -19136,7 +19535,7 @@
                 <w:sz w:val="19"/>
                 <w:szCs w:val="19"/>
               </w:rPr>
-              <w:t xml:space="preserve">前回が強制終了された原因（タスクの停止・シャットダウン等）を確認する</w:t>
+              <w:t xml:space="preserve">強制終了の原因（タスクの停止・シャットダウン等）を確認し、必要なら再実行する</w:t>
             </w:r>
           </w:p>
         </w:tc>
@@ -20415,7 +20814,7 @@
                 <w:sz w:val="19"/>
                 <w:szCs w:val="19"/>
               </w:rPr>
-              <w:t xml:space="preserve">前回の実行がタスクの停止・Ctrl+C・シャットダウン等で強制終了された</w:t>
+              <w:t xml:space="preserve">実行中のプロセスが強制終了されたとき、別の実行がロックの取得を待っていた等で、ロックが解放されないまま残っていた</w:t>
             </w:r>
           </w:p>
         </w:tc>
@@ -20441,7 +20840,7 @@
                 <w:sz w:val="19"/>
                 <w:szCs w:val="19"/>
               </w:rPr>
-              <w:t xml:space="preserve">処理は自動で回復して続行しています。今回の結果は有効です。繰り返す場合は、タイムアウト設定やタスクの［停止するまでの時間］を見直してください。</w:t>
+              <w:t xml:space="preserve">処理は自動で回復して続行しています。今回の結果は有効です。なお、通常は強制終了してもロックは Windows によって解放されるため、この警告は出ません。強制終了の有無は、前回の compare.log の最終行で確認してください（8.1 参照）。</w:t>
             </w:r>
           </w:p>
         </w:tc>
@@ -20470,6 +20869,88 @@
                 <w:sz w:val="19"/>
                 <w:szCs w:val="19"/>
               </w:rPr>
+              <w:t xml:space="preserve">前回の実行を強制終了した後、比較が遅い・レポートが出力されない</w:t>
+            </w:r>
+          </w:p>
+        </w:tc>
+        <w:tc>
+          <w:tcPr>
+            <w:tcW w:type="dxa" w:w="2891"/>
+            <w:tcBorders>
+              <w:top w:val="single" w:color="A6A6A6" w:sz="4"/>
+              <w:left w:val="single" w:color="A6A6A6" w:sz="4"/>
+              <w:bottom w:val="single" w:color="A6A6A6" w:sz="4"/>
+              <w:right w:val="single" w:color="A6A6A6" w:sz="4"/>
+            </w:tcBorders>
+            <w:shd w:fill="F2F6FA" w:color="auto" w:val="clear"/>
+            <w:tcMar>
+              <w:top w:type="dxa" w:w="60"/>
+              <w:left w:type="dxa" w:w="100"/>
+              <w:bottom w:type="dxa" w:w="60"/>
+              <w:right w:type="dxa" w:w="100"/>
+            </w:tcMar>
+          </w:tcPr>
+          <w:p>
+            <w:r>
+              <w:rPr>
+                <w:sz w:val="19"/>
+                <w:szCs w:val="19"/>
+              </w:rPr>
+              <w:t xml:space="preserve">PowerShell を強制終了しても、起動済みの WinMergeU.exe は終了せずに残る</w:t>
+            </w:r>
+          </w:p>
+        </w:tc>
+        <w:tc>
+          <w:tcPr>
+            <w:tcW w:type="dxa" w:w="3374"/>
+            <w:tcBorders>
+              <w:top w:val="single" w:color="A6A6A6" w:sz="4"/>
+              <w:left w:val="single" w:color="A6A6A6" w:sz="4"/>
+              <w:bottom w:val="single" w:color="A6A6A6" w:sz="4"/>
+              <w:right w:val="single" w:color="A6A6A6" w:sz="4"/>
+            </w:tcBorders>
+            <w:shd w:fill="F2F6FA" w:color="auto" w:val="clear"/>
+            <w:tcMar>
+              <w:top w:type="dxa" w:w="60"/>
+              <w:left w:type="dxa" w:w="100"/>
+              <w:bottom w:type="dxa" w:w="60"/>
+              <w:right w:type="dxa" w:w="100"/>
+            </w:tcMar>
+          </w:tcPr>
+          <w:p>
+            <w:r>
+              <w:rPr>
+                <w:sz w:val="19"/>
+                <w:szCs w:val="19"/>
+              </w:rPr>
+              <w:t xml:space="preserve">タスクマネージャーで WinMergeU.exe が残っていないか確認し、残っていれば［タスクの終了］で終了させてから再実行してください。</w:t>
+            </w:r>
+          </w:p>
+        </w:tc>
+      </w:tr>
+      <w:tr>
+        <w:tc>
+          <w:tcPr>
+            <w:tcW w:type="dxa" w:w="3373"/>
+            <w:tcBorders>
+              <w:top w:val="single" w:color="A6A6A6" w:sz="4"/>
+              <w:left w:val="single" w:color="A6A6A6" w:sz="4"/>
+              <w:bottom w:val="single" w:color="A6A6A6" w:sz="4"/>
+              <w:right w:val="single" w:color="A6A6A6" w:sz="4"/>
+            </w:tcBorders>
+            <w:tcMar>
+              <w:top w:type="dxa" w:w="60"/>
+              <w:left w:type="dxa" w:w="100"/>
+              <w:bottom w:type="dxa" w:w="60"/>
+              <w:right w:type="dxa" w:w="100"/>
+            </w:tcMar>
+          </w:tcPr>
+          <w:p>
+            <w:r>
+              <w:rPr>
+                <w:sz w:val="19"/>
+                <w:szCs w:val="19"/>
+              </w:rPr>
               <w:t xml:space="preserve">Office ファイルが Different になるが、見た目は変わらない</w:t>
             </w:r>
           </w:p>
@@ -20483,6 +20964,60 @@
               <w:bottom w:val="single" w:color="A6A6A6" w:sz="4"/>
               <w:right w:val="single" w:color="A6A6A6" w:sz="4"/>
             </w:tcBorders>
+            <w:tcMar>
+              <w:top w:type="dxa" w:w="60"/>
+              <w:left w:type="dxa" w:w="100"/>
+              <w:bottom w:type="dxa" w:w="60"/>
+              <w:right w:type="dxa" w:w="100"/>
+            </w:tcMar>
+          </w:tcPr>
+          <w:p>
+            <w:r>
+              <w:rPr>
+                <w:sz w:val="19"/>
+                <w:szCs w:val="19"/>
+              </w:rPr>
+              <w:t xml:space="preserve">保存時にファイル内部の情報が変わっている</w:t>
+            </w:r>
+          </w:p>
+        </w:tc>
+        <w:tc>
+          <w:tcPr>
+            <w:tcW w:type="dxa" w:w="3374"/>
+            <w:tcBorders>
+              <w:top w:val="single" w:color="A6A6A6" w:sz="4"/>
+              <w:left w:val="single" w:color="A6A6A6" w:sz="4"/>
+              <w:bottom w:val="single" w:color="A6A6A6" w:sz="4"/>
+              <w:right w:val="single" w:color="A6A6A6" w:sz="4"/>
+            </w:tcBorders>
+            <w:tcMar>
+              <w:top w:type="dxa" w:w="60"/>
+              <w:left w:type="dxa" w:w="100"/>
+              <w:bottom w:type="dxa" w:w="60"/>
+              <w:right w:type="dxa" w:w="100"/>
+            </w:tcMar>
+          </w:tcPr>
+          <w:p>
+            <w:r>
+              <w:rPr>
+                <w:sz w:val="19"/>
+                <w:szCs w:val="19"/>
+              </w:rPr>
+              <w:t xml:space="preserve">WinMerge で内容を確認してください（6.4 注意参照）。</w:t>
+            </w:r>
+          </w:p>
+        </w:tc>
+      </w:tr>
+      <w:tr>
+        <w:tc>
+          <w:tcPr>
+            <w:tcW w:type="dxa" w:w="3373"/>
+            <w:tcBorders>
+              <w:top w:val="single" w:color="A6A6A6" w:sz="4"/>
+              <w:left w:val="single" w:color="A6A6A6" w:sz="4"/>
+              <w:bottom w:val="single" w:color="A6A6A6" w:sz="4"/>
+              <w:right w:val="single" w:color="A6A6A6" w:sz="4"/>
+            </w:tcBorders>
             <w:shd w:fill="F2F6FA" w:color="auto" w:val="clear"/>
             <w:tcMar>
               <w:top w:type="dxa" w:w="60"/>
@@ -20497,7 +21032,34 @@
                 <w:sz w:val="19"/>
                 <w:szCs w:val="19"/>
               </w:rPr>
-              <w:t xml:space="preserve">保存時にファイル内部の情報が変わっている</w:t>
+              <w:t xml:space="preserve">File ERROR: …パス…長すぎます／指定されたパス…見つかりません（ファイルは存在する）</w:t>
+            </w:r>
+          </w:p>
+        </w:tc>
+        <w:tc>
+          <w:tcPr>
+            <w:tcW w:type="dxa" w:w="2891"/>
+            <w:tcBorders>
+              <w:top w:val="single" w:color="A6A6A6" w:sz="4"/>
+              <w:left w:val="single" w:color="A6A6A6" w:sz="4"/>
+              <w:bottom w:val="single" w:color="A6A6A6" w:sz="4"/>
+              <w:right w:val="single" w:color="A6A6A6" w:sz="4"/>
+            </w:tcBorders>
+            <w:shd w:fill="F2F6FA" w:color="auto" w:val="clear"/>
+            <w:tcMar>
+              <w:top w:type="dxa" w:w="60"/>
+              <w:left w:type="dxa" w:w="100"/>
+              <w:bottom w:type="dxa" w:w="60"/>
+              <w:right w:type="dxa" w:w="100"/>
+            </w:tcMar>
+          </w:tcPr>
+          <w:p>
+            <w:r>
+              <w:rPr>
+                <w:sz w:val="19"/>
+                <w:szCs w:val="19"/>
+              </w:rPr>
+              <w:t xml:space="preserve">フルパスが 260 文字を超えている</w:t>
             </w:r>
           </w:p>
         </w:tc>
@@ -20524,7 +21086,7 @@
                 <w:sz w:val="19"/>
                 <w:szCs w:val="19"/>
               </w:rPr>
-              <w:t xml:space="preserve">WinMerge で内容を確認してください（6.4 注意参照）。</w:t>
+              <w:t xml:space="preserve">10章「パスの長さ」の対処を参照してください。</w:t>
             </w:r>
           </w:p>
         </w:tc>
@@ -20552,7 +21114,7 @@
                 <w:sz w:val="19"/>
                 <w:szCs w:val="19"/>
               </w:rPr>
-              <w:t xml:space="preserve">File ERROR: …パス…長すぎます／指定されたパス…見つかりません（ファイルは存在する）</w:t>
+              <w:t xml:space="preserve">タスクスケジューラの前回の実行結果が (0x1)</w:t>
             </w:r>
           </w:p>
         </w:tc>
@@ -20578,7 +21140,7 @@
                 <w:sz w:val="19"/>
                 <w:szCs w:val="19"/>
               </w:rPr>
-              <w:t xml:space="preserve">フルパスが 260 文字を超えている</w:t>
+              <w:t xml:space="preserve">差分あり（エラーではない）</w:t>
             </w:r>
           </w:p>
         </w:tc>
@@ -20604,7 +21166,7 @@
                 <w:sz w:val="19"/>
                 <w:szCs w:val="19"/>
               </w:rPr>
-              <w:t xml:space="preserve">10章「パスの長さ」の対処を参照してください。</w:t>
+              <w:t xml:space="preserve">summary.csv で差分を確認してください（3.6 参照）。</w:t>
             </w:r>
           </w:p>
         </w:tc>
@@ -20633,7 +21195,7 @@
                 <w:sz w:val="19"/>
                 <w:szCs w:val="19"/>
               </w:rPr>
-              <w:t xml:space="preserve">タスクスケジューラの前回の実行結果が (0x1)</w:t>
+              <w:t xml:space="preserve">FATAL: Another compare process is already running.</w:t>
             </w:r>
           </w:p>
         </w:tc>
@@ -20660,7 +21222,7 @@
                 <w:sz w:val="19"/>
                 <w:szCs w:val="19"/>
               </w:rPr>
-              <w:t xml:space="preserve">差分あり（エラーではない）</w:t>
+              <w:t xml:space="preserve">別の実行（別の設定ファイルのタスクを含む）が処理中、または前回のプロセスが応答なしで残っている</w:t>
             </w:r>
           </w:p>
         </w:tc>
@@ -20687,87 +21249,7 @@
                 <w:sz w:val="19"/>
                 <w:szCs w:val="19"/>
               </w:rPr>
-              <w:t xml:space="preserve">summary.csv で差分を確認してください（3.6 参照）。</w:t>
-            </w:r>
-          </w:p>
-        </w:tc>
-      </w:tr>
-      <w:tr>
-        <w:tc>
-          <w:tcPr>
-            <w:tcW w:type="dxa" w:w="3373"/>
-            <w:tcBorders>
-              <w:top w:val="single" w:color="A6A6A6" w:sz="4"/>
-              <w:left w:val="single" w:color="A6A6A6" w:sz="4"/>
-              <w:bottom w:val="single" w:color="A6A6A6" w:sz="4"/>
-              <w:right w:val="single" w:color="A6A6A6" w:sz="4"/>
-            </w:tcBorders>
-            <w:tcMar>
-              <w:top w:type="dxa" w:w="60"/>
-              <w:left w:type="dxa" w:w="100"/>
-              <w:bottom w:type="dxa" w:w="60"/>
-              <w:right w:type="dxa" w:w="100"/>
-            </w:tcMar>
-          </w:tcPr>
-          <w:p>
-            <w:r>
-              <w:rPr>
-                <w:sz w:val="19"/>
-                <w:szCs w:val="19"/>
-              </w:rPr>
-              <w:t xml:space="preserve">FATAL: Another compare process is already running.</w:t>
-            </w:r>
-          </w:p>
-        </w:tc>
-        <w:tc>
-          <w:tcPr>
-            <w:tcW w:type="dxa" w:w="2891"/>
-            <w:tcBorders>
-              <w:top w:val="single" w:color="A6A6A6" w:sz="4"/>
-              <w:left w:val="single" w:color="A6A6A6" w:sz="4"/>
-              <w:bottom w:val="single" w:color="A6A6A6" w:sz="4"/>
-              <w:right w:val="single" w:color="A6A6A6" w:sz="4"/>
-            </w:tcBorders>
-            <w:tcMar>
-              <w:top w:type="dxa" w:w="60"/>
-              <w:left w:type="dxa" w:w="100"/>
-              <w:bottom w:type="dxa" w:w="60"/>
-              <w:right w:type="dxa" w:w="100"/>
-            </w:tcMar>
-          </w:tcPr>
-          <w:p>
-            <w:r>
-              <w:rPr>
-                <w:sz w:val="19"/>
-                <w:szCs w:val="19"/>
-              </w:rPr>
-              <w:t xml:space="preserve">別の実行（別の設定ファイルのタスクを含む）が処理中、または前回のプロセスが応答なしで残っている</w:t>
-            </w:r>
-          </w:p>
-        </w:tc>
-        <w:tc>
-          <w:tcPr>
-            <w:tcW w:type="dxa" w:w="3374"/>
-            <w:tcBorders>
-              <w:top w:val="single" w:color="A6A6A6" w:sz="4"/>
-              <w:left w:val="single" w:color="A6A6A6" w:sz="4"/>
-              <w:bottom w:val="single" w:color="A6A6A6" w:sz="4"/>
-              <w:right w:val="single" w:color="A6A6A6" w:sz="4"/>
-            </w:tcBorders>
-            <w:tcMar>
-              <w:top w:type="dxa" w:w="60"/>
-              <w:left w:type="dxa" w:w="100"/>
-              <w:bottom w:type="dxa" w:w="60"/>
-              <w:right w:type="dxa" w:w="100"/>
-            </w:tcMar>
-          </w:tcPr>
-          <w:p>
-            <w:r>
-              <w:rPr>
-                <w:sz w:val="19"/>
-                <w:szCs w:val="19"/>
-              </w:rPr>
-              <w:t xml:space="preserve">実行中のタスクの終了を待ってください。タスクマネージャーで powershell.exe／WinMergeU.exe が残っている場合は終了させてから再実行してください。なお、強制終了されたプロセスのロックは ver 1.2.0 で自動回復するため、このエラーにはなりません。</w:t>
+              <w:t xml:space="preserve">実行中のタスクの終了を待ってください。タスクマネージャーで powershell.exe／WinMergeU.exe が残っている場合は終了させてから再実行してください。なお、前回の実行が強制終了されただけでは（プロセスが残っていなければ）このエラーにはなりません。</w:t>
             </w:r>
           </w:p>
         </w:tc>
@@ -21487,7 +21969,20 @@
         <w:spacing w:after="60"/>
       </w:pPr>
       <w:r>
-        <w:t xml:space="preserve">前回の実行が強制終了された場合、次回の実行時にロックを自動回復して処理を続けます（WARN を記録）。</w:t>
+        <w:t xml:space="preserve">前回の実行が強制終了されても、通常は次回そのまま実行できます。ロックが解放されずに残っていた場合も、自動で回復して処理を続けます（abandoned lock の WARN を記録）。</w:t>
+      </w:r>
+    </w:p>
+    <w:p>
+      <w:pPr>
+        <w:pStyle w:val="ListParagraph"/>
+        <w:numPr>
+          <w:ilvl w:val="0"/>
+          <w:numId w:val="2"/>
+        </w:numPr>
+        <w:spacing w:after="60"/>
+      </w:pPr>
+      <w:r>
+        <w:t xml:space="preserve">前回の実行を強制終了しても、起動済みの WinMergeU.exe は自動では終了しません。タスクマネージャーで終了させてください。</w:t>
       </w:r>
     </w:p>
     <w:p>
@@ -22995,7 +23490,7 @@
                 <w:sz w:val="19"/>
                 <w:szCs w:val="19"/>
               </w:rPr>
-              <w:t xml:space="preserve">第1.2版</w:t>
+              <w:t xml:space="preserve">第1.2版・第1.3版</w:t>
             </w:r>
           </w:p>
         </w:tc>
@@ -23382,6 +23877,89 @@
                 <w:szCs w:val="19"/>
               </w:rPr>
               <w:t xml:space="preserve">スクリプト ver 1.2.0 に対応。1.5 版の確認方法を変更（ログの Script 行）。読めないフォルダを FolderError／PARTIAL_ERROR／終了コード 2 として扱う変更を 4.5・6.2〜6.4・8.1・9・10章に反映。強制終了後のロック自動回復を 6.2・9・10章に追記。summary.csv に FolderErrors 列を追加</w:t>
+            </w:r>
+          </w:p>
+        </w:tc>
+      </w:tr>
+      <w:tr>
+        <w:tc>
+          <w:tcPr>
+            <w:tcW w:type="dxa" w:w="1205"/>
+            <w:tcBorders>
+              <w:top w:val="single" w:color="A6A6A6" w:sz="4"/>
+              <w:left w:val="single" w:color="A6A6A6" w:sz="4"/>
+              <w:bottom w:val="single" w:color="A6A6A6" w:sz="4"/>
+              <w:right w:val="single" w:color="A6A6A6" w:sz="4"/>
+            </w:tcBorders>
+            <w:shd w:fill="F2F6FA" w:color="auto" w:val="clear"/>
+            <w:tcMar>
+              <w:top w:type="dxa" w:w="60"/>
+              <w:left w:type="dxa" w:w="100"/>
+              <w:bottom w:type="dxa" w:w="60"/>
+              <w:right w:type="dxa" w:w="100"/>
+            </w:tcMar>
+          </w:tcPr>
+          <w:p>
+            <w:r>
+              <w:rPr>
+                <w:sz w:val="19"/>
+                <w:szCs w:val="19"/>
+              </w:rPr>
+              <w:t xml:space="preserve">1.3</w:t>
+            </w:r>
+          </w:p>
+        </w:tc>
+        <w:tc>
+          <w:tcPr>
+            <w:tcW w:type="dxa" w:w="1928"/>
+            <w:tcBorders>
+              <w:top w:val="single" w:color="A6A6A6" w:sz="4"/>
+              <w:left w:val="single" w:color="A6A6A6" w:sz="4"/>
+              <w:bottom w:val="single" w:color="A6A6A6" w:sz="4"/>
+              <w:right w:val="single" w:color="A6A6A6" w:sz="4"/>
+            </w:tcBorders>
+            <w:shd w:fill="F2F6FA" w:color="auto" w:val="clear"/>
+            <w:tcMar>
+              <w:top w:type="dxa" w:w="60"/>
+              <w:left w:type="dxa" w:w="100"/>
+              <w:bottom w:type="dxa" w:w="60"/>
+              <w:right w:type="dxa" w:w="100"/>
+            </w:tcMar>
+          </w:tcPr>
+          <w:p>
+            <w:r>
+              <w:rPr>
+                <w:sz w:val="19"/>
+                <w:szCs w:val="19"/>
+              </w:rPr>
+              <w:t xml:space="preserve">2026/10/09</w:t>
+            </w:r>
+          </w:p>
+        </w:tc>
+        <w:tc>
+          <w:tcPr>
+            <w:tcW w:type="dxa" w:w="6505"/>
+            <w:tcBorders>
+              <w:top w:val="single" w:color="A6A6A6" w:sz="4"/>
+              <w:left w:val="single" w:color="A6A6A6" w:sz="4"/>
+              <w:bottom w:val="single" w:color="A6A6A6" w:sz="4"/>
+              <w:right w:val="single" w:color="A6A6A6" w:sz="4"/>
+            </w:tcBorders>
+            <w:shd w:fill="F2F6FA" w:color="auto" w:val="clear"/>
+            <w:tcMar>
+              <w:top w:type="dxa" w:w="60"/>
+              <w:left w:type="dxa" w:w="100"/>
+              <w:bottom w:type="dxa" w:w="60"/>
+              <w:right w:type="dxa" w:w="100"/>
+            </w:tcMar>
+          </w:tcPr>
+          <w:p>
+            <w:r>
+              <w:rPr>
+                <w:sz w:val="19"/>
+                <w:szCs w:val="19"/>
+              </w:rPr>
+              <w:t xml:space="preserve">レビュー指摘の反映。abandoned lock の WARN が出る条件を訂正し、前回の強制終了を compare.log の END 行で確認する手順に変更（1.5・6.2・8.1・8.3・9・10章）。終了コード 2 の条件に読めないフォルダを追加（4.5）。ログのメッセージ（WinMerge ERROR、ジョブの ERROR、at、Mode）を追加（6.2）。WinMergeU.exe が残った場合の対処を追加（9・10章）。サンプルログの日付を修正、ファイルごとのログの形式を ver 1.2.0 に合わせて修正（6.2）。Script 行がない場合は ver 1.1.0 以前である旨を追記（1.5）</w:t>
             </w:r>
           </w:p>
         </w:tc>

--- a/フォルダ比較自動化ツール_運用マニュアル.docx
+++ b/フォルダ比較自動化ツール_運用マニュアル.docx
@@ -288,7 +288,7 @@
                 <w:sz w:val="19"/>
                 <w:szCs w:val="19"/>
               </w:rPr>
-              <w:t xml:space="preserve">第1.3版</w:t>
+              <w:t xml:space="preserve">第1.4版</w:t>
             </w:r>
           </w:p>
         </w:tc>
@@ -398,7 +398,7 @@
                 <w:sz w:val="19"/>
                 <w:szCs w:val="19"/>
               </w:rPr>
-              <w:t xml:space="preserve">2026年10月9日（第1.3版）</w:t>
+              <w:t xml:space="preserve">2026年10月9日（第1.4版）</w:t>
             </w:r>
           </w:p>
         </w:tc>
@@ -454,7 +454,7 @@
                 <w:sz w:val="19"/>
                 <w:szCs w:val="19"/>
               </w:rPr>
-              <w:t xml:space="preserve">Invoke-FolderCompare.ps1 ver 1.2.0 ※ 1.5 参照</w:t>
+              <w:t xml:space="preserve">Invoke-FolderCompare.ps1 ver 1.2.1 ※ 1.5 参照</w:t>
             </w:r>
           </w:p>
         </w:tc>
@@ -1960,7 +1960,7 @@
           <w:b/>
           <w:bCs/>
         </w:rPr>
-        <w:t xml:space="preserve">スクリプト ver 1.2.0</w:t>
+        <w:t xml:space="preserve">スクリプト ver 1.2.1</w:t>
       </w:r>
       <w:r>
         <w:t xml:space="preserve"> に対応しています。スクリプトの版は、次のいずれかで確認できます。</w:t>
@@ -2051,7 +2051,7 @@
                 <w:sz w:val="17"/>
                 <w:szCs w:val="17"/>
               </w:rPr>
-              <w:t xml:space="preserve">2026-10-09 08:00:01 [INFO ] Script    : C:\tools\Invoke-FolderCompare.ps1 (ver 1.2.0)</w:t>
+              <w:t xml:space="preserve">2026-10-09 08:00:01 [INFO ] Script    : C:\tools\Invoke-FolderCompare.ps1 (ver 1.2.1)</w:t>
             </w:r>
           </w:p>
         </w:tc>
@@ -2121,7 +2121,7 @@
               <w:t xml:space="preserve">Script</w:t>
             </w:r>
             <w:r>
-              <w:t xml:space="preserve"> の行がない場合は、ver 1.1.0 以前のスクリプトです。最新版（ver 1.2.0）に差し替えてください。</w:t>
+              <w:t xml:space="preserve"> の行がない場合は、ver 1.1.0 以前のスクリプトです。最新版（ver 1.2.1）に差し替えてください。</w:t>
             </w:r>
           </w:p>
         </w:tc>
@@ -2282,6 +2282,61 @@
                 <w:sz w:val="19"/>
                 <w:szCs w:val="19"/>
               </w:rPr>
+              <w:t xml:space="preserve">1.2.1</w:t>
+            </w:r>
+          </w:p>
+        </w:tc>
+        <w:tc>
+          <w:tcPr>
+            <w:tcW w:type="dxa" w:w="7951"/>
+            <w:tcBorders>
+              <w:top w:val="single" w:color="A6A6A6" w:sz="4"/>
+              <w:left w:val="single" w:color="A6A6A6" w:sz="4"/>
+              <w:bottom w:val="single" w:color="A6A6A6" w:sz="4"/>
+              <w:right w:val="single" w:color="A6A6A6" w:sz="4"/>
+            </w:tcBorders>
+            <w:tcMar>
+              <w:top w:type="dxa" w:w="60"/>
+              <w:left w:type="dxa" w:w="100"/>
+              <w:bottom w:type="dxa" w:w="60"/>
+              <w:right w:type="dxa" w:w="100"/>
+            </w:tcMar>
+          </w:tcPr>
+          <w:p>
+            <w:r>
+              <w:rPr>
+                <w:sz w:val="19"/>
+                <w:szCs w:val="19"/>
+              </w:rPr>
+              <w:t xml:space="preserve">設定ファイルを読めない場合もログを記録（スクリプトのフォルダの reports 配下）。-WhatIf 時に古いレポートを「削除した」と記録しないよう修正。jobs が空の場合をエラー（終了コード 2）に変更</w:t>
+            </w:r>
+          </w:p>
+        </w:tc>
+      </w:tr>
+      <w:tr>
+        <w:tc>
+          <w:tcPr>
+            <w:tcW w:type="dxa" w:w="1687"/>
+            <w:tcBorders>
+              <w:top w:val="single" w:color="A6A6A6" w:sz="4"/>
+              <w:left w:val="single" w:color="A6A6A6" w:sz="4"/>
+              <w:bottom w:val="single" w:color="A6A6A6" w:sz="4"/>
+              <w:right w:val="single" w:color="A6A6A6" w:sz="4"/>
+            </w:tcBorders>
+            <w:shd w:fill="F2F6FA" w:color="auto" w:val="clear"/>
+            <w:tcMar>
+              <w:top w:type="dxa" w:w="60"/>
+              <w:left w:type="dxa" w:w="100"/>
+              <w:bottom w:type="dxa" w:w="60"/>
+              <w:right w:type="dxa" w:w="100"/>
+            </w:tcMar>
+          </w:tcPr>
+          <w:p>
+            <w:r>
+              <w:rPr>
+                <w:sz w:val="19"/>
+                <w:szCs w:val="19"/>
+              </w:rPr>
               <w:t xml:space="preserve">1.2.0</w:t>
             </w:r>
           </w:p>
@@ -2295,6 +2350,7 @@
               <w:bottom w:val="single" w:color="A6A6A6" w:sz="4"/>
               <w:right w:val="single" w:color="A6A6A6" w:sz="4"/>
             </w:tcBorders>
+            <w:shd w:fill="F2F6FA" w:color="auto" w:val="clear"/>
             <w:tcMar>
               <w:top w:type="dxa" w:w="60"/>
               <w:left w:type="dxa" w:w="100"/>
@@ -2323,7 +2379,6 @@
               <w:bottom w:val="single" w:color="A6A6A6" w:sz="4"/>
               <w:right w:val="single" w:color="A6A6A6" w:sz="4"/>
             </w:tcBorders>
-            <w:shd w:fill="F2F6FA" w:color="auto" w:val="clear"/>
             <w:tcMar>
               <w:top w:type="dxa" w:w="60"/>
               <w:left w:type="dxa" w:w="100"/>
@@ -2350,7 +2405,6 @@
               <w:bottom w:val="single" w:color="A6A6A6" w:sz="4"/>
               <w:right w:val="single" w:color="A6A6A6" w:sz="4"/>
             </w:tcBorders>
-            <w:shd w:fill="F2F6FA" w:color="auto" w:val="clear"/>
             <w:tcMar>
               <w:top w:type="dxa" w:w="60"/>
               <w:left w:type="dxa" w:w="100"/>
@@ -3287,7 +3341,7 @@
           <w:rFonts w:ascii="Consolas" w:eastAsia="Meiryo UI" w:hAnsi="Consolas"/>
           <w:color w:val="A31515"/>
         </w:rPr>
-        <w:t xml:space="preserve">ver 1.2.0</w:t>
+        <w:t xml:space="preserve">ver 1.2.1</w:t>
       </w:r>
       <w:r>
         <w:t xml:space="preserve"> であること</w:t>
@@ -4150,7 +4204,7 @@
                 <w:sz w:val="19"/>
                 <w:szCs w:val="19"/>
               </w:rPr>
-              <w:t xml:space="preserve">エラーあり（compare.log を確認）</w:t>
+              <w:t xml:space="preserve">エラーあり（compare.log を確認。場所は 6.1 参照）</w:t>
             </w:r>
           </w:p>
         </w:tc>
@@ -6224,7 +6278,7 @@
                 <w:sz w:val="17"/>
                 <w:szCs w:val="17"/>
               </w:rPr>
-              <w:t xml:space="preserve">if %ERRORLEVEL%==2 echo エラーが発生しました。compare.log を確認してください</w:t>
+              <w:t xml:space="preserve">if %ERRORLEVEL%==2 echo エラーが発生しました。compare.log を確認してください（場所は 6.1 参照）</w:t>
             </w:r>
           </w:p>
         </w:tc>
@@ -7482,7 +7536,7 @@
                 <w:sz w:val="19"/>
                 <w:szCs w:val="19"/>
               </w:rPr>
-              <w:t xml:space="preserve">必須</w:t>
+              <w:t xml:space="preserve">必須（1件以上）</w:t>
             </w:r>
           </w:p>
         </w:tc>
@@ -7534,7 +7588,7 @@
                 <w:sz w:val="19"/>
                 <w:szCs w:val="19"/>
               </w:rPr>
-              <w:t xml:space="preserve">比較するフォルダ組の一覧（5.3 参照）。</w:t>
+              <w:t xml:space="preserve">比較するフォルダ組の一覧（5.3 参照）。空（[]）または未記述の場合は、比較を行わずエラー（FATAL、終了コード 2）になります。</w:t>
             </w:r>
           </w:p>
         </w:tc>
@@ -11465,6 +11519,69 @@
           <w:tcPr>
             <w:tcW w:type="dxa" w:w="9638"/>
             <w:tcBorders>
+              <w:top w:val="none" w:color="FFFFFF" w:sz="0"/>
+              <w:left w:val="single" w:color="C9A100" w:sz="24"/>
+              <w:bottom w:val="none" w:color="FFFFFF" w:sz="0"/>
+              <w:right w:val="none" w:color="FFFFFF" w:sz="0"/>
+            </w:tcBorders>
+            <w:shd w:fill="FFF4CE" w:color="auto" w:val="clear"/>
+            <w:tcMar>
+              <w:top w:type="dxa" w:w="80"/>
+              <w:left w:type="dxa" w:w="160"/>
+              <w:bottom w:type="dxa" w:w="80"/>
+              <w:right w:type="dxa" w:w="120"/>
+            </w:tcMar>
+          </w:tcPr>
+          <w:p>
+            <w:r>
+              <w:rPr>
+                <w:b/>
+                <w:bCs/>
+              </w:rPr>
+              <w:t xml:space="preserve">ログの場所  </w:t>
+            </w:r>
+            <w:r>
+              <w:t xml:space="preserve">設定ファイルを読み込めない（ファイルがない、JSON の書き間違い等）、または outputRoot のフォルダを作成できない場合は、outputRoot が使えないため、</w:t>
+            </w:r>
+            <w:r>
+              <w:rPr>
+                <w:b/>
+                <w:bCs/>
+              </w:rPr>
+              <w:t xml:space="preserve">スクリプトと同じフォルダの reports\&lt;実行日時&gt;\compare.log</w:t>
+            </w:r>
+            <w:r>
+              <w:t xml:space="preserve"> にログを出力します（ver 1.2.1 以降）。この場合 summary.csv 等は出力されません。終了コード 2 で outputRoot に新しいフォルダがないときは、こちらを確認してください。</w:t>
+            </w:r>
+          </w:p>
+        </w:tc>
+      </w:tr>
+    </w:tbl>
+    <w:p>
+      <w:pPr>
+        <w:spacing w:after="120"/>
+      </w:pPr>
+    </w:p>
+    <w:tbl>
+      <w:tblPr>
+        <w:tblW w:type="dxa" w:w="9638"/>
+        <w:tblBorders>
+          <w:top w:val="single" w:color="auto" w:sz="4"/>
+          <w:left w:val="single" w:color="auto" w:sz="4"/>
+          <w:bottom w:val="single" w:color="auto" w:sz="4"/>
+          <w:right w:val="single" w:color="auto" w:sz="4"/>
+          <w:insideH w:val="single" w:color="auto" w:sz="4"/>
+          <w:insideV w:val="single" w:color="auto" w:sz="4"/>
+        </w:tblBorders>
+      </w:tblPr>
+      <w:tblGrid>
+        <w:gridCol w:w="9638"/>
+      </w:tblGrid>
+      <w:tr>
+        <w:tc>
+          <w:tcPr>
+            <w:tcW w:type="dxa" w:w="9638"/>
+            <w:tcBorders>
               <w:top w:val="single" w:color="A6A6A6" w:sz="4"/>
               <w:left w:val="single" w:color="2E75B6" w:sz="24"/>
               <w:bottom w:val="single" w:color="A6A6A6" w:sz="4"/>
@@ -11606,6 +11723,111 @@
                 <w:szCs w:val="17"/>
               </w:rPr>
               <w:t xml:space="preserve">     └─ 基本設計書（バッチ）_v1_vs_v2_files.csv</w:t>
+            </w:r>
+          </w:p>
+        </w:tc>
+      </w:tr>
+    </w:tbl>
+    <w:p>
+      <w:pPr>
+        <w:spacing w:after="120"/>
+      </w:pPr>
+    </w:p>
+    <w:tbl>
+      <w:tblPr>
+        <w:tblW w:type="dxa" w:w="9638"/>
+        <w:tblBorders>
+          <w:top w:val="single" w:color="auto" w:sz="4"/>
+          <w:left w:val="single" w:color="auto" w:sz="4"/>
+          <w:bottom w:val="single" w:color="auto" w:sz="4"/>
+          <w:right w:val="single" w:color="auto" w:sz="4"/>
+          <w:insideH w:val="single" w:color="auto" w:sz="4"/>
+          <w:insideV w:val="single" w:color="auto" w:sz="4"/>
+        </w:tblBorders>
+      </w:tblPr>
+      <w:tblGrid>
+        <w:gridCol w:w="9638"/>
+      </w:tblGrid>
+      <w:tr>
+        <w:tc>
+          <w:tcPr>
+            <w:tcW w:type="dxa" w:w="9638"/>
+            <w:tcBorders>
+              <w:top w:val="single" w:color="A6A6A6" w:sz="4"/>
+              <w:left w:val="single" w:color="2E75B6" w:sz="24"/>
+              <w:bottom w:val="single" w:color="A6A6A6" w:sz="4"/>
+              <w:right w:val="single" w:color="A6A6A6" w:sz="4"/>
+            </w:tcBorders>
+            <w:shd w:fill="F5F5F5" w:color="auto" w:val="clear"/>
+            <w:tcMar>
+              <w:top w:type="dxa" w:w="100"/>
+              <w:left w:type="dxa" w:w="160"/>
+              <w:bottom w:type="dxa" w:w="100"/>
+              <w:right w:type="dxa" w:w="120"/>
+            </w:tcMar>
+          </w:tcPr>
+          <w:p>
+            <w:r>
+              <w:rPr>
+                <w:b/>
+                <w:bCs/>
+                <w:color w:val="595959"/>
+                <w:sz w:val="17"/>
+                <w:szCs w:val="17"/>
+              </w:rPr>
+              <w:t xml:space="preserve">設定ファイルのエラー時の出力先（例）</w:t>
+            </w:r>
+          </w:p>
+          <w:p>
+            <w:pPr>
+              <w:spacing w:after="0" w:line="260"/>
+            </w:pPr>
+            <w:r>
+              <w:rPr>
+                <w:rFonts w:ascii="Consolas" w:eastAsia="MS Gothic" w:hAnsi="Consolas"/>
+                <w:sz w:val="17"/>
+                <w:szCs w:val="17"/>
+              </w:rPr>
+              <w:t xml:space="preserve">C:\tools\                                 … スクリプトのフォルダ</w:t>
+            </w:r>
+          </w:p>
+          <w:p>
+            <w:pPr>
+              <w:spacing w:after="0" w:line="260"/>
+            </w:pPr>
+            <w:r>
+              <w:rPr>
+                <w:rFonts w:ascii="Consolas" w:eastAsia="MS Gothic" w:hAnsi="Consolas"/>
+                <w:sz w:val="17"/>
+                <w:szCs w:val="17"/>
+              </w:rPr>
+              <w:t xml:space="preserve"> └─ reports\</w:t>
+            </w:r>
+          </w:p>
+          <w:p>
+            <w:pPr>
+              <w:spacing w:after="0" w:line="260"/>
+            </w:pPr>
+            <w:r>
+              <w:rPr>
+                <w:rFonts w:ascii="Consolas" w:eastAsia="MS Gothic" w:hAnsi="Consolas"/>
+                <w:sz w:val="17"/>
+                <w:szCs w:val="17"/>
+              </w:rPr>
+              <w:t xml:space="preserve">     └─ 20261009_080001\</w:t>
+            </w:r>
+          </w:p>
+          <w:p>
+            <w:pPr>
+              <w:spacing w:after="0" w:line="260"/>
+            </w:pPr>
+            <w:r>
+              <w:rPr>
+                <w:rFonts w:ascii="Consolas" w:eastAsia="MS Gothic" w:hAnsi="Consolas"/>
+                <w:sz w:val="17"/>
+                <w:szCs w:val="17"/>
+              </w:rPr>
+              <w:t xml:space="preserve">         └─ compare.log                 … 設定ファイルのエラー時はログのみ出力</w:t>
             </w:r>
           </w:p>
         </w:tc>
@@ -12782,7 +13004,7 @@
                 <w:sz w:val="19"/>
                 <w:szCs w:val="19"/>
               </w:rPr>
-              <w:t xml:space="preserve">Config / Output / PowerShell / WinMerge</w:t>
+              <w:t xml:space="preserve">Config / Output / PowerShell / WinMerge / Jobs</w:t>
             </w:r>
           </w:p>
         </w:tc>
@@ -12809,7 +13031,7 @@
                 <w:sz w:val="19"/>
                 <w:szCs w:val="19"/>
               </w:rPr>
-              <w:t xml:space="preserve">使用した設定ファイル・出力先・各バージョン</w:t>
+              <w:t xml:space="preserve">使用した設定ファイル・出力先・各バージョン・ジョブ数</w:t>
             </w:r>
           </w:p>
         </w:tc>
@@ -13579,7 +13801,117 @@
                 <w:sz w:val="19"/>
                 <w:szCs w:val="19"/>
               </w:rPr>
-              <w:t xml:space="preserve">処理全体を停止したエラー（設定ファイルの誤りなど）</w:t>
+              <w:t xml:space="preserve">処理全体を停止したエラー（設定ファイルの誤り、jobs が空など）</w:t>
+            </w:r>
+          </w:p>
+        </w:tc>
+      </w:tr>
+      <w:tr>
+        <w:tc>
+          <w:tcPr>
+            <w:tcW w:type="dxa" w:w="4337"/>
+            <w:tcBorders>
+              <w:top w:val="single" w:color="A6A6A6" w:sz="4"/>
+              <w:left w:val="single" w:color="A6A6A6" w:sz="4"/>
+              <w:bottom w:val="single" w:color="A6A6A6" w:sz="4"/>
+              <w:right w:val="single" w:color="A6A6A6" w:sz="4"/>
+            </w:tcBorders>
+            <w:tcMar>
+              <w:top w:type="dxa" w:w="60"/>
+              <w:left w:type="dxa" w:w="100"/>
+              <w:bottom w:type="dxa" w:w="60"/>
+              <w:right w:type="dxa" w:w="100"/>
+            </w:tcMar>
+          </w:tcPr>
+          <w:p>
+            <w:r>
+              <w:rPr>
+                <w:sz w:val="19"/>
+                <w:szCs w:val="19"/>
+              </w:rPr>
+              <w:t xml:space="preserve">Removed old report folder: …</w:t>
+            </w:r>
+          </w:p>
+        </w:tc>
+        <w:tc>
+          <w:tcPr>
+            <w:tcW w:type="dxa" w:w="5301"/>
+            <w:tcBorders>
+              <w:top w:val="single" w:color="A6A6A6" w:sz="4"/>
+              <w:left w:val="single" w:color="A6A6A6" w:sz="4"/>
+              <w:bottom w:val="single" w:color="A6A6A6" w:sz="4"/>
+              <w:right w:val="single" w:color="A6A6A6" w:sz="4"/>
+            </w:tcBorders>
+            <w:tcMar>
+              <w:top w:type="dxa" w:w="60"/>
+              <w:left w:type="dxa" w:w="100"/>
+              <w:bottom w:type="dxa" w:w="60"/>
+              <w:right w:type="dxa" w:w="100"/>
+            </w:tcMar>
+          </w:tcPr>
+          <w:p>
+            <w:r>
+              <w:rPr>
+                <w:sz w:val="19"/>
+                <w:szCs w:val="19"/>
+              </w:rPr>
+              <w:t xml:space="preserve">保管期限を過ぎた出力フォルダを削除した</w:t>
+            </w:r>
+          </w:p>
+        </w:tc>
+      </w:tr>
+      <w:tr>
+        <w:tc>
+          <w:tcPr>
+            <w:tcW w:type="dxa" w:w="4337"/>
+            <w:tcBorders>
+              <w:top w:val="single" w:color="A6A6A6" w:sz="4"/>
+              <w:left w:val="single" w:color="A6A6A6" w:sz="4"/>
+              <w:bottom w:val="single" w:color="A6A6A6" w:sz="4"/>
+              <w:right w:val="single" w:color="A6A6A6" w:sz="4"/>
+            </w:tcBorders>
+            <w:shd w:fill="F2F6FA" w:color="auto" w:val="clear"/>
+            <w:tcMar>
+              <w:top w:type="dxa" w:w="60"/>
+              <w:left w:type="dxa" w:w="100"/>
+              <w:bottom w:type="dxa" w:w="60"/>
+              <w:right w:type="dxa" w:w="100"/>
+            </w:tcMar>
+          </w:tcPr>
+          <w:p>
+            <w:r>
+              <w:rPr>
+                <w:sz w:val="19"/>
+                <w:szCs w:val="19"/>
+              </w:rPr>
+              <w:t xml:space="preserve">WhatIf: old report folder would be removed: …</w:t>
+            </w:r>
+          </w:p>
+        </w:tc>
+        <w:tc>
+          <w:tcPr>
+            <w:tcW w:type="dxa" w:w="5301"/>
+            <w:tcBorders>
+              <w:top w:val="single" w:color="A6A6A6" w:sz="4"/>
+              <w:left w:val="single" w:color="A6A6A6" w:sz="4"/>
+              <w:bottom w:val="single" w:color="A6A6A6" w:sz="4"/>
+              <w:right w:val="single" w:color="A6A6A6" w:sz="4"/>
+            </w:tcBorders>
+            <w:shd w:fill="F2F6FA" w:color="auto" w:val="clear"/>
+            <w:tcMar>
+              <w:top w:type="dxa" w:w="60"/>
+              <w:left w:type="dxa" w:w="100"/>
+              <w:bottom w:type="dxa" w:w="60"/>
+              <w:right w:type="dxa" w:w="100"/>
+            </w:tcMar>
+          </w:tcPr>
+          <w:p>
+            <w:r>
+              <w:rPr>
+                <w:sz w:val="19"/>
+                <w:szCs w:val="19"/>
+              </w:rPr>
+              <w:t xml:space="preserve">-WhatIf 時。保管期限を過ぎており、通常実行なら削除される出力フォルダ（実際には削除していない）</w:t>
             </w:r>
           </w:p>
         </w:tc>
@@ -13712,7 +14044,7 @@
                 <w:sz w:val="17"/>
                 <w:szCs w:val="17"/>
               </w:rPr>
-              <w:t xml:space="preserve">2026-10-09 17:36:51 [INFO ] Script    : C:\tools\Invoke-FolderCompare.ps1 (ver 1.2.0)</w:t>
+              <w:t xml:space="preserve">2026-10-09 17:36:51 [INFO ] Script    : C:\tools\Invoke-FolderCompare.ps1 (ver 1.2.1)</w:t>
             </w:r>
           </w:p>
           <w:p>
@@ -13777,7 +14109,7 @@
                 <w:sz w:val="17"/>
                 <w:szCs w:val="17"/>
               </w:rPr>
-              <w:t xml:space="preserve">2026-10-09 17:36:51 [INFO ] --- [基本設計書（画面）_v1_vs_v2] start</w:t>
+              <w:t xml:space="preserve">2026-10-09 17:36:51 [INFO ] Jobs      : 2</w:t>
             </w:r>
           </w:p>
           <w:p>
@@ -13790,7 +14122,7 @@
                 <w:sz w:val="17"/>
                 <w:szCs w:val="17"/>
               </w:rPr>
-              <w:t xml:space="preserve">2026-10-09 17:36:51 [INFO ]   WinMerge run: C:\Program Files\WinMerge\WinMergeU.exe /r /u /minimize ...</w:t>
+              <w:t xml:space="preserve">2026-10-09 17:36:51 [INFO ] --- [基本設計書（画面）_v1_vs_v2] start</w:t>
             </w:r>
           </w:p>
           <w:p>
@@ -13803,7 +14135,7 @@
                 <w:sz w:val="17"/>
                 <w:szCs w:val="17"/>
               </w:rPr>
-              <w:t xml:space="preserve">2026-10-09 17:37:05 [INFO ]   Report: C:\tools\reports\20261009_173651\基本設計書（画面）_v1_vs_v2.html</w:t>
+              <w:t xml:space="preserve">2026-10-09 17:36:51 [INFO ]   WinMerge run: C:\Program Files\WinMerge\WinMergeU.exe /r /u /minimize ...</w:t>
             </w:r>
           </w:p>
           <w:p>
@@ -13816,7 +14148,7 @@
                 <w:sz w:val="17"/>
                 <w:szCs w:val="17"/>
               </w:rPr>
-              <w:t xml:space="preserve">2026-10-09 17:37:18 [INFO ]   Report: C:\tools\reports\20261009_173651\基本設計書（画面）_v1_vs_v2.csv</w:t>
+              <w:t xml:space="preserve">2026-10-09 17:37:05 [INFO ]   Report: C:\tools\reports\20261009_173651\基本設計書（画面）_v1_vs_v2.html</w:t>
             </w:r>
           </w:p>
           <w:p>
@@ -13829,7 +14161,7 @@
                 <w:sz w:val="17"/>
                 <w:szCs w:val="17"/>
               </w:rPr>
-              <w:t xml:space="preserve">2026-10-09 17:37:18 [ERROR]   Cannot read folder (Left): C:\Users\...\110.基本設計書（画面）\旧資料\非公開 : パス 'C:\Users\...\非公開' へのアクセスが拒否されました。</w:t>
+              <w:t xml:space="preserve">2026-10-09 17:37:18 [INFO ]   Report: C:\tools\reports\20261009_173651\基本設計書（画面）_v1_vs_v2.csv</w:t>
             </w:r>
           </w:p>
           <w:p>
@@ -13842,7 +14174,7 @@
                 <w:sz w:val="17"/>
                 <w:szCs w:val="17"/>
               </w:rPr>
-              <w:t xml:space="preserve">2026-10-09 17:37:18 [INFO ]   Files: Left 42 / Right 44</w:t>
+              <w:t xml:space="preserve">2026-10-09 17:37:18 [ERROR]   Cannot read folder (Left): C:\Users\...\110.基本設計書（画面）\旧資料\非公開 : パス 'C:\Users\...\非公開' へのアクセスが拒否されました。</w:t>
             </w:r>
           </w:p>
           <w:p>
@@ -13855,7 +14187,7 @@
                 <w:sz w:val="17"/>
                 <w:szCs w:val="17"/>
               </w:rPr>
-              <w:t xml:space="preserve">2026-10-09 17:37:20 [WARN ]   File ERROR: SC010_ログイン画面.xlsx : 別のプロセスで使用されているため...</w:t>
+              <w:t xml:space="preserve">2026-10-09 17:37:18 [INFO ]   Files: Left 43 / Right 44</w:t>
             </w:r>
           </w:p>
           <w:p>
@@ -13868,7 +14200,7 @@
                 <w:sz w:val="17"/>
                 <w:szCs w:val="17"/>
               </w:rPr>
-              <w:t xml:space="preserve">2026-10-09 17:37:25 [INFO ]   Result: PARTIAL_ERROR (Total 45 / Same 38 / Different 3 / LeftOnly 1 / RightOnly 2 / Error 1 / FolderError 1)</w:t>
+              <w:t xml:space="preserve">2026-10-09 17:37:20 [WARN ]   File ERROR: SC010_ログイン画面.xlsx : 別のプロセスで使用されているため...</w:t>
             </w:r>
           </w:p>
           <w:p>
@@ -13881,7 +14213,7 @@
                 <w:sz w:val="17"/>
                 <w:szCs w:val="17"/>
               </w:rPr>
-              <w:t xml:space="preserve">2026-10-09 17:37:52 [INFO ] Summary   : C:\tools\reports\20261009_173651\summary.csv</w:t>
+              <w:t xml:space="preserve">2026-10-09 17:37:25 [INFO ]   Result: PARTIAL_ERROR (Total 45 / Same 38 / Different 3 / LeftOnly 1 / RightOnly 2 / Error 1 / FolderError 1)</w:t>
             </w:r>
           </w:p>
           <w:p>
@@ -13894,7 +14226,159 @@
                 <w:sz w:val="17"/>
                 <w:szCs w:val="17"/>
               </w:rPr>
+              <w:t xml:space="preserve">2026-10-09 17:37:52 [INFO ] Summary   : C:\tools\reports\20261009_173651\summary.csv</w:t>
+            </w:r>
+          </w:p>
+          <w:p>
+            <w:pPr>
+              <w:spacing w:after="0" w:line="260"/>
+            </w:pPr>
+            <w:r>
+              <w:rPr>
+                <w:rFonts w:ascii="Consolas" w:eastAsia="MS Gothic" w:hAnsi="Consolas"/>
+                <w:sz w:val="17"/>
+                <w:szCs w:val="17"/>
+              </w:rPr>
+              <w:t xml:space="preserve">2026-10-09 17:37:52 [INFO ] Removed old report folder: C:\tools\reports\20260908_080001</w:t>
+            </w:r>
+          </w:p>
+          <w:p>
+            <w:pPr>
+              <w:spacing w:after="0" w:line="260"/>
+            </w:pPr>
+            <w:r>
+              <w:rPr>
+                <w:rFonts w:ascii="Consolas" w:eastAsia="MS Gothic" w:hAnsi="Consolas"/>
+                <w:sz w:val="17"/>
+                <w:szCs w:val="17"/>
+              </w:rPr>
               <w:t xml:space="preserve">2026-10-09 17:37:52 [INFO ] ===== Folder compare END: Error occurred (ExitCode=2) =====</w:t>
+            </w:r>
+          </w:p>
+        </w:tc>
+      </w:tr>
+    </w:tbl>
+    <w:p>
+      <w:pPr>
+        <w:spacing w:after="120"/>
+      </w:pPr>
+    </w:p>
+    <w:p>
+      <w:pPr>
+        <w:spacing w:after="120"/>
+      </w:pPr>
+      <w:r>
+        <w:t xml:space="preserve">設定ファイルのエラー時は、次のようにスクリプトのフォルダの reports 配下へ出力されます。</w:t>
+      </w:r>
+    </w:p>
+    <w:tbl>
+      <w:tblPr>
+        <w:tblW w:type="dxa" w:w="9638"/>
+        <w:tblBorders>
+          <w:top w:val="single" w:color="auto" w:sz="4"/>
+          <w:left w:val="single" w:color="auto" w:sz="4"/>
+          <w:bottom w:val="single" w:color="auto" w:sz="4"/>
+          <w:right w:val="single" w:color="auto" w:sz="4"/>
+          <w:insideH w:val="single" w:color="auto" w:sz="4"/>
+          <w:insideV w:val="single" w:color="auto" w:sz="4"/>
+        </w:tblBorders>
+      </w:tblPr>
+      <w:tblGrid>
+        <w:gridCol w:w="9638"/>
+      </w:tblGrid>
+      <w:tr>
+        <w:tc>
+          <w:tcPr>
+            <w:tcW w:type="dxa" w:w="9638"/>
+            <w:tcBorders>
+              <w:top w:val="single" w:color="A6A6A6" w:sz="4"/>
+              <w:left w:val="single" w:color="2E75B6" w:sz="24"/>
+              <w:bottom w:val="single" w:color="A6A6A6" w:sz="4"/>
+              <w:right w:val="single" w:color="A6A6A6" w:sz="4"/>
+            </w:tcBorders>
+            <w:shd w:fill="F5F5F5" w:color="auto" w:val="clear"/>
+            <w:tcMar>
+              <w:top w:type="dxa" w:w="100"/>
+              <w:left w:type="dxa" w:w="160"/>
+              <w:bottom w:type="dxa" w:w="100"/>
+              <w:right w:type="dxa" w:w="120"/>
+            </w:tcMar>
+          </w:tcPr>
+          <w:p>
+            <w:r>
+              <w:rPr>
+                <w:b/>
+                <w:bCs/>
+                <w:color w:val="595959"/>
+                <w:sz w:val="17"/>
+                <w:szCs w:val="17"/>
+              </w:rPr>
+              <w:t xml:space="preserve">C:\tools\reports\20261009_080001\compare.log（サンプル）</w:t>
+            </w:r>
+          </w:p>
+          <w:p>
+            <w:pPr>
+              <w:spacing w:after="0" w:line="260"/>
+            </w:pPr>
+            <w:r>
+              <w:rPr>
+                <w:rFonts w:ascii="Consolas" w:eastAsia="MS Gothic" w:hAnsi="Consolas"/>
+                <w:sz w:val="17"/>
+                <w:szCs w:val="17"/>
+              </w:rPr>
+              <w:t xml:space="preserve">2026-10-09 08:00:01 [INFO ] ===== Folder compare START (20261009_080001) =====</w:t>
+            </w:r>
+          </w:p>
+          <w:p>
+            <w:pPr>
+              <w:spacing w:after="0" w:line="260"/>
+            </w:pPr>
+            <w:r>
+              <w:rPr>
+                <w:rFonts w:ascii="Consolas" w:eastAsia="MS Gothic" w:hAnsi="Consolas"/>
+                <w:sz w:val="17"/>
+                <w:szCs w:val="17"/>
+              </w:rPr>
+              <w:t xml:space="preserve">2026-10-09 08:00:01 [INFO ] Script    : C:\tools\Invoke-FolderCompare.ps1 (ver 1.2.1)</w:t>
+            </w:r>
+          </w:p>
+          <w:p>
+            <w:pPr>
+              <w:spacing w:after="0" w:line="260"/>
+            </w:pPr>
+            <w:r>
+              <w:rPr>
+                <w:rFonts w:ascii="Consolas" w:eastAsia="MS Gothic" w:hAnsi="Consolas"/>
+                <w:sz w:val="17"/>
+                <w:szCs w:val="17"/>
+              </w:rPr>
+              <w:t xml:space="preserve">2026-10-09 08:00:01 [INFO ] Config    : C:\tools\compare-config.json</w:t>
+            </w:r>
+          </w:p>
+          <w:p>
+            <w:pPr>
+              <w:spacing w:after="0" w:line="260"/>
+            </w:pPr>
+            <w:r>
+              <w:rPr>
+                <w:rFonts w:ascii="Consolas" w:eastAsia="MS Gothic" w:hAnsi="Consolas"/>
+                <w:sz w:val="17"/>
+                <w:szCs w:val="17"/>
+              </w:rPr>
+              <w:t xml:space="preserve">2026-10-09 08:00:01 [ERROR] FATAL: 認識できないエスケープ シーケンスです。 (904): {…</w:t>
+            </w:r>
+          </w:p>
+          <w:p>
+            <w:pPr>
+              <w:spacing w:after="0" w:line="260"/>
+            </w:pPr>
+            <w:r>
+              <w:rPr>
+                <w:rFonts w:ascii="Consolas" w:eastAsia="MS Gothic" w:hAnsi="Consolas"/>
+                <w:sz w:val="17"/>
+                <w:szCs w:val="17"/>
+              </w:rPr>
+              <w:t xml:space="preserve">2026-10-09 08:00:01 [INFO ] ===== Folder compare END: Error occurred (ExitCode=2) =====</w:t>
             </w:r>
           </w:p>
         </w:tc>
@@ -19441,7 +19925,7 @@
                 <w:sz w:val="19"/>
                 <w:szCs w:val="19"/>
               </w:rPr>
-              <w:t xml:space="preserve">9章に従い原因を調査・対処し、再実行する</w:t>
+              <w:t xml:space="preserve">compare.log（6.1 参照）を確認し、9章に従い原因を調査・対処して再実行する</w:t>
             </w:r>
           </w:p>
         </w:tc>
@@ -20136,6 +20620,250 @@
                 <w:sz w:val="19"/>
                 <w:szCs w:val="19"/>
               </w:rPr>
+              <w:t xml:space="preserve">FATAL: No jobs defined in config file…</w:t>
+            </w:r>
+          </w:p>
+        </w:tc>
+        <w:tc>
+          <w:tcPr>
+            <w:tcW w:type="dxa" w:w="2891"/>
+            <w:tcBorders>
+              <w:top w:val="single" w:color="A6A6A6" w:sz="4"/>
+              <w:left w:val="single" w:color="A6A6A6" w:sz="4"/>
+              <w:bottom w:val="single" w:color="A6A6A6" w:sz="4"/>
+              <w:right w:val="single" w:color="A6A6A6" w:sz="4"/>
+            </w:tcBorders>
+            <w:tcMar>
+              <w:top w:type="dxa" w:w="60"/>
+              <w:left w:type="dxa" w:w="100"/>
+              <w:bottom w:type="dxa" w:w="60"/>
+              <w:right w:type="dxa" w:w="100"/>
+            </w:tcMar>
+          </w:tcPr>
+          <w:p>
+            <w:r>
+              <w:rPr>
+                <w:sz w:val="19"/>
+                <w:szCs w:val="19"/>
+              </w:rPr>
+              <w:t xml:space="preserve">jobs が空、または記述がない</w:t>
+            </w:r>
+          </w:p>
+        </w:tc>
+        <w:tc>
+          <w:tcPr>
+            <w:tcW w:type="dxa" w:w="3374"/>
+            <w:tcBorders>
+              <w:top w:val="single" w:color="A6A6A6" w:sz="4"/>
+              <w:left w:val="single" w:color="A6A6A6" w:sz="4"/>
+              <w:bottom w:val="single" w:color="A6A6A6" w:sz="4"/>
+              <w:right w:val="single" w:color="A6A6A6" w:sz="4"/>
+            </w:tcBorders>
+            <w:tcMar>
+              <w:top w:type="dxa" w:w="60"/>
+              <w:left w:type="dxa" w:w="100"/>
+              <w:bottom w:type="dxa" w:w="60"/>
+              <w:right w:type="dxa" w:w="100"/>
+            </w:tcMar>
+          </w:tcPr>
+          <w:p>
+            <w:r>
+              <w:rPr>
+                <w:sz w:val="19"/>
+                <w:szCs w:val="19"/>
+              </w:rPr>
+              <w:t xml:space="preserve">jobs に1件以上のジョブを記述してください（5.3 参照）。</w:t>
+            </w:r>
+          </w:p>
+        </w:tc>
+      </w:tr>
+      <w:tr>
+        <w:tc>
+          <w:tcPr>
+            <w:tcW w:type="dxa" w:w="3373"/>
+            <w:tcBorders>
+              <w:top w:val="single" w:color="A6A6A6" w:sz="4"/>
+              <w:left w:val="single" w:color="A6A6A6" w:sz="4"/>
+              <w:bottom w:val="single" w:color="A6A6A6" w:sz="4"/>
+              <w:right w:val="single" w:color="A6A6A6" w:sz="4"/>
+            </w:tcBorders>
+            <w:shd w:fill="F2F6FA" w:color="auto" w:val="clear"/>
+            <w:tcMar>
+              <w:top w:type="dxa" w:w="60"/>
+              <w:left w:type="dxa" w:w="100"/>
+              <w:bottom w:type="dxa" w:w="60"/>
+              <w:right w:type="dxa" w:w="100"/>
+            </w:tcMar>
+          </w:tcPr>
+          <w:p>
+            <w:r>
+              <w:rPr>
+                <w:sz w:val="19"/>
+                <w:szCs w:val="19"/>
+              </w:rPr>
+              <w:t xml:space="preserve">FATAL: Cannot create output folder…</w:t>
+            </w:r>
+          </w:p>
+        </w:tc>
+        <w:tc>
+          <w:tcPr>
+            <w:tcW w:type="dxa" w:w="2891"/>
+            <w:tcBorders>
+              <w:top w:val="single" w:color="A6A6A6" w:sz="4"/>
+              <w:left w:val="single" w:color="A6A6A6" w:sz="4"/>
+              <w:bottom w:val="single" w:color="A6A6A6" w:sz="4"/>
+              <w:right w:val="single" w:color="A6A6A6" w:sz="4"/>
+            </w:tcBorders>
+            <w:shd w:fill="F2F6FA" w:color="auto" w:val="clear"/>
+            <w:tcMar>
+              <w:top w:type="dxa" w:w="60"/>
+              <w:left w:type="dxa" w:w="100"/>
+              <w:bottom w:type="dxa" w:w="60"/>
+              <w:right w:type="dxa" w:w="100"/>
+            </w:tcMar>
+          </w:tcPr>
+          <w:p>
+            <w:r>
+              <w:rPr>
+                <w:sz w:val="19"/>
+                <w:szCs w:val="19"/>
+              </w:rPr>
+              <w:t xml:space="preserve">outputRoot のパスが誤っている、ドライブがない、書き込み権限がない</w:t>
+            </w:r>
+          </w:p>
+        </w:tc>
+        <w:tc>
+          <w:tcPr>
+            <w:tcW w:type="dxa" w:w="3374"/>
+            <w:tcBorders>
+              <w:top w:val="single" w:color="A6A6A6" w:sz="4"/>
+              <w:left w:val="single" w:color="A6A6A6" w:sz="4"/>
+              <w:bottom w:val="single" w:color="A6A6A6" w:sz="4"/>
+              <w:right w:val="single" w:color="A6A6A6" w:sz="4"/>
+            </w:tcBorders>
+            <w:shd w:fill="F2F6FA" w:color="auto" w:val="clear"/>
+            <w:tcMar>
+              <w:top w:type="dxa" w:w="60"/>
+              <w:left w:type="dxa" w:w="100"/>
+              <w:bottom w:type="dxa" w:w="60"/>
+              <w:right w:type="dxa" w:w="100"/>
+            </w:tcMar>
+          </w:tcPr>
+          <w:p>
+            <w:r>
+              <w:rPr>
+                <w:sz w:val="19"/>
+                <w:szCs w:val="19"/>
+              </w:rPr>
+              <w:t xml:space="preserve">outputRoot を確認してください。ログはスクリプトのフォルダの reports 配下に出力されます（6.1 参照）。</w:t>
+            </w:r>
+          </w:p>
+        </w:tc>
+      </w:tr>
+      <w:tr>
+        <w:tc>
+          <w:tcPr>
+            <w:tcW w:type="dxa" w:w="3373"/>
+            <w:tcBorders>
+              <w:top w:val="single" w:color="A6A6A6" w:sz="4"/>
+              <w:left w:val="single" w:color="A6A6A6" w:sz="4"/>
+              <w:bottom w:val="single" w:color="A6A6A6" w:sz="4"/>
+              <w:right w:val="single" w:color="A6A6A6" w:sz="4"/>
+            </w:tcBorders>
+            <w:tcMar>
+              <w:top w:type="dxa" w:w="60"/>
+              <w:left w:type="dxa" w:w="100"/>
+              <w:bottom w:type="dxa" w:w="60"/>
+              <w:right w:type="dxa" w:w="100"/>
+            </w:tcMar>
+          </w:tcPr>
+          <w:p>
+            <w:r>
+              <w:rPr>
+                <w:sz w:val="19"/>
+                <w:szCs w:val="19"/>
+              </w:rPr>
+              <w:t xml:space="preserve">終了コード 2 なのに outputRoot に新しいフォルダがない</w:t>
+            </w:r>
+          </w:p>
+        </w:tc>
+        <w:tc>
+          <w:tcPr>
+            <w:tcW w:type="dxa" w:w="2891"/>
+            <w:tcBorders>
+              <w:top w:val="single" w:color="A6A6A6" w:sz="4"/>
+              <w:left w:val="single" w:color="A6A6A6" w:sz="4"/>
+              <w:bottom w:val="single" w:color="A6A6A6" w:sz="4"/>
+              <w:right w:val="single" w:color="A6A6A6" w:sz="4"/>
+            </w:tcBorders>
+            <w:tcMar>
+              <w:top w:type="dxa" w:w="60"/>
+              <w:left w:type="dxa" w:w="100"/>
+              <w:bottom w:type="dxa" w:w="60"/>
+              <w:right w:type="dxa" w:w="100"/>
+            </w:tcMar>
+          </w:tcPr>
+          <w:p>
+            <w:r>
+              <w:rPr>
+                <w:sz w:val="19"/>
+                <w:szCs w:val="19"/>
+              </w:rPr>
+              <w:t xml:space="preserve">設定ファイルの読み込み前後でエラーになった</w:t>
+            </w:r>
+          </w:p>
+        </w:tc>
+        <w:tc>
+          <w:tcPr>
+            <w:tcW w:type="dxa" w:w="3374"/>
+            <w:tcBorders>
+              <w:top w:val="single" w:color="A6A6A6" w:sz="4"/>
+              <w:left w:val="single" w:color="A6A6A6" w:sz="4"/>
+              <w:bottom w:val="single" w:color="A6A6A6" w:sz="4"/>
+              <w:right w:val="single" w:color="A6A6A6" w:sz="4"/>
+            </w:tcBorders>
+            <w:tcMar>
+              <w:top w:type="dxa" w:w="60"/>
+              <w:left w:type="dxa" w:w="100"/>
+              <w:bottom w:type="dxa" w:w="60"/>
+              <w:right w:type="dxa" w:w="100"/>
+            </w:tcMar>
+          </w:tcPr>
+          <w:p>
+            <w:r>
+              <w:rPr>
+                <w:sz w:val="19"/>
+                <w:szCs w:val="19"/>
+              </w:rPr>
+              <w:t xml:space="preserve">スクリプトのフォルダの reports\&lt;実行日時&gt;\compare.log を確認してください（6.1 参照）。</w:t>
+            </w:r>
+          </w:p>
+        </w:tc>
+      </w:tr>
+      <w:tr>
+        <w:tc>
+          <w:tcPr>
+            <w:tcW w:type="dxa" w:w="3373"/>
+            <w:tcBorders>
+              <w:top w:val="single" w:color="A6A6A6" w:sz="4"/>
+              <w:left w:val="single" w:color="A6A6A6" w:sz="4"/>
+              <w:bottom w:val="single" w:color="A6A6A6" w:sz="4"/>
+              <w:right w:val="single" w:color="A6A6A6" w:sz="4"/>
+            </w:tcBorders>
+            <w:shd w:fill="F2F6FA" w:color="auto" w:val="clear"/>
+            <w:tcMar>
+              <w:top w:type="dxa" w:w="60"/>
+              <w:left w:type="dxa" w:w="100"/>
+              <w:bottom w:type="dxa" w:w="60"/>
+              <w:right w:type="dxa" w:w="100"/>
+            </w:tcMar>
+          </w:tcPr>
+          <w:p>
+            <w:r>
+              <w:rPr>
+                <w:sz w:val="19"/>
+                <w:szCs w:val="19"/>
+              </w:rPr>
               <w:t xml:space="preserve">FATAL: WinMergeU.exe not found</w:t>
             </w:r>
           </w:p>
@@ -20149,6 +20877,7 @@
               <w:bottom w:val="single" w:color="A6A6A6" w:sz="4"/>
               <w:right w:val="single" w:color="A6A6A6" w:sz="4"/>
             </w:tcBorders>
+            <w:shd w:fill="F2F6FA" w:color="auto" w:val="clear"/>
             <w:tcMar>
               <w:top w:type="dxa" w:w="60"/>
               <w:left w:type="dxa" w:w="100"/>
@@ -20175,6 +20904,7 @@
               <w:bottom w:val="single" w:color="A6A6A6" w:sz="4"/>
               <w:right w:val="single" w:color="A6A6A6" w:sz="4"/>
             </w:tcBorders>
+            <w:shd w:fill="F2F6FA" w:color="auto" w:val="clear"/>
             <w:tcMar>
               <w:top w:type="dxa" w:w="60"/>
               <w:left w:type="dxa" w:w="100"/>
@@ -20203,6 +20933,86 @@
               <w:bottom w:val="single" w:color="A6A6A6" w:sz="4"/>
               <w:right w:val="single" w:color="A6A6A6" w:sz="4"/>
             </w:tcBorders>
+            <w:tcMar>
+              <w:top w:type="dxa" w:w="60"/>
+              <w:left w:type="dxa" w:w="100"/>
+              <w:bottom w:type="dxa" w:w="60"/>
+              <w:right w:type="dxa" w:w="100"/>
+            </w:tcMar>
+          </w:tcPr>
+          <w:p>
+            <w:r>
+              <w:rPr>
+                <w:sz w:val="19"/>
+                <w:szCs w:val="19"/>
+              </w:rPr>
+              <w:t xml:space="preserve">FATAL: Another compare process is already running.</w:t>
+            </w:r>
+          </w:p>
+        </w:tc>
+        <w:tc>
+          <w:tcPr>
+            <w:tcW w:type="dxa" w:w="2891"/>
+            <w:tcBorders>
+              <w:top w:val="single" w:color="A6A6A6" w:sz="4"/>
+              <w:left w:val="single" w:color="A6A6A6" w:sz="4"/>
+              <w:bottom w:val="single" w:color="A6A6A6" w:sz="4"/>
+              <w:right w:val="single" w:color="A6A6A6" w:sz="4"/>
+            </w:tcBorders>
+            <w:tcMar>
+              <w:top w:type="dxa" w:w="60"/>
+              <w:left w:type="dxa" w:w="100"/>
+              <w:bottom w:type="dxa" w:w="60"/>
+              <w:right w:type="dxa" w:w="100"/>
+            </w:tcMar>
+          </w:tcPr>
+          <w:p>
+            <w:r>
+              <w:rPr>
+                <w:sz w:val="19"/>
+                <w:szCs w:val="19"/>
+              </w:rPr>
+              <w:t xml:space="preserve">別の実行が処理中</w:t>
+            </w:r>
+          </w:p>
+        </w:tc>
+        <w:tc>
+          <w:tcPr>
+            <w:tcW w:type="dxa" w:w="3374"/>
+            <w:tcBorders>
+              <w:top w:val="single" w:color="A6A6A6" w:sz="4"/>
+              <w:left w:val="single" w:color="A6A6A6" w:sz="4"/>
+              <w:bottom w:val="single" w:color="A6A6A6" w:sz="4"/>
+              <w:right w:val="single" w:color="A6A6A6" w:sz="4"/>
+            </w:tcBorders>
+            <w:tcMar>
+              <w:top w:type="dxa" w:w="60"/>
+              <w:left w:type="dxa" w:w="100"/>
+              <w:bottom w:type="dxa" w:w="60"/>
+              <w:right w:type="dxa" w:w="100"/>
+            </w:tcMar>
+          </w:tcPr>
+          <w:p>
+            <w:r>
+              <w:rPr>
+                <w:sz w:val="19"/>
+                <w:szCs w:val="19"/>
+              </w:rPr>
+              <w:t xml:space="preserve">前の実行の終了を待ってから再実行してください。</w:t>
+            </w:r>
+          </w:p>
+        </w:tc>
+      </w:tr>
+      <w:tr>
+        <w:tc>
+          <w:tcPr>
+            <w:tcW w:type="dxa" w:w="3373"/>
+            <w:tcBorders>
+              <w:top w:val="single" w:color="A6A6A6" w:sz="4"/>
+              <w:left w:val="single" w:color="A6A6A6" w:sz="4"/>
+              <w:bottom w:val="single" w:color="A6A6A6" w:sz="4"/>
+              <w:right w:val="single" w:color="A6A6A6" w:sz="4"/>
+            </w:tcBorders>
             <w:shd w:fill="F2F6FA" w:color="auto" w:val="clear"/>
             <w:tcMar>
               <w:top w:type="dxa" w:w="60"/>
@@ -20217,6 +21027,903 @@
                 <w:sz w:val="19"/>
                 <w:szCs w:val="19"/>
               </w:rPr>
+              <w:t xml:space="preserve">ERROR: Folder not found: …</w:t>
+            </w:r>
+          </w:p>
+        </w:tc>
+        <w:tc>
+          <w:tcPr>
+            <w:tcW w:type="dxa" w:w="2891"/>
+            <w:tcBorders>
+              <w:top w:val="single" w:color="A6A6A6" w:sz="4"/>
+              <w:left w:val="single" w:color="A6A6A6" w:sz="4"/>
+              <w:bottom w:val="single" w:color="A6A6A6" w:sz="4"/>
+              <w:right w:val="single" w:color="A6A6A6" w:sz="4"/>
+            </w:tcBorders>
+            <w:shd w:fill="F2F6FA" w:color="auto" w:val="clear"/>
+            <w:tcMar>
+              <w:top w:type="dxa" w:w="60"/>
+              <w:left w:type="dxa" w:w="100"/>
+              <w:bottom w:type="dxa" w:w="60"/>
+              <w:right w:type="dxa" w:w="100"/>
+            </w:tcMar>
+          </w:tcPr>
+          <w:p>
+            <w:r>
+              <w:rPr>
+                <w:sz w:val="19"/>
+                <w:szCs w:val="19"/>
+              </w:rPr>
+              <w:t xml:space="preserve">left／right のパスが誤っている、または存在しない</w:t>
+            </w:r>
+          </w:p>
+        </w:tc>
+        <w:tc>
+          <w:tcPr>
+            <w:tcW w:type="dxa" w:w="3374"/>
+            <w:tcBorders>
+              <w:top w:val="single" w:color="A6A6A6" w:sz="4"/>
+              <w:left w:val="single" w:color="A6A6A6" w:sz="4"/>
+              <w:bottom w:val="single" w:color="A6A6A6" w:sz="4"/>
+              <w:right w:val="single" w:color="A6A6A6" w:sz="4"/>
+            </w:tcBorders>
+            <w:shd w:fill="F2F6FA" w:color="auto" w:val="clear"/>
+            <w:tcMar>
+              <w:top w:type="dxa" w:w="60"/>
+              <w:left w:type="dxa" w:w="100"/>
+              <w:bottom w:type="dxa" w:w="60"/>
+              <w:right w:type="dxa" w:w="100"/>
+            </w:tcMar>
+          </w:tcPr>
+          <w:p>
+            <w:r>
+              <w:rPr>
+                <w:sz w:val="19"/>
+                <w:szCs w:val="19"/>
+              </w:rPr>
+              <w:t xml:space="preserve">エクスプローラーでパスを確認し、設定ファイルを修正してください。</w:t>
+            </w:r>
+          </w:p>
+        </w:tc>
+      </w:tr>
+      <w:tr>
+        <w:tc>
+          <w:tcPr>
+            <w:tcW w:type="dxa" w:w="3373"/>
+            <w:tcBorders>
+              <w:top w:val="single" w:color="A6A6A6" w:sz="4"/>
+              <w:left w:val="single" w:color="A6A6A6" w:sz="4"/>
+              <w:bottom w:val="single" w:color="A6A6A6" w:sz="4"/>
+              <w:right w:val="single" w:color="A6A6A6" w:sz="4"/>
+            </w:tcBorders>
+            <w:tcMar>
+              <w:top w:type="dxa" w:w="60"/>
+              <w:left w:type="dxa" w:w="100"/>
+              <w:bottom w:type="dxa" w:w="60"/>
+              <w:right w:type="dxa" w:w="100"/>
+            </w:tcMar>
+          </w:tcPr>
+          <w:p>
+            <w:r>
+              <w:rPr>
+                <w:sz w:val="19"/>
+                <w:szCs w:val="19"/>
+              </w:rPr>
+              <w:t xml:space="preserve">WinMerge ERROR: Report was not created</w:t>
+            </w:r>
+          </w:p>
+        </w:tc>
+        <w:tc>
+          <w:tcPr>
+            <w:tcW w:type="dxa" w:w="2891"/>
+            <w:tcBorders>
+              <w:top w:val="single" w:color="A6A6A6" w:sz="4"/>
+              <w:left w:val="single" w:color="A6A6A6" w:sz="4"/>
+              <w:bottom w:val="single" w:color="A6A6A6" w:sz="4"/>
+              <w:right w:val="single" w:color="A6A6A6" w:sz="4"/>
+            </w:tcBorders>
+            <w:tcMar>
+              <w:top w:type="dxa" w:w="60"/>
+              <w:left w:type="dxa" w:w="100"/>
+              <w:bottom w:type="dxa" w:w="60"/>
+              <w:right w:type="dxa" w:w="100"/>
+            </w:tcMar>
+          </w:tcPr>
+          <w:p>
+            <w:r>
+              <w:rPr>
+                <w:sz w:val="19"/>
+                <w:szCs w:val="19"/>
+              </w:rPr>
+              <w:t xml:space="preserve">WinMerge のバージョンが古い、引数が不正</w:t>
+            </w:r>
+          </w:p>
+        </w:tc>
+        <w:tc>
+          <w:tcPr>
+            <w:tcW w:type="dxa" w:w="3374"/>
+            <w:tcBorders>
+              <w:top w:val="single" w:color="A6A6A6" w:sz="4"/>
+              <w:left w:val="single" w:color="A6A6A6" w:sz="4"/>
+              <w:bottom w:val="single" w:color="A6A6A6" w:sz="4"/>
+              <w:right w:val="single" w:color="A6A6A6" w:sz="4"/>
+            </w:tcBorders>
+            <w:tcMar>
+              <w:top w:type="dxa" w:w="60"/>
+              <w:left w:type="dxa" w:w="100"/>
+              <w:bottom w:type="dxa" w:w="60"/>
+              <w:right w:type="dxa" w:w="100"/>
+            </w:tcMar>
+          </w:tcPr>
+          <w:p>
+            <w:r>
+              <w:rPr>
+                <w:sz w:val="19"/>
+                <w:szCs w:val="19"/>
+              </w:rPr>
+              <w:t xml:space="preserve">WinMerge 2.16 以降か確認してください。ログの WinMerge run 行のコマンドを手動実行して確認します。</w:t>
+            </w:r>
+          </w:p>
+        </w:tc>
+      </w:tr>
+      <w:tr>
+        <w:tc>
+          <w:tcPr>
+            <w:tcW w:type="dxa" w:w="3373"/>
+            <w:tcBorders>
+              <w:top w:val="single" w:color="A6A6A6" w:sz="4"/>
+              <w:left w:val="single" w:color="A6A6A6" w:sz="4"/>
+              <w:bottom w:val="single" w:color="A6A6A6" w:sz="4"/>
+              <w:right w:val="single" w:color="A6A6A6" w:sz="4"/>
+            </w:tcBorders>
+            <w:shd w:fill="F2F6FA" w:color="auto" w:val="clear"/>
+            <w:tcMar>
+              <w:top w:type="dxa" w:w="60"/>
+              <w:left w:type="dxa" w:w="100"/>
+              <w:bottom w:type="dxa" w:w="60"/>
+              <w:right w:type="dxa" w:w="100"/>
+            </w:tcMar>
+          </w:tcPr>
+          <w:p>
+            <w:r>
+              <w:rPr>
+                <w:sz w:val="19"/>
+                <w:szCs w:val="19"/>
+              </w:rPr>
+              <w:t xml:space="preserve">WinMerge ERROR: WinMerge timed out</w:t>
+            </w:r>
+          </w:p>
+        </w:tc>
+        <w:tc>
+          <w:tcPr>
+            <w:tcW w:type="dxa" w:w="2891"/>
+            <w:tcBorders>
+              <w:top w:val="single" w:color="A6A6A6" w:sz="4"/>
+              <w:left w:val="single" w:color="A6A6A6" w:sz="4"/>
+              <w:bottom w:val="single" w:color="A6A6A6" w:sz="4"/>
+              <w:right w:val="single" w:color="A6A6A6" w:sz="4"/>
+            </w:tcBorders>
+            <w:shd w:fill="F2F6FA" w:color="auto" w:val="clear"/>
+            <w:tcMar>
+              <w:top w:type="dxa" w:w="60"/>
+              <w:left w:type="dxa" w:w="100"/>
+              <w:bottom w:type="dxa" w:w="60"/>
+              <w:right w:type="dxa" w:w="100"/>
+            </w:tcMar>
+          </w:tcPr>
+          <w:p>
+            <w:r>
+              <w:rPr>
+                <w:sz w:val="19"/>
+                <w:szCs w:val="19"/>
+              </w:rPr>
+              <w:t xml:space="preserve">対象ファイルが多く、時間内に終わらない</w:t>
+            </w:r>
+          </w:p>
+        </w:tc>
+        <w:tc>
+          <w:tcPr>
+            <w:tcW w:type="dxa" w:w="3374"/>
+            <w:tcBorders>
+              <w:top w:val="single" w:color="A6A6A6" w:sz="4"/>
+              <w:left w:val="single" w:color="A6A6A6" w:sz="4"/>
+              <w:bottom w:val="single" w:color="A6A6A6" w:sz="4"/>
+              <w:right w:val="single" w:color="A6A6A6" w:sz="4"/>
+            </w:tcBorders>
+            <w:shd w:fill="F2F6FA" w:color="auto" w:val="clear"/>
+            <w:tcMar>
+              <w:top w:type="dxa" w:w="60"/>
+              <w:left w:type="dxa" w:w="100"/>
+              <w:bottom w:type="dxa" w:w="60"/>
+              <w:right w:type="dxa" w:w="100"/>
+            </w:tcMar>
+          </w:tcPr>
+          <w:p>
+            <w:r>
+              <w:rPr>
+                <w:sz w:val="19"/>
+                <w:szCs w:val="19"/>
+              </w:rPr>
+              <w:t xml:space="preserve">timeoutSec を大きくするか、ジョブを分割してください。</w:t>
+            </w:r>
+          </w:p>
+        </w:tc>
+      </w:tr>
+      <w:tr>
+        <w:tc>
+          <w:tcPr>
+            <w:tcW w:type="dxa" w:w="3373"/>
+            <w:tcBorders>
+              <w:top w:val="single" w:color="A6A6A6" w:sz="4"/>
+              <w:left w:val="single" w:color="A6A6A6" w:sz="4"/>
+              <w:bottom w:val="single" w:color="A6A6A6" w:sz="4"/>
+              <w:right w:val="single" w:color="A6A6A6" w:sz="4"/>
+            </w:tcBorders>
+            <w:tcMar>
+              <w:top w:type="dxa" w:w="60"/>
+              <w:left w:type="dxa" w:w="100"/>
+              <w:bottom w:type="dxa" w:w="60"/>
+              <w:right w:type="dxa" w:w="100"/>
+            </w:tcMar>
+          </w:tcPr>
+          <w:p>
+            <w:r>
+              <w:rPr>
+                <w:sz w:val="19"/>
+                <w:szCs w:val="19"/>
+              </w:rPr>
+              <w:t xml:space="preserve">File ERROR: …別のプロセスで使用されている…</w:t>
+            </w:r>
+          </w:p>
+        </w:tc>
+        <w:tc>
+          <w:tcPr>
+            <w:tcW w:type="dxa" w:w="2891"/>
+            <w:tcBorders>
+              <w:top w:val="single" w:color="A6A6A6" w:sz="4"/>
+              <w:left w:val="single" w:color="A6A6A6" w:sz="4"/>
+              <w:bottom w:val="single" w:color="A6A6A6" w:sz="4"/>
+              <w:right w:val="single" w:color="A6A6A6" w:sz="4"/>
+            </w:tcBorders>
+            <w:tcMar>
+              <w:top w:type="dxa" w:w="60"/>
+              <w:left w:type="dxa" w:w="100"/>
+              <w:bottom w:type="dxa" w:w="60"/>
+              <w:right w:type="dxa" w:w="100"/>
+            </w:tcMar>
+          </w:tcPr>
+          <w:p>
+            <w:r>
+              <w:rPr>
+                <w:sz w:val="19"/>
+                <w:szCs w:val="19"/>
+              </w:rPr>
+              <w:t xml:space="preserve">Excel 等でファイルが排他的に開かれている</w:t>
+            </w:r>
+          </w:p>
+        </w:tc>
+        <w:tc>
+          <w:tcPr>
+            <w:tcW w:type="dxa" w:w="3374"/>
+            <w:tcBorders>
+              <w:top w:val="single" w:color="A6A6A6" w:sz="4"/>
+              <w:left w:val="single" w:color="A6A6A6" w:sz="4"/>
+              <w:bottom w:val="single" w:color="A6A6A6" w:sz="4"/>
+              <w:right w:val="single" w:color="A6A6A6" w:sz="4"/>
+            </w:tcBorders>
+            <w:tcMar>
+              <w:top w:type="dxa" w:w="60"/>
+              <w:left w:type="dxa" w:w="100"/>
+              <w:bottom w:type="dxa" w:w="60"/>
+              <w:right w:type="dxa" w:w="100"/>
+            </w:tcMar>
+          </w:tcPr>
+          <w:p>
+            <w:r>
+              <w:rPr>
+                <w:sz w:val="19"/>
+                <w:szCs w:val="19"/>
+              </w:rPr>
+              <w:t xml:space="preserve">ファイルを閉じてから再実行してください。</w:t>
+            </w:r>
+          </w:p>
+        </w:tc>
+      </w:tr>
+      <w:tr>
+        <w:tc>
+          <w:tcPr>
+            <w:tcW w:type="dxa" w:w="3373"/>
+            <w:tcBorders>
+              <w:top w:val="single" w:color="A6A6A6" w:sz="4"/>
+              <w:left w:val="single" w:color="A6A6A6" w:sz="4"/>
+              <w:bottom w:val="single" w:color="A6A6A6" w:sz="4"/>
+              <w:right w:val="single" w:color="A6A6A6" w:sz="4"/>
+            </w:tcBorders>
+            <w:shd w:fill="F2F6FA" w:color="auto" w:val="clear"/>
+            <w:tcMar>
+              <w:top w:type="dxa" w:w="60"/>
+              <w:left w:type="dxa" w:w="100"/>
+              <w:bottom w:type="dxa" w:w="60"/>
+              <w:right w:type="dxa" w:w="100"/>
+            </w:tcMar>
+          </w:tcPr>
+          <w:p>
+            <w:r>
+              <w:rPr>
+                <w:sz w:val="19"/>
+                <w:szCs w:val="19"/>
+              </w:rPr>
+              <w:t xml:space="preserve">File ERROR: …クラウド…／アクセスできません</w:t>
+            </w:r>
+          </w:p>
+        </w:tc>
+        <w:tc>
+          <w:tcPr>
+            <w:tcW w:type="dxa" w:w="2891"/>
+            <w:tcBorders>
+              <w:top w:val="single" w:color="A6A6A6" w:sz="4"/>
+              <w:left w:val="single" w:color="A6A6A6" w:sz="4"/>
+              <w:bottom w:val="single" w:color="A6A6A6" w:sz="4"/>
+              <w:right w:val="single" w:color="A6A6A6" w:sz="4"/>
+            </w:tcBorders>
+            <w:shd w:fill="F2F6FA" w:color="auto" w:val="clear"/>
+            <w:tcMar>
+              <w:top w:type="dxa" w:w="60"/>
+              <w:left w:type="dxa" w:w="100"/>
+              <w:bottom w:type="dxa" w:w="60"/>
+              <w:right w:type="dxa" w:w="100"/>
+            </w:tcMar>
+          </w:tcPr>
+          <w:p>
+            <w:r>
+              <w:rPr>
+                <w:sz w:val="19"/>
+                <w:szCs w:val="19"/>
+              </w:rPr>
+              <w:t xml:space="preserve">Box Drive の「オンラインのみ」のファイルで、PC に実体がない</w:t>
+            </w:r>
+          </w:p>
+        </w:tc>
+        <w:tc>
+          <w:tcPr>
+            <w:tcW w:type="dxa" w:w="3374"/>
+            <w:tcBorders>
+              <w:top w:val="single" w:color="A6A6A6" w:sz="4"/>
+              <w:left w:val="single" w:color="A6A6A6" w:sz="4"/>
+              <w:bottom w:val="single" w:color="A6A6A6" w:sz="4"/>
+              <w:right w:val="single" w:color="A6A6A6" w:sz="4"/>
+            </w:tcBorders>
+            <w:shd w:fill="F2F6FA" w:color="auto" w:val="clear"/>
+            <w:tcMar>
+              <w:top w:type="dxa" w:w="60"/>
+              <w:left w:type="dxa" w:w="100"/>
+              <w:bottom w:type="dxa" w:w="60"/>
+              <w:right w:type="dxa" w:w="100"/>
+            </w:tcMar>
+          </w:tcPr>
+          <w:p>
+            <w:r>
+              <w:rPr>
+                <w:sz w:val="19"/>
+                <w:szCs w:val="19"/>
+              </w:rPr>
+              <w:t xml:space="preserve">Box のフォルダを右クリックし［オフラインで利用可能にする］を選択してから再実行してください。</w:t>
+            </w:r>
+          </w:p>
+        </w:tc>
+      </w:tr>
+      <w:tr>
+        <w:tc>
+          <w:tcPr>
+            <w:tcW w:type="dxa" w:w="3373"/>
+            <w:tcBorders>
+              <w:top w:val="single" w:color="A6A6A6" w:sz="4"/>
+              <w:left w:val="single" w:color="A6A6A6" w:sz="4"/>
+              <w:bottom w:val="single" w:color="A6A6A6" w:sz="4"/>
+              <w:right w:val="single" w:color="A6A6A6" w:sz="4"/>
+            </w:tcBorders>
+            <w:tcMar>
+              <w:top w:type="dxa" w:w="60"/>
+              <w:left w:type="dxa" w:w="100"/>
+              <w:bottom w:type="dxa" w:w="60"/>
+              <w:right w:type="dxa" w:w="100"/>
+            </w:tcMar>
+          </w:tcPr>
+          <w:p>
+            <w:r>
+              <w:rPr>
+                <w:sz w:val="19"/>
+                <w:szCs w:val="19"/>
+              </w:rPr>
+              <w:t xml:space="preserve">ERROR: Cannot read folder (Left|Right): …（Result=PARTIAL_ERROR）</w:t>
+            </w:r>
+          </w:p>
+        </w:tc>
+        <w:tc>
+          <w:tcPr>
+            <w:tcW w:type="dxa" w:w="2891"/>
+            <w:tcBorders>
+              <w:top w:val="single" w:color="A6A6A6" w:sz="4"/>
+              <w:left w:val="single" w:color="A6A6A6" w:sz="4"/>
+              <w:bottom w:val="single" w:color="A6A6A6" w:sz="4"/>
+              <w:right w:val="single" w:color="A6A6A6" w:sz="4"/>
+            </w:tcBorders>
+            <w:tcMar>
+              <w:top w:type="dxa" w:w="60"/>
+              <w:left w:type="dxa" w:w="100"/>
+              <w:bottom w:type="dxa" w:w="60"/>
+              <w:right w:type="dxa" w:w="100"/>
+            </w:tcMar>
+          </w:tcPr>
+          <w:p>
+            <w:r>
+              <w:rPr>
+                <w:sz w:val="19"/>
+                <w:szCs w:val="19"/>
+              </w:rPr>
+              <w:t xml:space="preserve">サブフォルダへのアクセス権がない、パスが長すぎる</w:t>
+            </w:r>
+          </w:p>
+        </w:tc>
+        <w:tc>
+          <w:tcPr>
+            <w:tcW w:type="dxa" w:w="3374"/>
+            <w:tcBorders>
+              <w:top w:val="single" w:color="A6A6A6" w:sz="4"/>
+              <w:left w:val="single" w:color="A6A6A6" w:sz="4"/>
+              <w:bottom w:val="single" w:color="A6A6A6" w:sz="4"/>
+              <w:right w:val="single" w:color="A6A6A6" w:sz="4"/>
+            </w:tcBorders>
+            <w:tcMar>
+              <w:top w:type="dxa" w:w="60"/>
+              <w:left w:type="dxa" w:w="100"/>
+              <w:bottom w:type="dxa" w:w="60"/>
+              <w:right w:type="dxa" w:w="100"/>
+            </w:tcMar>
+          </w:tcPr>
+          <w:p>
+            <w:r>
+              <w:rPr>
+                <w:sz w:val="19"/>
+                <w:szCs w:val="19"/>
+              </w:rPr>
+              <w:t xml:space="preserve">エラーに出た側（Left／Right）のフォルダについて、アクセス権・パスの長さ（10章参照）を確認し、再実行してください。</w:t>
+            </w:r>
+          </w:p>
+        </w:tc>
+      </w:tr>
+      <w:tr>
+        <w:tc>
+          <w:tcPr>
+            <w:tcW w:type="dxa" w:w="3373"/>
+            <w:tcBorders>
+              <w:top w:val="single" w:color="A6A6A6" w:sz="4"/>
+              <w:left w:val="single" w:color="A6A6A6" w:sz="4"/>
+              <w:bottom w:val="single" w:color="A6A6A6" w:sz="4"/>
+              <w:right w:val="single" w:color="A6A6A6" w:sz="4"/>
+            </w:tcBorders>
+            <w:shd w:fill="F2F6FA" w:color="auto" w:val="clear"/>
+            <w:tcMar>
+              <w:top w:type="dxa" w:w="60"/>
+              <w:left w:type="dxa" w:w="100"/>
+              <w:bottom w:type="dxa" w:w="60"/>
+              <w:right w:type="dxa" w:w="100"/>
+            </w:tcMar>
+          </w:tcPr>
+          <w:p>
+            <w:r>
+              <w:rPr>
+                <w:sz w:val="19"/>
+                <w:szCs w:val="19"/>
+              </w:rPr>
+              <w:t xml:space="preserve">WARN: Previous run did not finish normally (abandoned lock)…</w:t>
+            </w:r>
+          </w:p>
+        </w:tc>
+        <w:tc>
+          <w:tcPr>
+            <w:tcW w:type="dxa" w:w="2891"/>
+            <w:tcBorders>
+              <w:top w:val="single" w:color="A6A6A6" w:sz="4"/>
+              <w:left w:val="single" w:color="A6A6A6" w:sz="4"/>
+              <w:bottom w:val="single" w:color="A6A6A6" w:sz="4"/>
+              <w:right w:val="single" w:color="A6A6A6" w:sz="4"/>
+            </w:tcBorders>
+            <w:shd w:fill="F2F6FA" w:color="auto" w:val="clear"/>
+            <w:tcMar>
+              <w:top w:type="dxa" w:w="60"/>
+              <w:left w:type="dxa" w:w="100"/>
+              <w:bottom w:type="dxa" w:w="60"/>
+              <w:right w:type="dxa" w:w="100"/>
+            </w:tcMar>
+          </w:tcPr>
+          <w:p>
+            <w:r>
+              <w:rPr>
+                <w:sz w:val="19"/>
+                <w:szCs w:val="19"/>
+              </w:rPr>
+              <w:t xml:space="preserve">実行中のプロセスが強制終了されたとき、別の実行がロックの取得を待っていた等で、ロックが解放されないまま残っていた</w:t>
+            </w:r>
+          </w:p>
+        </w:tc>
+        <w:tc>
+          <w:tcPr>
+            <w:tcW w:type="dxa" w:w="3374"/>
+            <w:tcBorders>
+              <w:top w:val="single" w:color="A6A6A6" w:sz="4"/>
+              <w:left w:val="single" w:color="A6A6A6" w:sz="4"/>
+              <w:bottom w:val="single" w:color="A6A6A6" w:sz="4"/>
+              <w:right w:val="single" w:color="A6A6A6" w:sz="4"/>
+            </w:tcBorders>
+            <w:shd w:fill="F2F6FA" w:color="auto" w:val="clear"/>
+            <w:tcMar>
+              <w:top w:type="dxa" w:w="60"/>
+              <w:left w:type="dxa" w:w="100"/>
+              <w:bottom w:type="dxa" w:w="60"/>
+              <w:right w:type="dxa" w:w="100"/>
+            </w:tcMar>
+          </w:tcPr>
+          <w:p>
+            <w:r>
+              <w:rPr>
+                <w:sz w:val="19"/>
+                <w:szCs w:val="19"/>
+              </w:rPr>
+              <w:t xml:space="preserve">処理は自動で回復して続行しています。今回の結果は有効です。なお、通常は強制終了してもロックは Windows によって解放されるため、この警告は出ません。強制終了の有無は、前回の compare.log の最終行で確認してください（8.1 参照）。</w:t>
+            </w:r>
+          </w:p>
+        </w:tc>
+      </w:tr>
+      <w:tr>
+        <w:tc>
+          <w:tcPr>
+            <w:tcW w:type="dxa" w:w="3373"/>
+            <w:tcBorders>
+              <w:top w:val="single" w:color="A6A6A6" w:sz="4"/>
+              <w:left w:val="single" w:color="A6A6A6" w:sz="4"/>
+              <w:bottom w:val="single" w:color="A6A6A6" w:sz="4"/>
+              <w:right w:val="single" w:color="A6A6A6" w:sz="4"/>
+            </w:tcBorders>
+            <w:tcMar>
+              <w:top w:type="dxa" w:w="60"/>
+              <w:left w:type="dxa" w:w="100"/>
+              <w:bottom w:type="dxa" w:w="60"/>
+              <w:right w:type="dxa" w:w="100"/>
+            </w:tcMar>
+          </w:tcPr>
+          <w:p>
+            <w:r>
+              <w:rPr>
+                <w:sz w:val="19"/>
+                <w:szCs w:val="19"/>
+              </w:rPr>
+              <w:t xml:space="preserve">前回の実行を強制終了した後、比較が遅い・レポートが出力されない</w:t>
+            </w:r>
+          </w:p>
+        </w:tc>
+        <w:tc>
+          <w:tcPr>
+            <w:tcW w:type="dxa" w:w="2891"/>
+            <w:tcBorders>
+              <w:top w:val="single" w:color="A6A6A6" w:sz="4"/>
+              <w:left w:val="single" w:color="A6A6A6" w:sz="4"/>
+              <w:bottom w:val="single" w:color="A6A6A6" w:sz="4"/>
+              <w:right w:val="single" w:color="A6A6A6" w:sz="4"/>
+            </w:tcBorders>
+            <w:tcMar>
+              <w:top w:type="dxa" w:w="60"/>
+              <w:left w:type="dxa" w:w="100"/>
+              <w:bottom w:type="dxa" w:w="60"/>
+              <w:right w:type="dxa" w:w="100"/>
+            </w:tcMar>
+          </w:tcPr>
+          <w:p>
+            <w:r>
+              <w:rPr>
+                <w:sz w:val="19"/>
+                <w:szCs w:val="19"/>
+              </w:rPr>
+              <w:t xml:space="preserve">PowerShell を強制終了しても、起動済みの WinMergeU.exe は終了せずに残る</w:t>
+            </w:r>
+          </w:p>
+        </w:tc>
+        <w:tc>
+          <w:tcPr>
+            <w:tcW w:type="dxa" w:w="3374"/>
+            <w:tcBorders>
+              <w:top w:val="single" w:color="A6A6A6" w:sz="4"/>
+              <w:left w:val="single" w:color="A6A6A6" w:sz="4"/>
+              <w:bottom w:val="single" w:color="A6A6A6" w:sz="4"/>
+              <w:right w:val="single" w:color="A6A6A6" w:sz="4"/>
+            </w:tcBorders>
+            <w:tcMar>
+              <w:top w:type="dxa" w:w="60"/>
+              <w:left w:type="dxa" w:w="100"/>
+              <w:bottom w:type="dxa" w:w="60"/>
+              <w:right w:type="dxa" w:w="100"/>
+            </w:tcMar>
+          </w:tcPr>
+          <w:p>
+            <w:r>
+              <w:rPr>
+                <w:sz w:val="19"/>
+                <w:szCs w:val="19"/>
+              </w:rPr>
+              <w:t xml:space="preserve">タスクマネージャーで WinMergeU.exe が残っていないか確認し、残っていれば［タスクの終了］で終了させてから再実行してください。</w:t>
+            </w:r>
+          </w:p>
+        </w:tc>
+      </w:tr>
+      <w:tr>
+        <w:tc>
+          <w:tcPr>
+            <w:tcW w:type="dxa" w:w="3373"/>
+            <w:tcBorders>
+              <w:top w:val="single" w:color="A6A6A6" w:sz="4"/>
+              <w:left w:val="single" w:color="A6A6A6" w:sz="4"/>
+              <w:bottom w:val="single" w:color="A6A6A6" w:sz="4"/>
+              <w:right w:val="single" w:color="A6A6A6" w:sz="4"/>
+            </w:tcBorders>
+            <w:shd w:fill="F2F6FA" w:color="auto" w:val="clear"/>
+            <w:tcMar>
+              <w:top w:type="dxa" w:w="60"/>
+              <w:left w:type="dxa" w:w="100"/>
+              <w:bottom w:type="dxa" w:w="60"/>
+              <w:right w:type="dxa" w:w="100"/>
+            </w:tcMar>
+          </w:tcPr>
+          <w:p>
+            <w:r>
+              <w:rPr>
+                <w:sz w:val="19"/>
+                <w:szCs w:val="19"/>
+              </w:rPr>
+              <w:t xml:space="preserve">Office ファイルが Different になるが、見た目は変わらない</w:t>
+            </w:r>
+          </w:p>
+        </w:tc>
+        <w:tc>
+          <w:tcPr>
+            <w:tcW w:type="dxa" w:w="2891"/>
+            <w:tcBorders>
+              <w:top w:val="single" w:color="A6A6A6" w:sz="4"/>
+              <w:left w:val="single" w:color="A6A6A6" w:sz="4"/>
+              <w:bottom w:val="single" w:color="A6A6A6" w:sz="4"/>
+              <w:right w:val="single" w:color="A6A6A6" w:sz="4"/>
+            </w:tcBorders>
+            <w:shd w:fill="F2F6FA" w:color="auto" w:val="clear"/>
+            <w:tcMar>
+              <w:top w:type="dxa" w:w="60"/>
+              <w:left w:type="dxa" w:w="100"/>
+              <w:bottom w:type="dxa" w:w="60"/>
+              <w:right w:type="dxa" w:w="100"/>
+            </w:tcMar>
+          </w:tcPr>
+          <w:p>
+            <w:r>
+              <w:rPr>
+                <w:sz w:val="19"/>
+                <w:szCs w:val="19"/>
+              </w:rPr>
+              <w:t xml:space="preserve">保存時にファイル内部の情報が変わっている</w:t>
+            </w:r>
+          </w:p>
+        </w:tc>
+        <w:tc>
+          <w:tcPr>
+            <w:tcW w:type="dxa" w:w="3374"/>
+            <w:tcBorders>
+              <w:top w:val="single" w:color="A6A6A6" w:sz="4"/>
+              <w:left w:val="single" w:color="A6A6A6" w:sz="4"/>
+              <w:bottom w:val="single" w:color="A6A6A6" w:sz="4"/>
+              <w:right w:val="single" w:color="A6A6A6" w:sz="4"/>
+            </w:tcBorders>
+            <w:shd w:fill="F2F6FA" w:color="auto" w:val="clear"/>
+            <w:tcMar>
+              <w:top w:type="dxa" w:w="60"/>
+              <w:left w:type="dxa" w:w="100"/>
+              <w:bottom w:type="dxa" w:w="60"/>
+              <w:right w:type="dxa" w:w="100"/>
+            </w:tcMar>
+          </w:tcPr>
+          <w:p>
+            <w:r>
+              <w:rPr>
+                <w:sz w:val="19"/>
+                <w:szCs w:val="19"/>
+              </w:rPr>
+              <w:t xml:space="preserve">WinMerge で内容を確認してください（6.4 注意参照）。</w:t>
+            </w:r>
+          </w:p>
+        </w:tc>
+      </w:tr>
+      <w:tr>
+        <w:tc>
+          <w:tcPr>
+            <w:tcW w:type="dxa" w:w="3373"/>
+            <w:tcBorders>
+              <w:top w:val="single" w:color="A6A6A6" w:sz="4"/>
+              <w:left w:val="single" w:color="A6A6A6" w:sz="4"/>
+              <w:bottom w:val="single" w:color="A6A6A6" w:sz="4"/>
+              <w:right w:val="single" w:color="A6A6A6" w:sz="4"/>
+            </w:tcBorders>
+            <w:tcMar>
+              <w:top w:type="dxa" w:w="60"/>
+              <w:left w:type="dxa" w:w="100"/>
+              <w:bottom w:type="dxa" w:w="60"/>
+              <w:right w:type="dxa" w:w="100"/>
+            </w:tcMar>
+          </w:tcPr>
+          <w:p>
+            <w:r>
+              <w:rPr>
+                <w:sz w:val="19"/>
+                <w:szCs w:val="19"/>
+              </w:rPr>
+              <w:t xml:space="preserve">File ERROR: …パス…長すぎます／指定されたパス…見つかりません（ファイルは存在する）</w:t>
+            </w:r>
+          </w:p>
+        </w:tc>
+        <w:tc>
+          <w:tcPr>
+            <w:tcW w:type="dxa" w:w="2891"/>
+            <w:tcBorders>
+              <w:top w:val="single" w:color="A6A6A6" w:sz="4"/>
+              <w:left w:val="single" w:color="A6A6A6" w:sz="4"/>
+              <w:bottom w:val="single" w:color="A6A6A6" w:sz="4"/>
+              <w:right w:val="single" w:color="A6A6A6" w:sz="4"/>
+            </w:tcBorders>
+            <w:tcMar>
+              <w:top w:type="dxa" w:w="60"/>
+              <w:left w:type="dxa" w:w="100"/>
+              <w:bottom w:type="dxa" w:w="60"/>
+              <w:right w:type="dxa" w:w="100"/>
+            </w:tcMar>
+          </w:tcPr>
+          <w:p>
+            <w:r>
+              <w:rPr>
+                <w:sz w:val="19"/>
+                <w:szCs w:val="19"/>
+              </w:rPr>
+              <w:t xml:space="preserve">フルパスが 260 文字を超えている</w:t>
+            </w:r>
+          </w:p>
+        </w:tc>
+        <w:tc>
+          <w:tcPr>
+            <w:tcW w:type="dxa" w:w="3374"/>
+            <w:tcBorders>
+              <w:top w:val="single" w:color="A6A6A6" w:sz="4"/>
+              <w:left w:val="single" w:color="A6A6A6" w:sz="4"/>
+              <w:bottom w:val="single" w:color="A6A6A6" w:sz="4"/>
+              <w:right w:val="single" w:color="A6A6A6" w:sz="4"/>
+            </w:tcBorders>
+            <w:tcMar>
+              <w:top w:type="dxa" w:w="60"/>
+              <w:left w:type="dxa" w:w="100"/>
+              <w:bottom w:type="dxa" w:w="60"/>
+              <w:right w:type="dxa" w:w="100"/>
+            </w:tcMar>
+          </w:tcPr>
+          <w:p>
+            <w:r>
+              <w:rPr>
+                <w:sz w:val="19"/>
+                <w:szCs w:val="19"/>
+              </w:rPr>
+              <w:t xml:space="preserve">10章「パスの長さ」の対処を参照してください。</w:t>
+            </w:r>
+          </w:p>
+        </w:tc>
+      </w:tr>
+      <w:tr>
+        <w:tc>
+          <w:tcPr>
+            <w:tcW w:type="dxa" w:w="3373"/>
+            <w:tcBorders>
+              <w:top w:val="single" w:color="A6A6A6" w:sz="4"/>
+              <w:left w:val="single" w:color="A6A6A6" w:sz="4"/>
+              <w:bottom w:val="single" w:color="A6A6A6" w:sz="4"/>
+              <w:right w:val="single" w:color="A6A6A6" w:sz="4"/>
+            </w:tcBorders>
+            <w:shd w:fill="F2F6FA" w:color="auto" w:val="clear"/>
+            <w:tcMar>
+              <w:top w:type="dxa" w:w="60"/>
+              <w:left w:type="dxa" w:w="100"/>
+              <w:bottom w:type="dxa" w:w="60"/>
+              <w:right w:type="dxa" w:w="100"/>
+            </w:tcMar>
+          </w:tcPr>
+          <w:p>
+            <w:r>
+              <w:rPr>
+                <w:sz w:val="19"/>
+                <w:szCs w:val="19"/>
+              </w:rPr>
+              <w:t xml:space="preserve">タスクスケジューラの前回の実行結果が (0x1)</w:t>
+            </w:r>
+          </w:p>
+        </w:tc>
+        <w:tc>
+          <w:tcPr>
+            <w:tcW w:type="dxa" w:w="2891"/>
+            <w:tcBorders>
+              <w:top w:val="single" w:color="A6A6A6" w:sz="4"/>
+              <w:left w:val="single" w:color="A6A6A6" w:sz="4"/>
+              <w:bottom w:val="single" w:color="A6A6A6" w:sz="4"/>
+              <w:right w:val="single" w:color="A6A6A6" w:sz="4"/>
+            </w:tcBorders>
+            <w:shd w:fill="F2F6FA" w:color="auto" w:val="clear"/>
+            <w:tcMar>
+              <w:top w:type="dxa" w:w="60"/>
+              <w:left w:type="dxa" w:w="100"/>
+              <w:bottom w:type="dxa" w:w="60"/>
+              <w:right w:type="dxa" w:w="100"/>
+            </w:tcMar>
+          </w:tcPr>
+          <w:p>
+            <w:r>
+              <w:rPr>
+                <w:sz w:val="19"/>
+                <w:szCs w:val="19"/>
+              </w:rPr>
+              <w:t xml:space="preserve">差分あり（エラーではない）</w:t>
+            </w:r>
+          </w:p>
+        </w:tc>
+        <w:tc>
+          <w:tcPr>
+            <w:tcW w:type="dxa" w:w="3374"/>
+            <w:tcBorders>
+              <w:top w:val="single" w:color="A6A6A6" w:sz="4"/>
+              <w:left w:val="single" w:color="A6A6A6" w:sz="4"/>
+              <w:bottom w:val="single" w:color="A6A6A6" w:sz="4"/>
+              <w:right w:val="single" w:color="A6A6A6" w:sz="4"/>
+            </w:tcBorders>
+            <w:shd w:fill="F2F6FA" w:color="auto" w:val="clear"/>
+            <w:tcMar>
+              <w:top w:type="dxa" w:w="60"/>
+              <w:left w:type="dxa" w:w="100"/>
+              <w:bottom w:type="dxa" w:w="60"/>
+              <w:right w:type="dxa" w:w="100"/>
+            </w:tcMar>
+          </w:tcPr>
+          <w:p>
+            <w:r>
+              <w:rPr>
+                <w:sz w:val="19"/>
+                <w:szCs w:val="19"/>
+              </w:rPr>
+              <w:t xml:space="preserve">summary.csv で差分を確認してください（3.6 参照）。</w:t>
+            </w:r>
+          </w:p>
+        </w:tc>
+      </w:tr>
+      <w:tr>
+        <w:tc>
+          <w:tcPr>
+            <w:tcW w:type="dxa" w:w="3373"/>
+            <w:tcBorders>
+              <w:top w:val="single" w:color="A6A6A6" w:sz="4"/>
+              <w:left w:val="single" w:color="A6A6A6" w:sz="4"/>
+              <w:bottom w:val="single" w:color="A6A6A6" w:sz="4"/>
+              <w:right w:val="single" w:color="A6A6A6" w:sz="4"/>
+            </w:tcBorders>
+            <w:tcMar>
+              <w:top w:type="dxa" w:w="60"/>
+              <w:left w:type="dxa" w:w="100"/>
+              <w:bottom w:type="dxa" w:w="60"/>
+              <w:right w:type="dxa" w:w="100"/>
+            </w:tcMar>
+          </w:tcPr>
+          <w:p>
+            <w:r>
+              <w:rPr>
+                <w:sz w:val="19"/>
+                <w:szCs w:val="19"/>
+              </w:rPr>
               <w:t xml:space="preserve">FATAL: Another compare process is already running.</w:t>
             </w:r>
           </w:p>
@@ -20230,21 +21937,20 @@
               <w:bottom w:val="single" w:color="A6A6A6" w:sz="4"/>
               <w:right w:val="single" w:color="A6A6A6" w:sz="4"/>
             </w:tcBorders>
-            <w:shd w:fill="F2F6FA" w:color="auto" w:val="clear"/>
-            <w:tcMar>
-              <w:top w:type="dxa" w:w="60"/>
-              <w:left w:type="dxa" w:w="100"/>
-              <w:bottom w:type="dxa" w:w="60"/>
-              <w:right w:type="dxa" w:w="100"/>
-            </w:tcMar>
-          </w:tcPr>
-          <w:p>
-            <w:r>
-              <w:rPr>
-                <w:sz w:val="19"/>
-                <w:szCs w:val="19"/>
-              </w:rPr>
-              <w:t xml:space="preserve">別の実行が処理中</w:t>
+            <w:tcMar>
+              <w:top w:type="dxa" w:w="60"/>
+              <w:left w:type="dxa" w:w="100"/>
+              <w:bottom w:type="dxa" w:w="60"/>
+              <w:right w:type="dxa" w:w="100"/>
+            </w:tcMar>
+          </w:tcPr>
+          <w:p>
+            <w:r>
+              <w:rPr>
+                <w:sz w:val="19"/>
+                <w:szCs w:val="19"/>
+              </w:rPr>
+              <w:t xml:space="preserve">別の実行（別の設定ファイルのタスクを含む）が処理中、または前回のプロセスが応答なしで残っている</w:t>
             </w:r>
           </w:p>
         </w:tc>
@@ -20257,985 +21963,6 @@
               <w:bottom w:val="single" w:color="A6A6A6" w:sz="4"/>
               <w:right w:val="single" w:color="A6A6A6" w:sz="4"/>
             </w:tcBorders>
-            <w:shd w:fill="F2F6FA" w:color="auto" w:val="clear"/>
-            <w:tcMar>
-              <w:top w:type="dxa" w:w="60"/>
-              <w:left w:type="dxa" w:w="100"/>
-              <w:bottom w:type="dxa" w:w="60"/>
-              <w:right w:type="dxa" w:w="100"/>
-            </w:tcMar>
-          </w:tcPr>
-          <w:p>
-            <w:r>
-              <w:rPr>
-                <w:sz w:val="19"/>
-                <w:szCs w:val="19"/>
-              </w:rPr>
-              <w:t xml:space="preserve">前の実行の終了を待ってから再実行してください。</w:t>
-            </w:r>
-          </w:p>
-        </w:tc>
-      </w:tr>
-      <w:tr>
-        <w:tc>
-          <w:tcPr>
-            <w:tcW w:type="dxa" w:w="3373"/>
-            <w:tcBorders>
-              <w:top w:val="single" w:color="A6A6A6" w:sz="4"/>
-              <w:left w:val="single" w:color="A6A6A6" w:sz="4"/>
-              <w:bottom w:val="single" w:color="A6A6A6" w:sz="4"/>
-              <w:right w:val="single" w:color="A6A6A6" w:sz="4"/>
-            </w:tcBorders>
-            <w:tcMar>
-              <w:top w:type="dxa" w:w="60"/>
-              <w:left w:type="dxa" w:w="100"/>
-              <w:bottom w:type="dxa" w:w="60"/>
-              <w:right w:type="dxa" w:w="100"/>
-            </w:tcMar>
-          </w:tcPr>
-          <w:p>
-            <w:r>
-              <w:rPr>
-                <w:sz w:val="19"/>
-                <w:szCs w:val="19"/>
-              </w:rPr>
-              <w:t xml:space="preserve">ERROR: Folder not found: …</w:t>
-            </w:r>
-          </w:p>
-        </w:tc>
-        <w:tc>
-          <w:tcPr>
-            <w:tcW w:type="dxa" w:w="2891"/>
-            <w:tcBorders>
-              <w:top w:val="single" w:color="A6A6A6" w:sz="4"/>
-              <w:left w:val="single" w:color="A6A6A6" w:sz="4"/>
-              <w:bottom w:val="single" w:color="A6A6A6" w:sz="4"/>
-              <w:right w:val="single" w:color="A6A6A6" w:sz="4"/>
-            </w:tcBorders>
-            <w:tcMar>
-              <w:top w:type="dxa" w:w="60"/>
-              <w:left w:type="dxa" w:w="100"/>
-              <w:bottom w:type="dxa" w:w="60"/>
-              <w:right w:type="dxa" w:w="100"/>
-            </w:tcMar>
-          </w:tcPr>
-          <w:p>
-            <w:r>
-              <w:rPr>
-                <w:sz w:val="19"/>
-                <w:szCs w:val="19"/>
-              </w:rPr>
-              <w:t xml:space="preserve">left／right のパスが誤っている、または存在しない</w:t>
-            </w:r>
-          </w:p>
-        </w:tc>
-        <w:tc>
-          <w:tcPr>
-            <w:tcW w:type="dxa" w:w="3374"/>
-            <w:tcBorders>
-              <w:top w:val="single" w:color="A6A6A6" w:sz="4"/>
-              <w:left w:val="single" w:color="A6A6A6" w:sz="4"/>
-              <w:bottom w:val="single" w:color="A6A6A6" w:sz="4"/>
-              <w:right w:val="single" w:color="A6A6A6" w:sz="4"/>
-            </w:tcBorders>
-            <w:tcMar>
-              <w:top w:type="dxa" w:w="60"/>
-              <w:left w:type="dxa" w:w="100"/>
-              <w:bottom w:type="dxa" w:w="60"/>
-              <w:right w:type="dxa" w:w="100"/>
-            </w:tcMar>
-          </w:tcPr>
-          <w:p>
-            <w:r>
-              <w:rPr>
-                <w:sz w:val="19"/>
-                <w:szCs w:val="19"/>
-              </w:rPr>
-              <w:t xml:space="preserve">エクスプローラーでパスを確認し、設定ファイルを修正してください。</w:t>
-            </w:r>
-          </w:p>
-        </w:tc>
-      </w:tr>
-      <w:tr>
-        <w:tc>
-          <w:tcPr>
-            <w:tcW w:type="dxa" w:w="3373"/>
-            <w:tcBorders>
-              <w:top w:val="single" w:color="A6A6A6" w:sz="4"/>
-              <w:left w:val="single" w:color="A6A6A6" w:sz="4"/>
-              <w:bottom w:val="single" w:color="A6A6A6" w:sz="4"/>
-              <w:right w:val="single" w:color="A6A6A6" w:sz="4"/>
-            </w:tcBorders>
-            <w:shd w:fill="F2F6FA" w:color="auto" w:val="clear"/>
-            <w:tcMar>
-              <w:top w:type="dxa" w:w="60"/>
-              <w:left w:type="dxa" w:w="100"/>
-              <w:bottom w:type="dxa" w:w="60"/>
-              <w:right w:type="dxa" w:w="100"/>
-            </w:tcMar>
-          </w:tcPr>
-          <w:p>
-            <w:r>
-              <w:rPr>
-                <w:sz w:val="19"/>
-                <w:szCs w:val="19"/>
-              </w:rPr>
-              <w:t xml:space="preserve">WinMerge ERROR: Report was not created</w:t>
-            </w:r>
-          </w:p>
-        </w:tc>
-        <w:tc>
-          <w:tcPr>
-            <w:tcW w:type="dxa" w:w="2891"/>
-            <w:tcBorders>
-              <w:top w:val="single" w:color="A6A6A6" w:sz="4"/>
-              <w:left w:val="single" w:color="A6A6A6" w:sz="4"/>
-              <w:bottom w:val="single" w:color="A6A6A6" w:sz="4"/>
-              <w:right w:val="single" w:color="A6A6A6" w:sz="4"/>
-            </w:tcBorders>
-            <w:shd w:fill="F2F6FA" w:color="auto" w:val="clear"/>
-            <w:tcMar>
-              <w:top w:type="dxa" w:w="60"/>
-              <w:left w:type="dxa" w:w="100"/>
-              <w:bottom w:type="dxa" w:w="60"/>
-              <w:right w:type="dxa" w:w="100"/>
-            </w:tcMar>
-          </w:tcPr>
-          <w:p>
-            <w:r>
-              <w:rPr>
-                <w:sz w:val="19"/>
-                <w:szCs w:val="19"/>
-              </w:rPr>
-              <w:t xml:space="preserve">WinMerge のバージョンが古い、引数が不正</w:t>
-            </w:r>
-          </w:p>
-        </w:tc>
-        <w:tc>
-          <w:tcPr>
-            <w:tcW w:type="dxa" w:w="3374"/>
-            <w:tcBorders>
-              <w:top w:val="single" w:color="A6A6A6" w:sz="4"/>
-              <w:left w:val="single" w:color="A6A6A6" w:sz="4"/>
-              <w:bottom w:val="single" w:color="A6A6A6" w:sz="4"/>
-              <w:right w:val="single" w:color="A6A6A6" w:sz="4"/>
-            </w:tcBorders>
-            <w:shd w:fill="F2F6FA" w:color="auto" w:val="clear"/>
-            <w:tcMar>
-              <w:top w:type="dxa" w:w="60"/>
-              <w:left w:type="dxa" w:w="100"/>
-              <w:bottom w:type="dxa" w:w="60"/>
-              <w:right w:type="dxa" w:w="100"/>
-            </w:tcMar>
-          </w:tcPr>
-          <w:p>
-            <w:r>
-              <w:rPr>
-                <w:sz w:val="19"/>
-                <w:szCs w:val="19"/>
-              </w:rPr>
-              <w:t xml:space="preserve">WinMerge 2.16 以降か確認してください。ログの WinMerge run 行のコマンドを手動実行して確認します。</w:t>
-            </w:r>
-          </w:p>
-        </w:tc>
-      </w:tr>
-      <w:tr>
-        <w:tc>
-          <w:tcPr>
-            <w:tcW w:type="dxa" w:w="3373"/>
-            <w:tcBorders>
-              <w:top w:val="single" w:color="A6A6A6" w:sz="4"/>
-              <w:left w:val="single" w:color="A6A6A6" w:sz="4"/>
-              <w:bottom w:val="single" w:color="A6A6A6" w:sz="4"/>
-              <w:right w:val="single" w:color="A6A6A6" w:sz="4"/>
-            </w:tcBorders>
-            <w:tcMar>
-              <w:top w:type="dxa" w:w="60"/>
-              <w:left w:type="dxa" w:w="100"/>
-              <w:bottom w:type="dxa" w:w="60"/>
-              <w:right w:type="dxa" w:w="100"/>
-            </w:tcMar>
-          </w:tcPr>
-          <w:p>
-            <w:r>
-              <w:rPr>
-                <w:sz w:val="19"/>
-                <w:szCs w:val="19"/>
-              </w:rPr>
-              <w:t xml:space="preserve">WinMerge ERROR: WinMerge timed out</w:t>
-            </w:r>
-          </w:p>
-        </w:tc>
-        <w:tc>
-          <w:tcPr>
-            <w:tcW w:type="dxa" w:w="2891"/>
-            <w:tcBorders>
-              <w:top w:val="single" w:color="A6A6A6" w:sz="4"/>
-              <w:left w:val="single" w:color="A6A6A6" w:sz="4"/>
-              <w:bottom w:val="single" w:color="A6A6A6" w:sz="4"/>
-              <w:right w:val="single" w:color="A6A6A6" w:sz="4"/>
-            </w:tcBorders>
-            <w:tcMar>
-              <w:top w:type="dxa" w:w="60"/>
-              <w:left w:type="dxa" w:w="100"/>
-              <w:bottom w:type="dxa" w:w="60"/>
-              <w:right w:type="dxa" w:w="100"/>
-            </w:tcMar>
-          </w:tcPr>
-          <w:p>
-            <w:r>
-              <w:rPr>
-                <w:sz w:val="19"/>
-                <w:szCs w:val="19"/>
-              </w:rPr>
-              <w:t xml:space="preserve">対象ファイルが多く、時間内に終わらない</w:t>
-            </w:r>
-          </w:p>
-        </w:tc>
-        <w:tc>
-          <w:tcPr>
-            <w:tcW w:type="dxa" w:w="3374"/>
-            <w:tcBorders>
-              <w:top w:val="single" w:color="A6A6A6" w:sz="4"/>
-              <w:left w:val="single" w:color="A6A6A6" w:sz="4"/>
-              <w:bottom w:val="single" w:color="A6A6A6" w:sz="4"/>
-              <w:right w:val="single" w:color="A6A6A6" w:sz="4"/>
-            </w:tcBorders>
-            <w:tcMar>
-              <w:top w:type="dxa" w:w="60"/>
-              <w:left w:type="dxa" w:w="100"/>
-              <w:bottom w:type="dxa" w:w="60"/>
-              <w:right w:type="dxa" w:w="100"/>
-            </w:tcMar>
-          </w:tcPr>
-          <w:p>
-            <w:r>
-              <w:rPr>
-                <w:sz w:val="19"/>
-                <w:szCs w:val="19"/>
-              </w:rPr>
-              <w:t xml:space="preserve">timeoutSec を大きくするか、ジョブを分割してください。</w:t>
-            </w:r>
-          </w:p>
-        </w:tc>
-      </w:tr>
-      <w:tr>
-        <w:tc>
-          <w:tcPr>
-            <w:tcW w:type="dxa" w:w="3373"/>
-            <w:tcBorders>
-              <w:top w:val="single" w:color="A6A6A6" w:sz="4"/>
-              <w:left w:val="single" w:color="A6A6A6" w:sz="4"/>
-              <w:bottom w:val="single" w:color="A6A6A6" w:sz="4"/>
-              <w:right w:val="single" w:color="A6A6A6" w:sz="4"/>
-            </w:tcBorders>
-            <w:shd w:fill="F2F6FA" w:color="auto" w:val="clear"/>
-            <w:tcMar>
-              <w:top w:type="dxa" w:w="60"/>
-              <w:left w:type="dxa" w:w="100"/>
-              <w:bottom w:type="dxa" w:w="60"/>
-              <w:right w:type="dxa" w:w="100"/>
-            </w:tcMar>
-          </w:tcPr>
-          <w:p>
-            <w:r>
-              <w:rPr>
-                <w:sz w:val="19"/>
-                <w:szCs w:val="19"/>
-              </w:rPr>
-              <w:t xml:space="preserve">File ERROR: …別のプロセスで使用されている…</w:t>
-            </w:r>
-          </w:p>
-        </w:tc>
-        <w:tc>
-          <w:tcPr>
-            <w:tcW w:type="dxa" w:w="2891"/>
-            <w:tcBorders>
-              <w:top w:val="single" w:color="A6A6A6" w:sz="4"/>
-              <w:left w:val="single" w:color="A6A6A6" w:sz="4"/>
-              <w:bottom w:val="single" w:color="A6A6A6" w:sz="4"/>
-              <w:right w:val="single" w:color="A6A6A6" w:sz="4"/>
-            </w:tcBorders>
-            <w:shd w:fill="F2F6FA" w:color="auto" w:val="clear"/>
-            <w:tcMar>
-              <w:top w:type="dxa" w:w="60"/>
-              <w:left w:type="dxa" w:w="100"/>
-              <w:bottom w:type="dxa" w:w="60"/>
-              <w:right w:type="dxa" w:w="100"/>
-            </w:tcMar>
-          </w:tcPr>
-          <w:p>
-            <w:r>
-              <w:rPr>
-                <w:sz w:val="19"/>
-                <w:szCs w:val="19"/>
-              </w:rPr>
-              <w:t xml:space="preserve">Excel 等でファイルが排他的に開かれている</w:t>
-            </w:r>
-          </w:p>
-        </w:tc>
-        <w:tc>
-          <w:tcPr>
-            <w:tcW w:type="dxa" w:w="3374"/>
-            <w:tcBorders>
-              <w:top w:val="single" w:color="A6A6A6" w:sz="4"/>
-              <w:left w:val="single" w:color="A6A6A6" w:sz="4"/>
-              <w:bottom w:val="single" w:color="A6A6A6" w:sz="4"/>
-              <w:right w:val="single" w:color="A6A6A6" w:sz="4"/>
-            </w:tcBorders>
-            <w:shd w:fill="F2F6FA" w:color="auto" w:val="clear"/>
-            <w:tcMar>
-              <w:top w:type="dxa" w:w="60"/>
-              <w:left w:type="dxa" w:w="100"/>
-              <w:bottom w:type="dxa" w:w="60"/>
-              <w:right w:type="dxa" w:w="100"/>
-            </w:tcMar>
-          </w:tcPr>
-          <w:p>
-            <w:r>
-              <w:rPr>
-                <w:sz w:val="19"/>
-                <w:szCs w:val="19"/>
-              </w:rPr>
-              <w:t xml:space="preserve">ファイルを閉じてから再実行してください。</w:t>
-            </w:r>
-          </w:p>
-        </w:tc>
-      </w:tr>
-      <w:tr>
-        <w:tc>
-          <w:tcPr>
-            <w:tcW w:type="dxa" w:w="3373"/>
-            <w:tcBorders>
-              <w:top w:val="single" w:color="A6A6A6" w:sz="4"/>
-              <w:left w:val="single" w:color="A6A6A6" w:sz="4"/>
-              <w:bottom w:val="single" w:color="A6A6A6" w:sz="4"/>
-              <w:right w:val="single" w:color="A6A6A6" w:sz="4"/>
-            </w:tcBorders>
-            <w:tcMar>
-              <w:top w:type="dxa" w:w="60"/>
-              <w:left w:type="dxa" w:w="100"/>
-              <w:bottom w:type="dxa" w:w="60"/>
-              <w:right w:type="dxa" w:w="100"/>
-            </w:tcMar>
-          </w:tcPr>
-          <w:p>
-            <w:r>
-              <w:rPr>
-                <w:sz w:val="19"/>
-                <w:szCs w:val="19"/>
-              </w:rPr>
-              <w:t xml:space="preserve">File ERROR: …クラウド…／アクセスできません</w:t>
-            </w:r>
-          </w:p>
-        </w:tc>
-        <w:tc>
-          <w:tcPr>
-            <w:tcW w:type="dxa" w:w="2891"/>
-            <w:tcBorders>
-              <w:top w:val="single" w:color="A6A6A6" w:sz="4"/>
-              <w:left w:val="single" w:color="A6A6A6" w:sz="4"/>
-              <w:bottom w:val="single" w:color="A6A6A6" w:sz="4"/>
-              <w:right w:val="single" w:color="A6A6A6" w:sz="4"/>
-            </w:tcBorders>
-            <w:tcMar>
-              <w:top w:type="dxa" w:w="60"/>
-              <w:left w:type="dxa" w:w="100"/>
-              <w:bottom w:type="dxa" w:w="60"/>
-              <w:right w:type="dxa" w:w="100"/>
-            </w:tcMar>
-          </w:tcPr>
-          <w:p>
-            <w:r>
-              <w:rPr>
-                <w:sz w:val="19"/>
-                <w:szCs w:val="19"/>
-              </w:rPr>
-              <w:t xml:space="preserve">Box Drive の「オンラインのみ」のファイルで、PC に実体がない</w:t>
-            </w:r>
-          </w:p>
-        </w:tc>
-        <w:tc>
-          <w:tcPr>
-            <w:tcW w:type="dxa" w:w="3374"/>
-            <w:tcBorders>
-              <w:top w:val="single" w:color="A6A6A6" w:sz="4"/>
-              <w:left w:val="single" w:color="A6A6A6" w:sz="4"/>
-              <w:bottom w:val="single" w:color="A6A6A6" w:sz="4"/>
-              <w:right w:val="single" w:color="A6A6A6" w:sz="4"/>
-            </w:tcBorders>
-            <w:tcMar>
-              <w:top w:type="dxa" w:w="60"/>
-              <w:left w:type="dxa" w:w="100"/>
-              <w:bottom w:type="dxa" w:w="60"/>
-              <w:right w:type="dxa" w:w="100"/>
-            </w:tcMar>
-          </w:tcPr>
-          <w:p>
-            <w:r>
-              <w:rPr>
-                <w:sz w:val="19"/>
-                <w:szCs w:val="19"/>
-              </w:rPr>
-              <w:t xml:space="preserve">Box のフォルダを右クリックし［オフラインで利用可能にする］を選択してから再実行してください。</w:t>
-            </w:r>
-          </w:p>
-        </w:tc>
-      </w:tr>
-      <w:tr>
-        <w:tc>
-          <w:tcPr>
-            <w:tcW w:type="dxa" w:w="3373"/>
-            <w:tcBorders>
-              <w:top w:val="single" w:color="A6A6A6" w:sz="4"/>
-              <w:left w:val="single" w:color="A6A6A6" w:sz="4"/>
-              <w:bottom w:val="single" w:color="A6A6A6" w:sz="4"/>
-              <w:right w:val="single" w:color="A6A6A6" w:sz="4"/>
-            </w:tcBorders>
-            <w:shd w:fill="F2F6FA" w:color="auto" w:val="clear"/>
-            <w:tcMar>
-              <w:top w:type="dxa" w:w="60"/>
-              <w:left w:type="dxa" w:w="100"/>
-              <w:bottom w:type="dxa" w:w="60"/>
-              <w:right w:type="dxa" w:w="100"/>
-            </w:tcMar>
-          </w:tcPr>
-          <w:p>
-            <w:r>
-              <w:rPr>
-                <w:sz w:val="19"/>
-                <w:szCs w:val="19"/>
-              </w:rPr>
-              <w:t xml:space="preserve">ERROR: Cannot read folder (Left|Right): …（Result=PARTIAL_ERROR）</w:t>
-            </w:r>
-          </w:p>
-        </w:tc>
-        <w:tc>
-          <w:tcPr>
-            <w:tcW w:type="dxa" w:w="2891"/>
-            <w:tcBorders>
-              <w:top w:val="single" w:color="A6A6A6" w:sz="4"/>
-              <w:left w:val="single" w:color="A6A6A6" w:sz="4"/>
-              <w:bottom w:val="single" w:color="A6A6A6" w:sz="4"/>
-              <w:right w:val="single" w:color="A6A6A6" w:sz="4"/>
-            </w:tcBorders>
-            <w:shd w:fill="F2F6FA" w:color="auto" w:val="clear"/>
-            <w:tcMar>
-              <w:top w:type="dxa" w:w="60"/>
-              <w:left w:type="dxa" w:w="100"/>
-              <w:bottom w:type="dxa" w:w="60"/>
-              <w:right w:type="dxa" w:w="100"/>
-            </w:tcMar>
-          </w:tcPr>
-          <w:p>
-            <w:r>
-              <w:rPr>
-                <w:sz w:val="19"/>
-                <w:szCs w:val="19"/>
-              </w:rPr>
-              <w:t xml:space="preserve">サブフォルダへのアクセス権がない、パスが長すぎる</w:t>
-            </w:r>
-          </w:p>
-        </w:tc>
-        <w:tc>
-          <w:tcPr>
-            <w:tcW w:type="dxa" w:w="3374"/>
-            <w:tcBorders>
-              <w:top w:val="single" w:color="A6A6A6" w:sz="4"/>
-              <w:left w:val="single" w:color="A6A6A6" w:sz="4"/>
-              <w:bottom w:val="single" w:color="A6A6A6" w:sz="4"/>
-              <w:right w:val="single" w:color="A6A6A6" w:sz="4"/>
-            </w:tcBorders>
-            <w:shd w:fill="F2F6FA" w:color="auto" w:val="clear"/>
-            <w:tcMar>
-              <w:top w:type="dxa" w:w="60"/>
-              <w:left w:type="dxa" w:w="100"/>
-              <w:bottom w:type="dxa" w:w="60"/>
-              <w:right w:type="dxa" w:w="100"/>
-            </w:tcMar>
-          </w:tcPr>
-          <w:p>
-            <w:r>
-              <w:rPr>
-                <w:sz w:val="19"/>
-                <w:szCs w:val="19"/>
-              </w:rPr>
-              <w:t xml:space="preserve">エラーに出た側（Left／Right）のフォルダについて、アクセス権・パスの長さ（10章参照）を確認し、再実行してください。</w:t>
-            </w:r>
-          </w:p>
-        </w:tc>
-      </w:tr>
-      <w:tr>
-        <w:tc>
-          <w:tcPr>
-            <w:tcW w:type="dxa" w:w="3373"/>
-            <w:tcBorders>
-              <w:top w:val="single" w:color="A6A6A6" w:sz="4"/>
-              <w:left w:val="single" w:color="A6A6A6" w:sz="4"/>
-              <w:bottom w:val="single" w:color="A6A6A6" w:sz="4"/>
-              <w:right w:val="single" w:color="A6A6A6" w:sz="4"/>
-            </w:tcBorders>
-            <w:tcMar>
-              <w:top w:type="dxa" w:w="60"/>
-              <w:left w:type="dxa" w:w="100"/>
-              <w:bottom w:type="dxa" w:w="60"/>
-              <w:right w:type="dxa" w:w="100"/>
-            </w:tcMar>
-          </w:tcPr>
-          <w:p>
-            <w:r>
-              <w:rPr>
-                <w:sz w:val="19"/>
-                <w:szCs w:val="19"/>
-              </w:rPr>
-              <w:t xml:space="preserve">WARN: Previous run did not finish normally (abandoned lock)…</w:t>
-            </w:r>
-          </w:p>
-        </w:tc>
-        <w:tc>
-          <w:tcPr>
-            <w:tcW w:type="dxa" w:w="2891"/>
-            <w:tcBorders>
-              <w:top w:val="single" w:color="A6A6A6" w:sz="4"/>
-              <w:left w:val="single" w:color="A6A6A6" w:sz="4"/>
-              <w:bottom w:val="single" w:color="A6A6A6" w:sz="4"/>
-              <w:right w:val="single" w:color="A6A6A6" w:sz="4"/>
-            </w:tcBorders>
-            <w:tcMar>
-              <w:top w:type="dxa" w:w="60"/>
-              <w:left w:type="dxa" w:w="100"/>
-              <w:bottom w:type="dxa" w:w="60"/>
-              <w:right w:type="dxa" w:w="100"/>
-            </w:tcMar>
-          </w:tcPr>
-          <w:p>
-            <w:r>
-              <w:rPr>
-                <w:sz w:val="19"/>
-                <w:szCs w:val="19"/>
-              </w:rPr>
-              <w:t xml:space="preserve">実行中のプロセスが強制終了されたとき、別の実行がロックの取得を待っていた等で、ロックが解放されないまま残っていた</w:t>
-            </w:r>
-          </w:p>
-        </w:tc>
-        <w:tc>
-          <w:tcPr>
-            <w:tcW w:type="dxa" w:w="3374"/>
-            <w:tcBorders>
-              <w:top w:val="single" w:color="A6A6A6" w:sz="4"/>
-              <w:left w:val="single" w:color="A6A6A6" w:sz="4"/>
-              <w:bottom w:val="single" w:color="A6A6A6" w:sz="4"/>
-              <w:right w:val="single" w:color="A6A6A6" w:sz="4"/>
-            </w:tcBorders>
-            <w:tcMar>
-              <w:top w:type="dxa" w:w="60"/>
-              <w:left w:type="dxa" w:w="100"/>
-              <w:bottom w:type="dxa" w:w="60"/>
-              <w:right w:type="dxa" w:w="100"/>
-            </w:tcMar>
-          </w:tcPr>
-          <w:p>
-            <w:r>
-              <w:rPr>
-                <w:sz w:val="19"/>
-                <w:szCs w:val="19"/>
-              </w:rPr>
-              <w:t xml:space="preserve">処理は自動で回復して続行しています。今回の結果は有効です。なお、通常は強制終了してもロックは Windows によって解放されるため、この警告は出ません。強制終了の有無は、前回の compare.log の最終行で確認してください（8.1 参照）。</w:t>
-            </w:r>
-          </w:p>
-        </w:tc>
-      </w:tr>
-      <w:tr>
-        <w:tc>
-          <w:tcPr>
-            <w:tcW w:type="dxa" w:w="3373"/>
-            <w:tcBorders>
-              <w:top w:val="single" w:color="A6A6A6" w:sz="4"/>
-              <w:left w:val="single" w:color="A6A6A6" w:sz="4"/>
-              <w:bottom w:val="single" w:color="A6A6A6" w:sz="4"/>
-              <w:right w:val="single" w:color="A6A6A6" w:sz="4"/>
-            </w:tcBorders>
-            <w:shd w:fill="F2F6FA" w:color="auto" w:val="clear"/>
-            <w:tcMar>
-              <w:top w:type="dxa" w:w="60"/>
-              <w:left w:type="dxa" w:w="100"/>
-              <w:bottom w:type="dxa" w:w="60"/>
-              <w:right w:type="dxa" w:w="100"/>
-            </w:tcMar>
-          </w:tcPr>
-          <w:p>
-            <w:r>
-              <w:rPr>
-                <w:sz w:val="19"/>
-                <w:szCs w:val="19"/>
-              </w:rPr>
-              <w:t xml:space="preserve">前回の実行を強制終了した後、比較が遅い・レポートが出力されない</w:t>
-            </w:r>
-          </w:p>
-        </w:tc>
-        <w:tc>
-          <w:tcPr>
-            <w:tcW w:type="dxa" w:w="2891"/>
-            <w:tcBorders>
-              <w:top w:val="single" w:color="A6A6A6" w:sz="4"/>
-              <w:left w:val="single" w:color="A6A6A6" w:sz="4"/>
-              <w:bottom w:val="single" w:color="A6A6A6" w:sz="4"/>
-              <w:right w:val="single" w:color="A6A6A6" w:sz="4"/>
-            </w:tcBorders>
-            <w:shd w:fill="F2F6FA" w:color="auto" w:val="clear"/>
-            <w:tcMar>
-              <w:top w:type="dxa" w:w="60"/>
-              <w:left w:type="dxa" w:w="100"/>
-              <w:bottom w:type="dxa" w:w="60"/>
-              <w:right w:type="dxa" w:w="100"/>
-            </w:tcMar>
-          </w:tcPr>
-          <w:p>
-            <w:r>
-              <w:rPr>
-                <w:sz w:val="19"/>
-                <w:szCs w:val="19"/>
-              </w:rPr>
-              <w:t xml:space="preserve">PowerShell を強制終了しても、起動済みの WinMergeU.exe は終了せずに残る</w:t>
-            </w:r>
-          </w:p>
-        </w:tc>
-        <w:tc>
-          <w:tcPr>
-            <w:tcW w:type="dxa" w:w="3374"/>
-            <w:tcBorders>
-              <w:top w:val="single" w:color="A6A6A6" w:sz="4"/>
-              <w:left w:val="single" w:color="A6A6A6" w:sz="4"/>
-              <w:bottom w:val="single" w:color="A6A6A6" w:sz="4"/>
-              <w:right w:val="single" w:color="A6A6A6" w:sz="4"/>
-            </w:tcBorders>
-            <w:shd w:fill="F2F6FA" w:color="auto" w:val="clear"/>
-            <w:tcMar>
-              <w:top w:type="dxa" w:w="60"/>
-              <w:left w:type="dxa" w:w="100"/>
-              <w:bottom w:type="dxa" w:w="60"/>
-              <w:right w:type="dxa" w:w="100"/>
-            </w:tcMar>
-          </w:tcPr>
-          <w:p>
-            <w:r>
-              <w:rPr>
-                <w:sz w:val="19"/>
-                <w:szCs w:val="19"/>
-              </w:rPr>
-              <w:t xml:space="preserve">タスクマネージャーで WinMergeU.exe が残っていないか確認し、残っていれば［タスクの終了］で終了させてから再実行してください。</w:t>
-            </w:r>
-          </w:p>
-        </w:tc>
-      </w:tr>
-      <w:tr>
-        <w:tc>
-          <w:tcPr>
-            <w:tcW w:type="dxa" w:w="3373"/>
-            <w:tcBorders>
-              <w:top w:val="single" w:color="A6A6A6" w:sz="4"/>
-              <w:left w:val="single" w:color="A6A6A6" w:sz="4"/>
-              <w:bottom w:val="single" w:color="A6A6A6" w:sz="4"/>
-              <w:right w:val="single" w:color="A6A6A6" w:sz="4"/>
-            </w:tcBorders>
-            <w:tcMar>
-              <w:top w:type="dxa" w:w="60"/>
-              <w:left w:type="dxa" w:w="100"/>
-              <w:bottom w:type="dxa" w:w="60"/>
-              <w:right w:type="dxa" w:w="100"/>
-            </w:tcMar>
-          </w:tcPr>
-          <w:p>
-            <w:r>
-              <w:rPr>
-                <w:sz w:val="19"/>
-                <w:szCs w:val="19"/>
-              </w:rPr>
-              <w:t xml:space="preserve">Office ファイルが Different になるが、見た目は変わらない</w:t>
-            </w:r>
-          </w:p>
-        </w:tc>
-        <w:tc>
-          <w:tcPr>
-            <w:tcW w:type="dxa" w:w="2891"/>
-            <w:tcBorders>
-              <w:top w:val="single" w:color="A6A6A6" w:sz="4"/>
-              <w:left w:val="single" w:color="A6A6A6" w:sz="4"/>
-              <w:bottom w:val="single" w:color="A6A6A6" w:sz="4"/>
-              <w:right w:val="single" w:color="A6A6A6" w:sz="4"/>
-            </w:tcBorders>
-            <w:tcMar>
-              <w:top w:type="dxa" w:w="60"/>
-              <w:left w:type="dxa" w:w="100"/>
-              <w:bottom w:type="dxa" w:w="60"/>
-              <w:right w:type="dxa" w:w="100"/>
-            </w:tcMar>
-          </w:tcPr>
-          <w:p>
-            <w:r>
-              <w:rPr>
-                <w:sz w:val="19"/>
-                <w:szCs w:val="19"/>
-              </w:rPr>
-              <w:t xml:space="preserve">保存時にファイル内部の情報が変わっている</w:t>
-            </w:r>
-          </w:p>
-        </w:tc>
-        <w:tc>
-          <w:tcPr>
-            <w:tcW w:type="dxa" w:w="3374"/>
-            <w:tcBorders>
-              <w:top w:val="single" w:color="A6A6A6" w:sz="4"/>
-              <w:left w:val="single" w:color="A6A6A6" w:sz="4"/>
-              <w:bottom w:val="single" w:color="A6A6A6" w:sz="4"/>
-              <w:right w:val="single" w:color="A6A6A6" w:sz="4"/>
-            </w:tcBorders>
-            <w:tcMar>
-              <w:top w:type="dxa" w:w="60"/>
-              <w:left w:type="dxa" w:w="100"/>
-              <w:bottom w:type="dxa" w:w="60"/>
-              <w:right w:type="dxa" w:w="100"/>
-            </w:tcMar>
-          </w:tcPr>
-          <w:p>
-            <w:r>
-              <w:rPr>
-                <w:sz w:val="19"/>
-                <w:szCs w:val="19"/>
-              </w:rPr>
-              <w:t xml:space="preserve">WinMerge で内容を確認してください（6.4 注意参照）。</w:t>
-            </w:r>
-          </w:p>
-        </w:tc>
-      </w:tr>
-      <w:tr>
-        <w:tc>
-          <w:tcPr>
-            <w:tcW w:type="dxa" w:w="3373"/>
-            <w:tcBorders>
-              <w:top w:val="single" w:color="A6A6A6" w:sz="4"/>
-              <w:left w:val="single" w:color="A6A6A6" w:sz="4"/>
-              <w:bottom w:val="single" w:color="A6A6A6" w:sz="4"/>
-              <w:right w:val="single" w:color="A6A6A6" w:sz="4"/>
-            </w:tcBorders>
-            <w:shd w:fill="F2F6FA" w:color="auto" w:val="clear"/>
-            <w:tcMar>
-              <w:top w:type="dxa" w:w="60"/>
-              <w:left w:type="dxa" w:w="100"/>
-              <w:bottom w:type="dxa" w:w="60"/>
-              <w:right w:type="dxa" w:w="100"/>
-            </w:tcMar>
-          </w:tcPr>
-          <w:p>
-            <w:r>
-              <w:rPr>
-                <w:sz w:val="19"/>
-                <w:szCs w:val="19"/>
-              </w:rPr>
-              <w:t xml:space="preserve">File ERROR: …パス…長すぎます／指定されたパス…見つかりません（ファイルは存在する）</w:t>
-            </w:r>
-          </w:p>
-        </w:tc>
-        <w:tc>
-          <w:tcPr>
-            <w:tcW w:type="dxa" w:w="2891"/>
-            <w:tcBorders>
-              <w:top w:val="single" w:color="A6A6A6" w:sz="4"/>
-              <w:left w:val="single" w:color="A6A6A6" w:sz="4"/>
-              <w:bottom w:val="single" w:color="A6A6A6" w:sz="4"/>
-              <w:right w:val="single" w:color="A6A6A6" w:sz="4"/>
-            </w:tcBorders>
-            <w:shd w:fill="F2F6FA" w:color="auto" w:val="clear"/>
-            <w:tcMar>
-              <w:top w:type="dxa" w:w="60"/>
-              <w:left w:type="dxa" w:w="100"/>
-              <w:bottom w:type="dxa" w:w="60"/>
-              <w:right w:type="dxa" w:w="100"/>
-            </w:tcMar>
-          </w:tcPr>
-          <w:p>
-            <w:r>
-              <w:rPr>
-                <w:sz w:val="19"/>
-                <w:szCs w:val="19"/>
-              </w:rPr>
-              <w:t xml:space="preserve">フルパスが 260 文字を超えている</w:t>
-            </w:r>
-          </w:p>
-        </w:tc>
-        <w:tc>
-          <w:tcPr>
-            <w:tcW w:type="dxa" w:w="3374"/>
-            <w:tcBorders>
-              <w:top w:val="single" w:color="A6A6A6" w:sz="4"/>
-              <w:left w:val="single" w:color="A6A6A6" w:sz="4"/>
-              <w:bottom w:val="single" w:color="A6A6A6" w:sz="4"/>
-              <w:right w:val="single" w:color="A6A6A6" w:sz="4"/>
-            </w:tcBorders>
-            <w:shd w:fill="F2F6FA" w:color="auto" w:val="clear"/>
-            <w:tcMar>
-              <w:top w:type="dxa" w:w="60"/>
-              <w:left w:type="dxa" w:w="100"/>
-              <w:bottom w:type="dxa" w:w="60"/>
-              <w:right w:type="dxa" w:w="100"/>
-            </w:tcMar>
-          </w:tcPr>
-          <w:p>
-            <w:r>
-              <w:rPr>
-                <w:sz w:val="19"/>
-                <w:szCs w:val="19"/>
-              </w:rPr>
-              <w:t xml:space="preserve">10章「パスの長さ」の対処を参照してください。</w:t>
-            </w:r>
-          </w:p>
-        </w:tc>
-      </w:tr>
-      <w:tr>
-        <w:tc>
-          <w:tcPr>
-            <w:tcW w:type="dxa" w:w="3373"/>
-            <w:tcBorders>
-              <w:top w:val="single" w:color="A6A6A6" w:sz="4"/>
-              <w:left w:val="single" w:color="A6A6A6" w:sz="4"/>
-              <w:bottom w:val="single" w:color="A6A6A6" w:sz="4"/>
-              <w:right w:val="single" w:color="A6A6A6" w:sz="4"/>
-            </w:tcBorders>
-            <w:tcMar>
-              <w:top w:type="dxa" w:w="60"/>
-              <w:left w:type="dxa" w:w="100"/>
-              <w:bottom w:type="dxa" w:w="60"/>
-              <w:right w:type="dxa" w:w="100"/>
-            </w:tcMar>
-          </w:tcPr>
-          <w:p>
-            <w:r>
-              <w:rPr>
-                <w:sz w:val="19"/>
-                <w:szCs w:val="19"/>
-              </w:rPr>
-              <w:t xml:space="preserve">タスクスケジューラの前回の実行結果が (0x1)</w:t>
-            </w:r>
-          </w:p>
-        </w:tc>
-        <w:tc>
-          <w:tcPr>
-            <w:tcW w:type="dxa" w:w="2891"/>
-            <w:tcBorders>
-              <w:top w:val="single" w:color="A6A6A6" w:sz="4"/>
-              <w:left w:val="single" w:color="A6A6A6" w:sz="4"/>
-              <w:bottom w:val="single" w:color="A6A6A6" w:sz="4"/>
-              <w:right w:val="single" w:color="A6A6A6" w:sz="4"/>
-            </w:tcBorders>
-            <w:tcMar>
-              <w:top w:type="dxa" w:w="60"/>
-              <w:left w:type="dxa" w:w="100"/>
-              <w:bottom w:type="dxa" w:w="60"/>
-              <w:right w:type="dxa" w:w="100"/>
-            </w:tcMar>
-          </w:tcPr>
-          <w:p>
-            <w:r>
-              <w:rPr>
-                <w:sz w:val="19"/>
-                <w:szCs w:val="19"/>
-              </w:rPr>
-              <w:t xml:space="preserve">差分あり（エラーではない）</w:t>
-            </w:r>
-          </w:p>
-        </w:tc>
-        <w:tc>
-          <w:tcPr>
-            <w:tcW w:type="dxa" w:w="3374"/>
-            <w:tcBorders>
-              <w:top w:val="single" w:color="A6A6A6" w:sz="4"/>
-              <w:left w:val="single" w:color="A6A6A6" w:sz="4"/>
-              <w:bottom w:val="single" w:color="A6A6A6" w:sz="4"/>
-              <w:right w:val="single" w:color="A6A6A6" w:sz="4"/>
-            </w:tcBorders>
-            <w:tcMar>
-              <w:top w:type="dxa" w:w="60"/>
-              <w:left w:type="dxa" w:w="100"/>
-              <w:bottom w:type="dxa" w:w="60"/>
-              <w:right w:type="dxa" w:w="100"/>
-            </w:tcMar>
-          </w:tcPr>
-          <w:p>
-            <w:r>
-              <w:rPr>
-                <w:sz w:val="19"/>
-                <w:szCs w:val="19"/>
-              </w:rPr>
-              <w:t xml:space="preserve">summary.csv で差分を確認してください（3.6 参照）。</w:t>
-            </w:r>
-          </w:p>
-        </w:tc>
-      </w:tr>
-      <w:tr>
-        <w:tc>
-          <w:tcPr>
-            <w:tcW w:type="dxa" w:w="3373"/>
-            <w:tcBorders>
-              <w:top w:val="single" w:color="A6A6A6" w:sz="4"/>
-              <w:left w:val="single" w:color="A6A6A6" w:sz="4"/>
-              <w:bottom w:val="single" w:color="A6A6A6" w:sz="4"/>
-              <w:right w:val="single" w:color="A6A6A6" w:sz="4"/>
-            </w:tcBorders>
-            <w:shd w:fill="F2F6FA" w:color="auto" w:val="clear"/>
-            <w:tcMar>
-              <w:top w:type="dxa" w:w="60"/>
-              <w:left w:type="dxa" w:w="100"/>
-              <w:bottom w:type="dxa" w:w="60"/>
-              <w:right w:type="dxa" w:w="100"/>
-            </w:tcMar>
-          </w:tcPr>
-          <w:p>
-            <w:r>
-              <w:rPr>
-                <w:sz w:val="19"/>
-                <w:szCs w:val="19"/>
-              </w:rPr>
-              <w:t xml:space="preserve">FATAL: Another compare process is already running.</w:t>
-            </w:r>
-          </w:p>
-        </w:tc>
-        <w:tc>
-          <w:tcPr>
-            <w:tcW w:type="dxa" w:w="2891"/>
-            <w:tcBorders>
-              <w:top w:val="single" w:color="A6A6A6" w:sz="4"/>
-              <w:left w:val="single" w:color="A6A6A6" w:sz="4"/>
-              <w:bottom w:val="single" w:color="A6A6A6" w:sz="4"/>
-              <w:right w:val="single" w:color="A6A6A6" w:sz="4"/>
-            </w:tcBorders>
-            <w:shd w:fill="F2F6FA" w:color="auto" w:val="clear"/>
-            <w:tcMar>
-              <w:top w:type="dxa" w:w="60"/>
-              <w:left w:type="dxa" w:w="100"/>
-              <w:bottom w:type="dxa" w:w="60"/>
-              <w:right w:type="dxa" w:w="100"/>
-            </w:tcMar>
-          </w:tcPr>
-          <w:p>
-            <w:r>
-              <w:rPr>
-                <w:sz w:val="19"/>
-                <w:szCs w:val="19"/>
-              </w:rPr>
-              <w:t xml:space="preserve">別の実行（別の設定ファイルのタスクを含む）が処理中、または前回のプロセスが応答なしで残っている</w:t>
-            </w:r>
-          </w:p>
-        </w:tc>
-        <w:tc>
-          <w:tcPr>
-            <w:tcW w:type="dxa" w:w="3374"/>
-            <w:tcBorders>
-              <w:top w:val="single" w:color="A6A6A6" w:sz="4"/>
-              <w:left w:val="single" w:color="A6A6A6" w:sz="4"/>
-              <w:bottom w:val="single" w:color="A6A6A6" w:sz="4"/>
-              <w:right w:val="single" w:color="A6A6A6" w:sz="4"/>
-            </w:tcBorders>
-            <w:shd w:fill="F2F6FA" w:color="auto" w:val="clear"/>
             <w:tcMar>
               <w:top w:type="dxa" w:w="60"/>
               <w:left w:type="dxa" w:w="100"/>
@@ -21930,7 +22657,20 @@
         <w:spacing w:after="60"/>
       </w:pPr>
       <w:r>
-        <w:t xml:space="preserve">-WhatIf では WinMerge を起動しないため、HTML／CSV の WinMerge レポートは出力されません。また、古いレポートの削除も行いません。</w:t>
+        <w:t xml:space="preserve">-WhatIf では WinMerge を起動しないため、HTML／CSV の WinMerge レポートは出力されません。また、古いレポートの削除も行いません（削除対象はログに「WhatIf: … would be removed」として記録されます）。</w:t>
+      </w:r>
+    </w:p>
+    <w:p>
+      <w:pPr>
+        <w:pStyle w:val="ListParagraph"/>
+        <w:numPr>
+          <w:ilvl w:val="0"/>
+          <w:numId w:val="2"/>
+        </w:numPr>
+        <w:spacing w:after="60"/>
+      </w:pPr>
+      <w:r>
+        <w:t xml:space="preserve">スクリプトのフォルダの reports 配下に出力された設定エラー時のログは、outputRoot が別の場所の場合、retentionDays による自動削除の対象になりません。必要に応じて手動で削除してください。</w:t>
       </w:r>
     </w:p>
     <w:p>
@@ -23495,6 +24235,112 @@
           </w:p>
         </w:tc>
       </w:tr>
+      <w:tr>
+        <w:tc>
+          <w:tcPr>
+            <w:tcW w:type="dxa" w:w="2650"/>
+            <w:tcBorders>
+              <w:top w:val="single" w:color="A6A6A6" w:sz="4"/>
+              <w:left w:val="single" w:color="A6A6A6" w:sz="4"/>
+              <w:bottom w:val="single" w:color="A6A6A6" w:sz="4"/>
+              <w:right w:val="single" w:color="A6A6A6" w:sz="4"/>
+            </w:tcBorders>
+            <w:tcMar>
+              <w:top w:type="dxa" w:w="60"/>
+              <w:left w:type="dxa" w:w="100"/>
+              <w:bottom w:type="dxa" w:w="60"/>
+              <w:right w:type="dxa" w:w="100"/>
+            </w:tcMar>
+          </w:tcPr>
+          <w:p>
+            <w:r>
+              <w:rPr>
+                <w:sz w:val="19"/>
+                <w:szCs w:val="19"/>
+              </w:rPr>
+              <w:t xml:space="preserve">1.2.1</w:t>
+            </w:r>
+          </w:p>
+        </w:tc>
+        <w:tc>
+          <w:tcPr>
+            <w:tcW w:type="dxa" w:w="1928"/>
+            <w:tcBorders>
+              <w:top w:val="single" w:color="A6A6A6" w:sz="4"/>
+              <w:left w:val="single" w:color="A6A6A6" w:sz="4"/>
+              <w:bottom w:val="single" w:color="A6A6A6" w:sz="4"/>
+              <w:right w:val="single" w:color="A6A6A6" w:sz="4"/>
+            </w:tcBorders>
+            <w:tcMar>
+              <w:top w:type="dxa" w:w="60"/>
+              <w:left w:type="dxa" w:w="100"/>
+              <w:bottom w:type="dxa" w:w="60"/>
+              <w:right w:type="dxa" w:w="100"/>
+            </w:tcMar>
+          </w:tcPr>
+          <w:p>
+            <w:r>
+              <w:rPr>
+                <w:sz w:val="19"/>
+                <w:szCs w:val="19"/>
+              </w:rPr>
+              <w:t xml:space="preserve">2026/10/09</w:t>
+            </w:r>
+          </w:p>
+        </w:tc>
+        <w:tc>
+          <w:tcPr>
+            <w:tcW w:type="dxa" w:w="3132"/>
+            <w:tcBorders>
+              <w:top w:val="single" w:color="A6A6A6" w:sz="4"/>
+              <w:left w:val="single" w:color="A6A6A6" w:sz="4"/>
+              <w:bottom w:val="single" w:color="A6A6A6" w:sz="4"/>
+              <w:right w:val="single" w:color="A6A6A6" w:sz="4"/>
+            </w:tcBorders>
+            <w:tcMar>
+              <w:top w:type="dxa" w:w="60"/>
+              <w:left w:type="dxa" w:w="100"/>
+              <w:bottom w:type="dxa" w:w="60"/>
+              <w:right w:type="dxa" w:w="100"/>
+            </w:tcMar>
+          </w:tcPr>
+          <w:p>
+            <w:r>
+              <w:rPr>
+                <w:sz w:val="19"/>
+                <w:szCs w:val="19"/>
+              </w:rPr>
+              <w:t xml:space="preserve">（certutil の結果を記入）</w:t>
+            </w:r>
+          </w:p>
+        </w:tc>
+        <w:tc>
+          <w:tcPr>
+            <w:tcW w:type="dxa" w:w="1928"/>
+            <w:tcBorders>
+              <w:top w:val="single" w:color="A6A6A6" w:sz="4"/>
+              <w:left w:val="single" w:color="A6A6A6" w:sz="4"/>
+              <w:bottom w:val="single" w:color="A6A6A6" w:sz="4"/>
+              <w:right w:val="single" w:color="A6A6A6" w:sz="4"/>
+            </w:tcBorders>
+            <w:tcMar>
+              <w:top w:type="dxa" w:w="60"/>
+              <w:left w:type="dxa" w:w="100"/>
+              <w:bottom w:type="dxa" w:w="60"/>
+              <w:right w:type="dxa" w:w="100"/>
+            </w:tcMar>
+          </w:tcPr>
+          <w:p>
+            <w:r>
+              <w:rPr>
+                <w:sz w:val="19"/>
+                <w:szCs w:val="19"/>
+              </w:rPr>
+              <w:t xml:space="preserve">第1.4版</w:t>
+            </w:r>
+          </w:p>
+        </w:tc>
+      </w:tr>
     </w:tbl>
     <w:p>
       <w:pPr>
@@ -23960,6 +24806,86 @@
                 <w:szCs w:val="19"/>
               </w:rPr>
               <w:t xml:space="preserve">レビュー指摘の反映。abandoned lock の WARN が出る条件を訂正し、前回の強制終了を compare.log の END 行で確認する手順に変更（1.5・6.2・8.1・8.3・9・10章）。終了コード 2 の条件に読めないフォルダを追加（4.5）。ログのメッセージ（WinMerge ERROR、ジョブの ERROR、at、Mode）を追加（6.2）。WinMergeU.exe が残った場合の対処を追加（9・10章）。サンプルログの日付を修正、ファイルごとのログの形式を ver 1.2.0 に合わせて修正（6.2）。Script 行がない場合は ver 1.1.0 以前である旨を追記（1.5）</w:t>
+            </w:r>
+          </w:p>
+        </w:tc>
+      </w:tr>
+      <w:tr>
+        <w:tc>
+          <w:tcPr>
+            <w:tcW w:type="dxa" w:w="1205"/>
+            <w:tcBorders>
+              <w:top w:val="single" w:color="A6A6A6" w:sz="4"/>
+              <w:left w:val="single" w:color="A6A6A6" w:sz="4"/>
+              <w:bottom w:val="single" w:color="A6A6A6" w:sz="4"/>
+              <w:right w:val="single" w:color="A6A6A6" w:sz="4"/>
+            </w:tcBorders>
+            <w:tcMar>
+              <w:top w:type="dxa" w:w="60"/>
+              <w:left w:type="dxa" w:w="100"/>
+              <w:bottom w:type="dxa" w:w="60"/>
+              <w:right w:type="dxa" w:w="100"/>
+            </w:tcMar>
+          </w:tcPr>
+          <w:p>
+            <w:r>
+              <w:rPr>
+                <w:sz w:val="19"/>
+                <w:szCs w:val="19"/>
+              </w:rPr>
+              <w:t xml:space="preserve">1.4</w:t>
+            </w:r>
+          </w:p>
+        </w:tc>
+        <w:tc>
+          <w:tcPr>
+            <w:tcW w:type="dxa" w:w="1928"/>
+            <w:tcBorders>
+              <w:top w:val="single" w:color="A6A6A6" w:sz="4"/>
+              <w:left w:val="single" w:color="A6A6A6" w:sz="4"/>
+              <w:bottom w:val="single" w:color="A6A6A6" w:sz="4"/>
+              <w:right w:val="single" w:color="A6A6A6" w:sz="4"/>
+            </w:tcBorders>
+            <w:tcMar>
+              <w:top w:type="dxa" w:w="60"/>
+              <w:left w:type="dxa" w:w="100"/>
+              <w:bottom w:type="dxa" w:w="60"/>
+              <w:right w:type="dxa" w:w="100"/>
+            </w:tcMar>
+          </w:tcPr>
+          <w:p>
+            <w:r>
+              <w:rPr>
+                <w:sz w:val="19"/>
+                <w:szCs w:val="19"/>
+              </w:rPr>
+              <w:t xml:space="preserve">2026/10/09</w:t>
+            </w:r>
+          </w:p>
+        </w:tc>
+        <w:tc>
+          <w:tcPr>
+            <w:tcW w:type="dxa" w:w="6505"/>
+            <w:tcBorders>
+              <w:top w:val="single" w:color="A6A6A6" w:sz="4"/>
+              <w:left w:val="single" w:color="A6A6A6" w:sz="4"/>
+              <w:bottom w:val="single" w:color="A6A6A6" w:sz="4"/>
+              <w:right w:val="single" w:color="A6A6A6" w:sz="4"/>
+            </w:tcBorders>
+            <w:tcMar>
+              <w:top w:type="dxa" w:w="60"/>
+              <w:left w:type="dxa" w:w="100"/>
+              <w:bottom w:type="dxa" w:w="60"/>
+              <w:right w:type="dxa" w:w="100"/>
+            </w:tcMar>
+          </w:tcPr>
+          <w:p>
+            <w:r>
+              <w:rPr>
+                <w:sz w:val="19"/>
+                <w:szCs w:val="19"/>
+              </w:rPr>
+              <w:t xml:space="preserve">スクリプト ver 1.2.1 に対応。設定ファイルのエラー時のログ出力先を追記（6.1・6.2・9章）、終了コード 2 時の確認先を明記（3.6・4.5・8.3）。jobs を1件以上必須とし、空の場合のエラーを追記（5.2・9章）。-WhatIf 時の古いレポートのログ、Removed old report folder・Jobs のメッセージを追加（6.2・10章）。サンプルログのファイル数を修正（Left 43）</w:t>
             </w:r>
           </w:p>
         </w:tc>
